--- a/data/알고리즘/2장_연습문제_100문항_알고리즘작성형.docx
+++ b/data/알고리즘/2장_연습문제_100문항_알고리즘작성형.docx
@@ -49,7 +49,7 @@
           <w:sz w:val="24"/>
           <w:szCs w:val="24"/>
         </w:rPr>
-        <w:t>연습문제 100문항  ·  객관식 60 + 알고리즘 작성 40</w:t>
+        <w:t>연습문제 100문항  ·  객관식 60 + 단답형 30 + 알고리즘 작성 10</w:t>
       </w:r>
     </w:p>
     <w:p>
@@ -9963,7 +9963,7 @@
           <w:color w:val="000000"/>
           <w:sz w:val="32"/>
         </w:rPr>
-        <w:t>Ⅱ 주관식 알고리즘 작성</w:t>
+        <w:t>Ⅱ 주관식 단답형 30문항과 알고리즘 작성 10문항</w:t>
       </w:r>
     </w:p>
     <w:p>
@@ -9980,7 +9980,7 @@
           <w:color w:val="000000"/>
           <w:sz w:val="21"/>
         </w:rPr>
-        <w:t>61~100번은 알고리즘 작성 문제이다. 탐색 순서와 종료 조건을 정한 뒤 Python 또는 C로 함수와 필요한 보조 함수를 작성하시오. 각 문항에 예시 처리 과정, 경계 조건 한 가지, 시간 복잡도를 함께 제시하시오. 코드가 길면 별지 또는 소스 파일에 작성하시오.</w:t>
+        <w:t>알고리즘 작성은 61, 65, 69, 71, 74, 78, 79, 80, 88, 99번의 10문항이다. 나머지 30문항은 값·식 또는 한두 문장으로 답하시오. 작성형 문항에서는 탐색 순서와 종료 조건을 정한 뒤 Python 또는 C로 함수와 필요한 보조 함수를 작성하시오. 각 문항에 예시 처리 과정, 경계 조건 한 가지, 시간 복잡도를 함께 제시하시오. 코드가 길면 별지 또는 소스 파일에 작성하시오.</w:t>
       </w:r>
     </w:p>
     <w:p>
@@ -9997,7 +9997,7 @@
           <w:color w:val="000000"/>
           <w:sz w:val="24"/>
         </w:rPr>
-        <w:t>61  네 자리 자물쇠 탐색</w:t>
+        <w:t>61  네 자리 자물쇠 탐색  [알고리즘 작성]</w:t>
       </w:r>
     </w:p>
     <w:p>
@@ -10099,7 +10099,7 @@
           <w:color w:val="000000"/>
           <w:sz w:val="24"/>
         </w:rPr>
-        <w:t>62  약수 목록 생성</w:t>
+        <w:t>62  개념 및 계산  [단답형]</w:t>
       </w:r>
     </w:p>
     <w:p>
@@ -10133,15 +10133,15 @@
           <w:color w:val="000000"/>
           <w:sz w:val="22"/>
         </w:rPr>
-        <w:t>1≤n≤10,000인 정수 n의 모든 양의 약수를 오름차순으로 구하는 함수를 작성하시오. 1부터 n까지 직접 검사한다.</w:t>
-      </w:r>
-    </w:p>
-    <w:p>
-      <w:pPr>
-        <w:keepNext/>
-        <w:keepLines/>
-        <w:widowControl/>
-        <w:spacing w:before="0" w:after="120" w:line="276" w:lineRule="auto"/>
+        <w:t>0~9로 이루어진 4자리 자물쇠를 0000부터 순서대로 모두 시도할 때, 마지막까지 갔다면 총 몇 회 시도한 것인지 쓰시오.</w:t>
+      </w:r>
+    </w:p>
+    <w:p>
+      <w:pPr>
+        <w:keepNext w:val="0"/>
+        <w:keepLines/>
+        <w:widowControl/>
+        <w:spacing w:before="0" w:after="500" w:line="276" w:lineRule="auto"/>
       </w:pPr>
       <w:r>
         <w:rPr>
@@ -10150,7 +10150,25 @@
           <w:color w:val="000000"/>
           <w:sz w:val="20"/>
         </w:rPr>
-        <w:t>예시  find_divisors(10) = [1,2,5,10]</w:t>
+        <w:t>답</w:t>
+      </w:r>
+    </w:p>
+    <w:p>
+      <w:pPr>
+        <w:keepNext/>
+        <w:keepLines/>
+        <w:pageBreakBefore/>
+        <w:widowControl/>
+        <w:spacing w:before="0" w:after="120" w:line="276" w:lineRule="auto"/>
+      </w:pPr>
+      <w:r>
+        <w:rPr>
+          <w:rFonts w:ascii="맑은 고딕" w:hAnsi="맑은 고딕" w:eastAsia="맑은 고딕"/>
+          <w:b/>
+          <w:color w:val="000000"/>
+          <w:sz w:val="24"/>
+        </w:rPr>
+        <w:t>63  개념 및 계산  [단답형]</w:t>
       </w:r>
     </w:p>
     <w:p>
@@ -10165,9 +10183,26 @@
           <w:rFonts w:ascii="맑은 고딕" w:hAnsi="맑은 고딕" w:eastAsia="맑은 고딕"/>
           <w:b w:val="0"/>
           <w:color w:val="000000"/>
-          <w:sz w:val="19"/>
-        </w:rPr>
-        <w:t>C 결과 규약  out[0..개수-1] = 약수, return = 개수 (용량 10,000)</w:t>
+          <w:sz w:val="18"/>
+        </w:rPr>
+        <w:t>2.1 완전 탐색</w:t>
+      </w:r>
+    </w:p>
+    <w:p>
+      <w:pPr>
+        <w:keepNext/>
+        <w:keepLines/>
+        <w:widowControl/>
+        <w:spacing w:before="0" w:after="120" w:line="276" w:lineRule="auto"/>
+      </w:pPr>
+      <w:r>
+        <w:rPr>
+          <w:rFonts w:ascii="맑은 고딕" w:hAnsi="맑은 고딕" w:eastAsia="맑은 고딕"/>
+          <w:b w:val="0"/>
+          <w:color w:val="000000"/>
+          <w:sz w:val="22"/>
+        </w:rPr>
+        <w:t>4자리 자물쇠를 초당 1,000회 시도할 수 있을 때, 최악의 경우 걸리는 시간을 쓰시오.</w:t>
       </w:r>
     </w:p>
     <w:p>
@@ -10175,6 +10210,177 @@
         <w:keepNext w:val="0"/>
         <w:keepLines/>
         <w:widowControl/>
+        <w:spacing w:before="0" w:after="500" w:line="276" w:lineRule="auto"/>
+      </w:pPr>
+      <w:r>
+        <w:rPr>
+          <w:rFonts w:ascii="맑은 고딕" w:hAnsi="맑은 고딕" w:eastAsia="맑은 고딕"/>
+          <w:b w:val="0"/>
+          <w:color w:val="000000"/>
+          <w:sz w:val="20"/>
+        </w:rPr>
+        <w:t>답</w:t>
+      </w:r>
+    </w:p>
+    <w:p>
+      <w:pPr>
+        <w:keepNext/>
+        <w:keepLines/>
+        <w:widowControl/>
+        <w:spacing w:before="0" w:after="120" w:line="276" w:lineRule="auto"/>
+      </w:pPr>
+      <w:r>
+        <w:rPr>
+          <w:rFonts w:ascii="맑은 고딕" w:hAnsi="맑은 고딕" w:eastAsia="맑은 고딕"/>
+          <w:b/>
+          <w:color w:val="000000"/>
+          <w:sz w:val="24"/>
+        </w:rPr>
+        <w:t>64  개념 및 계산  [단답형]</w:t>
+      </w:r>
+    </w:p>
+    <w:p>
+      <w:pPr>
+        <w:keepNext/>
+        <w:keepLines/>
+        <w:widowControl/>
+        <w:spacing w:before="0" w:after="120" w:line="276" w:lineRule="auto"/>
+      </w:pPr>
+      <w:r>
+        <w:rPr>
+          <w:rFonts w:ascii="맑은 고딕" w:hAnsi="맑은 고딕" w:eastAsia="맑은 고딕"/>
+          <w:b w:val="0"/>
+          <w:color w:val="000000"/>
+          <w:sz w:val="18"/>
+        </w:rPr>
+        <w:t>2.1 완전 탐색</w:t>
+      </w:r>
+    </w:p>
+    <w:p>
+      <w:pPr>
+        <w:keepNext/>
+        <w:keepLines/>
+        <w:widowControl/>
+        <w:spacing w:before="0" w:after="120" w:line="276" w:lineRule="auto"/>
+      </w:pPr>
+      <w:r>
+        <w:rPr>
+          <w:rFonts w:ascii="맑은 고딕" w:hAnsi="맑은 고딕" w:eastAsia="맑은 고딕"/>
+          <w:b w:val="0"/>
+          <w:color w:val="000000"/>
+          <w:sz w:val="22"/>
+        </w:rPr>
+        <w:t>완전 탐색에서 '탐색 공간'이라는 말이 가리키는 것을 한 문장으로 쓰시오.</w:t>
+      </w:r>
+    </w:p>
+    <w:p>
+      <w:pPr>
+        <w:keepNext w:val="0"/>
+        <w:keepLines/>
+        <w:widowControl/>
+        <w:spacing w:before="0" w:after="500" w:line="276" w:lineRule="auto"/>
+      </w:pPr>
+      <w:r>
+        <w:rPr>
+          <w:rFonts w:ascii="맑은 고딕" w:hAnsi="맑은 고딕" w:eastAsia="맑은 고딕"/>
+          <w:b w:val="0"/>
+          <w:color w:val="000000"/>
+          <w:sz w:val="20"/>
+        </w:rPr>
+        <w:t>답</w:t>
+      </w:r>
+    </w:p>
+    <w:p>
+      <w:pPr>
+        <w:keepNext/>
+        <w:keepLines/>
+        <w:pageBreakBefore/>
+        <w:widowControl/>
+        <w:spacing w:before="0" w:after="120" w:line="276" w:lineRule="auto"/>
+      </w:pPr>
+      <w:r>
+        <w:rPr>
+          <w:rFonts w:ascii="맑은 고딕" w:hAnsi="맑은 고딕" w:eastAsia="맑은 고딕"/>
+          <w:b/>
+          <w:color w:val="000000"/>
+          <w:sz w:val="24"/>
+        </w:rPr>
+        <w:t>65  합이 K인 두 수의 목록  [알고리즘 작성]</w:t>
+      </w:r>
+    </w:p>
+    <w:p>
+      <w:pPr>
+        <w:keepNext/>
+        <w:keepLines/>
+        <w:widowControl/>
+        <w:spacing w:before="0" w:after="120" w:line="276" w:lineRule="auto"/>
+      </w:pPr>
+      <w:r>
+        <w:rPr>
+          <w:rFonts w:ascii="맑은 고딕" w:hAnsi="맑은 고딕" w:eastAsia="맑은 고딕"/>
+          <w:b w:val="0"/>
+          <w:color w:val="000000"/>
+          <w:sz w:val="18"/>
+        </w:rPr>
+        <w:t>2.2 다중 반복문</w:t>
+      </w:r>
+    </w:p>
+    <w:p>
+      <w:pPr>
+        <w:keepNext/>
+        <w:keepLines/>
+        <w:widowControl/>
+        <w:spacing w:before="0" w:after="120" w:line="276" w:lineRule="auto"/>
+      </w:pPr>
+      <w:r>
+        <w:rPr>
+          <w:rFonts w:ascii="맑은 고딕" w:hAnsi="맑은 고딕" w:eastAsia="맑은 고딕"/>
+          <w:b w:val="0"/>
+          <w:color w:val="000000"/>
+          <w:sz w:val="22"/>
+        </w:rPr>
+        <w:t>배열 A에서 i&lt;j이며 A[i]+A[j]=target인 모든 값 쌍을 구하는 함수를 작성하시오. i, j가 증가하는 순서로 저장한다. 값이 같아도 인덱스가 다른 쌍은 별개다. 0≤n≤30, 값과 target은 −100~100이다.</w:t>
+      </w:r>
+    </w:p>
+    <w:p>
+      <w:pPr>
+        <w:keepNext/>
+        <w:keepLines/>
+        <w:widowControl/>
+        <w:spacing w:before="0" w:after="120" w:line="276" w:lineRule="auto"/>
+      </w:pPr>
+      <w:r>
+        <w:rPr>
+          <w:rFonts w:ascii="맑은 고딕" w:hAnsi="맑은 고딕" w:eastAsia="맑은 고딕"/>
+          <w:b w:val="0"/>
+          <w:color w:val="000000"/>
+          <w:sz w:val="20"/>
+        </w:rPr>
+        <w:t>예시  find_pairs([1,3,5,7,9], 10) = [[1,9],[3,7]]</w:t>
+      </w:r>
+    </w:p>
+    <w:p>
+      <w:pPr>
+        <w:keepNext/>
+        <w:keepLines/>
+        <w:widowControl/>
+        <w:spacing w:before="0" w:after="120" w:line="276" w:lineRule="auto"/>
+      </w:pPr>
+      <w:r>
+        <w:rPr>
+          <w:rFonts w:ascii="맑은 고딕" w:hAnsi="맑은 고딕" w:eastAsia="맑은 고딕"/>
+          <w:b w:val="0"/>
+          <w:color w:val="000000"/>
+          <w:sz w:val="19"/>
+        </w:rPr>
+        <w:t>C 결과 규약  out[][2] = 값의 쌍, return = 행 수 (최대 435)</w:t>
+      </w:r>
+    </w:p>
+    <w:p>
+      <w:pPr>
+        <w:keepNext w:val="0"/>
+        <w:keepLines/>
+        <w:widowControl/>
         <w:spacing w:before="0" w:after="1000" w:line="276" w:lineRule="auto"/>
       </w:pPr>
       <w:r>
@@ -10191,6 +10397,74 @@
       <w:pPr>
         <w:keepNext/>
         <w:keepLines/>
+        <w:widowControl/>
+        <w:spacing w:before="0" w:after="120" w:line="276" w:lineRule="auto"/>
+      </w:pPr>
+      <w:r>
+        <w:rPr>
+          <w:rFonts w:ascii="맑은 고딕" w:hAnsi="맑은 고딕" w:eastAsia="맑은 고딕"/>
+          <w:b/>
+          <w:color w:val="000000"/>
+          <w:sz w:val="24"/>
+        </w:rPr>
+        <w:t>66  개념 및 계산  [단답형]</w:t>
+      </w:r>
+    </w:p>
+    <w:p>
+      <w:pPr>
+        <w:keepNext/>
+        <w:keepLines/>
+        <w:widowControl/>
+        <w:spacing w:before="0" w:after="120" w:line="276" w:lineRule="auto"/>
+      </w:pPr>
+      <w:r>
+        <w:rPr>
+          <w:rFonts w:ascii="맑은 고딕" w:hAnsi="맑은 고딕" w:eastAsia="맑은 고딕"/>
+          <w:b w:val="0"/>
+          <w:color w:val="000000"/>
+          <w:sz w:val="18"/>
+        </w:rPr>
+        <w:t>2.2 다중 반복문</w:t>
+      </w:r>
+    </w:p>
+    <w:p>
+      <w:pPr>
+        <w:keepNext/>
+        <w:keepLines/>
+        <w:widowControl/>
+        <w:spacing w:before="0" w:after="120" w:line="276" w:lineRule="auto"/>
+      </w:pPr>
+      <w:r>
+        <w:rPr>
+          <w:rFonts w:ascii="맑은 고딕" w:hAnsi="맑은 고딕" w:eastAsia="맑은 고딕"/>
+          <w:b w:val="0"/>
+          <w:color w:val="000000"/>
+          <w:sz w:val="22"/>
+        </w:rPr>
+        <w:t>주사위 세 개를 던져 나온 눈의 합이 4가 되는 경우의 수를 쓰시오. (주사위는 서로 구별한다)</w:t>
+      </w:r>
+    </w:p>
+    <w:p>
+      <w:pPr>
+        <w:keepNext w:val="0"/>
+        <w:keepLines/>
+        <w:widowControl/>
+        <w:spacing w:before="0" w:after="500" w:line="276" w:lineRule="auto"/>
+      </w:pPr>
+      <w:r>
+        <w:rPr>
+          <w:rFonts w:ascii="맑은 고딕" w:hAnsi="맑은 고딕" w:eastAsia="맑은 고딕"/>
+          <w:b w:val="0"/>
+          <w:color w:val="000000"/>
+          <w:sz w:val="20"/>
+        </w:rPr>
+        <w:t>답</w:t>
+      </w:r>
+    </w:p>
+    <w:p>
+      <w:pPr>
+        <w:keepNext/>
+        <w:keepLines/>
         <w:pageBreakBefore/>
         <w:widowControl/>
         <w:spacing w:before="0" w:after="120" w:line="276" w:lineRule="auto"/>
@@ -10202,7 +10476,7 @@
           <w:color w:val="000000"/>
           <w:sz w:val="24"/>
         </w:rPr>
-        <w:t>63  구간 안의 배수</w:t>
+        <w:t>67  개념 및 계산  [단답형]</w:t>
       </w:r>
     </w:p>
     <w:p>
@@ -10219,7 +10493,7 @@
           <w:color w:val="000000"/>
           <w:sz w:val="18"/>
         </w:rPr>
-        <w:t>2.1 완전 탐색</w:t>
+        <w:t>2.2 다중 반복문</w:t>
       </w:r>
     </w:p>
     <w:p>
@@ -10236,15 +10510,15 @@
           <w:color w:val="000000"/>
           <w:sz w:val="22"/>
         </w:rPr>
-        <w:t>정수 L,R,d가 주어진다. L부터 R까지 직접 순회하여 d의 배수 개수를 반환하는 함수를 작성하시오. 0≤L≤R≤10,000, 1≤d≤100이며 0도 배수에 포함한다.</w:t>
-      </w:r>
-    </w:p>
-    <w:p>
-      <w:pPr>
-        <w:keepNext/>
-        <w:keepLines/>
-        <w:widowControl/>
-        <w:spacing w:before="0" w:after="120" w:line="276" w:lineRule="auto"/>
+        <w:t>길이가 1,000인 리스트에서 서로 다른 두 원소의 모든 쌍을 검사하면 대략 몇 번 비교하게 되는지 쓰시오.</w:t>
+      </w:r>
+    </w:p>
+    <w:p>
+      <w:pPr>
+        <w:keepNext w:val="0"/>
+        <w:keepLines/>
+        <w:widowControl/>
+        <w:spacing w:before="0" w:after="500" w:line="276" w:lineRule="auto"/>
       </w:pPr>
       <w:r>
         <w:rPr>
@@ -10253,7 +10527,24 @@
           <w:color w:val="000000"/>
           <w:sz w:val="20"/>
         </w:rPr>
-        <w:t>예시  count_multiples(0, 10, 3) = 4</w:t>
+        <w:t>답</w:t>
+      </w:r>
+    </w:p>
+    <w:p>
+      <w:pPr>
+        <w:keepNext/>
+        <w:keepLines/>
+        <w:widowControl/>
+        <w:spacing w:before="0" w:after="120" w:line="276" w:lineRule="auto"/>
+      </w:pPr>
+      <w:r>
+        <w:rPr>
+          <w:rFonts w:ascii="맑은 고딕" w:hAnsi="맑은 고딕" w:eastAsia="맑은 고딕"/>
+          <w:b/>
+          <w:color w:val="000000"/>
+          <w:sz w:val="24"/>
+        </w:rPr>
+        <w:t>68  개념 및 계산  [단답형]</w:t>
       </w:r>
     </w:p>
     <w:p>
@@ -10268,9 +10559,26 @@
           <w:rFonts w:ascii="맑은 고딕" w:hAnsi="맑은 고딕" w:eastAsia="맑은 고딕"/>
           <w:b w:val="0"/>
           <w:color w:val="000000"/>
-          <w:sz w:val="19"/>
-        </w:rPr>
-        <w:t>C 결과 규약  return으로 정수 결과를 반환합니다.</w:t>
+          <w:sz w:val="18"/>
+        </w:rPr>
+        <w:t>2.2 다중 반복문</w:t>
+      </w:r>
+    </w:p>
+    <w:p>
+      <w:pPr>
+        <w:keepNext/>
+        <w:keepLines/>
+        <w:widowControl/>
+        <w:spacing w:before="0" w:after="120" w:line="276" w:lineRule="auto"/>
+      </w:pPr>
+      <w:r>
+        <w:rPr>
+          <w:rFonts w:ascii="맑은 고딕" w:hAnsi="맑은 고딕" w:eastAsia="맑은 고딕"/>
+          <w:b w:val="0"/>
+          <w:color w:val="000000"/>
+          <w:sz w:val="22"/>
+        </w:rPr>
+        <w:t>n≥2이다. i는 0부터 n−2까지, j는 i+1부터 n−1까지 순회한다. j의 범위를 0부터 n−1까지로 바꾸면 검사 횟수는 몇 배가 되는가?</w:t>
       </w:r>
     </w:p>
     <w:p>
@@ -10278,6 +10586,109 @@
         <w:keepNext w:val="0"/>
         <w:keepLines/>
         <w:widowControl/>
+        <w:spacing w:before="0" w:after="500" w:line="276" w:lineRule="auto"/>
+      </w:pPr>
+      <w:r>
+        <w:rPr>
+          <w:rFonts w:ascii="맑은 고딕" w:hAnsi="맑은 고딕" w:eastAsia="맑은 고딕"/>
+          <w:b w:val="0"/>
+          <w:color w:val="000000"/>
+          <w:sz w:val="20"/>
+        </w:rPr>
+        <w:t>답</w:t>
+      </w:r>
+    </w:p>
+    <w:p>
+      <w:pPr>
+        <w:keepNext/>
+        <w:keepLines/>
+        <w:pageBreakBefore/>
+        <w:widowControl/>
+        <w:spacing w:before="0" w:after="120" w:line="276" w:lineRule="auto"/>
+      </w:pPr>
+      <w:r>
+        <w:rPr>
+          <w:rFonts w:ascii="맑은 고딕" w:hAnsi="맑은 고딕" w:eastAsia="맑은 고딕"/>
+          <w:b/>
+          <w:color w:val="000000"/>
+          <w:sz w:val="24"/>
+        </w:rPr>
+        <w:t>69  블랙잭 최적 조합  [알고리즘 작성]</w:t>
+      </w:r>
+    </w:p>
+    <w:p>
+      <w:pPr>
+        <w:keepNext/>
+        <w:keepLines/>
+        <w:widowControl/>
+        <w:spacing w:before="0" w:after="120" w:line="276" w:lineRule="auto"/>
+      </w:pPr>
+      <w:r>
+        <w:rPr>
+          <w:rFonts w:ascii="맑은 고딕" w:hAnsi="맑은 고딕" w:eastAsia="맑은 고딕"/>
+          <w:b w:val="0"/>
+          <w:color w:val="000000"/>
+          <w:sz w:val="18"/>
+        </w:rPr>
+        <w:t>2.3 기본 구조</w:t>
+      </w:r>
+    </w:p>
+    <w:p>
+      <w:pPr>
+        <w:keepNext/>
+        <w:keepLines/>
+        <w:widowControl/>
+        <w:spacing w:before="0" w:after="120" w:line="276" w:lineRule="auto"/>
+      </w:pPr>
+      <w:r>
+        <w:rPr>
+          <w:rFonts w:ascii="맑은 고딕" w:hAnsi="맑은 고딕" w:eastAsia="맑은 고딕"/>
+          <w:b w:val="0"/>
+          <w:color w:val="000000"/>
+          <w:sz w:val="22"/>
+        </w:rPr>
+        <w:t>양의 카드 값 A에서 서로 다른 세 장을 골라 합이 target 이하인 최대 합을 반환하는 함수를 작성하시오. 가능한 조합이 없으면 0이다. 0≤n≤100, 카드 값은 1~1,000, 0≤target≤3,000이다.</w:t>
+      </w:r>
+    </w:p>
+    <w:p>
+      <w:pPr>
+        <w:keepNext/>
+        <w:keepLines/>
+        <w:widowControl/>
+        <w:spacing w:before="0" w:after="120" w:line="276" w:lineRule="auto"/>
+      </w:pPr>
+      <w:r>
+        <w:rPr>
+          <w:rFonts w:ascii="맑은 고딕" w:hAnsi="맑은 고딕" w:eastAsia="맑은 고딕"/>
+          <w:b w:val="0"/>
+          <w:color w:val="000000"/>
+          <w:sz w:val="20"/>
+        </w:rPr>
+        <w:t>예시  blackjack([5,6,7,8,9], 21) = 21</w:t>
+      </w:r>
+    </w:p>
+    <w:p>
+      <w:pPr>
+        <w:keepNext/>
+        <w:keepLines/>
+        <w:widowControl/>
+        <w:spacing w:before="0" w:after="120" w:line="276" w:lineRule="auto"/>
+      </w:pPr>
+      <w:r>
+        <w:rPr>
+          <w:rFonts w:ascii="맑은 고딕" w:hAnsi="맑은 고딕" w:eastAsia="맑은 고딕"/>
+          <w:b w:val="0"/>
+          <w:color w:val="000000"/>
+          <w:sz w:val="19"/>
+        </w:rPr>
+        <w:t>C 결과 규약  return = 최대 합 또는 0</w:t>
+      </w:r>
+    </w:p>
+    <w:p>
+      <w:pPr>
+        <w:keepNext w:val="0"/>
+        <w:keepLines/>
+        <w:widowControl/>
         <w:spacing w:before="0" w:after="1000" w:line="276" w:lineRule="auto"/>
       </w:pPr>
       <w:r>
@@ -10304,7 +10715,7 @@
           <w:color w:val="000000"/>
           <w:sz w:val="24"/>
         </w:rPr>
-        <w:t>64  목표 값의 모든 출현 횟수</w:t>
+        <w:t>70  개념 및 계산  [단답형]</w:t>
       </w:r>
     </w:p>
     <w:p>
@@ -10321,7 +10732,7 @@
           <w:color w:val="000000"/>
           <w:sz w:val="18"/>
         </w:rPr>
-        <w:t>2.1 완전 탐색</w:t>
+        <w:t>2.3 기본 구조</w:t>
       </w:r>
     </w:p>
     <w:p>
@@ -10338,15 +10749,15 @@
           <w:color w:val="000000"/>
           <w:sz w:val="22"/>
         </w:rPr>
-        <w:t>정수 배열 A와 target이 주어진다. A 전체를 검사하여 target과 같은 원소의 개수를 반환하는 함수를 작성하시오. 0≤n≤100, 원소와 target은 −100~100이다. 입력 배열을 바꾸지 않는다.</w:t>
-      </w:r>
-    </w:p>
-    <w:p>
-      <w:pPr>
-        <w:keepNext/>
-        <w:keepLines/>
-        <w:widowControl/>
-        <w:spacing w:before="0" w:after="120" w:line="276" w:lineRule="auto"/>
+        <w:t>완전 탐색에서 후보 해를 만들어 낼 때 쓰이는 대표적인 도구 세 가지를 쓰시오.</w:t>
+      </w:r>
+    </w:p>
+    <w:p>
+      <w:pPr>
+        <w:keepNext w:val="0"/>
+        <w:keepLines/>
+        <w:widowControl/>
+        <w:spacing w:before="0" w:after="500" w:line="276" w:lineRule="auto"/>
       </w:pPr>
       <w:r>
         <w:rPr>
@@ -10355,7 +10766,25 @@
           <w:color w:val="000000"/>
           <w:sz w:val="20"/>
         </w:rPr>
-        <w:t>예시  count_target([2,1,2,2], 2) = 3</w:t>
+        <w:t>답</w:t>
+      </w:r>
+    </w:p>
+    <w:p>
+      <w:pPr>
+        <w:keepNext/>
+        <w:keepLines/>
+        <w:pageBreakBefore/>
+        <w:widowControl/>
+        <w:spacing w:before="0" w:after="120" w:line="276" w:lineRule="auto"/>
+      </w:pPr>
+      <w:r>
+        <w:rPr>
+          <w:rFonts w:ascii="맑은 고딕" w:hAnsi="맑은 고딕" w:eastAsia="맑은 고딕"/>
+          <w:b/>
+          <w:color w:val="000000"/>
+          <w:sz w:val="24"/>
+        </w:rPr>
+        <w:t>71  r개 순열 직접 생성  [알고리즘 작성]</w:t>
       </w:r>
     </w:p>
     <w:p>
@@ -10370,9 +10799,60 @@
           <w:rFonts w:ascii="맑은 고딕" w:hAnsi="맑은 고딕" w:eastAsia="맑은 고딕"/>
           <w:b w:val="0"/>
           <w:color w:val="000000"/>
-          <w:sz w:val="19"/>
-        </w:rPr>
-        <w:t>C 결과 규약  return으로 정수 결과를 반환합니다.</w:t>
+          <w:sz w:val="18"/>
+        </w:rPr>
+        <w:t>2.4 순열과 조합</w:t>
+      </w:r>
+    </w:p>
+    <w:p>
+      <w:pPr>
+        <w:keepNext/>
+        <w:keepLines/>
+        <w:widowControl/>
+        <w:spacing w:before="0" w:after="120" w:line="276" w:lineRule="auto"/>
+      </w:pPr>
+      <w:r>
+        <w:rPr>
+          <w:rFonts w:ascii="맑은 고딕" w:hAnsi="맑은 고딕" w:eastAsia="맑은 고딕"/>
+          <w:b w:val="0"/>
+          <w:color w:val="000000"/>
+          <w:sz w:val="22"/>
+        </w:rPr>
+        <w:t>서로 다른 정수 n개가 담긴 A에서 r개를 고르는 모든 순열을 직접 생성하시오. 0≤r≤n≤6이다. 입력 인덱스 순으로 탐색하며 r=0이면 빈 순열 하나를 반환한다. 순열 생성 라이브러리는 사용하지 않는다.</w:t>
+      </w:r>
+    </w:p>
+    <w:p>
+      <w:pPr>
+        <w:keepNext/>
+        <w:keepLines/>
+        <w:widowControl/>
+        <w:spacing w:before="0" w:after="120" w:line="276" w:lineRule="auto"/>
+      </w:pPr>
+      <w:r>
+        <w:rPr>
+          <w:rFonts w:ascii="맑은 고딕" w:hAnsi="맑은 고딕" w:eastAsia="맑은 고딕"/>
+          <w:b w:val="0"/>
+          <w:color w:val="000000"/>
+          <w:sz w:val="20"/>
+        </w:rPr>
+        <w:t>예시  make_permutations([1,2,3], 2) = [[1,2],[1,3],[2,1],[2,3],[3,1],[3,2]]</w:t>
+      </w:r>
+    </w:p>
+    <w:p>
+      <w:pPr>
+        <w:keepNext/>
+        <w:keepLines/>
+        <w:widowControl/>
+        <w:spacing w:before="0" w:after="120" w:line="276" w:lineRule="auto"/>
+      </w:pPr>
+      <w:r>
+        <w:rPr>
+          <w:rFonts w:ascii="맑은 고딕" w:hAnsi="맑은 고딕" w:eastAsia="맑은 고딕"/>
+          <w:b w:val="0"/>
+          <w:color w:val="000000"/>
+          <w:sz w:val="19"/>
+        </w:rPr>
+        <w:t>C 결과 규약  out[][6] = 선택 결과, return = 행 수 (최대 720)</w:t>
       </w:r>
     </w:p>
     <w:p>
@@ -10396,6 +10876,74 @@
       <w:pPr>
         <w:keepNext/>
         <w:keepLines/>
+        <w:widowControl/>
+        <w:spacing w:before="0" w:after="120" w:line="276" w:lineRule="auto"/>
+      </w:pPr>
+      <w:r>
+        <w:rPr>
+          <w:rFonts w:ascii="맑은 고딕" w:hAnsi="맑은 고딕" w:eastAsia="맑은 고딕"/>
+          <w:b/>
+          <w:color w:val="000000"/>
+          <w:sz w:val="24"/>
+        </w:rPr>
+        <w:t>72  개념 및 계산  [단답형]</w:t>
+      </w:r>
+    </w:p>
+    <w:p>
+      <w:pPr>
+        <w:keepNext/>
+        <w:keepLines/>
+        <w:widowControl/>
+        <w:spacing w:before="0" w:after="120" w:line="276" w:lineRule="auto"/>
+      </w:pPr>
+      <w:r>
+        <w:rPr>
+          <w:rFonts w:ascii="맑은 고딕" w:hAnsi="맑은 고딕" w:eastAsia="맑은 고딕"/>
+          <w:b w:val="0"/>
+          <w:color w:val="000000"/>
+          <w:sz w:val="18"/>
+        </w:rPr>
+        <w:t>2.4 순열과 조합</w:t>
+      </w:r>
+    </w:p>
+    <w:p>
+      <w:pPr>
+        <w:keepNext/>
+        <w:keepLines/>
+        <w:widowControl/>
+        <w:spacing w:before="0" w:after="120" w:line="276" w:lineRule="auto"/>
+      </w:pPr>
+      <w:r>
+        <w:rPr>
+          <w:rFonts w:ascii="맑은 고딕" w:hAnsi="맑은 고딕" w:eastAsia="맑은 고딕"/>
+          <w:b w:val="0"/>
+          <w:color w:val="000000"/>
+          <w:sz w:val="22"/>
+        </w:rPr>
+        <w:t>5명 중에서 금메달, 은메달, 동메달을 받을 사람을 정하는 경우의 수를 쓰시오.</w:t>
+      </w:r>
+    </w:p>
+    <w:p>
+      <w:pPr>
+        <w:keepNext w:val="0"/>
+        <w:keepLines/>
+        <w:widowControl/>
+        <w:spacing w:before="0" w:after="500" w:line="276" w:lineRule="auto"/>
+      </w:pPr>
+      <w:r>
+        <w:rPr>
+          <w:rFonts w:ascii="맑은 고딕" w:hAnsi="맑은 고딕" w:eastAsia="맑은 고딕"/>
+          <w:b w:val="0"/>
+          <w:color w:val="000000"/>
+          <w:sz w:val="20"/>
+        </w:rPr>
+        <w:t>답</w:t>
+      </w:r>
+    </w:p>
+    <w:p>
+      <w:pPr>
+        <w:keepNext/>
+        <w:keepLines/>
         <w:pageBreakBefore/>
         <w:widowControl/>
         <w:spacing w:before="0" w:after="120" w:line="276" w:lineRule="auto"/>
@@ -10407,7 +10955,7 @@
           <w:color w:val="000000"/>
           <w:sz w:val="24"/>
         </w:rPr>
-        <w:t>65  합이 K인 두 수의 목록</w:t>
+        <w:t>73  개념 및 계산  [단답형]</w:t>
       </w:r>
     </w:p>
     <w:p>
@@ -10424,7 +10972,7 @@
           <w:color w:val="000000"/>
           <w:sz w:val="18"/>
         </w:rPr>
-        <w:t>2.2 다중 반복문</w:t>
+        <w:t>2.4 순열과 조합</w:t>
       </w:r>
     </w:p>
     <w:p>
@@ -10441,15 +10989,15 @@
           <w:color w:val="000000"/>
           <w:sz w:val="22"/>
         </w:rPr>
-        <w:t>배열 A에서 i&lt;j이며 A[i]+A[j]=target인 모든 값 쌍을 구하는 함수를 작성하시오. i, j가 증가하는 순서로 저장한다. 값이 같아도 인덱스가 다른 쌍은 별개다. 0≤n≤30, 값과 target은 −100~100이다.</w:t>
-      </w:r>
-    </w:p>
-    <w:p>
-      <w:pPr>
-        <w:keepNext/>
-        <w:keepLines/>
-        <w:widowControl/>
-        <w:spacing w:before="0" w:after="120" w:line="276" w:lineRule="auto"/>
+        <w:t>5가지 음식 중 2가지를 골라 함께 먹는 경우의 수를 쓰시오.</w:t>
+      </w:r>
+    </w:p>
+    <w:p>
+      <w:pPr>
+        <w:keepNext w:val="0"/>
+        <w:keepLines/>
+        <w:widowControl/>
+        <w:spacing w:before="0" w:after="500" w:line="276" w:lineRule="auto"/>
       </w:pPr>
       <w:r>
         <w:rPr>
@@ -10458,7 +11006,24 @@
           <w:color w:val="000000"/>
           <w:sz w:val="20"/>
         </w:rPr>
-        <w:t>예시  find_pairs([1,3,5,7,9], 10) = [[1,9],[3,7]]</w:t>
+        <w:t>답</w:t>
+      </w:r>
+    </w:p>
+    <w:p>
+      <w:pPr>
+        <w:keepNext/>
+        <w:keepLines/>
+        <w:widowControl/>
+        <w:spacing w:before="0" w:after="120" w:line="276" w:lineRule="auto"/>
+      </w:pPr>
+      <w:r>
+        <w:rPr>
+          <w:rFonts w:ascii="맑은 고딕" w:hAnsi="맑은 고딕" w:eastAsia="맑은 고딕"/>
+          <w:b/>
+          <w:color w:val="000000"/>
+          <w:sz w:val="24"/>
+        </w:rPr>
+        <w:t>74  r개 조합 직접 생성  [알고리즘 작성]</w:t>
       </w:r>
     </w:p>
     <w:p>
@@ -10473,9 +11038,60 @@
           <w:rFonts w:ascii="맑은 고딕" w:hAnsi="맑은 고딕" w:eastAsia="맑은 고딕"/>
           <w:b w:val="0"/>
           <w:color w:val="000000"/>
-          <w:sz w:val="19"/>
-        </w:rPr>
-        <w:t>C 결과 규약  out[][2] = 값의 쌍, return = 행 수 (최대 435)</w:t>
+          <w:sz w:val="18"/>
+        </w:rPr>
+        <w:t>2.4 순열과 조합</w:t>
+      </w:r>
+    </w:p>
+    <w:p>
+      <w:pPr>
+        <w:keepNext/>
+        <w:keepLines/>
+        <w:widowControl/>
+        <w:spacing w:before="0" w:after="120" w:line="276" w:lineRule="auto"/>
+      </w:pPr>
+      <w:r>
+        <w:rPr>
+          <w:rFonts w:ascii="맑은 고딕" w:hAnsi="맑은 고딕" w:eastAsia="맑은 고딕"/>
+          <w:b w:val="0"/>
+          <w:color w:val="000000"/>
+          <w:sz w:val="22"/>
+        </w:rPr>
+        <w:t>서로 다른 정수 배열 A에서 r개를 고르는 모든 조합을 직접 생성하시오. 0≤r≤n≤6이다. 각 조합은 입력 인덱스 증가 순이며 r=0이면 빈 조합 하나다. 조합 생성 라이브러리를 쓰지 않는다.</w:t>
+      </w:r>
+    </w:p>
+    <w:p>
+      <w:pPr>
+        <w:keepNext/>
+        <w:keepLines/>
+        <w:widowControl/>
+        <w:spacing w:before="0" w:after="120" w:line="276" w:lineRule="auto"/>
+      </w:pPr>
+      <w:r>
+        <w:rPr>
+          <w:rFonts w:ascii="맑은 고딕" w:hAnsi="맑은 고딕" w:eastAsia="맑은 고딕"/>
+          <w:b w:val="0"/>
+          <w:color w:val="000000"/>
+          <w:sz w:val="20"/>
+        </w:rPr>
+        <w:t>예시  make_combinations([1,2,3], 2) = [[1,2],[1,3],[2,3]]</w:t>
+      </w:r>
+    </w:p>
+    <w:p>
+      <w:pPr>
+        <w:keepNext/>
+        <w:keepLines/>
+        <w:widowControl/>
+        <w:spacing w:before="0" w:after="120" w:line="276" w:lineRule="auto"/>
+      </w:pPr>
+      <w:r>
+        <w:rPr>
+          <w:rFonts w:ascii="맑은 고딕" w:hAnsi="맑은 고딕" w:eastAsia="맑은 고딕"/>
+          <w:b w:val="0"/>
+          <w:color w:val="000000"/>
+          <w:sz w:val="19"/>
+        </w:rPr>
+        <w:t>C 결과 규약  out[][6] = 선택 결과, return = 행 수 (최대 20)</w:t>
       </w:r>
     </w:p>
     <w:p>
@@ -10499,6 +11115,7 @@
       <w:pPr>
         <w:keepNext/>
         <w:keepLines/>
+        <w:pageBreakBefore/>
         <w:widowControl/>
         <w:spacing w:before="0" w:after="120" w:line="276" w:lineRule="auto"/>
       </w:pPr>
@@ -10509,7 +11126,7 @@
           <w:color w:val="000000"/>
           <w:sz w:val="24"/>
         </w:rPr>
-        <w:t>66  세 주사위의 합</w:t>
+        <w:t>75  개념 및 계산  [단답형]</w:t>
       </w:r>
     </w:p>
     <w:p>
@@ -10526,7 +11143,7 @@
           <w:color w:val="000000"/>
           <w:sz w:val="18"/>
         </w:rPr>
-        <w:t>2.2 다중 반복문</w:t>
+        <w:t>2.4 순열과 조합</w:t>
       </w:r>
     </w:p>
     <w:p>
@@ -10543,15 +11160,15 @@
           <w:color w:val="000000"/>
           <w:sz w:val="22"/>
         </w:rPr>
-        <w:t>서로 구별되는 세 주사위의 눈이 합계 target이 되는 모든 순서쌍 (a,b,c)를 구하는 함수를 작성하시오. 눈은 1~6이며 a,b,c 순으로 오름차순 탐색한다. 0≤target≤20이다.</w:t>
-      </w:r>
-    </w:p>
-    <w:p>
-      <w:pPr>
-        <w:keepNext/>
-        <w:keepLines/>
-        <w:widowControl/>
-        <w:spacing w:before="0" w:after="120" w:line="276" w:lineRule="auto"/>
+        <w:t>서로 다른 n개를 하나도 남기지 않고 모두 나열하는 순열의 개수를 n에 대한 식으로 쓰시오.</w:t>
+      </w:r>
+    </w:p>
+    <w:p>
+      <w:pPr>
+        <w:keepNext w:val="0"/>
+        <w:keepLines/>
+        <w:widowControl/>
+        <w:spacing w:before="0" w:after="500" w:line="276" w:lineRule="auto"/>
       </w:pPr>
       <w:r>
         <w:rPr>
@@ -10560,7 +11177,24 @@
           <w:color w:val="000000"/>
           <w:sz w:val="20"/>
         </w:rPr>
-        <w:t>예시  dice_sum(4) = [[1,1,2],[1,2,1],[2,1,1]]</w:t>
+        <w:t>답</w:t>
+      </w:r>
+    </w:p>
+    <w:p>
+      <w:pPr>
+        <w:keepNext/>
+        <w:keepLines/>
+        <w:widowControl/>
+        <w:spacing w:before="0" w:after="120" w:line="276" w:lineRule="auto"/>
+      </w:pPr>
+      <w:r>
+        <w:rPr>
+          <w:rFonts w:ascii="맑은 고딕" w:hAnsi="맑은 고딕" w:eastAsia="맑은 고딕"/>
+          <w:b/>
+          <w:color w:val="000000"/>
+          <w:sz w:val="24"/>
+        </w:rPr>
+        <w:t>76  개념 및 계산  [단답형]</w:t>
       </w:r>
     </w:p>
     <w:p>
@@ -10575,9 +11209,26 @@
           <w:rFonts w:ascii="맑은 고딕" w:hAnsi="맑은 고딕" w:eastAsia="맑은 고딕"/>
           <w:b w:val="0"/>
           <w:color w:val="000000"/>
-          <w:sz w:val="19"/>
-        </w:rPr>
-        <w:t>C 결과 규약  out[][3] = 주사위 눈, return = 행 수 (용량 216)</w:t>
+          <w:sz w:val="18"/>
+        </w:rPr>
+        <w:t>2.4 순열과 조합</w:t>
+      </w:r>
+    </w:p>
+    <w:p>
+      <w:pPr>
+        <w:keepNext/>
+        <w:keepLines/>
+        <w:widowControl/>
+        <w:spacing w:before="0" w:after="120" w:line="276" w:lineRule="auto"/>
+      </w:pPr>
+      <w:r>
+        <w:rPr>
+          <w:rFonts w:ascii="맑은 고딕" w:hAnsi="맑은 고딕" w:eastAsia="맑은 고딕"/>
+          <w:b w:val="0"/>
+          <w:color w:val="000000"/>
+          <w:sz w:val="22"/>
+        </w:rPr>
+        <w:t>r개를 고르는 재귀 조합 탐색에서 선택 개수를 3개에서 4개로 바꾸면 종료 조건의 목표 깊이는 어떻게 바뀌는가?</w:t>
       </w:r>
     </w:p>
     <w:p>
@@ -10585,6 +11236,177 @@
         <w:keepNext w:val="0"/>
         <w:keepLines/>
         <w:widowControl/>
+        <w:spacing w:before="0" w:after="500" w:line="276" w:lineRule="auto"/>
+      </w:pPr>
+      <w:r>
+        <w:rPr>
+          <w:rFonts w:ascii="맑은 고딕" w:hAnsi="맑은 고딕" w:eastAsia="맑은 고딕"/>
+          <w:b w:val="0"/>
+          <w:color w:val="000000"/>
+          <w:sz w:val="20"/>
+        </w:rPr>
+        <w:t>답</w:t>
+      </w:r>
+    </w:p>
+    <w:p>
+      <w:pPr>
+        <w:keepNext/>
+        <w:keepLines/>
+        <w:pageBreakBefore/>
+        <w:widowControl/>
+        <w:spacing w:before="0" w:after="120" w:line="276" w:lineRule="auto"/>
+      </w:pPr>
+      <w:r>
+        <w:rPr>
+          <w:rFonts w:ascii="맑은 고딕" w:hAnsi="맑은 고딕" w:eastAsia="맑은 고딕"/>
+          <w:b/>
+          <w:color w:val="000000"/>
+          <w:sz w:val="24"/>
+        </w:rPr>
+        <w:t>77  개념 및 계산  [단답형]</w:t>
+      </w:r>
+    </w:p>
+    <w:p>
+      <w:pPr>
+        <w:keepNext/>
+        <w:keepLines/>
+        <w:widowControl/>
+        <w:spacing w:before="0" w:after="120" w:line="276" w:lineRule="auto"/>
+      </w:pPr>
+      <w:r>
+        <w:rPr>
+          <w:rFonts w:ascii="맑은 고딕" w:hAnsi="맑은 고딕" w:eastAsia="맑은 고딕"/>
+          <w:b w:val="0"/>
+          <w:color w:val="000000"/>
+          <w:sz w:val="18"/>
+        </w:rPr>
+        <w:t>2.4 순열과 조합</w:t>
+      </w:r>
+    </w:p>
+    <w:p>
+      <w:pPr>
+        <w:keepNext/>
+        <w:keepLines/>
+        <w:widowControl/>
+        <w:spacing w:before="0" w:after="120" w:line="276" w:lineRule="auto"/>
+      </w:pPr>
+      <w:r>
+        <w:rPr>
+          <w:rFonts w:ascii="맑은 고딕" w:hAnsi="맑은 고딕" w:eastAsia="맑은 고딕"/>
+          <w:b w:val="0"/>
+          <w:color w:val="000000"/>
+          <w:sz w:val="22"/>
+        </w:rPr>
+        <w:t>어떤 문제를 순열로 셀지 조합으로 셀지 판단할 때 스스로에게 던져야 할 질문을 한 문장으로 쓰시오.</w:t>
+      </w:r>
+    </w:p>
+    <w:p>
+      <w:pPr>
+        <w:keepNext w:val="0"/>
+        <w:keepLines/>
+        <w:widowControl/>
+        <w:spacing w:before="0" w:after="500" w:line="276" w:lineRule="auto"/>
+      </w:pPr>
+      <w:r>
+        <w:rPr>
+          <w:rFonts w:ascii="맑은 고딕" w:hAnsi="맑은 고딕" w:eastAsia="맑은 고딕"/>
+          <w:b w:val="0"/>
+          <w:color w:val="000000"/>
+          <w:sz w:val="20"/>
+        </w:rPr>
+        <w:t>답</w:t>
+      </w:r>
+    </w:p>
+    <w:p>
+      <w:pPr>
+        <w:keepNext/>
+        <w:keepLines/>
+        <w:widowControl/>
+        <w:spacing w:before="0" w:after="120" w:line="276" w:lineRule="auto"/>
+      </w:pPr>
+      <w:r>
+        <w:rPr>
+          <w:rFonts w:ascii="맑은 고딕" w:hAnsi="맑은 고딕" w:eastAsia="맑은 고딕"/>
+          <w:b/>
+          <w:color w:val="000000"/>
+          <w:sz w:val="24"/>
+        </w:rPr>
+        <w:t>78  문자열의 모든 일치 위치  [알고리즘 작성]</w:t>
+      </w:r>
+    </w:p>
+    <w:p>
+      <w:pPr>
+        <w:keepNext/>
+        <w:keepLines/>
+        <w:widowControl/>
+        <w:spacing w:before="0" w:after="120" w:line="276" w:lineRule="auto"/>
+      </w:pPr>
+      <w:r>
+        <w:rPr>
+          <w:rFonts w:ascii="맑은 고딕" w:hAnsi="맑은 고딕" w:eastAsia="맑은 고딕"/>
+          <w:b w:val="0"/>
+          <w:color w:val="000000"/>
+          <w:sz w:val="18"/>
+        </w:rPr>
+        <w:t>2.5 완전 탐색 예제</w:t>
+      </w:r>
+    </w:p>
+    <w:p>
+      <w:pPr>
+        <w:keepNext/>
+        <w:keepLines/>
+        <w:widowControl/>
+        <w:spacing w:before="0" w:after="120" w:line="276" w:lineRule="auto"/>
+      </w:pPr>
+      <w:r>
+        <w:rPr>
+          <w:rFonts w:ascii="맑은 고딕" w:hAnsi="맑은 고딕" w:eastAsia="맑은 고딕"/>
+          <w:b w:val="0"/>
+          <w:color w:val="000000"/>
+          <w:sz w:val="22"/>
+        </w:rPr>
+        <w:t>텍스트 text에서 패턴 pattern의 모든 시작 인덱스를 무차별 매칭으로 구하시오. 겹치는 일치도 포함한다. 길이는 각각 0~50, 1~10이며 영문자로 구성된다. 일치가 없으면 빈 목록이다.</w:t>
+      </w:r>
+    </w:p>
+    <w:p>
+      <w:pPr>
+        <w:keepNext/>
+        <w:keepLines/>
+        <w:widowControl/>
+        <w:spacing w:before="0" w:after="120" w:line="276" w:lineRule="auto"/>
+      </w:pPr>
+      <w:r>
+        <w:rPr>
+          <w:rFonts w:ascii="맑은 고딕" w:hAnsi="맑은 고딕" w:eastAsia="맑은 고딕"/>
+          <w:b w:val="0"/>
+          <w:color w:val="000000"/>
+          <w:sz w:val="20"/>
+        </w:rPr>
+        <w:t>예시  bf_string_match("ababcabcababd", "abc") = [2,5]</w:t>
+      </w:r>
+    </w:p>
+    <w:p>
+      <w:pPr>
+        <w:keepNext/>
+        <w:keepLines/>
+        <w:widowControl/>
+        <w:spacing w:before="0" w:after="120" w:line="276" w:lineRule="auto"/>
+      </w:pPr>
+      <w:r>
+        <w:rPr>
+          <w:rFonts w:ascii="맑은 고딕" w:hAnsi="맑은 고딕" w:eastAsia="맑은 고딕"/>
+          <w:b w:val="0"/>
+          <w:color w:val="000000"/>
+          <w:sz w:val="19"/>
+        </w:rPr>
+        <w:t>C 결과 규약  out = 시작 인덱스, return = 개수 (용량 201)</w:t>
+      </w:r>
+    </w:p>
+    <w:p>
+      <w:pPr>
+        <w:keepNext w:val="0"/>
+        <w:keepLines/>
+        <w:widowControl/>
         <w:spacing w:before="0" w:after="1000" w:line="276" w:lineRule="auto"/>
       </w:pPr>
       <w:r>
@@ -10612,7 +11434,7 @@
           <w:color w:val="000000"/>
           <w:sz w:val="24"/>
         </w:rPr>
-        <w:t>67  차이가 K인 인덱스 쌍</w:t>
+        <w:t>79  가장 가까운 두 수  [알고리즘 작성]</w:t>
       </w:r>
     </w:p>
     <w:p>
@@ -10629,7 +11451,7 @@
           <w:color w:val="000000"/>
           <w:sz w:val="18"/>
         </w:rPr>
-        <w:t>2.2 다중 반복문</w:t>
+        <w:t>2.5 완전 탐색 예제</w:t>
       </w:r>
     </w:p>
     <w:p>
@@ -10646,7 +11468,7 @@
           <w:color w:val="000000"/>
           <w:sz w:val="22"/>
         </w:rPr>
-        <w:t>배열 A에서 i&lt;j이고 |A[i]−A[j]|=K인 쌍의 개수를 반환하는 함수를 작성하시오. 0≤n≤100, 원소는 −100~100, 0≤K≤200이다. 같은 값을 가진 서로 다른 인덱스도 센다.</w:t>
+        <w:t>2≤n≤30인 정수 배열 A의 모든 i&lt;j를 검사하여 차이의 절댓값이 최소인 값의 쌍과 차이를 구하시오. 동률이면 탐색 중 처음 찾은 쌍을 유지한다. 반환 형식은 [A[i],A[j],차이]다. 원소는 −2,000,000,000~2,000,000,000이다.</w:t>
       </w:r>
     </w:p>
     <w:p>
@@ -10663,7 +11485,7 @@
           <w:color w:val="000000"/>
           <w:sz w:val="20"/>
         </w:rPr>
-        <w:t>예시  count_difference([1,3,1,5], 2) = 3</w:t>
+        <w:t>예시  closest_pair([10,3,22,15,17,9]) = [10,9,1]</w:t>
       </w:r>
     </w:p>
     <w:p>
@@ -10680,7 +11502,7 @@
           <w:color w:val="000000"/>
           <w:sz w:val="19"/>
         </w:rPr>
-        <w:t>C 결과 규약  return으로 정수 결과를 반환합니다.</w:t>
+        <w:t>C 결과 규약  out[0]=첫 값, out[1]=둘째 값, out[2]=최소 차이</w:t>
       </w:r>
     </w:p>
     <w:p>
@@ -10714,7 +11536,7 @@
           <w:color w:val="000000"/>
           <w:sz w:val="24"/>
         </w:rPr>
-        <w:t>68  모든 쌍의 차이 기록</w:t>
+        <w:t>80  비트마스크 부분집합 목록  [알고리즘 작성]</w:t>
       </w:r>
     </w:p>
     <w:p>
@@ -10731,7 +11553,7 @@
           <w:color w:val="000000"/>
           <w:sz w:val="18"/>
         </w:rPr>
-        <w:t>2.2 다중 반복문</w:t>
+        <w:t>2.5 완전 탐색 예제</w:t>
       </w:r>
     </w:p>
     <w:p>
@@ -10748,7 +11570,7 @@
           <w:color w:val="000000"/>
           <w:sz w:val="22"/>
         </w:rPr>
-        <w:t>정수 배열 A의 모든 i&lt;j에 대해 A[j]−A[i]를 계산하여 목록으로 만드는 함수를 작성하시오. 절댓값을 취하지 않는다. i와 j가 증가하는 순서로 기록한다. 0≤n≤30, 각 값은 −100~100이다.</w:t>
+        <w:t>서로 다른 정수 배열 A의 모든 부분집합을 비트마스크 증가 순서로 생성하시오. 0≤n≤8이다. 각 부분집합 내부는 입력 인덱스 순이며 빈 부분집합도 포함한다.</w:t>
       </w:r>
     </w:p>
     <w:p>
@@ -10765,7 +11587,7 @@
           <w:color w:val="000000"/>
           <w:sz w:val="20"/>
         </w:rPr>
-        <w:t>예시  pair_differences([3,1,4,2]) = [-2,1,-1,3,1,-2]</w:t>
+        <w:t>예시  power_set([1,2,3]) = [[],[1],[2],[1,2],[3],[1,3],[2,3],[1,2,3]]</w:t>
       </w:r>
     </w:p>
     <w:p>
@@ -10782,7 +11604,7 @@
           <w:color w:val="000000"/>
           <w:sz w:val="19"/>
         </w:rPr>
-        <w:t>C 결과 규약  out = 차이 목록, return = 개수 (최대 435)</w:t>
+        <w:t>C 결과 규약  out[][8], sizes[] = 부분집합과 길이, return = 개수 (최대 256)</w:t>
       </w:r>
     </w:p>
     <w:p>
@@ -10817,7 +11639,7 @@
           <w:color w:val="000000"/>
           <w:sz w:val="24"/>
         </w:rPr>
-        <w:t>69  블랙잭 최적 조합</w:t>
+        <w:t>81  개념 및 계산  [단답형]</w:t>
       </w:r>
     </w:p>
     <w:p>
@@ -10834,7 +11656,7 @@
           <w:color w:val="000000"/>
           <w:sz w:val="18"/>
         </w:rPr>
-        <w:t>2.3 기본 구조</w:t>
+        <w:t>2.5 완전 탐색 예제</w:t>
       </w:r>
     </w:p>
     <w:p>
@@ -10851,15 +11673,15 @@
           <w:color w:val="000000"/>
           <w:sz w:val="22"/>
         </w:rPr>
-        <w:t>양의 카드 값 A에서 서로 다른 세 장을 골라 합이 target 이하인 최대 합을 반환하는 함수를 작성하시오. 가능한 조합이 없으면 0이다. 0≤n≤100, 카드 값은 1~1,000, 0≤target≤3,000이다.</w:t>
-      </w:r>
-    </w:p>
-    <w:p>
-      <w:pPr>
-        <w:keepNext/>
-        <w:keepLines/>
-        <w:widowControl/>
-        <w:spacing w:before="0" w:after="120" w:line="276" w:lineRule="auto"/>
+        <w:t>n≥m≥1이다. 텍스트의 가능한 시작 위치를 모두 검사하며 각 위치의 첫 글자에서 불일치한다면 총 문자 비교 횟수는 얼마인가?</w:t>
+      </w:r>
+    </w:p>
+    <w:p>
+      <w:pPr>
+        <w:keepNext w:val="0"/>
+        <w:keepLines/>
+        <w:widowControl/>
+        <w:spacing w:before="0" w:after="500" w:line="276" w:lineRule="auto"/>
       </w:pPr>
       <w:r>
         <w:rPr>
@@ -10868,7 +11690,24 @@
           <w:color w:val="000000"/>
           <w:sz w:val="20"/>
         </w:rPr>
-        <w:t>예시  blackjack([5,6,7,8,9], 21) = 21</w:t>
+        <w:t>답</w:t>
+      </w:r>
+    </w:p>
+    <w:p>
+      <w:pPr>
+        <w:keepNext/>
+        <w:keepLines/>
+        <w:widowControl/>
+        <w:spacing w:before="0" w:after="120" w:line="276" w:lineRule="auto"/>
+      </w:pPr>
+      <w:r>
+        <w:rPr>
+          <w:rFonts w:ascii="맑은 고딕" w:hAnsi="맑은 고딕" w:eastAsia="맑은 고딕"/>
+          <w:b/>
+          <w:color w:val="000000"/>
+          <w:sz w:val="24"/>
+        </w:rPr>
+        <w:t>82  개념 및 계산  [단답형]</w:t>
       </w:r>
     </w:p>
     <w:p>
@@ -10883,9 +11722,26 @@
           <w:rFonts w:ascii="맑은 고딕" w:hAnsi="맑은 고딕" w:eastAsia="맑은 고딕"/>
           <w:b w:val="0"/>
           <w:color w:val="000000"/>
-          <w:sz w:val="19"/>
-        </w:rPr>
-        <w:t>C 결과 규약  return = 최대 합 또는 0</w:t>
+          <w:sz w:val="18"/>
+        </w:rPr>
+        <w:t>2.5 완전 탐색 예제</w:t>
+      </w:r>
+    </w:p>
+    <w:p>
+      <w:pPr>
+        <w:keepNext/>
+        <w:keepLines/>
+        <w:widowControl/>
+        <w:spacing w:before="0" w:after="120" w:line="276" w:lineRule="auto"/>
+      </w:pPr>
+      <w:r>
+        <w:rPr>
+          <w:rFonts w:ascii="맑은 고딕" w:hAnsi="맑은 고딕" w:eastAsia="맑은 고딕"/>
+          <w:b w:val="0"/>
+          <w:color w:val="000000"/>
+          <w:sz w:val="22"/>
+        </w:rPr>
+        <w:t>두 수의 차이를 비교하며 더 작은 차이를 만날 때 best 쌍을 갱신한다. 반복 도중 best가 담고 있는 것은 무엇인가?</w:t>
       </w:r>
     </w:p>
     <w:p>
@@ -10893,6 +11749,451 @@
         <w:keepNext w:val="0"/>
         <w:keepLines/>
         <w:widowControl/>
+        <w:spacing w:before="0" w:after="500" w:line="276" w:lineRule="auto"/>
+      </w:pPr>
+      <w:r>
+        <w:rPr>
+          <w:rFonts w:ascii="맑은 고딕" w:hAnsi="맑은 고딕" w:eastAsia="맑은 고딕"/>
+          <w:b w:val="0"/>
+          <w:color w:val="000000"/>
+          <w:sz w:val="20"/>
+        </w:rPr>
+        <w:t>답</w:t>
+      </w:r>
+    </w:p>
+    <w:p>
+      <w:pPr>
+        <w:keepNext/>
+        <w:keepLines/>
+        <w:pageBreakBefore/>
+        <w:widowControl/>
+        <w:spacing w:before="0" w:after="120" w:line="276" w:lineRule="auto"/>
+      </w:pPr>
+      <w:r>
+        <w:rPr>
+          <w:rFonts w:ascii="맑은 고딕" w:hAnsi="맑은 고딕" w:eastAsia="맑은 고딕"/>
+          <w:b/>
+          <w:color w:val="000000"/>
+          <w:sz w:val="24"/>
+        </w:rPr>
+        <w:t>83  개념 및 계산  [단답형]</w:t>
+      </w:r>
+    </w:p>
+    <w:p>
+      <w:pPr>
+        <w:keepNext/>
+        <w:keepLines/>
+        <w:widowControl/>
+        <w:spacing w:before="0" w:after="120" w:line="276" w:lineRule="auto"/>
+      </w:pPr>
+      <w:r>
+        <w:rPr>
+          <w:rFonts w:ascii="맑은 고딕" w:hAnsi="맑은 고딕" w:eastAsia="맑은 고딕"/>
+          <w:b w:val="0"/>
+          <w:color w:val="000000"/>
+          <w:sz w:val="18"/>
+        </w:rPr>
+        <w:t>2.5 완전 탐색 예제</w:t>
+      </w:r>
+    </w:p>
+    <w:p>
+      <w:pPr>
+        <w:keepNext/>
+        <w:keepLines/>
+        <w:widowControl/>
+        <w:spacing w:before="0" w:after="120" w:line="276" w:lineRule="auto"/>
+      </w:pPr>
+      <w:r>
+        <w:rPr>
+          <w:rFonts w:ascii="맑은 고딕" w:hAnsi="맑은 고딕" w:eastAsia="맑은 고딕"/>
+          <w:b w:val="0"/>
+          <w:color w:val="000000"/>
+          <w:sz w:val="22"/>
+        </w:rPr>
+        <w:t>원소가 10개인 집합의 부분집합 개수를 쓰시오.</w:t>
+      </w:r>
+    </w:p>
+    <w:p>
+      <w:pPr>
+        <w:keepNext w:val="0"/>
+        <w:keepLines/>
+        <w:widowControl/>
+        <w:spacing w:before="0" w:after="500" w:line="276" w:lineRule="auto"/>
+      </w:pPr>
+      <w:r>
+        <w:rPr>
+          <w:rFonts w:ascii="맑은 고딕" w:hAnsi="맑은 고딕" w:eastAsia="맑은 고딕"/>
+          <w:b w:val="0"/>
+          <w:color w:val="000000"/>
+          <w:sz w:val="20"/>
+        </w:rPr>
+        <w:t>답</w:t>
+      </w:r>
+    </w:p>
+    <w:p>
+      <w:pPr>
+        <w:keepNext/>
+        <w:keepLines/>
+        <w:widowControl/>
+        <w:spacing w:before="0" w:after="120" w:line="276" w:lineRule="auto"/>
+      </w:pPr>
+      <w:r>
+        <w:rPr>
+          <w:rFonts w:ascii="맑은 고딕" w:hAnsi="맑은 고딕" w:eastAsia="맑은 고딕"/>
+          <w:b/>
+          <w:color w:val="000000"/>
+          <w:sz w:val="24"/>
+        </w:rPr>
+        <w:t>84  개념 및 계산  [단답형]</w:t>
+      </w:r>
+    </w:p>
+    <w:p>
+      <w:pPr>
+        <w:keepNext/>
+        <w:keepLines/>
+        <w:widowControl/>
+        <w:spacing w:before="0" w:after="120" w:line="276" w:lineRule="auto"/>
+      </w:pPr>
+      <w:r>
+        <w:rPr>
+          <w:rFonts w:ascii="맑은 고딕" w:hAnsi="맑은 고딕" w:eastAsia="맑은 고딕"/>
+          <w:b w:val="0"/>
+          <w:color w:val="000000"/>
+          <w:sz w:val="18"/>
+        </w:rPr>
+        <w:t>2.6 탐색 공간과 실행량</w:t>
+      </w:r>
+    </w:p>
+    <w:p>
+      <w:pPr>
+        <w:keepNext/>
+        <w:keepLines/>
+        <w:widowControl/>
+        <w:spacing w:before="0" w:after="120" w:line="276" w:lineRule="auto"/>
+      </w:pPr>
+      <w:r>
+        <w:rPr>
+          <w:rFonts w:ascii="맑은 고딕" w:hAnsi="맑은 고딕" w:eastAsia="맑은 고딕"/>
+          <w:b w:val="0"/>
+          <w:color w:val="000000"/>
+          <w:sz w:val="22"/>
+        </w:rPr>
+        <w:t>k가 고정된 중첩 반복, 모든 부분집합, 전체 순열의 후보 수 증가를 각각 빅오 표기로 쓰시오.</w:t>
+      </w:r>
+    </w:p>
+    <w:p>
+      <w:pPr>
+        <w:keepNext w:val="0"/>
+        <w:keepLines/>
+        <w:widowControl/>
+        <w:spacing w:before="0" w:after="500" w:line="276" w:lineRule="auto"/>
+      </w:pPr>
+      <w:r>
+        <w:rPr>
+          <w:rFonts w:ascii="맑은 고딕" w:hAnsi="맑은 고딕" w:eastAsia="맑은 고딕"/>
+          <w:b w:val="0"/>
+          <w:color w:val="000000"/>
+          <w:sz w:val="20"/>
+        </w:rPr>
+        <w:t>답</w:t>
+      </w:r>
+    </w:p>
+    <w:p>
+      <w:pPr>
+        <w:keepNext/>
+        <w:keepLines/>
+        <w:pageBreakBefore/>
+        <w:widowControl/>
+        <w:spacing w:before="0" w:after="120" w:line="276" w:lineRule="auto"/>
+      </w:pPr>
+      <w:r>
+        <w:rPr>
+          <w:rFonts w:ascii="맑은 고딕" w:hAnsi="맑은 고딕" w:eastAsia="맑은 고딕"/>
+          <w:b/>
+          <w:color w:val="000000"/>
+          <w:sz w:val="24"/>
+        </w:rPr>
+        <w:t>85  개념 및 계산  [단답형]</w:t>
+      </w:r>
+    </w:p>
+    <w:p>
+      <w:pPr>
+        <w:keepNext/>
+        <w:keepLines/>
+        <w:widowControl/>
+        <w:spacing w:before="0" w:after="120" w:line="276" w:lineRule="auto"/>
+      </w:pPr>
+      <w:r>
+        <w:rPr>
+          <w:rFonts w:ascii="맑은 고딕" w:hAnsi="맑은 고딕" w:eastAsia="맑은 고딕"/>
+          <w:b w:val="0"/>
+          <w:color w:val="000000"/>
+          <w:sz w:val="18"/>
+        </w:rPr>
+        <w:t>2.6 탐색 공간과 실행량</w:t>
+      </w:r>
+    </w:p>
+    <w:p>
+      <w:pPr>
+        <w:keepNext/>
+        <w:keepLines/>
+        <w:widowControl/>
+        <w:spacing w:before="0" w:after="120" w:line="276" w:lineRule="auto"/>
+      </w:pPr>
+      <w:r>
+        <w:rPr>
+          <w:rFonts w:ascii="맑은 고딕" w:hAnsi="맑은 고딕" w:eastAsia="맑은 고딕"/>
+          <w:b w:val="0"/>
+          <w:color w:val="000000"/>
+          <w:sz w:val="22"/>
+        </w:rPr>
+        <w:t>n=5일 때 n!, 2ⁿ, nⁿ의 값을 각각 쓰시오.</w:t>
+      </w:r>
+    </w:p>
+    <w:p>
+      <w:pPr>
+        <w:keepNext w:val="0"/>
+        <w:keepLines/>
+        <w:widowControl/>
+        <w:spacing w:before="0" w:after="500" w:line="276" w:lineRule="auto"/>
+      </w:pPr>
+      <w:r>
+        <w:rPr>
+          <w:rFonts w:ascii="맑은 고딕" w:hAnsi="맑은 고딕" w:eastAsia="맑은 고딕"/>
+          <w:b w:val="0"/>
+          <w:color w:val="000000"/>
+          <w:sz w:val="20"/>
+        </w:rPr>
+        <w:t>답</w:t>
+      </w:r>
+    </w:p>
+    <w:p>
+      <w:pPr>
+        <w:keepNext/>
+        <w:keepLines/>
+        <w:widowControl/>
+        <w:spacing w:before="0" w:after="120" w:line="276" w:lineRule="auto"/>
+      </w:pPr>
+      <w:r>
+        <w:rPr>
+          <w:rFonts w:ascii="맑은 고딕" w:hAnsi="맑은 고딕" w:eastAsia="맑은 고딕"/>
+          <w:b/>
+          <w:color w:val="000000"/>
+          <w:sz w:val="24"/>
+        </w:rPr>
+        <w:t>86  개념 및 계산  [단답형]</w:t>
+      </w:r>
+    </w:p>
+    <w:p>
+      <w:pPr>
+        <w:keepNext/>
+        <w:keepLines/>
+        <w:widowControl/>
+        <w:spacing w:before="0" w:after="120" w:line="276" w:lineRule="auto"/>
+      </w:pPr>
+      <w:r>
+        <w:rPr>
+          <w:rFonts w:ascii="맑은 고딕" w:hAnsi="맑은 고딕" w:eastAsia="맑은 고딕"/>
+          <w:b w:val="0"/>
+          <w:color w:val="000000"/>
+          <w:sz w:val="18"/>
+        </w:rPr>
+        <w:t>2.6 탐색 공간과 실행량</w:t>
+      </w:r>
+    </w:p>
+    <w:p>
+      <w:pPr>
+        <w:keepNext/>
+        <w:keepLines/>
+        <w:widowControl/>
+        <w:spacing w:before="0" w:after="120" w:line="276" w:lineRule="auto"/>
+      </w:pPr>
+      <w:r>
+        <w:rPr>
+          <w:rFonts w:ascii="맑은 고딕" w:hAnsi="맑은 고딕" w:eastAsia="맑은 고딕"/>
+          <w:b w:val="0"/>
+          <w:color w:val="000000"/>
+          <w:sz w:val="22"/>
+        </w:rPr>
+        <w:t>각 자리가 0~9인 8자리 비밀번호의 경우의 수를 쓰시오.</w:t>
+      </w:r>
+    </w:p>
+    <w:p>
+      <w:pPr>
+        <w:keepNext w:val="0"/>
+        <w:keepLines/>
+        <w:widowControl/>
+        <w:spacing w:before="0" w:after="500" w:line="276" w:lineRule="auto"/>
+      </w:pPr>
+      <w:r>
+        <w:rPr>
+          <w:rFonts w:ascii="맑은 고딕" w:hAnsi="맑은 고딕" w:eastAsia="맑은 고딕"/>
+          <w:b w:val="0"/>
+          <w:color w:val="000000"/>
+          <w:sz w:val="20"/>
+        </w:rPr>
+        <w:t>답</w:t>
+      </w:r>
+    </w:p>
+    <w:p>
+      <w:pPr>
+        <w:keepNext/>
+        <w:keepLines/>
+        <w:pageBreakBefore/>
+        <w:widowControl/>
+        <w:spacing w:before="0" w:after="120" w:line="276" w:lineRule="auto"/>
+      </w:pPr>
+      <w:r>
+        <w:rPr>
+          <w:rFonts w:ascii="맑은 고딕" w:hAnsi="맑은 고딕" w:eastAsia="맑은 고딕"/>
+          <w:b/>
+          <w:color w:val="000000"/>
+          <w:sz w:val="24"/>
+        </w:rPr>
+        <w:t>87  개념 및 계산  [단답형]</w:t>
+      </w:r>
+    </w:p>
+    <w:p>
+      <w:pPr>
+        <w:keepNext/>
+        <w:keepLines/>
+        <w:widowControl/>
+        <w:spacing w:before="0" w:after="120" w:line="276" w:lineRule="auto"/>
+      </w:pPr>
+      <w:r>
+        <w:rPr>
+          <w:rFonts w:ascii="맑은 고딕" w:hAnsi="맑은 고딕" w:eastAsia="맑은 고딕"/>
+          <w:b w:val="0"/>
+          <w:color w:val="000000"/>
+          <w:sz w:val="18"/>
+        </w:rPr>
+        <w:t>2.6 탐색 공간과 실행량</w:t>
+      </w:r>
+    </w:p>
+    <w:p>
+      <w:pPr>
+        <w:keepNext/>
+        <w:keepLines/>
+        <w:widowControl/>
+        <w:spacing w:before="0" w:after="120" w:line="276" w:lineRule="auto"/>
+      </w:pPr>
+      <w:r>
+        <w:rPr>
+          <w:rFonts w:ascii="맑은 고딕" w:hAnsi="맑은 고딕" w:eastAsia="맑은 고딕"/>
+          <w:b w:val="0"/>
+          <w:color w:val="000000"/>
+          <w:sz w:val="22"/>
+        </w:rPr>
+        <w:t>원소가 30개인 집합의 부분집합 개수는 대략 얼마인지 쓰시오.</w:t>
+      </w:r>
+    </w:p>
+    <w:p>
+      <w:pPr>
+        <w:keepNext w:val="0"/>
+        <w:keepLines/>
+        <w:widowControl/>
+        <w:spacing w:before="0" w:after="500" w:line="276" w:lineRule="auto"/>
+      </w:pPr>
+      <w:r>
+        <w:rPr>
+          <w:rFonts w:ascii="맑은 고딕" w:hAnsi="맑은 고딕" w:eastAsia="맑은 고딕"/>
+          <w:b w:val="0"/>
+          <w:color w:val="000000"/>
+          <w:sz w:val="20"/>
+        </w:rPr>
+        <w:t>답</w:t>
+      </w:r>
+    </w:p>
+    <w:p>
+      <w:pPr>
+        <w:keepNext/>
+        <w:keepLines/>
+        <w:widowControl/>
+        <w:spacing w:before="0" w:after="120" w:line="276" w:lineRule="auto"/>
+      </w:pPr>
+      <w:r>
+        <w:rPr>
+          <w:rFonts w:ascii="맑은 고딕" w:hAnsi="맑은 고딕" w:eastAsia="맑은 고딕"/>
+          <w:b/>
+          <w:color w:val="000000"/>
+          <w:sz w:val="24"/>
+        </w:rPr>
+        <w:t>88  출발점을 고정한 외판원 순회  [알고리즘 작성]</w:t>
+      </w:r>
+    </w:p>
+    <w:p>
+      <w:pPr>
+        <w:keepNext/>
+        <w:keepLines/>
+        <w:widowControl/>
+        <w:spacing w:before="0" w:after="120" w:line="276" w:lineRule="auto"/>
+      </w:pPr>
+      <w:r>
+        <w:rPr>
+          <w:rFonts w:ascii="맑은 고딕" w:hAnsi="맑은 고딕" w:eastAsia="맑은 고딕"/>
+          <w:b w:val="0"/>
+          <w:color w:val="000000"/>
+          <w:sz w:val="18"/>
+        </w:rPr>
+        <w:t>2.6 탐색 공간과 실행량</w:t>
+      </w:r>
+    </w:p>
+    <w:p>
+      <w:pPr>
+        <w:keepNext/>
+        <w:keepLines/>
+        <w:widowControl/>
+        <w:spacing w:before="0" w:after="120" w:line="276" w:lineRule="auto"/>
+      </w:pPr>
+      <w:r>
+        <w:rPr>
+          <w:rFonts w:ascii="맑은 고딕" w:hAnsi="맑은 고딕" w:eastAsia="맑은 고딕"/>
+          <w:b w:val="0"/>
+          <w:color w:val="000000"/>
+          <w:sz w:val="22"/>
+        </w:rPr>
+        <w:t>n×n 비용 행렬 dist가 주어진다. 0번 도시에서 출발해 모든 도시를 한 번씩 방문하고 0으로 돌아오는 최소 비용을 구하시오. 2≤n≤8, 대각선 비용은 0이고 나머지는 1~1,000이다. 모든 도시간 이동이 가능하며 비용은 비대칭일 수 있다.</w:t>
+      </w:r>
+    </w:p>
+    <w:p>
+      <w:pPr>
+        <w:keepNext/>
+        <w:keepLines/>
+        <w:widowControl/>
+        <w:spacing w:before="0" w:after="120" w:line="276" w:lineRule="auto"/>
+      </w:pPr>
+      <w:r>
+        <w:rPr>
+          <w:rFonts w:ascii="맑은 고딕" w:hAnsi="맑은 고딕" w:eastAsia="맑은 고딕"/>
+          <w:b w:val="0"/>
+          <w:color w:val="000000"/>
+          <w:sz w:val="20"/>
+        </w:rPr>
+        <w:t>예시  tsp_min([[0,4,7,3],[4,0,6,2],[7,6,0,5],[3,2,5,0]]) = 18</w:t>
+      </w:r>
+    </w:p>
+    <w:p>
+      <w:pPr>
+        <w:keepNext/>
+        <w:keepLines/>
+        <w:widowControl/>
+        <w:spacing w:before="0" w:after="120" w:line="276" w:lineRule="auto"/>
+      </w:pPr>
+      <w:r>
+        <w:rPr>
+          <w:rFonts w:ascii="맑은 고딕" w:hAnsi="맑은 고딕" w:eastAsia="맑은 고딕"/>
+          <w:b w:val="0"/>
+          <w:color w:val="000000"/>
+          <w:sz w:val="19"/>
+        </w:rPr>
+        <w:t>C 결과 규약  return = 최소 왕복 비용</w:t>
+      </w:r>
+    </w:p>
+    <w:p>
+      <w:pPr>
+        <w:keepNext w:val="0"/>
+        <w:keepLines/>
+        <w:widowControl/>
         <w:spacing w:before="0" w:after="1000" w:line="276" w:lineRule="auto"/>
       </w:pPr>
       <w:r>
@@ -10909,6 +12210,7 @@
       <w:pPr>
         <w:keepNext/>
         <w:keepLines/>
+        <w:pageBreakBefore/>
         <w:widowControl/>
         <w:spacing w:before="0" w:after="120" w:line="276" w:lineRule="auto"/>
       </w:pPr>
@@ -10919,7 +12221,7 @@
           <w:color w:val="000000"/>
           <w:sz w:val="24"/>
         </w:rPr>
-        <w:t>70  조건을 만족하는 세 수 세기</w:t>
+        <w:t>89  개념 및 계산  [단답형]</w:t>
       </w:r>
     </w:p>
     <w:p>
@@ -10936,7 +12238,7 @@
           <w:color w:val="000000"/>
           <w:sz w:val="18"/>
         </w:rPr>
-        <w:t>2.3 기본 구조</w:t>
+        <w:t>2.6 탐색 공간과 실행량</w:t>
       </w:r>
     </w:p>
     <w:p>
@@ -10953,15 +12255,15 @@
           <w:color w:val="000000"/>
           <w:sz w:val="22"/>
         </w:rPr>
-        <w:t>배열 A에서 서로 다른 인덱스 i&lt;j&lt;k를 골라 합이 target인 조합의 개수를 반환하시오. 0≤n≤100, 값은 −100~100, target은 −300~300이다. 중복 값은 인덱스 기준으로 센다.</w:t>
-      </w:r>
-    </w:p>
-    <w:p>
-      <w:pPr>
-        <w:keepNext/>
-        <w:keepLines/>
-        <w:widowControl/>
-        <w:spacing w:before="0" w:after="120" w:line="276" w:lineRule="auto"/>
+        <w:t>부분집합을 만드는 문제에서 원소가 하나 늘어나면 경우의 수는 몇 배가 되는지 쓰시오.</w:t>
+      </w:r>
+    </w:p>
+    <w:p>
+      <w:pPr>
+        <w:keepNext w:val="0"/>
+        <w:keepLines/>
+        <w:widowControl/>
+        <w:spacing w:before="0" w:after="500" w:line="276" w:lineRule="auto"/>
       </w:pPr>
       <w:r>
         <w:rPr>
@@ -10970,7 +12272,24 @@
           <w:color w:val="000000"/>
           <w:sz w:val="20"/>
         </w:rPr>
-        <w:t>예시  three_sum_count([1,2,3,4,5], 9) = 2</w:t>
+        <w:t>답</w:t>
+      </w:r>
+    </w:p>
+    <w:p>
+      <w:pPr>
+        <w:keepNext/>
+        <w:keepLines/>
+        <w:widowControl/>
+        <w:spacing w:before="0" w:after="120" w:line="276" w:lineRule="auto"/>
+      </w:pPr>
+      <w:r>
+        <w:rPr>
+          <w:rFonts w:ascii="맑은 고딕" w:hAnsi="맑은 고딕" w:eastAsia="맑은 고딕"/>
+          <w:b/>
+          <w:color w:val="000000"/>
+          <w:sz w:val="24"/>
+        </w:rPr>
+        <w:t>90  개념 및 계산  [단답형]</w:t>
       </w:r>
     </w:p>
     <w:p>
@@ -10985,9 +12304,26 @@
           <w:rFonts w:ascii="맑은 고딕" w:hAnsi="맑은 고딕" w:eastAsia="맑은 고딕"/>
           <w:b w:val="0"/>
           <w:color w:val="000000"/>
-          <w:sz w:val="19"/>
-        </w:rPr>
-        <w:t>C 결과 규약  return = 경우의 수</w:t>
+          <w:sz w:val="18"/>
+        </w:rPr>
+        <w:t>2.6 탐색 공간과 실행량</w:t>
+      </w:r>
+    </w:p>
+    <w:p>
+      <w:pPr>
+        <w:keepNext/>
+        <w:keepLines/>
+        <w:widowControl/>
+        <w:spacing w:before="0" w:after="120" w:line="276" w:lineRule="auto"/>
+      </w:pPr>
+      <w:r>
+        <w:rPr>
+          <w:rFonts w:ascii="맑은 고딕" w:hAnsi="맑은 고딕" w:eastAsia="맑은 고딕"/>
+          <w:b w:val="0"/>
+          <w:color w:val="000000"/>
+          <w:sz w:val="22"/>
+        </w:rPr>
+        <w:t>후보를 최대 1,048,576개 검사할 수 있다. 부분집합 후보가 2ⁿ개이면 가능한 n의 최댓값은 얼마인가?</w:t>
       </w:r>
     </w:p>
     <w:p>
@@ -10995,6 +12331,657 @@
         <w:keepNext w:val="0"/>
         <w:keepLines/>
         <w:widowControl/>
+        <w:spacing w:before="0" w:after="500" w:line="276" w:lineRule="auto"/>
+      </w:pPr>
+      <w:r>
+        <w:rPr>
+          <w:rFonts w:ascii="맑은 고딕" w:hAnsi="맑은 고딕" w:eastAsia="맑은 고딕"/>
+          <w:b w:val="0"/>
+          <w:color w:val="000000"/>
+          <w:sz w:val="20"/>
+        </w:rPr>
+        <w:t>답</w:t>
+      </w:r>
+    </w:p>
+    <w:p>
+      <w:pPr>
+        <w:keepNext/>
+        <w:keepLines/>
+        <w:pageBreakBefore/>
+        <w:widowControl/>
+        <w:spacing w:before="0" w:after="120" w:line="276" w:lineRule="auto"/>
+      </w:pPr>
+      <w:r>
+        <w:rPr>
+          <w:rFonts w:ascii="맑은 고딕" w:hAnsi="맑은 고딕" w:eastAsia="맑은 고딕"/>
+          <w:b/>
+          <w:color w:val="000000"/>
+          <w:sz w:val="24"/>
+        </w:rPr>
+        <w:t>91  개념 및 계산  [단답형]</w:t>
+      </w:r>
+    </w:p>
+    <w:p>
+      <w:pPr>
+        <w:keepNext/>
+        <w:keepLines/>
+        <w:widowControl/>
+        <w:spacing w:before="0" w:after="120" w:line="276" w:lineRule="auto"/>
+      </w:pPr>
+      <w:r>
+        <w:rPr>
+          <w:rFonts w:ascii="맑은 고딕" w:hAnsi="맑은 고딕" w:eastAsia="맑은 고딕"/>
+          <w:b w:val="0"/>
+          <w:color w:val="000000"/>
+          <w:sz w:val="18"/>
+        </w:rPr>
+        <w:t>2.6 탐색 공간과 실행량</w:t>
+      </w:r>
+    </w:p>
+    <w:p>
+      <w:pPr>
+        <w:keepNext/>
+        <w:keepLines/>
+        <w:widowControl/>
+        <w:spacing w:before="0" w:after="120" w:line="276" w:lineRule="auto"/>
+      </w:pPr>
+      <w:r>
+        <w:rPr>
+          <w:rFonts w:ascii="맑은 고딕" w:hAnsi="맑은 고딕" w:eastAsia="맑은 고딕"/>
+          <w:b w:val="0"/>
+          <w:color w:val="000000"/>
+          <w:sz w:val="22"/>
+        </w:rPr>
+        <w:t>후보를 최대 1,000만 개 검사할 수 있다. 전체 순열 후보가 n!개이면 가능한 n의 최댓값은 얼마인가?</w:t>
+      </w:r>
+    </w:p>
+    <w:p>
+      <w:pPr>
+        <w:keepNext w:val="0"/>
+        <w:keepLines/>
+        <w:widowControl/>
+        <w:spacing w:before="0" w:after="500" w:line="276" w:lineRule="auto"/>
+      </w:pPr>
+      <w:r>
+        <w:rPr>
+          <w:rFonts w:ascii="맑은 고딕" w:hAnsi="맑은 고딕" w:eastAsia="맑은 고딕"/>
+          <w:b w:val="0"/>
+          <w:color w:val="000000"/>
+          <w:sz w:val="20"/>
+        </w:rPr>
+        <w:t>답</w:t>
+      </w:r>
+    </w:p>
+    <w:p>
+      <w:pPr>
+        <w:keepNext/>
+        <w:keepLines/>
+        <w:widowControl/>
+        <w:spacing w:before="0" w:after="120" w:line="276" w:lineRule="auto"/>
+      </w:pPr>
+      <w:r>
+        <w:rPr>
+          <w:rFonts w:ascii="맑은 고딕" w:hAnsi="맑은 고딕" w:eastAsia="맑은 고딕"/>
+          <w:b/>
+          <w:color w:val="000000"/>
+          <w:sz w:val="24"/>
+        </w:rPr>
+        <w:t>92  개념 및 계산  [단답형]</w:t>
+      </w:r>
+    </w:p>
+    <w:p>
+      <w:pPr>
+        <w:keepNext/>
+        <w:keepLines/>
+        <w:widowControl/>
+        <w:spacing w:before="0" w:after="120" w:line="276" w:lineRule="auto"/>
+      </w:pPr>
+      <w:r>
+        <w:rPr>
+          <w:rFonts w:ascii="맑은 고딕" w:hAnsi="맑은 고딕" w:eastAsia="맑은 고딕"/>
+          <w:b w:val="0"/>
+          <w:color w:val="000000"/>
+          <w:sz w:val="18"/>
+        </w:rPr>
+        <w:t>2.6 탐색 공간과 실행량</w:t>
+      </w:r>
+    </w:p>
+    <w:p>
+      <w:pPr>
+        <w:keepNext/>
+        <w:keepLines/>
+        <w:widowControl/>
+        <w:spacing w:before="0" w:after="120" w:line="276" w:lineRule="auto"/>
+      </w:pPr>
+      <w:r>
+        <w:rPr>
+          <w:rFonts w:ascii="맑은 고딕" w:hAnsi="맑은 고딕" w:eastAsia="맑은 고딕"/>
+          <w:b w:val="0"/>
+          <w:color w:val="000000"/>
+          <w:sz w:val="22"/>
+        </w:rPr>
+        <w:t>컴퓨터가 2배 빨라지면 같은 시간 안에 검사할 수 있는 부분집합 문제의 원소 수 n은 얼마나 늘어나는가?</w:t>
+      </w:r>
+    </w:p>
+    <w:p>
+      <w:pPr>
+        <w:keepNext w:val="0"/>
+        <w:keepLines/>
+        <w:widowControl/>
+        <w:spacing w:before="0" w:after="500" w:line="276" w:lineRule="auto"/>
+      </w:pPr>
+      <w:r>
+        <w:rPr>
+          <w:rFonts w:ascii="맑은 고딕" w:hAnsi="맑은 고딕" w:eastAsia="맑은 고딕"/>
+          <w:b w:val="0"/>
+          <w:color w:val="000000"/>
+          <w:sz w:val="20"/>
+        </w:rPr>
+        <w:t>답</w:t>
+      </w:r>
+    </w:p>
+    <w:p>
+      <w:pPr>
+        <w:keepNext/>
+        <w:keepLines/>
+        <w:pageBreakBefore/>
+        <w:widowControl/>
+        <w:spacing w:before="0" w:after="120" w:line="276" w:lineRule="auto"/>
+      </w:pPr>
+      <w:r>
+        <w:rPr>
+          <w:rFonts w:ascii="맑은 고딕" w:hAnsi="맑은 고딕" w:eastAsia="맑은 고딕"/>
+          <w:b/>
+          <w:color w:val="000000"/>
+          <w:sz w:val="24"/>
+        </w:rPr>
+        <w:t>93  개념 및 계산  [단답형]</w:t>
+      </w:r>
+    </w:p>
+    <w:p>
+      <w:pPr>
+        <w:keepNext/>
+        <w:keepLines/>
+        <w:widowControl/>
+        <w:spacing w:before="0" w:after="120" w:line="276" w:lineRule="auto"/>
+      </w:pPr>
+      <w:r>
+        <w:rPr>
+          <w:rFonts w:ascii="맑은 고딕" w:hAnsi="맑은 고딕" w:eastAsia="맑은 고딕"/>
+          <w:b w:val="0"/>
+          <w:color w:val="000000"/>
+          <w:sz w:val="18"/>
+        </w:rPr>
+        <w:t>2.7 재귀와 탐색 개선</w:t>
+      </w:r>
+    </w:p>
+    <w:p>
+      <w:pPr>
+        <w:keepNext/>
+        <w:keepLines/>
+        <w:widowControl/>
+        <w:spacing w:before="0" w:after="120" w:line="276" w:lineRule="auto"/>
+      </w:pPr>
+      <w:r>
+        <w:rPr>
+          <w:rFonts w:ascii="맑은 고딕" w:hAnsi="맑은 고딕" w:eastAsia="맑은 고딕"/>
+          <w:b w:val="0"/>
+          <w:color w:val="000000"/>
+          <w:sz w:val="22"/>
+        </w:rPr>
+        <w:t>N-Queens와 스도쿠는 완전 탐색에서 발전한 어떤 기법의 대표 응용인지 쓰시오.</w:t>
+      </w:r>
+    </w:p>
+    <w:p>
+      <w:pPr>
+        <w:keepNext w:val="0"/>
+        <w:keepLines/>
+        <w:widowControl/>
+        <w:spacing w:before="0" w:after="500" w:line="276" w:lineRule="auto"/>
+      </w:pPr>
+      <w:r>
+        <w:rPr>
+          <w:rFonts w:ascii="맑은 고딕" w:hAnsi="맑은 고딕" w:eastAsia="맑은 고딕"/>
+          <w:b w:val="0"/>
+          <w:color w:val="000000"/>
+          <w:sz w:val="20"/>
+        </w:rPr>
+        <w:t>답</w:t>
+      </w:r>
+    </w:p>
+    <w:p>
+      <w:pPr>
+        <w:keepNext/>
+        <w:keepLines/>
+        <w:widowControl/>
+        <w:spacing w:before="0" w:after="120" w:line="276" w:lineRule="auto"/>
+      </w:pPr>
+      <w:r>
+        <w:rPr>
+          <w:rFonts w:ascii="맑은 고딕" w:hAnsi="맑은 고딕" w:eastAsia="맑은 고딕"/>
+          <w:b/>
+          <w:color w:val="000000"/>
+          <w:sz w:val="24"/>
+        </w:rPr>
+        <w:t>94  개념 및 계산  [단답형]</w:t>
+      </w:r>
+    </w:p>
+    <w:p>
+      <w:pPr>
+        <w:keepNext/>
+        <w:keepLines/>
+        <w:widowControl/>
+        <w:spacing w:before="0" w:after="120" w:line="276" w:lineRule="auto"/>
+      </w:pPr>
+      <w:r>
+        <w:rPr>
+          <w:rFonts w:ascii="맑은 고딕" w:hAnsi="맑은 고딕" w:eastAsia="맑은 고딕"/>
+          <w:b w:val="0"/>
+          <w:color w:val="000000"/>
+          <w:sz w:val="18"/>
+        </w:rPr>
+        <w:t>2.7 재귀와 탐색 개선</w:t>
+      </w:r>
+    </w:p>
+    <w:p>
+      <w:pPr>
+        <w:keepNext/>
+        <w:keepLines/>
+        <w:widowControl/>
+        <w:spacing w:before="0" w:after="120" w:line="276" w:lineRule="auto"/>
+      </w:pPr>
+      <w:r>
+        <w:rPr>
+          <w:rFonts w:ascii="맑은 고딕" w:hAnsi="맑은 고딕" w:eastAsia="맑은 고딕"/>
+          <w:b w:val="0"/>
+          <w:color w:val="000000"/>
+          <w:sz w:val="22"/>
+        </w:rPr>
+        <w:t>병합 정렬처럼 문제를 작은 문제로 나누어 각각 해결하고 결과를 합치는 기법의 이름을 쓰시오.</w:t>
+      </w:r>
+    </w:p>
+    <w:p>
+      <w:pPr>
+        <w:keepNext w:val="0"/>
+        <w:keepLines/>
+        <w:widowControl/>
+        <w:spacing w:before="0" w:after="500" w:line="276" w:lineRule="auto"/>
+      </w:pPr>
+      <w:r>
+        <w:rPr>
+          <w:rFonts w:ascii="맑은 고딕" w:hAnsi="맑은 고딕" w:eastAsia="맑은 고딕"/>
+          <w:b w:val="0"/>
+          <w:color w:val="000000"/>
+          <w:sz w:val="20"/>
+        </w:rPr>
+        <w:t>답</w:t>
+      </w:r>
+    </w:p>
+    <w:p>
+      <w:pPr>
+        <w:keepNext/>
+        <w:keepLines/>
+        <w:pageBreakBefore/>
+        <w:widowControl/>
+        <w:spacing w:before="0" w:after="120" w:line="276" w:lineRule="auto"/>
+      </w:pPr>
+      <w:r>
+        <w:rPr>
+          <w:rFonts w:ascii="맑은 고딕" w:hAnsi="맑은 고딕" w:eastAsia="맑은 고딕"/>
+          <w:b/>
+          <w:color w:val="000000"/>
+          <w:sz w:val="24"/>
+        </w:rPr>
+        <w:t>95  개념 및 계산  [단답형]</w:t>
+      </w:r>
+    </w:p>
+    <w:p>
+      <w:pPr>
+        <w:keepNext/>
+        <w:keepLines/>
+        <w:widowControl/>
+        <w:spacing w:before="0" w:after="120" w:line="276" w:lineRule="auto"/>
+      </w:pPr>
+      <w:r>
+        <w:rPr>
+          <w:rFonts w:ascii="맑은 고딕" w:hAnsi="맑은 고딕" w:eastAsia="맑은 고딕"/>
+          <w:b w:val="0"/>
+          <w:color w:val="000000"/>
+          <w:sz w:val="18"/>
+        </w:rPr>
+        <w:t>2.7 재귀와 탐색 개선</w:t>
+      </w:r>
+    </w:p>
+    <w:p>
+      <w:pPr>
+        <w:keepNext/>
+        <w:keepLines/>
+        <w:widowControl/>
+        <w:spacing w:before="0" w:after="120" w:line="276" w:lineRule="auto"/>
+      </w:pPr>
+      <w:r>
+        <w:rPr>
+          <w:rFonts w:ascii="맑은 고딕" w:hAnsi="맑은 고딕" w:eastAsia="맑은 고딕"/>
+          <w:b w:val="0"/>
+          <w:color w:val="000000"/>
+          <w:sz w:val="22"/>
+        </w:rPr>
+        <w:t>F(n)=F(n−1)+F(n−2)를 그대로 재귀 계산할 때와 메모이제이션할 때의 시간 복잡도 상한을 각각 쓰시오.</w:t>
+      </w:r>
+    </w:p>
+    <w:p>
+      <w:pPr>
+        <w:keepNext w:val="0"/>
+        <w:keepLines/>
+        <w:widowControl/>
+        <w:spacing w:before="0" w:after="500" w:line="276" w:lineRule="auto"/>
+      </w:pPr>
+      <w:r>
+        <w:rPr>
+          <w:rFonts w:ascii="맑은 고딕" w:hAnsi="맑은 고딕" w:eastAsia="맑은 고딕"/>
+          <w:b w:val="0"/>
+          <w:color w:val="000000"/>
+          <w:sz w:val="20"/>
+        </w:rPr>
+        <w:t>답</w:t>
+      </w:r>
+    </w:p>
+    <w:p>
+      <w:pPr>
+        <w:keepNext/>
+        <w:keepLines/>
+        <w:widowControl/>
+        <w:spacing w:before="0" w:after="120" w:line="276" w:lineRule="auto"/>
+      </w:pPr>
+      <w:r>
+        <w:rPr>
+          <w:rFonts w:ascii="맑은 고딕" w:hAnsi="맑은 고딕" w:eastAsia="맑은 고딕"/>
+          <w:b/>
+          <w:color w:val="000000"/>
+          <w:sz w:val="24"/>
+        </w:rPr>
+        <w:t>96  개념 및 계산  [단답형]</w:t>
+      </w:r>
+    </w:p>
+    <w:p>
+      <w:pPr>
+        <w:keepNext/>
+        <w:keepLines/>
+        <w:widowControl/>
+        <w:spacing w:before="0" w:after="120" w:line="276" w:lineRule="auto"/>
+      </w:pPr>
+      <w:r>
+        <w:rPr>
+          <w:rFonts w:ascii="맑은 고딕" w:hAnsi="맑은 고딕" w:eastAsia="맑은 고딕"/>
+          <w:b w:val="0"/>
+          <w:color w:val="000000"/>
+          <w:sz w:val="18"/>
+        </w:rPr>
+        <w:t>2.7 재귀와 탐색 개선</w:t>
+      </w:r>
+    </w:p>
+    <w:p>
+      <w:pPr>
+        <w:keepNext/>
+        <w:keepLines/>
+        <w:widowControl/>
+        <w:spacing w:before="0" w:after="120" w:line="276" w:lineRule="auto"/>
+      </w:pPr>
+      <w:r>
+        <w:rPr>
+          <w:rFonts w:ascii="맑은 고딕" w:hAnsi="맑은 고딕" w:eastAsia="맑은 고딕"/>
+          <w:b w:val="0"/>
+          <w:color w:val="000000"/>
+          <w:sz w:val="22"/>
+        </w:rPr>
+        <w:t>동적 계획법이 중복 부분 문제를 처리하는 핵심 방법을 한 문장으로 쓰시오.</w:t>
+      </w:r>
+    </w:p>
+    <w:p>
+      <w:pPr>
+        <w:keepNext w:val="0"/>
+        <w:keepLines/>
+        <w:widowControl/>
+        <w:spacing w:before="0" w:after="500" w:line="276" w:lineRule="auto"/>
+      </w:pPr>
+      <w:r>
+        <w:rPr>
+          <w:rFonts w:ascii="맑은 고딕" w:hAnsi="맑은 고딕" w:eastAsia="맑은 고딕"/>
+          <w:b w:val="0"/>
+          <w:color w:val="000000"/>
+          <w:sz w:val="20"/>
+        </w:rPr>
+        <w:t>답</w:t>
+      </w:r>
+    </w:p>
+    <w:p>
+      <w:pPr>
+        <w:keepNext/>
+        <w:keepLines/>
+        <w:pageBreakBefore/>
+        <w:widowControl/>
+        <w:spacing w:before="0" w:after="120" w:line="276" w:lineRule="auto"/>
+      </w:pPr>
+      <w:r>
+        <w:rPr>
+          <w:rFonts w:ascii="맑은 고딕" w:hAnsi="맑은 고딕" w:eastAsia="맑은 고딕"/>
+          <w:b/>
+          <w:color w:val="000000"/>
+          <w:sz w:val="24"/>
+        </w:rPr>
+        <w:t>97  개념 및 계산  [단답형]</w:t>
+      </w:r>
+    </w:p>
+    <w:p>
+      <w:pPr>
+        <w:keepNext/>
+        <w:keepLines/>
+        <w:widowControl/>
+        <w:spacing w:before="0" w:after="120" w:line="276" w:lineRule="auto"/>
+      </w:pPr>
+      <w:r>
+        <w:rPr>
+          <w:rFonts w:ascii="맑은 고딕" w:hAnsi="맑은 고딕" w:eastAsia="맑은 고딕"/>
+          <w:b w:val="0"/>
+          <w:color w:val="000000"/>
+          <w:sz w:val="18"/>
+        </w:rPr>
+        <w:t>2.8 종합 구현</w:t>
+      </w:r>
+    </w:p>
+    <w:p>
+      <w:pPr>
+        <w:keepNext/>
+        <w:keepLines/>
+        <w:widowControl/>
+        <w:spacing w:before="0" w:after="120" w:line="276" w:lineRule="auto"/>
+      </w:pPr>
+      <w:r>
+        <w:rPr>
+          <w:rFonts w:ascii="맑은 고딕" w:hAnsi="맑은 고딕" w:eastAsia="맑은 고딕"/>
+          <w:b w:val="0"/>
+          <w:color w:val="000000"/>
+          <w:sz w:val="22"/>
+        </w:rPr>
+        <w:t>각각 정확히 n번 도는 삼중 반복문의 가장 안쪽 연산은 n=100일 때 몇 번 실행되는가?</w:t>
+      </w:r>
+    </w:p>
+    <w:p>
+      <w:pPr>
+        <w:keepNext w:val="0"/>
+        <w:keepLines/>
+        <w:widowControl/>
+        <w:spacing w:before="0" w:after="500" w:line="276" w:lineRule="auto"/>
+      </w:pPr>
+      <w:r>
+        <w:rPr>
+          <w:rFonts w:ascii="맑은 고딕" w:hAnsi="맑은 고딕" w:eastAsia="맑은 고딕"/>
+          <w:b w:val="0"/>
+          <w:color w:val="000000"/>
+          <w:sz w:val="20"/>
+        </w:rPr>
+        <w:t>답</w:t>
+      </w:r>
+    </w:p>
+    <w:p>
+      <w:pPr>
+        <w:keepNext/>
+        <w:keepLines/>
+        <w:widowControl/>
+        <w:spacing w:before="0" w:after="120" w:line="276" w:lineRule="auto"/>
+      </w:pPr>
+      <w:r>
+        <w:rPr>
+          <w:rFonts w:ascii="맑은 고딕" w:hAnsi="맑은 고딕" w:eastAsia="맑은 고딕"/>
+          <w:b/>
+          <w:color w:val="000000"/>
+          <w:sz w:val="24"/>
+        </w:rPr>
+        <w:t>98  개념 및 계산  [단답형]</w:t>
+      </w:r>
+    </w:p>
+    <w:p>
+      <w:pPr>
+        <w:keepNext/>
+        <w:keepLines/>
+        <w:widowControl/>
+        <w:spacing w:before="0" w:after="120" w:line="276" w:lineRule="auto"/>
+      </w:pPr>
+      <w:r>
+        <w:rPr>
+          <w:rFonts w:ascii="맑은 고딕" w:hAnsi="맑은 고딕" w:eastAsia="맑은 고딕"/>
+          <w:b w:val="0"/>
+          <w:color w:val="000000"/>
+          <w:sz w:val="18"/>
+        </w:rPr>
+        <w:t>2.8 종합 구현</w:t>
+      </w:r>
+    </w:p>
+    <w:p>
+      <w:pPr>
+        <w:keepNext/>
+        <w:keepLines/>
+        <w:widowControl/>
+        <w:spacing w:before="0" w:after="120" w:line="276" w:lineRule="auto"/>
+      </w:pPr>
+      <w:r>
+        <w:rPr>
+          <w:rFonts w:ascii="맑은 고딕" w:hAnsi="맑은 고딕" w:eastAsia="맑은 고딕"/>
+          <w:b w:val="0"/>
+          <w:color w:val="000000"/>
+          <w:sz w:val="22"/>
+        </w:rPr>
+        <w:t>완전 탐색에서 쓰는 후보 생성 방식 다섯 가지를 쓰시오.</w:t>
+      </w:r>
+    </w:p>
+    <w:p>
+      <w:pPr>
+        <w:keepNext w:val="0"/>
+        <w:keepLines/>
+        <w:widowControl/>
+        <w:spacing w:before="0" w:after="500" w:line="276" w:lineRule="auto"/>
+      </w:pPr>
+      <w:r>
+        <w:rPr>
+          <w:rFonts w:ascii="맑은 고딕" w:hAnsi="맑은 고딕" w:eastAsia="맑은 고딕"/>
+          <w:b w:val="0"/>
+          <w:color w:val="000000"/>
+          <w:sz w:val="20"/>
+        </w:rPr>
+        <w:t>답</w:t>
+      </w:r>
+    </w:p>
+    <w:p>
+      <w:pPr>
+        <w:keepNext/>
+        <w:keepLines/>
+        <w:pageBreakBefore/>
+        <w:widowControl/>
+        <w:spacing w:before="0" w:after="120" w:line="276" w:lineRule="auto"/>
+      </w:pPr>
+      <w:r>
+        <w:rPr>
+          <w:rFonts w:ascii="맑은 고딕" w:hAnsi="맑은 고딕" w:eastAsia="맑은 고딕"/>
+          <w:b/>
+          <w:color w:val="000000"/>
+          <w:sz w:val="24"/>
+        </w:rPr>
+        <w:t>99  0 1 배낭 구현  [알고리즘 작성]</w:t>
+      </w:r>
+    </w:p>
+    <w:p>
+      <w:pPr>
+        <w:keepNext/>
+        <w:keepLines/>
+        <w:widowControl/>
+        <w:spacing w:before="0" w:after="120" w:line="276" w:lineRule="auto"/>
+      </w:pPr>
+      <w:r>
+        <w:rPr>
+          <w:rFonts w:ascii="맑은 고딕" w:hAnsi="맑은 고딕" w:eastAsia="맑은 고딕"/>
+          <w:b w:val="0"/>
+          <w:color w:val="000000"/>
+          <w:sz w:val="18"/>
+        </w:rPr>
+        <w:t>2.8 종합 구현</w:t>
+      </w:r>
+    </w:p>
+    <w:p>
+      <w:pPr>
+        <w:keepNext/>
+        <w:keepLines/>
+        <w:widowControl/>
+        <w:spacing w:before="0" w:after="120" w:line="276" w:lineRule="auto"/>
+      </w:pPr>
+      <w:r>
+        <w:rPr>
+          <w:rFonts w:ascii="맑은 고딕" w:hAnsi="맑은 고딕" w:eastAsia="맑은 고딕"/>
+          <w:b w:val="0"/>
+          <w:color w:val="000000"/>
+          <w:sz w:val="22"/>
+        </w:rPr>
+        <w:t>물건별 weights, values와 용량 capacity가 주어진다. 각 물건을 최대 한 번 골라 총 무게가 용량 이하인 최대 가치를 구하시오. 0≤n≤16, 무게·가치는 1~100, 0≤capacity≤300이다. 비트마스크로 모든 선택을 검사한다.</w:t>
+      </w:r>
+    </w:p>
+    <w:p>
+      <w:pPr>
+        <w:keepNext/>
+        <w:keepLines/>
+        <w:widowControl/>
+        <w:spacing w:before="0" w:after="120" w:line="276" w:lineRule="auto"/>
+      </w:pPr>
+      <w:r>
+        <w:rPr>
+          <w:rFonts w:ascii="맑은 고딕" w:hAnsi="맑은 고딕" w:eastAsia="맑은 고딕"/>
+          <w:b w:val="0"/>
+          <w:color w:val="000000"/>
+          <w:sz w:val="20"/>
+        </w:rPr>
+        <w:t>예시  knapsack([4,6,3,5], [5,8,3,6], 10) = 13</w:t>
+      </w:r>
+    </w:p>
+    <w:p>
+      <w:pPr>
+        <w:keepNext/>
+        <w:keepLines/>
+        <w:widowControl/>
+        <w:spacing w:before="0" w:after="120" w:line="276" w:lineRule="auto"/>
+      </w:pPr>
+      <w:r>
+        <w:rPr>
+          <w:rFonts w:ascii="맑은 고딕" w:hAnsi="맑은 고딕" w:eastAsia="맑은 고딕"/>
+          <w:b w:val="0"/>
+          <w:color w:val="000000"/>
+          <w:sz w:val="19"/>
+        </w:rPr>
+        <w:t>C 결과 규약  return = 최대 가치</w:t>
+      </w:r>
+    </w:p>
+    <w:p>
+      <w:pPr>
+        <w:keepNext w:val="0"/>
+        <w:keepLines/>
+        <w:widowControl/>
         <w:spacing w:before="0" w:after="1000" w:line="276" w:lineRule="auto"/>
       </w:pPr>
       <w:r>
@@ -11011,7 +12998,6 @@
       <w:pPr>
         <w:keepNext/>
         <w:keepLines/>
-        <w:pageBreakBefore/>
         <w:widowControl/>
         <w:spacing w:before="0" w:after="120" w:line="276" w:lineRule="auto"/>
       </w:pPr>
@@ -11022,7 +13008,7 @@
           <w:color w:val="000000"/>
           <w:sz w:val="24"/>
         </w:rPr>
-        <w:t>71  r개 순열 직접 생성</w:t>
+        <w:t>100  개념 및 계산  [단답형]</w:t>
       </w:r>
     </w:p>
     <w:p>
@@ -11039,7 +13025,7 @@
           <w:color w:val="000000"/>
           <w:sz w:val="18"/>
         </w:rPr>
-        <w:t>2.4 순열과 조합</w:t>
+        <w:t>2.8 종합 구현</w:t>
       </w:r>
     </w:p>
     <w:p>
@@ -11056,15 +13042,15 @@
           <w:color w:val="000000"/>
           <w:sz w:val="22"/>
         </w:rPr>
-        <w:t>서로 다른 정수 n개가 담긴 A에서 r개를 고르는 모든 순열을 직접 생성하시오. 0≤r≤n≤6이다. 입력 인덱스 순으로 탐색하며 r=0이면 빈 순열 하나를 반환한다. 순열 생성 라이브러리는 사용하지 않는다.</w:t>
-      </w:r>
-    </w:p>
-    <w:p>
-      <w:pPr>
-        <w:keepNext/>
-        <w:keepLines/>
-        <w:widowControl/>
-        <w:spacing w:before="0" w:after="120" w:line="276" w:lineRule="auto"/>
+        <w:t>회문(palindrome)이 무엇인지 한 문장으로 쓰시오.</w:t>
+      </w:r>
+    </w:p>
+    <w:p>
+      <w:pPr>
+        <w:keepNext w:val="0"/>
+        <w:keepLines/>
+        <w:widowControl/>
+        <w:spacing w:before="0" w:after="500" w:line="276" w:lineRule="auto"/>
       </w:pPr>
       <w:r>
         <w:rPr>
@@ -11073,3013 +13059,7 @@
           <w:color w:val="000000"/>
           <w:sz w:val="20"/>
         </w:rPr>
-        <w:t>예시  make_permutations([1,2,3], 2) = [[1,2],[1,3],[2,1],[2,3],[3,1],[3,2]]</w:t>
-      </w:r>
-    </w:p>
-    <w:p>
-      <w:pPr>
-        <w:keepNext/>
-        <w:keepLines/>
-        <w:widowControl/>
-        <w:spacing w:before="0" w:after="120" w:line="276" w:lineRule="auto"/>
-      </w:pPr>
-      <w:r>
-        <w:rPr>
-          <w:rFonts w:ascii="맑은 고딕" w:hAnsi="맑은 고딕" w:eastAsia="맑은 고딕"/>
-          <w:b w:val="0"/>
-          <w:color w:val="000000"/>
-          <w:sz w:val="19"/>
-        </w:rPr>
-        <w:t>C 결과 규약  out[][6] = 선택 결과, return = 행 수 (최대 720)</w:t>
-      </w:r>
-    </w:p>
-    <w:p>
-      <w:pPr>
-        <w:keepNext w:val="0"/>
-        <w:keepLines/>
-        <w:widowControl/>
-        <w:spacing w:before="0" w:after="1000" w:line="276" w:lineRule="auto"/>
-      </w:pPr>
-      <w:r>
-        <w:rPr>
-          <w:rFonts w:ascii="맑은 고딕" w:hAnsi="맑은 고딕" w:eastAsia="맑은 고딕"/>
-          <w:b w:val="0"/>
-          <w:color w:val="000000"/>
-          <w:sz w:val="20"/>
-        </w:rPr>
-        <w:t>설계 및 구현</w:t>
-      </w:r>
-    </w:p>
-    <w:p>
-      <w:pPr>
-        <w:keepNext/>
-        <w:keepLines/>
-        <w:widowControl/>
-        <w:spacing w:before="0" w:after="120" w:line="276" w:lineRule="auto"/>
-      </w:pPr>
-      <w:r>
-        <w:rPr>
-          <w:rFonts w:ascii="맑은 고딕" w:hAnsi="맑은 고딕" w:eastAsia="맑은 고딕"/>
-          <w:b/>
-          <w:color w:val="000000"/>
-          <w:sz w:val="24"/>
-        </w:rPr>
-        <w:t>72  조건이 있는 메달 배정</w:t>
-      </w:r>
-    </w:p>
-    <w:p>
-      <w:pPr>
-        <w:keepNext/>
-        <w:keepLines/>
-        <w:widowControl/>
-        <w:spacing w:before="0" w:after="120" w:line="276" w:lineRule="auto"/>
-      </w:pPr>
-      <w:r>
-        <w:rPr>
-          <w:rFonts w:ascii="맑은 고딕" w:hAnsi="맑은 고딕" w:eastAsia="맑은 고딕"/>
-          <w:b w:val="0"/>
-          <w:color w:val="000000"/>
-          <w:sz w:val="18"/>
-        </w:rPr>
-        <w:t>2.4 순열과 조합</w:t>
-      </w:r>
-    </w:p>
-    <w:p>
-      <w:pPr>
-        <w:keepNext/>
-        <w:keepLines/>
-        <w:widowControl/>
-        <w:spacing w:before="0" w:after="120" w:line="276" w:lineRule="auto"/>
-      </w:pPr>
-      <w:r>
-        <w:rPr>
-          <w:rFonts w:ascii="맑은 고딕" w:hAnsi="맑은 고딕" w:eastAsia="맑은 고딕"/>
-          <w:b w:val="0"/>
-          <w:color w:val="000000"/>
-          <w:sz w:val="22"/>
-        </w:rPr>
-        <w:t>점수 배열 A의 서로 다른 세 사람에게 금·은·동메달을 배정한다. 세 점수의 합이 K 이상인 배정의 개수를 반환하시오. 역할이 다르면 다른 배정이다. 0≤n≤20, 0≤점수≤100, 0≤K≤300이다.</w:t>
-      </w:r>
-    </w:p>
-    <w:p>
-      <w:pPr>
-        <w:keepNext/>
-        <w:keepLines/>
-        <w:widowControl/>
-        <w:spacing w:before="0" w:after="120" w:line="276" w:lineRule="auto"/>
-      </w:pPr>
-      <w:r>
-        <w:rPr>
-          <w:rFonts w:ascii="맑은 고딕" w:hAnsi="맑은 고딕" w:eastAsia="맑은 고딕"/>
-          <w:b w:val="0"/>
-          <w:color w:val="000000"/>
-          <w:sz w:val="20"/>
-        </w:rPr>
-        <w:t>예시  medal_assignments([10,20,30,40], 80) = 12</w:t>
-      </w:r>
-    </w:p>
-    <w:p>
-      <w:pPr>
-        <w:keepNext/>
-        <w:keepLines/>
-        <w:widowControl/>
-        <w:spacing w:before="0" w:after="120" w:line="276" w:lineRule="auto"/>
-      </w:pPr>
-      <w:r>
-        <w:rPr>
-          <w:rFonts w:ascii="맑은 고딕" w:hAnsi="맑은 고딕" w:eastAsia="맑은 고딕"/>
-          <w:b w:val="0"/>
-          <w:color w:val="000000"/>
-          <w:sz w:val="19"/>
-        </w:rPr>
-        <w:t>C 결과 규약  return으로 정수 결과를 반환합니다.</w:t>
-      </w:r>
-    </w:p>
-    <w:p>
-      <w:pPr>
-        <w:keepNext w:val="0"/>
-        <w:keepLines/>
-        <w:widowControl/>
-        <w:spacing w:before="0" w:after="1000" w:line="276" w:lineRule="auto"/>
-      </w:pPr>
-      <w:r>
-        <w:rPr>
-          <w:rFonts w:ascii="맑은 고딕" w:hAnsi="맑은 고딕" w:eastAsia="맑은 고딕"/>
-          <w:b w:val="0"/>
-          <w:color w:val="000000"/>
-          <w:sz w:val="20"/>
-        </w:rPr>
-        <w:t>설계 및 구현</w:t>
-      </w:r>
-    </w:p>
-    <w:p>
-      <w:pPr>
-        <w:keepNext/>
-        <w:keepLines/>
-        <w:pageBreakBefore/>
-        <w:widowControl/>
-        <w:spacing w:before="0" w:after="120" w:line="276" w:lineRule="auto"/>
-      </w:pPr>
-      <w:r>
-        <w:rPr>
-          <w:rFonts w:ascii="맑은 고딕" w:hAnsi="맑은 고딕" w:eastAsia="맑은 고딕"/>
-          <w:b/>
-          <w:color w:val="000000"/>
-          <w:sz w:val="24"/>
-        </w:rPr>
-        <w:t>73  두 가지 맛 메뉴</w:t>
-      </w:r>
-    </w:p>
-    <w:p>
-      <w:pPr>
-        <w:keepNext/>
-        <w:keepLines/>
-        <w:widowControl/>
-        <w:spacing w:before="0" w:after="120" w:line="276" w:lineRule="auto"/>
-      </w:pPr>
-      <w:r>
-        <w:rPr>
-          <w:rFonts w:ascii="맑은 고딕" w:hAnsi="맑은 고딕" w:eastAsia="맑은 고딕"/>
-          <w:b w:val="0"/>
-          <w:color w:val="000000"/>
-          <w:sz w:val="18"/>
-        </w:rPr>
-        <w:t>2.4 순열과 조합</w:t>
-      </w:r>
-    </w:p>
-    <w:p>
-      <w:pPr>
-        <w:keepNext/>
-        <w:keepLines/>
-        <w:widowControl/>
-        <w:spacing w:before="0" w:after="120" w:line="276" w:lineRule="auto"/>
-      </w:pPr>
-      <w:r>
-        <w:rPr>
-          <w:rFonts w:ascii="맑은 고딕" w:hAnsi="맑은 고딕" w:eastAsia="맑은 고딕"/>
-          <w:b w:val="0"/>
-          <w:color w:val="000000"/>
-          <w:sz w:val="22"/>
-        </w:rPr>
-        <w:t>맛 번호 0~n−1 중 서로 다른 두 가지를 고르는 모든 메뉴를 생성하시오. 순서는 구별하지 않으며 작은 번호가 앞선다. i, j 순으로 증가하게 반환한다. 0≤n≤20이다.</w:t>
-      </w:r>
-    </w:p>
-    <w:p>
-      <w:pPr>
-        <w:keepNext/>
-        <w:keepLines/>
-        <w:widowControl/>
-        <w:spacing w:before="0" w:after="120" w:line="276" w:lineRule="auto"/>
-      </w:pPr>
-      <w:r>
-        <w:rPr>
-          <w:rFonts w:ascii="맑은 고딕" w:hAnsi="맑은 고딕" w:eastAsia="맑은 고딕"/>
-          <w:b w:val="0"/>
-          <w:color w:val="000000"/>
-          <w:sz w:val="20"/>
-        </w:rPr>
-        <w:t>예시  icecream_menus(4) = [[0,1],[0,2],[0,3],[1,2],[1,3],[2,3]]</w:t>
-      </w:r>
-    </w:p>
-    <w:p>
-      <w:pPr>
-        <w:keepNext/>
-        <w:keepLines/>
-        <w:widowControl/>
-        <w:spacing w:before="0" w:after="120" w:line="276" w:lineRule="auto"/>
-      </w:pPr>
-      <w:r>
-        <w:rPr>
-          <w:rFonts w:ascii="맑은 고딕" w:hAnsi="맑은 고딕" w:eastAsia="맑은 고딕"/>
-          <w:b w:val="0"/>
-          <w:color w:val="000000"/>
-          <w:sz w:val="19"/>
-        </w:rPr>
-        <w:t>C 결과 규약  out[][2] = 맛 번호, return = 메뉴 수 (최대 190)</w:t>
-      </w:r>
-    </w:p>
-    <w:p>
-      <w:pPr>
-        <w:keepNext w:val="0"/>
-        <w:keepLines/>
-        <w:widowControl/>
-        <w:spacing w:before="0" w:after="1000" w:line="276" w:lineRule="auto"/>
-      </w:pPr>
-      <w:r>
-        <w:rPr>
-          <w:rFonts w:ascii="맑은 고딕" w:hAnsi="맑은 고딕" w:eastAsia="맑은 고딕"/>
-          <w:b w:val="0"/>
-          <w:color w:val="000000"/>
-          <w:sz w:val="20"/>
-        </w:rPr>
-        <w:t>설계 및 구현</w:t>
-      </w:r>
-    </w:p>
-    <w:p>
-      <w:pPr>
-        <w:keepNext/>
-        <w:keepLines/>
-        <w:widowControl/>
-        <w:spacing w:before="0" w:after="120" w:line="276" w:lineRule="auto"/>
-      </w:pPr>
-      <w:r>
-        <w:rPr>
-          <w:rFonts w:ascii="맑은 고딕" w:hAnsi="맑은 고딕" w:eastAsia="맑은 고딕"/>
-          <w:b/>
-          <w:color w:val="000000"/>
-          <w:sz w:val="24"/>
-        </w:rPr>
-        <w:t>74  r개 조합 직접 생성</w:t>
-      </w:r>
-    </w:p>
-    <w:p>
-      <w:pPr>
-        <w:keepNext/>
-        <w:keepLines/>
-        <w:widowControl/>
-        <w:spacing w:before="0" w:after="120" w:line="276" w:lineRule="auto"/>
-      </w:pPr>
-      <w:r>
-        <w:rPr>
-          <w:rFonts w:ascii="맑은 고딕" w:hAnsi="맑은 고딕" w:eastAsia="맑은 고딕"/>
-          <w:b w:val="0"/>
-          <w:color w:val="000000"/>
-          <w:sz w:val="18"/>
-        </w:rPr>
-        <w:t>2.4 순열과 조합</w:t>
-      </w:r>
-    </w:p>
-    <w:p>
-      <w:pPr>
-        <w:keepNext/>
-        <w:keepLines/>
-        <w:widowControl/>
-        <w:spacing w:before="0" w:after="120" w:line="276" w:lineRule="auto"/>
-      </w:pPr>
-      <w:r>
-        <w:rPr>
-          <w:rFonts w:ascii="맑은 고딕" w:hAnsi="맑은 고딕" w:eastAsia="맑은 고딕"/>
-          <w:b w:val="0"/>
-          <w:color w:val="000000"/>
-          <w:sz w:val="22"/>
-        </w:rPr>
-        <w:t>서로 다른 정수 배열 A에서 r개를 고르는 모든 조합을 직접 생성하시오. 0≤r≤n≤6이다. 각 조합은 입력 인덱스 증가 순이며 r=0이면 빈 조합 하나다. 조합 생성 라이브러리를 쓰지 않는다.</w:t>
-      </w:r>
-    </w:p>
-    <w:p>
-      <w:pPr>
-        <w:keepNext/>
-        <w:keepLines/>
-        <w:widowControl/>
-        <w:spacing w:before="0" w:after="120" w:line="276" w:lineRule="auto"/>
-      </w:pPr>
-      <w:r>
-        <w:rPr>
-          <w:rFonts w:ascii="맑은 고딕" w:hAnsi="맑은 고딕" w:eastAsia="맑은 고딕"/>
-          <w:b w:val="0"/>
-          <w:color w:val="000000"/>
-          <w:sz w:val="20"/>
-        </w:rPr>
-        <w:t>예시  make_combinations([1,2,3], 2) = [[1,2],[1,3],[2,3]]</w:t>
-      </w:r>
-    </w:p>
-    <w:p>
-      <w:pPr>
-        <w:keepNext/>
-        <w:keepLines/>
-        <w:widowControl/>
-        <w:spacing w:before="0" w:after="120" w:line="276" w:lineRule="auto"/>
-      </w:pPr>
-      <w:r>
-        <w:rPr>
-          <w:rFonts w:ascii="맑은 고딕" w:hAnsi="맑은 고딕" w:eastAsia="맑은 고딕"/>
-          <w:b w:val="0"/>
-          <w:color w:val="000000"/>
-          <w:sz w:val="19"/>
-        </w:rPr>
-        <w:t>C 결과 규약  out[][6] = 선택 결과, return = 행 수 (최대 20)</w:t>
-      </w:r>
-    </w:p>
-    <w:p>
-      <w:pPr>
-        <w:keepNext w:val="0"/>
-        <w:keepLines/>
-        <w:widowControl/>
-        <w:spacing w:before="0" w:after="1000" w:line="276" w:lineRule="auto"/>
-      </w:pPr>
-      <w:r>
-        <w:rPr>
-          <w:rFonts w:ascii="맑은 고딕" w:hAnsi="맑은 고딕" w:eastAsia="맑은 고딕"/>
-          <w:b w:val="0"/>
-          <w:color w:val="000000"/>
-          <w:sz w:val="20"/>
-        </w:rPr>
-        <w:t>설계 및 구현</w:t>
-      </w:r>
-    </w:p>
-    <w:p>
-      <w:pPr>
-        <w:keepNext/>
-        <w:keepLines/>
-        <w:pageBreakBefore/>
-        <w:widowControl/>
-        <w:spacing w:before="0" w:after="120" w:line="276" w:lineRule="auto"/>
-      </w:pPr>
-      <w:r>
-        <w:rPr>
-          <w:rFonts w:ascii="맑은 고딕" w:hAnsi="맑은 고딕" w:eastAsia="맑은 고딕"/>
-          <w:b/>
-          <w:color w:val="000000"/>
-          <w:sz w:val="24"/>
-        </w:rPr>
-        <w:t>75  홀짝이 번갈아 나오는 순열</w:t>
-      </w:r>
-    </w:p>
-    <w:p>
-      <w:pPr>
-        <w:keepNext/>
-        <w:keepLines/>
-        <w:widowControl/>
-        <w:spacing w:before="0" w:after="120" w:line="276" w:lineRule="auto"/>
-      </w:pPr>
-      <w:r>
-        <w:rPr>
-          <w:rFonts w:ascii="맑은 고딕" w:hAnsi="맑은 고딕" w:eastAsia="맑은 고딕"/>
-          <w:b w:val="0"/>
-          <w:color w:val="000000"/>
-          <w:sz w:val="18"/>
-        </w:rPr>
-        <w:t>2.4 순열과 조합</w:t>
-      </w:r>
-    </w:p>
-    <w:p>
-      <w:pPr>
-        <w:keepNext/>
-        <w:keepLines/>
-        <w:widowControl/>
-        <w:spacing w:before="0" w:after="120" w:line="276" w:lineRule="auto"/>
-      </w:pPr>
-      <w:r>
-        <w:rPr>
-          <w:rFonts w:ascii="맑은 고딕" w:hAnsi="맑은 고딕" w:eastAsia="맑은 고딕"/>
-          <w:b w:val="0"/>
-          <w:color w:val="000000"/>
-          <w:sz w:val="22"/>
-        </w:rPr>
-        <w:t>배열 A의 모든 원소를 한 번씩 배치하여 인접한 두 값의 홀짝이 항상 다른 순열의 개수를 구하시오. 1≤n≤8, 값은 서로 다른 1~20의 정수다. 직접 재귀 탐색하시오.</w:t>
-      </w:r>
-    </w:p>
-    <w:p>
-      <w:pPr>
-        <w:keepNext/>
-        <w:keepLines/>
-        <w:widowControl/>
-        <w:spacing w:before="0" w:after="120" w:line="276" w:lineRule="auto"/>
-      </w:pPr>
-      <w:r>
-        <w:rPr>
-          <w:rFonts w:ascii="맑은 고딕" w:hAnsi="맑은 고딕" w:eastAsia="맑은 고딕"/>
-          <w:b w:val="0"/>
-          <w:color w:val="000000"/>
-          <w:sz w:val="20"/>
-        </w:rPr>
-        <w:t>예시  alternating_orders([1,2,3]) = 2</w:t>
-      </w:r>
-    </w:p>
-    <w:p>
-      <w:pPr>
-        <w:keepNext/>
-        <w:keepLines/>
-        <w:widowControl/>
-        <w:spacing w:before="0" w:after="120" w:line="276" w:lineRule="auto"/>
-      </w:pPr>
-      <w:r>
-        <w:rPr>
-          <w:rFonts w:ascii="맑은 고딕" w:hAnsi="맑은 고딕" w:eastAsia="맑은 고딕"/>
-          <w:b w:val="0"/>
-          <w:color w:val="000000"/>
-          <w:sz w:val="19"/>
-        </w:rPr>
-        <w:t>C 결과 규약  return으로 정수 결과를 반환합니다.</w:t>
-      </w:r>
-    </w:p>
-    <w:p>
-      <w:pPr>
-        <w:keepNext w:val="0"/>
-        <w:keepLines/>
-        <w:widowControl/>
-        <w:spacing w:before="0" w:after="1000" w:line="276" w:lineRule="auto"/>
-      </w:pPr>
-      <w:r>
-        <w:rPr>
-          <w:rFonts w:ascii="맑은 고딕" w:hAnsi="맑은 고딕" w:eastAsia="맑은 고딕"/>
-          <w:b w:val="0"/>
-          <w:color w:val="000000"/>
-          <w:sz w:val="20"/>
-        </w:rPr>
-        <w:t>설계 및 구현</w:t>
-      </w:r>
-    </w:p>
-    <w:p>
-      <w:pPr>
-        <w:keepNext/>
-        <w:keepLines/>
-        <w:widowControl/>
-        <w:spacing w:before="0" w:after="120" w:line="276" w:lineRule="auto"/>
-      </w:pPr>
-      <w:r>
-        <w:rPr>
-          <w:rFonts w:ascii="맑은 고딕" w:hAnsi="맑은 고딕" w:eastAsia="맑은 고딕"/>
-          <w:b/>
-          <w:color w:val="000000"/>
-          <w:sz w:val="24"/>
-        </w:rPr>
-        <w:t>76  세 장 조합 생성</w:t>
-      </w:r>
-    </w:p>
-    <w:p>
-      <w:pPr>
-        <w:keepNext/>
-        <w:keepLines/>
-        <w:widowControl/>
-        <w:spacing w:before="0" w:after="120" w:line="276" w:lineRule="auto"/>
-      </w:pPr>
-      <w:r>
-        <w:rPr>
-          <w:rFonts w:ascii="맑은 고딕" w:hAnsi="맑은 고딕" w:eastAsia="맑은 고딕"/>
-          <w:b w:val="0"/>
-          <w:color w:val="000000"/>
-          <w:sz w:val="18"/>
-        </w:rPr>
-        <w:t>2.4 순열과 조합</w:t>
-      </w:r>
-    </w:p>
-    <w:p>
-      <w:pPr>
-        <w:keepNext/>
-        <w:keepLines/>
-        <w:widowControl/>
-        <w:spacing w:before="0" w:after="120" w:line="276" w:lineRule="auto"/>
-      </w:pPr>
-      <w:r>
-        <w:rPr>
-          <w:rFonts w:ascii="맑은 고딕" w:hAnsi="맑은 고딕" w:eastAsia="맑은 고딕"/>
-          <w:b w:val="0"/>
-          <w:color w:val="000000"/>
-          <w:sz w:val="22"/>
-        </w:rPr>
-        <w:t>배열 A에서 서로 다른 인덱스의 세 장을 선택하는 모든 조합을 반환하시오. i&lt;j&lt;k 순으로 탐색한다. 0≤n≤10, 각 값은 −20~20이다. 값이 같은 카드도 인덱스가 다르면 별개다.</w:t>
-      </w:r>
-    </w:p>
-    <w:p>
-      <w:pPr>
-        <w:keepNext/>
-        <w:keepLines/>
-        <w:widowControl/>
-        <w:spacing w:before="0" w:after="120" w:line="276" w:lineRule="auto"/>
-      </w:pPr>
-      <w:r>
-        <w:rPr>
-          <w:rFonts w:ascii="맑은 고딕" w:hAnsi="맑은 고딕" w:eastAsia="맑은 고딕"/>
-          <w:b w:val="0"/>
-          <w:color w:val="000000"/>
-          <w:sz w:val="20"/>
-        </w:rPr>
-        <w:t>예시  choose_three([1,2,3,4]) = [[1,2,3],[1,2,4],[1,3,4],[2,3,4]]</w:t>
-      </w:r>
-    </w:p>
-    <w:p>
-      <w:pPr>
-        <w:keepNext/>
-        <w:keepLines/>
-        <w:widowControl/>
-        <w:spacing w:before="0" w:after="120" w:line="276" w:lineRule="auto"/>
-      </w:pPr>
-      <w:r>
-        <w:rPr>
-          <w:rFonts w:ascii="맑은 고딕" w:hAnsi="맑은 고딕" w:eastAsia="맑은 고딕"/>
-          <w:b w:val="0"/>
-          <w:color w:val="000000"/>
-          <w:sz w:val="19"/>
-        </w:rPr>
-        <w:t>C 결과 규약  out[][3] = 세 장, return = 행 수 (최대 120)</w:t>
-      </w:r>
-    </w:p>
-    <w:p>
-      <w:pPr>
-        <w:keepNext w:val="0"/>
-        <w:keepLines/>
-        <w:widowControl/>
-        <w:spacing w:before="0" w:after="1000" w:line="276" w:lineRule="auto"/>
-      </w:pPr>
-      <w:r>
-        <w:rPr>
-          <w:rFonts w:ascii="맑은 고딕" w:hAnsi="맑은 고딕" w:eastAsia="맑은 고딕"/>
-          <w:b w:val="0"/>
-          <w:color w:val="000000"/>
-          <w:sz w:val="20"/>
-        </w:rPr>
-        <w:t>설계 및 구현</w:t>
-      </w:r>
-    </w:p>
-    <w:p>
-      <w:pPr>
-        <w:keepNext/>
-        <w:keepLines/>
-        <w:pageBreakBefore/>
-        <w:widowControl/>
-        <w:spacing w:before="0" w:after="120" w:line="276" w:lineRule="auto"/>
-      </w:pPr>
-      <w:r>
-        <w:rPr>
-          <w:rFonts w:ascii="맑은 고딕" w:hAnsi="맑은 고딕" w:eastAsia="맑은 고딕"/>
-          <w:b/>
-          <w:color w:val="000000"/>
-          <w:sz w:val="24"/>
-        </w:rPr>
-        <w:t>77  세 숫자로 비밀번호 생성</w:t>
-      </w:r>
-    </w:p>
-    <w:p>
-      <w:pPr>
-        <w:keepNext/>
-        <w:keepLines/>
-        <w:widowControl/>
-        <w:spacing w:before="0" w:after="120" w:line="276" w:lineRule="auto"/>
-      </w:pPr>
-      <w:r>
-        <w:rPr>
-          <w:rFonts w:ascii="맑은 고딕" w:hAnsi="맑은 고딕" w:eastAsia="맑은 고딕"/>
-          <w:b w:val="0"/>
-          <w:color w:val="000000"/>
-          <w:sz w:val="18"/>
-        </w:rPr>
-        <w:t>2.4 순열과 조합</w:t>
-      </w:r>
-    </w:p>
-    <w:p>
-      <w:pPr>
-        <w:keepNext/>
-        <w:keepLines/>
-        <w:widowControl/>
-        <w:spacing w:before="0" w:after="120" w:line="276" w:lineRule="auto"/>
-      </w:pPr>
-      <w:r>
-        <w:rPr>
-          <w:rFonts w:ascii="맑은 고딕" w:hAnsi="맑은 고딕" w:eastAsia="맑은 고딕"/>
-          <w:b w:val="0"/>
-          <w:color w:val="000000"/>
-          <w:sz w:val="22"/>
-        </w:rPr>
-        <w:t>서로 다른 1~9의 숫자 세 개가 배열 A에 주어진다. 각 숫자를 정확히 한 번 쓰는 세 자리 비밀번호 여섯 개를 생성하시오. 입력 인덱스 순으로 탐색한다.</w:t>
-      </w:r>
-    </w:p>
-    <w:p>
-      <w:pPr>
-        <w:keepNext/>
-        <w:keepLines/>
-        <w:widowControl/>
-        <w:spacing w:before="0" w:after="120" w:line="276" w:lineRule="auto"/>
-      </w:pPr>
-      <w:r>
-        <w:rPr>
-          <w:rFonts w:ascii="맑은 고딕" w:hAnsi="맑은 고딕" w:eastAsia="맑은 고딕"/>
-          <w:b w:val="0"/>
-          <w:color w:val="000000"/>
-          <w:sz w:val="20"/>
-        </w:rPr>
-        <w:t>예시  password_candidates([1,2,3]) = [123,132,213,231,312,321]</w:t>
-      </w:r>
-    </w:p>
-    <w:p>
-      <w:pPr>
-        <w:keepNext/>
-        <w:keepLines/>
-        <w:widowControl/>
-        <w:spacing w:before="0" w:after="120" w:line="276" w:lineRule="auto"/>
-      </w:pPr>
-      <w:r>
-        <w:rPr>
-          <w:rFonts w:ascii="맑은 고딕" w:hAnsi="맑은 고딕" w:eastAsia="맑은 고딕"/>
-          <w:b w:val="0"/>
-          <w:color w:val="000000"/>
-          <w:sz w:val="19"/>
-        </w:rPr>
-        <w:t>C 결과 규약  out = 비밀번호 6개, return = 6</w:t>
-      </w:r>
-    </w:p>
-    <w:p>
-      <w:pPr>
-        <w:keepNext w:val="0"/>
-        <w:keepLines/>
-        <w:widowControl/>
-        <w:spacing w:before="0" w:after="1000" w:line="276" w:lineRule="auto"/>
-      </w:pPr>
-      <w:r>
-        <w:rPr>
-          <w:rFonts w:ascii="맑은 고딕" w:hAnsi="맑은 고딕" w:eastAsia="맑은 고딕"/>
-          <w:b w:val="0"/>
-          <w:color w:val="000000"/>
-          <w:sz w:val="20"/>
-        </w:rPr>
-        <w:t>설계 및 구현</w:t>
-      </w:r>
-    </w:p>
-    <w:p>
-      <w:pPr>
-        <w:keepNext/>
-        <w:keepLines/>
-        <w:widowControl/>
-        <w:spacing w:before="0" w:after="120" w:line="276" w:lineRule="auto"/>
-      </w:pPr>
-      <w:r>
-        <w:rPr>
-          <w:rFonts w:ascii="맑은 고딕" w:hAnsi="맑은 고딕" w:eastAsia="맑은 고딕"/>
-          <w:b/>
-          <w:color w:val="000000"/>
-          <w:sz w:val="24"/>
-        </w:rPr>
-        <w:t>78  문자열의 모든 일치 위치</w:t>
-      </w:r>
-    </w:p>
-    <w:p>
-      <w:pPr>
-        <w:keepNext/>
-        <w:keepLines/>
-        <w:widowControl/>
-        <w:spacing w:before="0" w:after="120" w:line="276" w:lineRule="auto"/>
-      </w:pPr>
-      <w:r>
-        <w:rPr>
-          <w:rFonts w:ascii="맑은 고딕" w:hAnsi="맑은 고딕" w:eastAsia="맑은 고딕"/>
-          <w:b w:val="0"/>
-          <w:color w:val="000000"/>
-          <w:sz w:val="18"/>
-        </w:rPr>
-        <w:t>2.5 완전 탐색 예제</w:t>
-      </w:r>
-    </w:p>
-    <w:p>
-      <w:pPr>
-        <w:keepNext/>
-        <w:keepLines/>
-        <w:widowControl/>
-        <w:spacing w:before="0" w:after="120" w:line="276" w:lineRule="auto"/>
-      </w:pPr>
-      <w:r>
-        <w:rPr>
-          <w:rFonts w:ascii="맑은 고딕" w:hAnsi="맑은 고딕" w:eastAsia="맑은 고딕"/>
-          <w:b w:val="0"/>
-          <w:color w:val="000000"/>
-          <w:sz w:val="22"/>
-        </w:rPr>
-        <w:t>텍스트 text에서 패턴 pattern의 모든 시작 인덱스를 무차별 매칭으로 구하시오. 겹치는 일치도 포함한다. 길이는 각각 0~50, 1~10이며 영문자로 구성된다. 일치가 없으면 빈 목록이다.</w:t>
-      </w:r>
-    </w:p>
-    <w:p>
-      <w:pPr>
-        <w:keepNext/>
-        <w:keepLines/>
-        <w:widowControl/>
-        <w:spacing w:before="0" w:after="120" w:line="276" w:lineRule="auto"/>
-      </w:pPr>
-      <w:r>
-        <w:rPr>
-          <w:rFonts w:ascii="맑은 고딕" w:hAnsi="맑은 고딕" w:eastAsia="맑은 고딕"/>
-          <w:b w:val="0"/>
-          <w:color w:val="000000"/>
-          <w:sz w:val="20"/>
-        </w:rPr>
-        <w:t>예시  bf_string_match("ababcabcababd", "abc") = [2,5]</w:t>
-      </w:r>
-    </w:p>
-    <w:p>
-      <w:pPr>
-        <w:keepNext/>
-        <w:keepLines/>
-        <w:widowControl/>
-        <w:spacing w:before="0" w:after="120" w:line="276" w:lineRule="auto"/>
-      </w:pPr>
-      <w:r>
-        <w:rPr>
-          <w:rFonts w:ascii="맑은 고딕" w:hAnsi="맑은 고딕" w:eastAsia="맑은 고딕"/>
-          <w:b w:val="0"/>
-          <w:color w:val="000000"/>
-          <w:sz w:val="19"/>
-        </w:rPr>
-        <w:t>C 결과 규약  out = 시작 인덱스, return = 개수 (용량 201)</w:t>
-      </w:r>
-    </w:p>
-    <w:p>
-      <w:pPr>
-        <w:keepNext w:val="0"/>
-        <w:keepLines/>
-        <w:widowControl/>
-        <w:spacing w:before="0" w:after="1000" w:line="276" w:lineRule="auto"/>
-      </w:pPr>
-      <w:r>
-        <w:rPr>
-          <w:rFonts w:ascii="맑은 고딕" w:hAnsi="맑은 고딕" w:eastAsia="맑은 고딕"/>
-          <w:b w:val="0"/>
-          <w:color w:val="000000"/>
-          <w:sz w:val="20"/>
-        </w:rPr>
-        <w:t>설계 및 구현</w:t>
-      </w:r>
-    </w:p>
-    <w:p>
-      <w:pPr>
-        <w:keepNext/>
-        <w:keepLines/>
-        <w:pageBreakBefore/>
-        <w:widowControl/>
-        <w:spacing w:before="0" w:after="120" w:line="276" w:lineRule="auto"/>
-      </w:pPr>
-      <w:r>
-        <w:rPr>
-          <w:rFonts w:ascii="맑은 고딕" w:hAnsi="맑은 고딕" w:eastAsia="맑은 고딕"/>
-          <w:b/>
-          <w:color w:val="000000"/>
-          <w:sz w:val="24"/>
-        </w:rPr>
-        <w:t>79  가장 가까운 두 수</w:t>
-      </w:r>
-    </w:p>
-    <w:p>
-      <w:pPr>
-        <w:keepNext/>
-        <w:keepLines/>
-        <w:widowControl/>
-        <w:spacing w:before="0" w:after="120" w:line="276" w:lineRule="auto"/>
-      </w:pPr>
-      <w:r>
-        <w:rPr>
-          <w:rFonts w:ascii="맑은 고딕" w:hAnsi="맑은 고딕" w:eastAsia="맑은 고딕"/>
-          <w:b w:val="0"/>
-          <w:color w:val="000000"/>
-          <w:sz w:val="18"/>
-        </w:rPr>
-        <w:t>2.5 완전 탐색 예제</w:t>
-      </w:r>
-    </w:p>
-    <w:p>
-      <w:pPr>
-        <w:keepNext/>
-        <w:keepLines/>
-        <w:widowControl/>
-        <w:spacing w:before="0" w:after="120" w:line="276" w:lineRule="auto"/>
-      </w:pPr>
-      <w:r>
-        <w:rPr>
-          <w:rFonts w:ascii="맑은 고딕" w:hAnsi="맑은 고딕" w:eastAsia="맑은 고딕"/>
-          <w:b w:val="0"/>
-          <w:color w:val="000000"/>
-          <w:sz w:val="22"/>
-        </w:rPr>
-        <w:t>2≤n≤30인 정수 배열 A의 모든 i&lt;j를 검사하여 차이의 절댓값이 최소인 값의 쌍과 차이를 구하시오. 동률이면 탐색 중 처음 찾은 쌍을 유지한다. 반환 형식은 [A[i],A[j],차이]다. 원소는 −2,000,000,000~2,000,000,000이다.</w:t>
-      </w:r>
-    </w:p>
-    <w:p>
-      <w:pPr>
-        <w:keepNext/>
-        <w:keepLines/>
-        <w:widowControl/>
-        <w:spacing w:before="0" w:after="120" w:line="276" w:lineRule="auto"/>
-      </w:pPr>
-      <w:r>
-        <w:rPr>
-          <w:rFonts w:ascii="맑은 고딕" w:hAnsi="맑은 고딕" w:eastAsia="맑은 고딕"/>
-          <w:b w:val="0"/>
-          <w:color w:val="000000"/>
-          <w:sz w:val="20"/>
-        </w:rPr>
-        <w:t>예시  closest_pair([10,3,22,15,17,9]) = [10,9,1]</w:t>
-      </w:r>
-    </w:p>
-    <w:p>
-      <w:pPr>
-        <w:keepNext/>
-        <w:keepLines/>
-        <w:widowControl/>
-        <w:spacing w:before="0" w:after="120" w:line="276" w:lineRule="auto"/>
-      </w:pPr>
-      <w:r>
-        <w:rPr>
-          <w:rFonts w:ascii="맑은 고딕" w:hAnsi="맑은 고딕" w:eastAsia="맑은 고딕"/>
-          <w:b w:val="0"/>
-          <w:color w:val="000000"/>
-          <w:sz w:val="19"/>
-        </w:rPr>
-        <w:t>C 결과 규약  out[0]=첫 값, out[1]=둘째 값, out[2]=최소 차이</w:t>
-      </w:r>
-    </w:p>
-    <w:p>
-      <w:pPr>
-        <w:keepNext w:val="0"/>
-        <w:keepLines/>
-        <w:widowControl/>
-        <w:spacing w:before="0" w:after="1000" w:line="276" w:lineRule="auto"/>
-      </w:pPr>
-      <w:r>
-        <w:rPr>
-          <w:rFonts w:ascii="맑은 고딕" w:hAnsi="맑은 고딕" w:eastAsia="맑은 고딕"/>
-          <w:b w:val="0"/>
-          <w:color w:val="000000"/>
-          <w:sz w:val="20"/>
-        </w:rPr>
-        <w:t>설계 및 구현</w:t>
-      </w:r>
-    </w:p>
-    <w:p>
-      <w:pPr>
-        <w:keepNext/>
-        <w:keepLines/>
-        <w:widowControl/>
-        <w:spacing w:before="0" w:after="120" w:line="276" w:lineRule="auto"/>
-      </w:pPr>
-      <w:r>
-        <w:rPr>
-          <w:rFonts w:ascii="맑은 고딕" w:hAnsi="맑은 고딕" w:eastAsia="맑은 고딕"/>
-          <w:b/>
-          <w:color w:val="000000"/>
-          <w:sz w:val="24"/>
-        </w:rPr>
-        <w:t>80  비트마스크 부분집합 목록</w:t>
-      </w:r>
-    </w:p>
-    <w:p>
-      <w:pPr>
-        <w:keepNext/>
-        <w:keepLines/>
-        <w:widowControl/>
-        <w:spacing w:before="0" w:after="120" w:line="276" w:lineRule="auto"/>
-      </w:pPr>
-      <w:r>
-        <w:rPr>
-          <w:rFonts w:ascii="맑은 고딕" w:hAnsi="맑은 고딕" w:eastAsia="맑은 고딕"/>
-          <w:b w:val="0"/>
-          <w:color w:val="000000"/>
-          <w:sz w:val="18"/>
-        </w:rPr>
-        <w:t>2.5 완전 탐색 예제</w:t>
-      </w:r>
-    </w:p>
-    <w:p>
-      <w:pPr>
-        <w:keepNext/>
-        <w:keepLines/>
-        <w:widowControl/>
-        <w:spacing w:before="0" w:after="120" w:line="276" w:lineRule="auto"/>
-      </w:pPr>
-      <w:r>
-        <w:rPr>
-          <w:rFonts w:ascii="맑은 고딕" w:hAnsi="맑은 고딕" w:eastAsia="맑은 고딕"/>
-          <w:b w:val="0"/>
-          <w:color w:val="000000"/>
-          <w:sz w:val="22"/>
-        </w:rPr>
-        <w:t>서로 다른 정수 배열 A의 모든 부분집합을 비트마스크 증가 순서로 생성하시오. 0≤n≤8이다. 각 부분집합 내부는 입력 인덱스 순이며 빈 부분집합도 포함한다.</w:t>
-      </w:r>
-    </w:p>
-    <w:p>
-      <w:pPr>
-        <w:keepNext/>
-        <w:keepLines/>
-        <w:widowControl/>
-        <w:spacing w:before="0" w:after="120" w:line="276" w:lineRule="auto"/>
-      </w:pPr>
-      <w:r>
-        <w:rPr>
-          <w:rFonts w:ascii="맑은 고딕" w:hAnsi="맑은 고딕" w:eastAsia="맑은 고딕"/>
-          <w:b w:val="0"/>
-          <w:color w:val="000000"/>
-          <w:sz w:val="20"/>
-        </w:rPr>
-        <w:t>예시  power_set([1,2,3]) = [[],[1],[2],[1,2],[3],[1,3],[2,3],[1,2,3]]</w:t>
-      </w:r>
-    </w:p>
-    <w:p>
-      <w:pPr>
-        <w:keepNext/>
-        <w:keepLines/>
-        <w:widowControl/>
-        <w:spacing w:before="0" w:after="120" w:line="276" w:lineRule="auto"/>
-      </w:pPr>
-      <w:r>
-        <w:rPr>
-          <w:rFonts w:ascii="맑은 고딕" w:hAnsi="맑은 고딕" w:eastAsia="맑은 고딕"/>
-          <w:b w:val="0"/>
-          <w:color w:val="000000"/>
-          <w:sz w:val="19"/>
-        </w:rPr>
-        <w:t>C 결과 규약  out[][8], sizes[] = 부분집합과 길이, return = 개수 (최대 256)</w:t>
-      </w:r>
-    </w:p>
-    <w:p>
-      <w:pPr>
-        <w:keepNext w:val="0"/>
-        <w:keepLines/>
-        <w:widowControl/>
-        <w:spacing w:before="0" w:after="1000" w:line="276" w:lineRule="auto"/>
-      </w:pPr>
-      <w:r>
-        <w:rPr>
-          <w:rFonts w:ascii="맑은 고딕" w:hAnsi="맑은 고딕" w:eastAsia="맑은 고딕"/>
-          <w:b w:val="0"/>
-          <w:color w:val="000000"/>
-          <w:sz w:val="20"/>
-        </w:rPr>
-        <w:t>설계 및 구현</w:t>
-      </w:r>
-    </w:p>
-    <w:p>
-      <w:pPr>
-        <w:keepNext/>
-        <w:keepLines/>
-        <w:pageBreakBefore/>
-        <w:widowControl/>
-        <w:spacing w:before="0" w:after="120" w:line="276" w:lineRule="auto"/>
-      </w:pPr>
-      <w:r>
-        <w:rPr>
-          <w:rFonts w:ascii="맑은 고딕" w:hAnsi="맑은 고딕" w:eastAsia="맑은 고딕"/>
-          <w:b/>
-          <w:color w:val="000000"/>
-          <w:sz w:val="24"/>
-        </w:rPr>
-        <w:t>81  첫 번째 문자열 일치</w:t>
-      </w:r>
-    </w:p>
-    <w:p>
-      <w:pPr>
-        <w:keepNext/>
-        <w:keepLines/>
-        <w:widowControl/>
-        <w:spacing w:before="0" w:after="120" w:line="276" w:lineRule="auto"/>
-      </w:pPr>
-      <w:r>
-        <w:rPr>
-          <w:rFonts w:ascii="맑은 고딕" w:hAnsi="맑은 고딕" w:eastAsia="맑은 고딕"/>
-          <w:b w:val="0"/>
-          <w:color w:val="000000"/>
-          <w:sz w:val="18"/>
-        </w:rPr>
-        <w:t>2.5 완전 탐색 예제</w:t>
-      </w:r>
-    </w:p>
-    <w:p>
-      <w:pPr>
-        <w:keepNext/>
-        <w:keepLines/>
-        <w:widowControl/>
-        <w:spacing w:before="0" w:after="120" w:line="276" w:lineRule="auto"/>
-      </w:pPr>
-      <w:r>
-        <w:rPr>
-          <w:rFonts w:ascii="맑은 고딕" w:hAnsi="맑은 고딕" w:eastAsia="맑은 고딕"/>
-          <w:b w:val="0"/>
-          <w:color w:val="000000"/>
-          <w:sz w:val="22"/>
-        </w:rPr>
-        <w:t>text에서 pattern이 처음 등장하는 시작 인덱스를 반환하는 함수를 작성하시오. 직접 문자 비교를 사용하며 없으면 −1이다. 영문자 문자열이며 text 길이 0~50, pattern 길이 1~10이다.</w:t>
-      </w:r>
-    </w:p>
-    <w:p>
-      <w:pPr>
-        <w:keepNext/>
-        <w:keepLines/>
-        <w:widowControl/>
-        <w:spacing w:before="0" w:after="120" w:line="276" w:lineRule="auto"/>
-      </w:pPr>
-      <w:r>
-        <w:rPr>
-          <w:rFonts w:ascii="맑은 고딕" w:hAnsi="맑은 고딕" w:eastAsia="맑은 고딕"/>
-          <w:b w:val="0"/>
-          <w:color w:val="000000"/>
-          <w:sz w:val="20"/>
-        </w:rPr>
-        <w:t>예시  first_match("ababa", "aba") = 0</w:t>
-      </w:r>
-    </w:p>
-    <w:p>
-      <w:pPr>
-        <w:keepNext/>
-        <w:keepLines/>
-        <w:widowControl/>
-        <w:spacing w:before="0" w:after="120" w:line="276" w:lineRule="auto"/>
-      </w:pPr>
-      <w:r>
-        <w:rPr>
-          <w:rFonts w:ascii="맑은 고딕" w:hAnsi="맑은 고딕" w:eastAsia="맑은 고딕"/>
-          <w:b w:val="0"/>
-          <w:color w:val="000000"/>
-          <w:sz w:val="19"/>
-        </w:rPr>
-        <w:t>C 결과 규약  return으로 정수 결과를 반환합니다.</w:t>
-      </w:r>
-    </w:p>
-    <w:p>
-      <w:pPr>
-        <w:keepNext w:val="0"/>
-        <w:keepLines/>
-        <w:widowControl/>
-        <w:spacing w:before="0" w:after="1000" w:line="276" w:lineRule="auto"/>
-      </w:pPr>
-      <w:r>
-        <w:rPr>
-          <w:rFonts w:ascii="맑은 고딕" w:hAnsi="맑은 고딕" w:eastAsia="맑은 고딕"/>
-          <w:b w:val="0"/>
-          <w:color w:val="000000"/>
-          <w:sz w:val="20"/>
-        </w:rPr>
-        <w:t>설계 및 구현</w:t>
-      </w:r>
-    </w:p>
-    <w:p>
-      <w:pPr>
-        <w:keepNext/>
-        <w:keepLines/>
-        <w:widowControl/>
-        <w:spacing w:before="0" w:after="120" w:line="276" w:lineRule="auto"/>
-      </w:pPr>
-      <w:r>
-        <w:rPr>
-          <w:rFonts w:ascii="맑은 고딕" w:hAnsi="맑은 고딕" w:eastAsia="맑은 고딕"/>
-          <w:b/>
-          <w:color w:val="000000"/>
-          <w:sz w:val="24"/>
-        </w:rPr>
-        <w:t>82  가장 멀리 떨어진 두 수</w:t>
-      </w:r>
-    </w:p>
-    <w:p>
-      <w:pPr>
-        <w:keepNext/>
-        <w:keepLines/>
-        <w:widowControl/>
-        <w:spacing w:before="0" w:after="120" w:line="276" w:lineRule="auto"/>
-      </w:pPr>
-      <w:r>
-        <w:rPr>
-          <w:rFonts w:ascii="맑은 고딕" w:hAnsi="맑은 고딕" w:eastAsia="맑은 고딕"/>
-          <w:b w:val="0"/>
-          <w:color w:val="000000"/>
-          <w:sz w:val="18"/>
-        </w:rPr>
-        <w:t>2.5 완전 탐색 예제</w:t>
-      </w:r>
-    </w:p>
-    <w:p>
-      <w:pPr>
-        <w:keepNext/>
-        <w:keepLines/>
-        <w:widowControl/>
-        <w:spacing w:before="0" w:after="120" w:line="276" w:lineRule="auto"/>
-      </w:pPr>
-      <w:r>
-        <w:rPr>
-          <w:rFonts w:ascii="맑은 고딕" w:hAnsi="맑은 고딕" w:eastAsia="맑은 고딕"/>
-          <w:b w:val="0"/>
-          <w:color w:val="000000"/>
-          <w:sz w:val="22"/>
-        </w:rPr>
-        <w:t>배열 A의 모든 서로 다른 인덱스 쌍을 검사하여 두 값의 차이의 절댓값 중 최댓값을 반환하시오. 2≤n≤100, 각 값은 −1,000~1,000이다. 정렬 없이 이중 반복문으로 작성한다.</w:t>
-      </w:r>
-    </w:p>
-    <w:p>
-      <w:pPr>
-        <w:keepNext/>
-        <w:keepLines/>
-        <w:widowControl/>
-        <w:spacing w:before="0" w:after="120" w:line="276" w:lineRule="auto"/>
-      </w:pPr>
-      <w:r>
-        <w:rPr>
-          <w:rFonts w:ascii="맑은 고딕" w:hAnsi="맑은 고딕" w:eastAsia="맑은 고딕"/>
-          <w:b w:val="0"/>
-          <w:color w:val="000000"/>
-          <w:sz w:val="20"/>
-        </w:rPr>
-        <w:t>예시  largest_gap([3,1,9]) = 8</w:t>
-      </w:r>
-    </w:p>
-    <w:p>
-      <w:pPr>
-        <w:keepNext/>
-        <w:keepLines/>
-        <w:widowControl/>
-        <w:spacing w:before="0" w:after="120" w:line="276" w:lineRule="auto"/>
-      </w:pPr>
-      <w:r>
-        <w:rPr>
-          <w:rFonts w:ascii="맑은 고딕" w:hAnsi="맑은 고딕" w:eastAsia="맑은 고딕"/>
-          <w:b w:val="0"/>
-          <w:color w:val="000000"/>
-          <w:sz w:val="19"/>
-        </w:rPr>
-        <w:t>C 결과 규약  return으로 정수 결과를 반환합니다.</w:t>
-      </w:r>
-    </w:p>
-    <w:p>
-      <w:pPr>
-        <w:keepNext w:val="0"/>
-        <w:keepLines/>
-        <w:widowControl/>
-        <w:spacing w:before="0" w:after="1000" w:line="276" w:lineRule="auto"/>
-      </w:pPr>
-      <w:r>
-        <w:rPr>
-          <w:rFonts w:ascii="맑은 고딕" w:hAnsi="맑은 고딕" w:eastAsia="맑은 고딕"/>
-          <w:b w:val="0"/>
-          <w:color w:val="000000"/>
-          <w:sz w:val="20"/>
-        </w:rPr>
-        <w:t>설계 및 구현</w:t>
-      </w:r>
-    </w:p>
-    <w:p>
-      <w:pPr>
-        <w:keepNext/>
-        <w:keepLines/>
-        <w:pageBreakBefore/>
-        <w:widowControl/>
-        <w:spacing w:before="0" w:after="120" w:line="276" w:lineRule="auto"/>
-      </w:pPr>
-      <w:r>
-        <w:rPr>
-          <w:rFonts w:ascii="맑은 고딕" w:hAnsi="맑은 고딕" w:eastAsia="맑은 고딕"/>
-          <w:b/>
-          <w:color w:val="000000"/>
-          <w:sz w:val="24"/>
-        </w:rPr>
-        <w:t>83  목표 합 부분집합 개수</w:t>
-      </w:r>
-    </w:p>
-    <w:p>
-      <w:pPr>
-        <w:keepNext/>
-        <w:keepLines/>
-        <w:widowControl/>
-        <w:spacing w:before="0" w:after="120" w:line="276" w:lineRule="auto"/>
-      </w:pPr>
-      <w:r>
-        <w:rPr>
-          <w:rFonts w:ascii="맑은 고딕" w:hAnsi="맑은 고딕" w:eastAsia="맑은 고딕"/>
-          <w:b w:val="0"/>
-          <w:color w:val="000000"/>
-          <w:sz w:val="18"/>
-        </w:rPr>
-        <w:t>2.5 완전 탐색 예제</w:t>
-      </w:r>
-    </w:p>
-    <w:p>
-      <w:pPr>
-        <w:keepNext/>
-        <w:keepLines/>
-        <w:widowControl/>
-        <w:spacing w:before="0" w:after="120" w:line="276" w:lineRule="auto"/>
-      </w:pPr>
-      <w:r>
-        <w:rPr>
-          <w:rFonts w:ascii="맑은 고딕" w:hAnsi="맑은 고딕" w:eastAsia="맑은 고딕"/>
-          <w:b w:val="0"/>
-          <w:color w:val="000000"/>
-          <w:sz w:val="22"/>
-        </w:rPr>
-        <w:t>배열 A의 부분집합 중 합이 target인 것의 개수를 반환하시오. 0≤n≤16, 값은 −20~20, target은 −100~100이다. 빈 부분집합도 포함하며 같은 값도 인덱스 기준으로 선택한다.</w:t>
-      </w:r>
-    </w:p>
-    <w:p>
-      <w:pPr>
-        <w:keepNext/>
-        <w:keepLines/>
-        <w:widowControl/>
-        <w:spacing w:before="0" w:after="120" w:line="276" w:lineRule="auto"/>
-      </w:pPr>
-      <w:r>
-        <w:rPr>
-          <w:rFonts w:ascii="맑은 고딕" w:hAnsi="맑은 고딕" w:eastAsia="맑은 고딕"/>
-          <w:b w:val="0"/>
-          <w:color w:val="000000"/>
-          <w:sz w:val="20"/>
-        </w:rPr>
-        <w:t>예시  subset_sum_count([2,3,5], 5) = 2</w:t>
-      </w:r>
-    </w:p>
-    <w:p>
-      <w:pPr>
-        <w:keepNext/>
-        <w:keepLines/>
-        <w:widowControl/>
-        <w:spacing w:before="0" w:after="120" w:line="276" w:lineRule="auto"/>
-      </w:pPr>
-      <w:r>
-        <w:rPr>
-          <w:rFonts w:ascii="맑은 고딕" w:hAnsi="맑은 고딕" w:eastAsia="맑은 고딕"/>
-          <w:b w:val="0"/>
-          <w:color w:val="000000"/>
-          <w:sz w:val="19"/>
-        </w:rPr>
-        <w:t>C 결과 규약  return = 조건을 만족하는 부분집합 수</w:t>
-      </w:r>
-    </w:p>
-    <w:p>
-      <w:pPr>
-        <w:keepNext w:val="0"/>
-        <w:keepLines/>
-        <w:widowControl/>
-        <w:spacing w:before="0" w:after="1000" w:line="276" w:lineRule="auto"/>
-      </w:pPr>
-      <w:r>
-        <w:rPr>
-          <w:rFonts w:ascii="맑은 고딕" w:hAnsi="맑은 고딕" w:eastAsia="맑은 고딕"/>
-          <w:b w:val="0"/>
-          <w:color w:val="000000"/>
-          <w:sz w:val="20"/>
-        </w:rPr>
-        <w:t>설계 및 구현</w:t>
-      </w:r>
-    </w:p>
-    <w:p>
-      <w:pPr>
-        <w:keepNext/>
-        <w:keepLines/>
-        <w:widowControl/>
-        <w:spacing w:before="0" w:after="120" w:line="276" w:lineRule="auto"/>
-      </w:pPr>
-      <w:r>
-        <w:rPr>
-          <w:rFonts w:ascii="맑은 고딕" w:hAnsi="맑은 고딕" w:eastAsia="맑은 고딕"/>
-          <w:b/>
-          <w:color w:val="000000"/>
-          <w:sz w:val="24"/>
-        </w:rPr>
-        <w:t>84  연속된 1이 없는 이진 문자열</w:t>
-      </w:r>
-    </w:p>
-    <w:p>
-      <w:pPr>
-        <w:keepNext/>
-        <w:keepLines/>
-        <w:widowControl/>
-        <w:spacing w:before="0" w:after="120" w:line="276" w:lineRule="auto"/>
-      </w:pPr>
-      <w:r>
-        <w:rPr>
-          <w:rFonts w:ascii="맑은 고딕" w:hAnsi="맑은 고딕" w:eastAsia="맑은 고딕"/>
-          <w:b w:val="0"/>
-          <w:color w:val="000000"/>
-          <w:sz w:val="18"/>
-        </w:rPr>
-        <w:t>2.6 탐색 공간과 실행량</w:t>
-      </w:r>
-    </w:p>
-    <w:p>
-      <w:pPr>
-        <w:keepNext/>
-        <w:keepLines/>
-        <w:widowControl/>
-        <w:spacing w:before="0" w:after="120" w:line="276" w:lineRule="auto"/>
-      </w:pPr>
-      <w:r>
-        <w:rPr>
-          <w:rFonts w:ascii="맑은 고딕" w:hAnsi="맑은 고딕" w:eastAsia="맑은 고딕"/>
-          <w:b w:val="0"/>
-          <w:color w:val="000000"/>
-          <w:sz w:val="22"/>
-        </w:rPr>
-        <w:t>길이 n의 0과 1로 이루어진 문자열 중 1이 연속하지 않는 경우의 수를 반환하시오. 0≤n≤16이며 길이 0에는 빈 문자열 하나가 있다. 모든 비트마스크를 검사한다.</w:t>
-      </w:r>
-    </w:p>
-    <w:p>
-      <w:pPr>
-        <w:keepNext/>
-        <w:keepLines/>
-        <w:widowControl/>
-        <w:spacing w:before="0" w:after="120" w:line="276" w:lineRule="auto"/>
-      </w:pPr>
-      <w:r>
-        <w:rPr>
-          <w:rFonts w:ascii="맑은 고딕" w:hAnsi="맑은 고딕" w:eastAsia="맑은 고딕"/>
-          <w:b w:val="0"/>
-          <w:color w:val="000000"/>
-          <w:sz w:val="20"/>
-        </w:rPr>
-        <w:t>예시  nonadjacent_binary(3) = 5</w:t>
-      </w:r>
-    </w:p>
-    <w:p>
-      <w:pPr>
-        <w:keepNext/>
-        <w:keepLines/>
-        <w:widowControl/>
-        <w:spacing w:before="0" w:after="120" w:line="276" w:lineRule="auto"/>
-      </w:pPr>
-      <w:r>
-        <w:rPr>
-          <w:rFonts w:ascii="맑은 고딕" w:hAnsi="맑은 고딕" w:eastAsia="맑은 고딕"/>
-          <w:b w:val="0"/>
-          <w:color w:val="000000"/>
-          <w:sz w:val="19"/>
-        </w:rPr>
-        <w:t>C 결과 규약  return으로 정수 결과를 반환합니다.</w:t>
-      </w:r>
-    </w:p>
-    <w:p>
-      <w:pPr>
-        <w:keepNext w:val="0"/>
-        <w:keepLines/>
-        <w:widowControl/>
-        <w:spacing w:before="0" w:after="1000" w:line="276" w:lineRule="auto"/>
-      </w:pPr>
-      <w:r>
-        <w:rPr>
-          <w:rFonts w:ascii="맑은 고딕" w:hAnsi="맑은 고딕" w:eastAsia="맑은 고딕"/>
-          <w:b w:val="0"/>
-          <w:color w:val="000000"/>
-          <w:sz w:val="20"/>
-        </w:rPr>
-        <w:t>설계 및 구현</w:t>
-      </w:r>
-    </w:p>
-    <w:p>
-      <w:pPr>
-        <w:keepNext/>
-        <w:keepLines/>
-        <w:pageBreakBefore/>
-        <w:widowControl/>
-        <w:spacing w:before="0" w:after="120" w:line="276" w:lineRule="auto"/>
-      </w:pPr>
-      <w:r>
-        <w:rPr>
-          <w:rFonts w:ascii="맑은 고딕" w:hAnsi="맑은 고딕" w:eastAsia="맑은 고딕"/>
-          <w:b/>
-          <w:color w:val="000000"/>
-          <w:sz w:val="24"/>
-        </w:rPr>
-        <w:t>85  탐색 공간 계산 함수</w:t>
-      </w:r>
-    </w:p>
-    <w:p>
-      <w:pPr>
-        <w:keepNext/>
-        <w:keepLines/>
-        <w:widowControl/>
-        <w:spacing w:before="0" w:after="120" w:line="276" w:lineRule="auto"/>
-      </w:pPr>
-      <w:r>
-        <w:rPr>
-          <w:rFonts w:ascii="맑은 고딕" w:hAnsi="맑은 고딕" w:eastAsia="맑은 고딕"/>
-          <w:b w:val="0"/>
-          <w:color w:val="000000"/>
-          <w:sz w:val="18"/>
-        </w:rPr>
-        <w:t>2.6 탐색 공간과 실행량</w:t>
-      </w:r>
-    </w:p>
-    <w:p>
-      <w:pPr>
-        <w:keepNext/>
-        <w:keepLines/>
-        <w:widowControl/>
-        <w:spacing w:before="0" w:after="120" w:line="276" w:lineRule="auto"/>
-      </w:pPr>
-      <w:r>
-        <w:rPr>
-          <w:rFonts w:ascii="맑은 고딕" w:hAnsi="맑은 고딕" w:eastAsia="맑은 고딕"/>
-          <w:b w:val="0"/>
-          <w:color w:val="000000"/>
-          <w:sz w:val="22"/>
-        </w:rPr>
-        <w:t>0≤n≤12에 대해 [n!, 2ⁿ, nⁿ]을 반환하는 함수를 반복문으로 작성하시오. 이 문제에서는 0!=1, 2⁰=1, 0⁰=1로 정의한다. C에서는 long long 결과 배열을 사용한다.</w:t>
-      </w:r>
-    </w:p>
-    <w:p>
-      <w:pPr>
-        <w:keepNext/>
-        <w:keepLines/>
-        <w:widowControl/>
-        <w:spacing w:before="0" w:after="120" w:line="276" w:lineRule="auto"/>
-      </w:pPr>
-      <w:r>
-        <w:rPr>
-          <w:rFonts w:ascii="맑은 고딕" w:hAnsi="맑은 고딕" w:eastAsia="맑은 고딕"/>
-          <w:b w:val="0"/>
-          <w:color w:val="000000"/>
-          <w:sz w:val="20"/>
-        </w:rPr>
-        <w:t>예시  search_space(5) = [120,32,3125]</w:t>
-      </w:r>
-    </w:p>
-    <w:p>
-      <w:pPr>
-        <w:keepNext/>
-        <w:keepLines/>
-        <w:widowControl/>
-        <w:spacing w:before="0" w:after="120" w:line="276" w:lineRule="auto"/>
-      </w:pPr>
-      <w:r>
-        <w:rPr>
-          <w:rFonts w:ascii="맑은 고딕" w:hAnsi="맑은 고딕" w:eastAsia="맑은 고딕"/>
-          <w:b w:val="0"/>
-          <w:color w:val="000000"/>
-          <w:sz w:val="19"/>
-        </w:rPr>
-        <w:t>C 결과 규약  out = [n!, 2^n, n^n]</w:t>
-      </w:r>
-    </w:p>
-    <w:p>
-      <w:pPr>
-        <w:keepNext w:val="0"/>
-        <w:keepLines/>
-        <w:widowControl/>
-        <w:spacing w:before="0" w:after="1000" w:line="276" w:lineRule="auto"/>
-      </w:pPr>
-      <w:r>
-        <w:rPr>
-          <w:rFonts w:ascii="맑은 고딕" w:hAnsi="맑은 고딕" w:eastAsia="맑은 고딕"/>
-          <w:b w:val="0"/>
-          <w:color w:val="000000"/>
-          <w:sz w:val="20"/>
-        </w:rPr>
-        <w:t>설계 및 구현</w:t>
-      </w:r>
-    </w:p>
-    <w:p>
-      <w:pPr>
-        <w:keepNext/>
-        <w:keepLines/>
-        <w:widowControl/>
-        <w:spacing w:before="0" w:after="120" w:line="276" w:lineRule="auto"/>
-      </w:pPr>
-      <w:r>
-        <w:rPr>
-          <w:rFonts w:ascii="맑은 고딕" w:hAnsi="맑은 고딕" w:eastAsia="맑은 고딕"/>
-          <w:b/>
-          <w:color w:val="000000"/>
-          <w:sz w:val="24"/>
-        </w:rPr>
-        <w:t>86  중복을 허용하는 비밀번호</w:t>
-      </w:r>
-    </w:p>
-    <w:p>
-      <w:pPr>
-        <w:keepNext/>
-        <w:keepLines/>
-        <w:widowControl/>
-        <w:spacing w:before="0" w:after="120" w:line="276" w:lineRule="auto"/>
-      </w:pPr>
-      <w:r>
-        <w:rPr>
-          <w:rFonts w:ascii="맑은 고딕" w:hAnsi="맑은 고딕" w:eastAsia="맑은 고딕"/>
-          <w:b w:val="0"/>
-          <w:color w:val="000000"/>
-          <w:sz w:val="18"/>
-        </w:rPr>
-        <w:t>2.6 탐색 공간과 실행량</w:t>
-      </w:r>
-    </w:p>
-    <w:p>
-      <w:pPr>
-        <w:keepNext/>
-        <w:keepLines/>
-        <w:widowControl/>
-        <w:spacing w:before="0" w:after="120" w:line="276" w:lineRule="auto"/>
-      </w:pPr>
-      <w:r>
-        <w:rPr>
-          <w:rFonts w:ascii="맑은 고딕" w:hAnsi="맑은 고딕" w:eastAsia="맑은 고딕"/>
-          <w:b w:val="0"/>
-          <w:color w:val="000000"/>
-          <w:sz w:val="22"/>
-        </w:rPr>
-        <w:t>각 자리에 0~m−1을 쓸 수 있는 길이 L 비밀번호 중 숫자 합이 K인 개수를 구하시오. 2≤m≤5, 1≤L≤6, 0≤K≤24이다. 앞자리 0과 같은 숫자의 반복을 허용한다. 모든 mᴸ개 후보를 검사한다.</w:t>
-      </w:r>
-    </w:p>
-    <w:p>
-      <w:pPr>
-        <w:keepNext/>
-        <w:keepLines/>
-        <w:widowControl/>
-        <w:spacing w:before="0" w:after="120" w:line="276" w:lineRule="auto"/>
-      </w:pPr>
-      <w:r>
-        <w:rPr>
-          <w:rFonts w:ascii="맑은 고딕" w:hAnsi="맑은 고딕" w:eastAsia="맑은 고딕"/>
-          <w:b w:val="0"/>
-          <w:color w:val="000000"/>
-          <w:sz w:val="20"/>
-        </w:rPr>
-        <w:t>예시  password_sum_count(3, 2, 2) = 3</w:t>
-      </w:r>
-    </w:p>
-    <w:p>
-      <w:pPr>
-        <w:keepNext/>
-        <w:keepLines/>
-        <w:widowControl/>
-        <w:spacing w:before="0" w:after="120" w:line="276" w:lineRule="auto"/>
-      </w:pPr>
-      <w:r>
-        <w:rPr>
-          <w:rFonts w:ascii="맑은 고딕" w:hAnsi="맑은 고딕" w:eastAsia="맑은 고딕"/>
-          <w:b w:val="0"/>
-          <w:color w:val="000000"/>
-          <w:sz w:val="19"/>
-        </w:rPr>
-        <w:t>C 결과 규약  return으로 정수 결과를 반환합니다.</w:t>
-      </w:r>
-    </w:p>
-    <w:p>
-      <w:pPr>
-        <w:keepNext w:val="0"/>
-        <w:keepLines/>
-        <w:widowControl/>
-        <w:spacing w:before="0" w:after="1000" w:line="276" w:lineRule="auto"/>
-      </w:pPr>
-      <w:r>
-        <w:rPr>
-          <w:rFonts w:ascii="맑은 고딕" w:hAnsi="맑은 고딕" w:eastAsia="맑은 고딕"/>
-          <w:b w:val="0"/>
-          <w:color w:val="000000"/>
-          <w:sz w:val="20"/>
-        </w:rPr>
-        <w:t>설계 및 구현</w:t>
-      </w:r>
-    </w:p>
-    <w:p>
-      <w:pPr>
-        <w:keepNext/>
-        <w:keepLines/>
-        <w:pageBreakBefore/>
-        <w:widowControl/>
-        <w:spacing w:before="0" w:after="120" w:line="276" w:lineRule="auto"/>
-      </w:pPr>
-      <w:r>
-        <w:rPr>
-          <w:rFonts w:ascii="맑은 고딕" w:hAnsi="맑은 고딕" w:eastAsia="맑은 고딕"/>
-          <w:b/>
-          <w:color w:val="000000"/>
-          <w:sz w:val="24"/>
-        </w:rPr>
-        <w:t>87  한도 이하 최대 부분집합 합</w:t>
-      </w:r>
-    </w:p>
-    <w:p>
-      <w:pPr>
-        <w:keepNext/>
-        <w:keepLines/>
-        <w:widowControl/>
-        <w:spacing w:before="0" w:after="120" w:line="276" w:lineRule="auto"/>
-      </w:pPr>
-      <w:r>
-        <w:rPr>
-          <w:rFonts w:ascii="맑은 고딕" w:hAnsi="맑은 고딕" w:eastAsia="맑은 고딕"/>
-          <w:b w:val="0"/>
-          <w:color w:val="000000"/>
-          <w:sz w:val="18"/>
-        </w:rPr>
-        <w:t>2.6 탐색 공간과 실행량</w:t>
-      </w:r>
-    </w:p>
-    <w:p>
-      <w:pPr>
-        <w:keepNext/>
-        <w:keepLines/>
-        <w:widowControl/>
-        <w:spacing w:before="0" w:after="120" w:line="276" w:lineRule="auto"/>
-      </w:pPr>
-      <w:r>
-        <w:rPr>
-          <w:rFonts w:ascii="맑은 고딕" w:hAnsi="맑은 고딕" w:eastAsia="맑은 고딕"/>
-          <w:b w:val="0"/>
-          <w:color w:val="000000"/>
-          <w:sz w:val="22"/>
-        </w:rPr>
-        <w:t>배열 A에서 원소를 선택해 합이 K 이하인 최대 합을 반환하시오. 0≤n≤16, 값은 −20~20, 0≤K≤100이다. 빈 부분집합을 허용한다. 음수가 있어도 정확하게 처리해야 한다.</w:t>
-      </w:r>
-    </w:p>
-    <w:p>
-      <w:pPr>
-        <w:keepNext/>
-        <w:keepLines/>
-        <w:widowControl/>
-        <w:spacing w:before="0" w:after="120" w:line="276" w:lineRule="auto"/>
-      </w:pPr>
-      <w:r>
-        <w:rPr>
-          <w:rFonts w:ascii="맑은 고딕" w:hAnsi="맑은 고딕" w:eastAsia="맑은 고딕"/>
-          <w:b w:val="0"/>
-          <w:color w:val="000000"/>
-          <w:sz w:val="20"/>
-        </w:rPr>
-        <w:t>예시  best_subset_sum([8,-3,4], 6) = 5</w:t>
-      </w:r>
-    </w:p>
-    <w:p>
-      <w:pPr>
-        <w:keepNext/>
-        <w:keepLines/>
-        <w:widowControl/>
-        <w:spacing w:before="0" w:after="120" w:line="276" w:lineRule="auto"/>
-      </w:pPr>
-      <w:r>
-        <w:rPr>
-          <w:rFonts w:ascii="맑은 고딕" w:hAnsi="맑은 고딕" w:eastAsia="맑은 고딕"/>
-          <w:b w:val="0"/>
-          <w:color w:val="000000"/>
-          <w:sz w:val="19"/>
-        </w:rPr>
-        <w:t>C 결과 규약  return으로 정수 결과를 반환합니다.</w:t>
-      </w:r>
-    </w:p>
-    <w:p>
-      <w:pPr>
-        <w:keepNext w:val="0"/>
-        <w:keepLines/>
-        <w:widowControl/>
-        <w:spacing w:before="0" w:after="1000" w:line="276" w:lineRule="auto"/>
-      </w:pPr>
-      <w:r>
-        <w:rPr>
-          <w:rFonts w:ascii="맑은 고딕" w:hAnsi="맑은 고딕" w:eastAsia="맑은 고딕"/>
-          <w:b w:val="0"/>
-          <w:color w:val="000000"/>
-          <w:sz w:val="20"/>
-        </w:rPr>
-        <w:t>설계 및 구현</w:t>
-      </w:r>
-    </w:p>
-    <w:p>
-      <w:pPr>
-        <w:keepNext/>
-        <w:keepLines/>
-        <w:widowControl/>
-        <w:spacing w:before="0" w:after="120" w:line="276" w:lineRule="auto"/>
-      </w:pPr>
-      <w:r>
-        <w:rPr>
-          <w:rFonts w:ascii="맑은 고딕" w:hAnsi="맑은 고딕" w:eastAsia="맑은 고딕"/>
-          <w:b/>
-          <w:color w:val="000000"/>
-          <w:sz w:val="24"/>
-        </w:rPr>
-        <w:t>88  출발점을 고정한 외판원 순회</w:t>
-      </w:r>
-    </w:p>
-    <w:p>
-      <w:pPr>
-        <w:keepNext/>
-        <w:keepLines/>
-        <w:widowControl/>
-        <w:spacing w:before="0" w:after="120" w:line="276" w:lineRule="auto"/>
-      </w:pPr>
-      <w:r>
-        <w:rPr>
-          <w:rFonts w:ascii="맑은 고딕" w:hAnsi="맑은 고딕" w:eastAsia="맑은 고딕"/>
-          <w:b w:val="0"/>
-          <w:color w:val="000000"/>
-          <w:sz w:val="18"/>
-        </w:rPr>
-        <w:t>2.6 탐색 공간과 실행량</w:t>
-      </w:r>
-    </w:p>
-    <w:p>
-      <w:pPr>
-        <w:keepNext/>
-        <w:keepLines/>
-        <w:widowControl/>
-        <w:spacing w:before="0" w:after="120" w:line="276" w:lineRule="auto"/>
-      </w:pPr>
-      <w:r>
-        <w:rPr>
-          <w:rFonts w:ascii="맑은 고딕" w:hAnsi="맑은 고딕" w:eastAsia="맑은 고딕"/>
-          <w:b w:val="0"/>
-          <w:color w:val="000000"/>
-          <w:sz w:val="22"/>
-        </w:rPr>
-        <w:t>n×n 비용 행렬 dist가 주어진다. 0번 도시에서 출발해 모든 도시를 한 번씩 방문하고 0으로 돌아오는 최소 비용을 구하시오. 2≤n≤8, 대각선 비용은 0이고 나머지는 1~1,000이다. 모든 도시간 이동이 가능하며 비용은 비대칭일 수 있다.</w:t>
-      </w:r>
-    </w:p>
-    <w:p>
-      <w:pPr>
-        <w:keepNext/>
-        <w:keepLines/>
-        <w:widowControl/>
-        <w:spacing w:before="0" w:after="120" w:line="276" w:lineRule="auto"/>
-      </w:pPr>
-      <w:r>
-        <w:rPr>
-          <w:rFonts w:ascii="맑은 고딕" w:hAnsi="맑은 고딕" w:eastAsia="맑은 고딕"/>
-          <w:b w:val="0"/>
-          <w:color w:val="000000"/>
-          <w:sz w:val="20"/>
-        </w:rPr>
-        <w:t>예시  tsp_min([[0,4,7,3],[4,0,6,2],[7,6,0,5],[3,2,5,0]]) = 18</w:t>
-      </w:r>
-    </w:p>
-    <w:p>
-      <w:pPr>
-        <w:keepNext/>
-        <w:keepLines/>
-        <w:widowControl/>
-        <w:spacing w:before="0" w:after="120" w:line="276" w:lineRule="auto"/>
-      </w:pPr>
-      <w:r>
-        <w:rPr>
-          <w:rFonts w:ascii="맑은 고딕" w:hAnsi="맑은 고딕" w:eastAsia="맑은 고딕"/>
-          <w:b w:val="0"/>
-          <w:color w:val="000000"/>
-          <w:sz w:val="19"/>
-        </w:rPr>
-        <w:t>C 결과 규약  return = 최소 왕복 비용</w:t>
-      </w:r>
-    </w:p>
-    <w:p>
-      <w:pPr>
-        <w:keepNext w:val="0"/>
-        <w:keepLines/>
-        <w:widowControl/>
-        <w:spacing w:before="0" w:after="1000" w:line="276" w:lineRule="auto"/>
-      </w:pPr>
-      <w:r>
-        <w:rPr>
-          <w:rFonts w:ascii="맑은 고딕" w:hAnsi="맑은 고딕" w:eastAsia="맑은 고딕"/>
-          <w:b w:val="0"/>
-          <w:color w:val="000000"/>
-          <w:sz w:val="20"/>
-        </w:rPr>
-        <w:t>설계 및 구현</w:t>
-      </w:r>
-    </w:p>
-    <w:p>
-      <w:pPr>
-        <w:keepNext/>
-        <w:keepLines/>
-        <w:pageBreakBefore/>
-        <w:widowControl/>
-        <w:spacing w:before="0" w:after="120" w:line="276" w:lineRule="auto"/>
-      </w:pPr>
-      <w:r>
-        <w:rPr>
-          <w:rFonts w:ascii="맑은 고딕" w:hAnsi="맑은 고딕" w:eastAsia="맑은 고딕"/>
-          <w:b/>
-          <w:color w:val="000000"/>
-          <w:sz w:val="24"/>
-        </w:rPr>
-        <w:t>89  정확히 r개인 부분집합</w:t>
-      </w:r>
-    </w:p>
-    <w:p>
-      <w:pPr>
-        <w:keepNext/>
-        <w:keepLines/>
-        <w:widowControl/>
-        <w:spacing w:before="0" w:after="120" w:line="276" w:lineRule="auto"/>
-      </w:pPr>
-      <w:r>
-        <w:rPr>
-          <w:rFonts w:ascii="맑은 고딕" w:hAnsi="맑은 고딕" w:eastAsia="맑은 고딕"/>
-          <w:b w:val="0"/>
-          <w:color w:val="000000"/>
-          <w:sz w:val="18"/>
-        </w:rPr>
-        <w:t>2.6 탐색 공간과 실행량</w:t>
-      </w:r>
-    </w:p>
-    <w:p>
-      <w:pPr>
-        <w:keepNext/>
-        <w:keepLines/>
-        <w:widowControl/>
-        <w:spacing w:before="0" w:after="120" w:line="276" w:lineRule="auto"/>
-      </w:pPr>
-      <w:r>
-        <w:rPr>
-          <w:rFonts w:ascii="맑은 고딕" w:hAnsi="맑은 고딕" w:eastAsia="맑은 고딕"/>
-          <w:b w:val="0"/>
-          <w:color w:val="000000"/>
-          <w:sz w:val="22"/>
-        </w:rPr>
-        <w:t>배열 A에서 정확히 r개 인덱스를 선택하고 합이 K인 부분집합의 개수를 반환하시오. 0≤r≤n≤16, 값은 −20~20, K는 −100~100이다. 비트마스크로 선택 개수와 합을 함께 검사한다.</w:t>
-      </w:r>
-    </w:p>
-    <w:p>
-      <w:pPr>
-        <w:keepNext/>
-        <w:keepLines/>
-        <w:widowControl/>
-        <w:spacing w:before="0" w:after="120" w:line="276" w:lineRule="auto"/>
-      </w:pPr>
-      <w:r>
-        <w:rPr>
-          <w:rFonts w:ascii="맑은 고딕" w:hAnsi="맑은 고딕" w:eastAsia="맑은 고딕"/>
-          <w:b w:val="0"/>
-          <w:color w:val="000000"/>
-          <w:sz w:val="20"/>
-        </w:rPr>
-        <w:t>예시  fixed_size_subsets([1,2,3,4], 2, 5) = 2</w:t>
-      </w:r>
-    </w:p>
-    <w:p>
-      <w:pPr>
-        <w:keepNext/>
-        <w:keepLines/>
-        <w:widowControl/>
-        <w:spacing w:before="0" w:after="120" w:line="276" w:lineRule="auto"/>
-      </w:pPr>
-      <w:r>
-        <w:rPr>
-          <w:rFonts w:ascii="맑은 고딕" w:hAnsi="맑은 고딕" w:eastAsia="맑은 고딕"/>
-          <w:b w:val="0"/>
-          <w:color w:val="000000"/>
-          <w:sz w:val="19"/>
-        </w:rPr>
-        <w:t>C 결과 규약  return으로 정수 결과를 반환합니다.</w:t>
-      </w:r>
-    </w:p>
-    <w:p>
-      <w:pPr>
-        <w:keepNext w:val="0"/>
-        <w:keepLines/>
-        <w:widowControl/>
-        <w:spacing w:before="0" w:after="1000" w:line="276" w:lineRule="auto"/>
-      </w:pPr>
-      <w:r>
-        <w:rPr>
-          <w:rFonts w:ascii="맑은 고딕" w:hAnsi="맑은 고딕" w:eastAsia="맑은 고딕"/>
-          <w:b w:val="0"/>
-          <w:color w:val="000000"/>
-          <w:sz w:val="20"/>
-        </w:rPr>
-        <w:t>설계 및 구현</w:t>
-      </w:r>
-    </w:p>
-    <w:p>
-      <w:pPr>
-        <w:keepNext/>
-        <w:keepLines/>
-        <w:widowControl/>
-        <w:spacing w:before="0" w:after="120" w:line="276" w:lineRule="auto"/>
-      </w:pPr>
-      <w:r>
-        <w:rPr>
-          <w:rFonts w:ascii="맑은 고딕" w:hAnsi="맑은 고딕" w:eastAsia="맑은 고딕"/>
-          <w:b/>
-          <w:color w:val="000000"/>
-          <w:sz w:val="24"/>
-        </w:rPr>
-        <w:t>90  후보 수 예산에 맞는 최대 크기</w:t>
-      </w:r>
-    </w:p>
-    <w:p>
-      <w:pPr>
-        <w:keepNext/>
-        <w:keepLines/>
-        <w:widowControl/>
-        <w:spacing w:before="0" w:after="120" w:line="276" w:lineRule="auto"/>
-      </w:pPr>
-      <w:r>
-        <w:rPr>
-          <w:rFonts w:ascii="맑은 고딕" w:hAnsi="맑은 고딕" w:eastAsia="맑은 고딕"/>
-          <w:b w:val="0"/>
-          <w:color w:val="000000"/>
-          <w:sz w:val="18"/>
-        </w:rPr>
-        <w:t>2.6 탐색 공간과 실행량</w:t>
-      </w:r>
-    </w:p>
-    <w:p>
-      <w:pPr>
-        <w:keepNext/>
-        <w:keepLines/>
-        <w:widowControl/>
-        <w:spacing w:before="0" w:after="120" w:line="276" w:lineRule="auto"/>
-      </w:pPr>
-      <w:r>
-        <w:rPr>
-          <w:rFonts w:ascii="맑은 고딕" w:hAnsi="맑은 고딕" w:eastAsia="맑은 고딕"/>
-          <w:b w:val="0"/>
-          <w:color w:val="000000"/>
-          <w:sz w:val="22"/>
-        </w:rPr>
-        <w:t>후보를 B개까지 검사할 수 있다. 2ⁿ≤B를 만족하는 가장 큰 정수 n≥0을 반환하는 함수를 반복문으로 작성하시오. 1≤B≤10⁹이다. 로그 함수와 부동소수점을 쓰지 말고 다음 두 배가 예산을 넘는지 검사한다.</w:t>
-      </w:r>
-    </w:p>
-    <w:p>
-      <w:pPr>
-        <w:keepNext/>
-        <w:keepLines/>
-        <w:widowControl/>
-        <w:spacing w:before="0" w:after="120" w:line="276" w:lineRule="auto"/>
-      </w:pPr>
-      <w:r>
-        <w:rPr>
-          <w:rFonts w:ascii="맑은 고딕" w:hAnsi="맑은 고딕" w:eastAsia="맑은 고딕"/>
-          <w:b w:val="0"/>
-          <w:color w:val="000000"/>
-          <w:sz w:val="20"/>
-        </w:rPr>
-        <w:t>예시  max_binary_size(1000) = 9</w:t>
-      </w:r>
-    </w:p>
-    <w:p>
-      <w:pPr>
-        <w:keepNext/>
-        <w:keepLines/>
-        <w:widowControl/>
-        <w:spacing w:before="0" w:after="120" w:line="276" w:lineRule="auto"/>
-      </w:pPr>
-      <w:r>
-        <w:rPr>
-          <w:rFonts w:ascii="맑은 고딕" w:hAnsi="맑은 고딕" w:eastAsia="맑은 고딕"/>
-          <w:b w:val="0"/>
-          <w:color w:val="000000"/>
-          <w:sz w:val="19"/>
-        </w:rPr>
-        <w:t>C 결과 규약  return으로 정수 결과를 반환합니다.</w:t>
-      </w:r>
-    </w:p>
-    <w:p>
-      <w:pPr>
-        <w:keepNext w:val="0"/>
-        <w:keepLines/>
-        <w:widowControl/>
-        <w:spacing w:before="0" w:after="1000" w:line="276" w:lineRule="auto"/>
-      </w:pPr>
-      <w:r>
-        <w:rPr>
-          <w:rFonts w:ascii="맑은 고딕" w:hAnsi="맑은 고딕" w:eastAsia="맑은 고딕"/>
-          <w:b w:val="0"/>
-          <w:color w:val="000000"/>
-          <w:sz w:val="20"/>
-        </w:rPr>
-        <w:t>설계 및 구현</w:t>
-      </w:r>
-    </w:p>
-    <w:p>
-      <w:pPr>
-        <w:keepNext/>
-        <w:keepLines/>
-        <w:pageBreakBefore/>
-        <w:widowControl/>
-        <w:spacing w:before="0" w:after="120" w:line="276" w:lineRule="auto"/>
-      </w:pPr>
-      <w:r>
-        <w:rPr>
-          <w:rFonts w:ascii="맑은 고딕" w:hAnsi="맑은 고딕" w:eastAsia="맑은 고딕"/>
-          <w:b/>
-          <w:color w:val="000000"/>
-          <w:sz w:val="24"/>
-        </w:rPr>
-        <w:t>91  인접 차이 합을 최대화하는 배치</w:t>
-      </w:r>
-    </w:p>
-    <w:p>
-      <w:pPr>
-        <w:keepNext/>
-        <w:keepLines/>
-        <w:widowControl/>
-        <w:spacing w:before="0" w:after="120" w:line="276" w:lineRule="auto"/>
-      </w:pPr>
-      <w:r>
-        <w:rPr>
-          <w:rFonts w:ascii="맑은 고딕" w:hAnsi="맑은 고딕" w:eastAsia="맑은 고딕"/>
-          <w:b w:val="0"/>
-          <w:color w:val="000000"/>
-          <w:sz w:val="18"/>
-        </w:rPr>
-        <w:t>2.6 탐색 공간과 실행량</w:t>
-      </w:r>
-    </w:p>
-    <w:p>
-      <w:pPr>
-        <w:keepNext/>
-        <w:keepLines/>
-        <w:widowControl/>
-        <w:spacing w:before="0" w:after="120" w:line="276" w:lineRule="auto"/>
-      </w:pPr>
-      <w:r>
-        <w:rPr>
-          <w:rFonts w:ascii="맑은 고딕" w:hAnsi="맑은 고딕" w:eastAsia="맑은 고딕"/>
-          <w:b w:val="0"/>
-          <w:color w:val="000000"/>
-          <w:sz w:val="22"/>
-        </w:rPr>
-        <w:t>배열 A의 모든 원소를 한 번씩 배치하여 인접한 값들의 차이의 절댓값 합을 최대화하시오. 최댓값을 반환한다. 1≤n≤8, 각 값은 −20~20이며 중복 값은 인덱스로 구별한다. 직접 순열 탐색을 작성한다.</w:t>
-      </w:r>
-    </w:p>
-    <w:p>
-      <w:pPr>
-        <w:keepNext/>
-        <w:keepLines/>
-        <w:widowControl/>
-        <w:spacing w:before="0" w:after="120" w:line="276" w:lineRule="auto"/>
-      </w:pPr>
-      <w:r>
-        <w:rPr>
-          <w:rFonts w:ascii="맑은 고딕" w:hAnsi="맑은 고딕" w:eastAsia="맑은 고딕"/>
-          <w:b w:val="0"/>
-          <w:color w:val="000000"/>
-          <w:sz w:val="20"/>
-        </w:rPr>
-        <w:t>예시  max_adjacent_score([1,2,4]) = 5</w:t>
-      </w:r>
-    </w:p>
-    <w:p>
-      <w:pPr>
-        <w:keepNext/>
-        <w:keepLines/>
-        <w:widowControl/>
-        <w:spacing w:before="0" w:after="120" w:line="276" w:lineRule="auto"/>
-      </w:pPr>
-      <w:r>
-        <w:rPr>
-          <w:rFonts w:ascii="맑은 고딕" w:hAnsi="맑은 고딕" w:eastAsia="맑은 고딕"/>
-          <w:b w:val="0"/>
-          <w:color w:val="000000"/>
-          <w:sz w:val="19"/>
-        </w:rPr>
-        <w:t>C 결과 규약  return으로 정수 결과를 반환합니다.</w:t>
-      </w:r>
-    </w:p>
-    <w:p>
-      <w:pPr>
-        <w:keepNext w:val="0"/>
-        <w:keepLines/>
-        <w:widowControl/>
-        <w:spacing w:before="0" w:after="1000" w:line="276" w:lineRule="auto"/>
-      </w:pPr>
-      <w:r>
-        <w:rPr>
-          <w:rFonts w:ascii="맑은 고딕" w:hAnsi="맑은 고딕" w:eastAsia="맑은 고딕"/>
-          <w:b w:val="0"/>
-          <w:color w:val="000000"/>
-          <w:sz w:val="20"/>
-        </w:rPr>
-        <w:t>설계 및 구현</w:t>
-      </w:r>
-    </w:p>
-    <w:p>
-      <w:pPr>
-        <w:keepNext/>
-        <w:keepLines/>
-        <w:widowControl/>
-        <w:spacing w:before="0" w:after="120" w:line="276" w:lineRule="auto"/>
-      </w:pPr>
-      <w:r>
-        <w:rPr>
-          <w:rFonts w:ascii="맑은 고딕" w:hAnsi="맑은 고딕" w:eastAsia="맑은 고딕"/>
-          <w:b/>
-          <w:color w:val="000000"/>
-          <w:sz w:val="24"/>
-        </w:rPr>
-        <w:t>92  원형 자리의 색 배정</w:t>
-      </w:r>
-    </w:p>
-    <w:p>
-      <w:pPr>
-        <w:keepNext/>
-        <w:keepLines/>
-        <w:widowControl/>
-        <w:spacing w:before="0" w:after="120" w:line="276" w:lineRule="auto"/>
-      </w:pPr>
-      <w:r>
-        <w:rPr>
-          <w:rFonts w:ascii="맑은 고딕" w:hAnsi="맑은 고딕" w:eastAsia="맑은 고딕"/>
-          <w:b w:val="0"/>
-          <w:color w:val="000000"/>
-          <w:sz w:val="18"/>
-        </w:rPr>
-        <w:t>2.6 탐색 공간과 실행량</w:t>
-      </w:r>
-    </w:p>
-    <w:p>
-      <w:pPr>
-        <w:keepNext/>
-        <w:keepLines/>
-        <w:widowControl/>
-        <w:spacing w:before="0" w:after="120" w:line="276" w:lineRule="auto"/>
-      </w:pPr>
-      <w:r>
-        <w:rPr>
-          <w:rFonts w:ascii="맑은 고딕" w:hAnsi="맑은 고딕" w:eastAsia="맑은 고딕"/>
-          <w:b w:val="0"/>
-          <w:color w:val="000000"/>
-          <w:sz w:val="22"/>
-        </w:rPr>
-        <w:t>원형으로 놓인 n개 자리를 m가지 색으로 칠한다. 이웃한 자리의 색이 모두 다른 배정의 수를 구하시오. 마지막과 첫 자리도 이웃이다. 3≤n≤8, 2≤m≤4이며 자리 번호를 구별한다. 회전한 배정을 합치지 않는다.</w:t>
-      </w:r>
-    </w:p>
-    <w:p>
-      <w:pPr>
-        <w:keepNext/>
-        <w:keepLines/>
-        <w:widowControl/>
-        <w:spacing w:before="0" w:after="120" w:line="276" w:lineRule="auto"/>
-      </w:pPr>
-      <w:r>
-        <w:rPr>
-          <w:rFonts w:ascii="맑은 고딕" w:hAnsi="맑은 고딕" w:eastAsia="맑은 고딕"/>
-          <w:b w:val="0"/>
-          <w:color w:val="000000"/>
-          <w:sz w:val="20"/>
-        </w:rPr>
-        <w:t>예시  cycle_colorings(3, 3) = 6</w:t>
-      </w:r>
-    </w:p>
-    <w:p>
-      <w:pPr>
-        <w:keepNext/>
-        <w:keepLines/>
-        <w:widowControl/>
-        <w:spacing w:before="0" w:after="120" w:line="276" w:lineRule="auto"/>
-      </w:pPr>
-      <w:r>
-        <w:rPr>
-          <w:rFonts w:ascii="맑은 고딕" w:hAnsi="맑은 고딕" w:eastAsia="맑은 고딕"/>
-          <w:b w:val="0"/>
-          <w:color w:val="000000"/>
-          <w:sz w:val="19"/>
-        </w:rPr>
-        <w:t>C 결과 규약  return으로 정수 결과를 반환합니다.</w:t>
-      </w:r>
-    </w:p>
-    <w:p>
-      <w:pPr>
-        <w:keepNext w:val="0"/>
-        <w:keepLines/>
-        <w:widowControl/>
-        <w:spacing w:before="0" w:after="1000" w:line="276" w:lineRule="auto"/>
-      </w:pPr>
-      <w:r>
-        <w:rPr>
-          <w:rFonts w:ascii="맑은 고딕" w:hAnsi="맑은 고딕" w:eastAsia="맑은 고딕"/>
-          <w:b w:val="0"/>
-          <w:color w:val="000000"/>
-          <w:sz w:val="20"/>
-        </w:rPr>
-        <w:t>설계 및 구현</w:t>
-      </w:r>
-    </w:p>
-    <w:p>
-      <w:pPr>
-        <w:keepNext/>
-        <w:keepLines/>
-        <w:pageBreakBefore/>
-        <w:widowControl/>
-        <w:spacing w:before="0" w:after="120" w:line="276" w:lineRule="auto"/>
-      </w:pPr>
-      <w:r>
-        <w:rPr>
-          <w:rFonts w:ascii="맑은 고딕" w:hAnsi="맑은 고딕" w:eastAsia="맑은 고딕"/>
-          <w:b/>
-          <w:color w:val="000000"/>
-          <w:sz w:val="24"/>
-        </w:rPr>
-        <w:t>93  N Queens의 가지치기</w:t>
-      </w:r>
-    </w:p>
-    <w:p>
-      <w:pPr>
-        <w:keepNext/>
-        <w:keepLines/>
-        <w:widowControl/>
-        <w:spacing w:before="0" w:after="120" w:line="276" w:lineRule="auto"/>
-      </w:pPr>
-      <w:r>
-        <w:rPr>
-          <w:rFonts w:ascii="맑은 고딕" w:hAnsi="맑은 고딕" w:eastAsia="맑은 고딕"/>
-          <w:b w:val="0"/>
-          <w:color w:val="000000"/>
-          <w:sz w:val="18"/>
-        </w:rPr>
-        <w:t>2.7 재귀와 탐색 개선</w:t>
-      </w:r>
-    </w:p>
-    <w:p>
-      <w:pPr>
-        <w:keepNext/>
-        <w:keepLines/>
-        <w:widowControl/>
-        <w:spacing w:before="0" w:after="120" w:line="276" w:lineRule="auto"/>
-      </w:pPr>
-      <w:r>
-        <w:rPr>
-          <w:rFonts w:ascii="맑은 고딕" w:hAnsi="맑은 고딕" w:eastAsia="맑은 고딕"/>
-          <w:b w:val="0"/>
-          <w:color w:val="000000"/>
-          <w:sz w:val="22"/>
-        </w:rPr>
-        <w:t>n×n 체스판에 퀸 n개를 서로 공격하지 않도록 놓는 경우의 수를 구하시오. 1≤n≤8이다. 한 행에 하나씩 놓고 같은 열 또는 대각선 충돌을 검사하는 백트래킹을 작성한다. 회전·대칭 배치를 별개로 센다.</w:t>
-      </w:r>
-    </w:p>
-    <w:p>
-      <w:pPr>
-        <w:keepNext/>
-        <w:keepLines/>
-        <w:widowControl/>
-        <w:spacing w:before="0" w:after="120" w:line="276" w:lineRule="auto"/>
-      </w:pPr>
-      <w:r>
-        <w:rPr>
-          <w:rFonts w:ascii="맑은 고딕" w:hAnsi="맑은 고딕" w:eastAsia="맑은 고딕"/>
-          <w:b w:val="0"/>
-          <w:color w:val="000000"/>
-          <w:sz w:val="20"/>
-        </w:rPr>
-        <w:t>예시  nqueens(4) = 2</w:t>
-      </w:r>
-    </w:p>
-    <w:p>
-      <w:pPr>
-        <w:keepNext/>
-        <w:keepLines/>
-        <w:widowControl/>
-        <w:spacing w:before="0" w:after="120" w:line="276" w:lineRule="auto"/>
-      </w:pPr>
-      <w:r>
-        <w:rPr>
-          <w:rFonts w:ascii="맑은 고딕" w:hAnsi="맑은 고딕" w:eastAsia="맑은 고딕"/>
-          <w:b w:val="0"/>
-          <w:color w:val="000000"/>
-          <w:sz w:val="19"/>
-        </w:rPr>
-        <w:t>C 결과 규약  return으로 정수 결과를 반환합니다.</w:t>
-      </w:r>
-    </w:p>
-    <w:p>
-      <w:pPr>
-        <w:keepNext w:val="0"/>
-        <w:keepLines/>
-        <w:widowControl/>
-        <w:spacing w:before="0" w:after="1000" w:line="276" w:lineRule="auto"/>
-      </w:pPr>
-      <w:r>
-        <w:rPr>
-          <w:rFonts w:ascii="맑은 고딕" w:hAnsi="맑은 고딕" w:eastAsia="맑은 고딕"/>
-          <w:b w:val="0"/>
-          <w:color w:val="000000"/>
-          <w:sz w:val="20"/>
-        </w:rPr>
-        <w:t>설계 및 구현</w:t>
-      </w:r>
-    </w:p>
-    <w:p>
-      <w:pPr>
-        <w:keepNext/>
-        <w:keepLines/>
-        <w:widowControl/>
-        <w:spacing w:before="0" w:after="120" w:line="276" w:lineRule="auto"/>
-      </w:pPr>
-      <w:r>
-        <w:rPr>
-          <w:rFonts w:ascii="맑은 고딕" w:hAnsi="맑은 고딕" w:eastAsia="맑은 고딕"/>
-          <w:b/>
-          <w:color w:val="000000"/>
-          <w:sz w:val="24"/>
-        </w:rPr>
-        <w:t>94  구간을 나누는 최댓값 탐색</w:t>
-      </w:r>
-    </w:p>
-    <w:p>
-      <w:pPr>
-        <w:keepNext/>
-        <w:keepLines/>
-        <w:widowControl/>
-        <w:spacing w:before="0" w:after="120" w:line="276" w:lineRule="auto"/>
-      </w:pPr>
-      <w:r>
-        <w:rPr>
-          <w:rFonts w:ascii="맑은 고딕" w:hAnsi="맑은 고딕" w:eastAsia="맑은 고딕"/>
-          <w:b w:val="0"/>
-          <w:color w:val="000000"/>
-          <w:sz w:val="18"/>
-        </w:rPr>
-        <w:t>2.7 재귀와 탐색 개선</w:t>
-      </w:r>
-    </w:p>
-    <w:p>
-      <w:pPr>
-        <w:keepNext/>
-        <w:keepLines/>
-        <w:widowControl/>
-        <w:spacing w:before="0" w:after="120" w:line="276" w:lineRule="auto"/>
-      </w:pPr>
-      <w:r>
-        <w:rPr>
-          <w:rFonts w:ascii="맑은 고딕" w:hAnsi="맑은 고딕" w:eastAsia="맑은 고딕"/>
-          <w:b w:val="0"/>
-          <w:color w:val="000000"/>
-          <w:sz w:val="22"/>
-        </w:rPr>
-        <w:t>배열 A의 최댓값을 구하되 [left,right) 구간을 절반으로 나누는 재귀 함수를 작성하시오. 원소 하나인 구간을 종료 조건으로 사용한다. 1≤n≤100, 각 값은 −1,000~1,000이다.</w:t>
-      </w:r>
-    </w:p>
-    <w:p>
-      <w:pPr>
-        <w:keepNext/>
-        <w:keepLines/>
-        <w:widowControl/>
-        <w:spacing w:before="0" w:after="120" w:line="276" w:lineRule="auto"/>
-      </w:pPr>
-      <w:r>
-        <w:rPr>
-          <w:rFonts w:ascii="맑은 고딕" w:hAnsi="맑은 고딕" w:eastAsia="맑은 고딕"/>
-          <w:b w:val="0"/>
-          <w:color w:val="000000"/>
-          <w:sz w:val="20"/>
-        </w:rPr>
-        <w:t>예시  recursive_max([3,-1,9,4]) = 9</w:t>
-      </w:r>
-    </w:p>
-    <w:p>
-      <w:pPr>
-        <w:keepNext/>
-        <w:keepLines/>
-        <w:widowControl/>
-        <w:spacing w:before="0" w:after="120" w:line="276" w:lineRule="auto"/>
-      </w:pPr>
-      <w:r>
-        <w:rPr>
-          <w:rFonts w:ascii="맑은 고딕" w:hAnsi="맑은 고딕" w:eastAsia="맑은 고딕"/>
-          <w:b w:val="0"/>
-          <w:color w:val="000000"/>
-          <w:sz w:val="19"/>
-        </w:rPr>
-        <w:t>C 결과 규약  return으로 정수 결과를 반환합니다.</w:t>
-      </w:r>
-    </w:p>
-    <w:p>
-      <w:pPr>
-        <w:keepNext w:val="0"/>
-        <w:keepLines/>
-        <w:widowControl/>
-        <w:spacing w:before="0" w:after="1000" w:line="276" w:lineRule="auto"/>
-      </w:pPr>
-      <w:r>
-        <w:rPr>
-          <w:rFonts w:ascii="맑은 고딕" w:hAnsi="맑은 고딕" w:eastAsia="맑은 고딕"/>
-          <w:b w:val="0"/>
-          <w:color w:val="000000"/>
-          <w:sz w:val="20"/>
-        </w:rPr>
-        <w:t>설계 및 구현</w:t>
-      </w:r>
-    </w:p>
-    <w:p>
-      <w:pPr>
-        <w:keepNext/>
-        <w:keepLines/>
-        <w:pageBreakBefore/>
-        <w:widowControl/>
-        <w:spacing w:before="0" w:after="120" w:line="276" w:lineRule="auto"/>
-      </w:pPr>
-      <w:r>
-        <w:rPr>
-          <w:rFonts w:ascii="맑은 고딕" w:hAnsi="맑은 고딕" w:eastAsia="맑은 고딕"/>
-          <w:b/>
-          <w:color w:val="000000"/>
-          <w:sz w:val="24"/>
-        </w:rPr>
-        <w:t>95  메모이제이션 피보나치</w:t>
-      </w:r>
-    </w:p>
-    <w:p>
-      <w:pPr>
-        <w:keepNext/>
-        <w:keepLines/>
-        <w:widowControl/>
-        <w:spacing w:before="0" w:after="120" w:line="276" w:lineRule="auto"/>
-      </w:pPr>
-      <w:r>
-        <w:rPr>
-          <w:rFonts w:ascii="맑은 고딕" w:hAnsi="맑은 고딕" w:eastAsia="맑은 고딕"/>
-          <w:b w:val="0"/>
-          <w:color w:val="000000"/>
-          <w:sz w:val="18"/>
-        </w:rPr>
-        <w:t>2.7 재귀와 탐색 개선</w:t>
-      </w:r>
-    </w:p>
-    <w:p>
-      <w:pPr>
-        <w:keepNext/>
-        <w:keepLines/>
-        <w:widowControl/>
-        <w:spacing w:before="0" w:after="120" w:line="276" w:lineRule="auto"/>
-      </w:pPr>
-      <w:r>
-        <w:rPr>
-          <w:rFonts w:ascii="맑은 고딕" w:hAnsi="맑은 고딕" w:eastAsia="맑은 고딕"/>
-          <w:b w:val="0"/>
-          <w:color w:val="000000"/>
-          <w:sz w:val="22"/>
-        </w:rPr>
-        <w:t>F(0)=0, F(1)=1, F(n)=F(n−1)+F(n−2)를 계산하는 함수를 작성하시오. 재귀에서 이미 계산한 값을 저장하고 재사용한다. 0≤n≤70이며 C는 long long을 반환한다.</w:t>
-      </w:r>
-    </w:p>
-    <w:p>
-      <w:pPr>
-        <w:keepNext/>
-        <w:keepLines/>
-        <w:widowControl/>
-        <w:spacing w:before="0" w:after="120" w:line="276" w:lineRule="auto"/>
-      </w:pPr>
-      <w:r>
-        <w:rPr>
-          <w:rFonts w:ascii="맑은 고딕" w:hAnsi="맑은 고딕" w:eastAsia="맑은 고딕"/>
-          <w:b w:val="0"/>
-          <w:color w:val="000000"/>
-          <w:sz w:val="20"/>
-        </w:rPr>
-        <w:t>예시  fib_memo(5) = 5</w:t>
-      </w:r>
-    </w:p>
-    <w:p>
-      <w:pPr>
-        <w:keepNext/>
-        <w:keepLines/>
-        <w:widowControl/>
-        <w:spacing w:before="0" w:after="120" w:line="276" w:lineRule="auto"/>
-      </w:pPr>
-      <w:r>
-        <w:rPr>
-          <w:rFonts w:ascii="맑은 고딕" w:hAnsi="맑은 고딕" w:eastAsia="맑은 고딕"/>
-          <w:b w:val="0"/>
-          <w:color w:val="000000"/>
-          <w:sz w:val="19"/>
-        </w:rPr>
-        <w:t>C 결과 규약  return = F(n), long long</w:t>
-      </w:r>
-    </w:p>
-    <w:p>
-      <w:pPr>
-        <w:keepNext w:val="0"/>
-        <w:keepLines/>
-        <w:widowControl/>
-        <w:spacing w:before="0" w:after="1000" w:line="276" w:lineRule="auto"/>
-      </w:pPr>
-      <w:r>
-        <w:rPr>
-          <w:rFonts w:ascii="맑은 고딕" w:hAnsi="맑은 고딕" w:eastAsia="맑은 고딕"/>
-          <w:b w:val="0"/>
-          <w:color w:val="000000"/>
-          <w:sz w:val="20"/>
-        </w:rPr>
-        <w:t>설계 및 구현</w:t>
-      </w:r>
-    </w:p>
-    <w:p>
-      <w:pPr>
-        <w:keepNext/>
-        <w:keepLines/>
-        <w:widowControl/>
-        <w:spacing w:before="0" w:after="120" w:line="276" w:lineRule="auto"/>
-      </w:pPr>
-      <w:r>
-        <w:rPr>
-          <w:rFonts w:ascii="맑은 고딕" w:hAnsi="맑은 고딕" w:eastAsia="맑은 고딕"/>
-          <w:b/>
-          <w:color w:val="000000"/>
-          <w:sz w:val="24"/>
-        </w:rPr>
-        <w:t>96  계단 오르기와 기억</w:t>
-      </w:r>
-    </w:p>
-    <w:p>
-      <w:pPr>
-        <w:keepNext/>
-        <w:keepLines/>
-        <w:widowControl/>
-        <w:spacing w:before="0" w:after="120" w:line="276" w:lineRule="auto"/>
-      </w:pPr>
-      <w:r>
-        <w:rPr>
-          <w:rFonts w:ascii="맑은 고딕" w:hAnsi="맑은 고딕" w:eastAsia="맑은 고딕"/>
-          <w:b w:val="0"/>
-          <w:color w:val="000000"/>
-          <w:sz w:val="18"/>
-        </w:rPr>
-        <w:t>2.7 재귀와 탐색 개선</w:t>
-      </w:r>
-    </w:p>
-    <w:p>
-      <w:pPr>
-        <w:keepNext/>
-        <w:keepLines/>
-        <w:widowControl/>
-        <w:spacing w:before="0" w:after="120" w:line="276" w:lineRule="auto"/>
-      </w:pPr>
-      <w:r>
-        <w:rPr>
-          <w:rFonts w:ascii="맑은 고딕" w:hAnsi="맑은 고딕" w:eastAsia="맑은 고딕"/>
-          <w:b w:val="0"/>
-          <w:color w:val="000000"/>
-          <w:sz w:val="22"/>
-        </w:rPr>
-        <w:t>한 번에 1, 2, 3칸 오를 수 있다. 정확히 n칸에 도달하는 이동 순서의 수를 메모이제이션 재귀로 구하시오. 0≤n≤20이다. n=0에는 아무것도 하지 않는 순서 하나가 있다.</w:t>
-      </w:r>
-    </w:p>
-    <w:p>
-      <w:pPr>
-        <w:keepNext/>
-        <w:keepLines/>
-        <w:widowControl/>
-        <w:spacing w:before="0" w:after="120" w:line="276" w:lineRule="auto"/>
-      </w:pPr>
-      <w:r>
-        <w:rPr>
-          <w:rFonts w:ascii="맑은 고딕" w:hAnsi="맑은 고딕" w:eastAsia="맑은 고딕"/>
-          <w:b w:val="0"/>
-          <w:color w:val="000000"/>
-          <w:sz w:val="20"/>
-        </w:rPr>
-        <w:t>예시  stair_ways(4) = 7</w:t>
-      </w:r>
-    </w:p>
-    <w:p>
-      <w:pPr>
-        <w:keepNext/>
-        <w:keepLines/>
-        <w:widowControl/>
-        <w:spacing w:before="0" w:after="120" w:line="276" w:lineRule="auto"/>
-      </w:pPr>
-      <w:r>
-        <w:rPr>
-          <w:rFonts w:ascii="맑은 고딕" w:hAnsi="맑은 고딕" w:eastAsia="맑은 고딕"/>
-          <w:b w:val="0"/>
-          <w:color w:val="000000"/>
-          <w:sz w:val="19"/>
-        </w:rPr>
-        <w:t>C 결과 규약  return으로 정수 결과를 반환합니다.</w:t>
-      </w:r>
-    </w:p>
-    <w:p>
-      <w:pPr>
-        <w:keepNext w:val="0"/>
-        <w:keepLines/>
-        <w:widowControl/>
-        <w:spacing w:before="0" w:after="1000" w:line="276" w:lineRule="auto"/>
-      </w:pPr>
-      <w:r>
-        <w:rPr>
-          <w:rFonts w:ascii="맑은 고딕" w:hAnsi="맑은 고딕" w:eastAsia="맑은 고딕"/>
-          <w:b w:val="0"/>
-          <w:color w:val="000000"/>
-          <w:sz w:val="20"/>
-        </w:rPr>
-        <w:t>설계 및 구현</w:t>
-      </w:r>
-    </w:p>
-    <w:p>
-      <w:pPr>
-        <w:keepNext/>
-        <w:keepLines/>
-        <w:pageBreakBefore/>
-        <w:widowControl/>
-        <w:spacing w:before="0" w:after="120" w:line="276" w:lineRule="auto"/>
-      </w:pPr>
-      <w:r>
-        <w:rPr>
-          <w:rFonts w:ascii="맑은 고딕" w:hAnsi="맑은 고딕" w:eastAsia="맑은 고딕"/>
-          <w:b/>
-          <w:color w:val="000000"/>
-          <w:sz w:val="24"/>
-        </w:rPr>
-        <w:t>97  직사각형 배열 순회</w:t>
-      </w:r>
-    </w:p>
-    <w:p>
-      <w:pPr>
-        <w:keepNext/>
-        <w:keepLines/>
-        <w:widowControl/>
-        <w:spacing w:before="0" w:after="120" w:line="276" w:lineRule="auto"/>
-      </w:pPr>
-      <w:r>
-        <w:rPr>
-          <w:rFonts w:ascii="맑은 고딕" w:hAnsi="맑은 고딕" w:eastAsia="맑은 고딕"/>
-          <w:b w:val="0"/>
-          <w:color w:val="000000"/>
-          <w:sz w:val="18"/>
-        </w:rPr>
-        <w:t>2.8 종합 구현</w:t>
-      </w:r>
-    </w:p>
-    <w:p>
-      <w:pPr>
-        <w:keepNext/>
-        <w:keepLines/>
-        <w:widowControl/>
-        <w:spacing w:before="0" w:after="120" w:line="276" w:lineRule="auto"/>
-      </w:pPr>
-      <w:r>
-        <w:rPr>
-          <w:rFonts w:ascii="맑은 고딕" w:hAnsi="맑은 고딕" w:eastAsia="맑은 고딕"/>
-          <w:b w:val="0"/>
-          <w:color w:val="000000"/>
-          <w:sz w:val="22"/>
-        </w:rPr>
-        <w:t>rows×cols 정수 배열 grid의 모든 원소 합을 구하는 함수를 작성하시오. 1≤rows,cols≤8, 원소는 −100~100이다. 정사각형이라고 가정하지 말고 행과 열의 범위를 따로 사용한다.</w:t>
-      </w:r>
-    </w:p>
-    <w:p>
-      <w:pPr>
-        <w:keepNext/>
-        <w:keepLines/>
-        <w:widowControl/>
-        <w:spacing w:before="0" w:after="120" w:line="276" w:lineRule="auto"/>
-      </w:pPr>
-      <w:r>
-        <w:rPr>
-          <w:rFonts w:ascii="맑은 고딕" w:hAnsi="맑은 고딕" w:eastAsia="맑은 고딕"/>
-          <w:b w:val="0"/>
-          <w:color w:val="000000"/>
-          <w:sz w:val="20"/>
-        </w:rPr>
-        <w:t>예시  grid_sum([[1,2,3],[4,5,6]]) = 21</w:t>
-      </w:r>
-    </w:p>
-    <w:p>
-      <w:pPr>
-        <w:keepNext/>
-        <w:keepLines/>
-        <w:widowControl/>
-        <w:spacing w:before="0" w:after="120" w:line="276" w:lineRule="auto"/>
-      </w:pPr>
-      <w:r>
-        <w:rPr>
-          <w:rFonts w:ascii="맑은 고딕" w:hAnsi="맑은 고딕" w:eastAsia="맑은 고딕"/>
-          <w:b w:val="0"/>
-          <w:color w:val="000000"/>
-          <w:sz w:val="19"/>
-        </w:rPr>
-        <w:t>C 결과 규약  return = 모든 원소의 합</w:t>
-      </w:r>
-    </w:p>
-    <w:p>
-      <w:pPr>
-        <w:keepNext w:val="0"/>
-        <w:keepLines/>
-        <w:widowControl/>
-        <w:spacing w:before="0" w:after="1000" w:line="276" w:lineRule="auto"/>
-      </w:pPr>
-      <w:r>
-        <w:rPr>
-          <w:rFonts w:ascii="맑은 고딕" w:hAnsi="맑은 고딕" w:eastAsia="맑은 고딕"/>
-          <w:b w:val="0"/>
-          <w:color w:val="000000"/>
-          <w:sz w:val="20"/>
-        </w:rPr>
-        <w:t>설계 및 구현</w:t>
-      </w:r>
-    </w:p>
-    <w:p>
-      <w:pPr>
-        <w:keepNext/>
-        <w:keepLines/>
-        <w:widowControl/>
-        <w:spacing w:before="0" w:after="120" w:line="276" w:lineRule="auto"/>
-      </w:pPr>
-      <w:r>
-        <w:rPr>
-          <w:rFonts w:ascii="맑은 고딕" w:hAnsi="맑은 고딕" w:eastAsia="맑은 고딕"/>
-          <w:b/>
-          <w:color w:val="000000"/>
-          <w:sz w:val="24"/>
-        </w:rPr>
-        <w:t>98  숫자 야구 후보 검증</w:t>
-      </w:r>
-    </w:p>
-    <w:p>
-      <w:pPr>
-        <w:keepNext/>
-        <w:keepLines/>
-        <w:widowControl/>
-        <w:spacing w:before="0" w:after="120" w:line="276" w:lineRule="auto"/>
-      </w:pPr>
-      <w:r>
-        <w:rPr>
-          <w:rFonts w:ascii="맑은 고딕" w:hAnsi="맑은 고딕" w:eastAsia="맑은 고딕"/>
-          <w:b w:val="0"/>
-          <w:color w:val="000000"/>
-          <w:sz w:val="18"/>
-        </w:rPr>
-        <w:t>2.8 종합 구현</w:t>
-      </w:r>
-    </w:p>
-    <w:p>
-      <w:pPr>
-        <w:keepNext/>
-        <w:keepLines/>
-        <w:widowControl/>
-        <w:spacing w:before="0" w:after="120" w:line="276" w:lineRule="auto"/>
-      </w:pPr>
-      <w:r>
-        <w:rPr>
-          <w:rFonts w:ascii="맑은 고딕" w:hAnsi="맑은 고딕" w:eastAsia="맑은 고딕"/>
-          <w:b w:val="0"/>
-          <w:color w:val="000000"/>
-          <w:sz w:val="22"/>
-        </w:rPr>
-        <w:t>서로 다른 숫자 세 개의 문자열 후보 000~999를 검사한다. 앞자리 0을 허용한다. guesses, strikes, balls의 모든 힌트를 만족하는 후보 개수를 반환하시오. 힌트 수는 0~10, 각 guess도 서로 다른 숫자 세 개다.</w:t>
-      </w:r>
-    </w:p>
-    <w:p>
-      <w:pPr>
-        <w:keepNext/>
-        <w:keepLines/>
-        <w:widowControl/>
-        <w:spacing w:before="0" w:after="120" w:line="276" w:lineRule="auto"/>
-      </w:pPr>
-      <w:r>
-        <w:rPr>
-          <w:rFonts w:ascii="맑은 고딕" w:hAnsi="맑은 고딕" w:eastAsia="맑은 고딕"/>
-          <w:b w:val="0"/>
-          <w:color w:val="000000"/>
-          <w:sz w:val="20"/>
-        </w:rPr>
-        <w:t>예시  baseball_count(["012"], [3], [0]) = 1</w:t>
-      </w:r>
-    </w:p>
-    <w:p>
-      <w:pPr>
-        <w:keepNext/>
-        <w:keepLines/>
-        <w:widowControl/>
-        <w:spacing w:before="0" w:after="120" w:line="276" w:lineRule="auto"/>
-      </w:pPr>
-      <w:r>
-        <w:rPr>
-          <w:rFonts w:ascii="맑은 고딕" w:hAnsi="맑은 고딕" w:eastAsia="맑은 고딕"/>
-          <w:b w:val="0"/>
-          <w:color w:val="000000"/>
-          <w:sz w:val="19"/>
-        </w:rPr>
-        <w:t>C 결과 규약  return = 모든 힌트를 만족하는 후보 수</w:t>
-      </w:r>
-    </w:p>
-    <w:p>
-      <w:pPr>
-        <w:keepNext w:val="0"/>
-        <w:keepLines/>
-        <w:widowControl/>
-        <w:spacing w:before="0" w:after="1000" w:line="276" w:lineRule="auto"/>
-      </w:pPr>
-      <w:r>
-        <w:rPr>
-          <w:rFonts w:ascii="맑은 고딕" w:hAnsi="맑은 고딕" w:eastAsia="맑은 고딕"/>
-          <w:b w:val="0"/>
-          <w:color w:val="000000"/>
-          <w:sz w:val="20"/>
-        </w:rPr>
-        <w:t>설계 및 구현</w:t>
-      </w:r>
-    </w:p>
-    <w:p>
-      <w:pPr>
-        <w:keepNext/>
-        <w:keepLines/>
-        <w:pageBreakBefore/>
-        <w:widowControl/>
-        <w:spacing w:before="0" w:after="120" w:line="276" w:lineRule="auto"/>
-      </w:pPr>
-      <w:r>
-        <w:rPr>
-          <w:rFonts w:ascii="맑은 고딕" w:hAnsi="맑은 고딕" w:eastAsia="맑은 고딕"/>
-          <w:b/>
-          <w:color w:val="000000"/>
-          <w:sz w:val="24"/>
-        </w:rPr>
-        <w:t>99  0 1 배낭 구현</w:t>
-      </w:r>
-    </w:p>
-    <w:p>
-      <w:pPr>
-        <w:keepNext/>
-        <w:keepLines/>
-        <w:widowControl/>
-        <w:spacing w:before="0" w:after="120" w:line="276" w:lineRule="auto"/>
-      </w:pPr>
-      <w:r>
-        <w:rPr>
-          <w:rFonts w:ascii="맑은 고딕" w:hAnsi="맑은 고딕" w:eastAsia="맑은 고딕"/>
-          <w:b w:val="0"/>
-          <w:color w:val="000000"/>
-          <w:sz w:val="18"/>
-        </w:rPr>
-        <w:t>2.8 종합 구현</w:t>
-      </w:r>
-    </w:p>
-    <w:p>
-      <w:pPr>
-        <w:keepNext/>
-        <w:keepLines/>
-        <w:widowControl/>
-        <w:spacing w:before="0" w:after="120" w:line="276" w:lineRule="auto"/>
-      </w:pPr>
-      <w:r>
-        <w:rPr>
-          <w:rFonts w:ascii="맑은 고딕" w:hAnsi="맑은 고딕" w:eastAsia="맑은 고딕"/>
-          <w:b w:val="0"/>
-          <w:color w:val="000000"/>
-          <w:sz w:val="22"/>
-        </w:rPr>
-        <w:t>물건별 weights, values와 용량 capacity가 주어진다. 각 물건을 최대 한 번 골라 총 무게가 용량 이하인 최대 가치를 구하시오. 0≤n≤16, 무게·가치는 1~100, 0≤capacity≤300이다. 비트마스크로 모든 선택을 검사한다.</w:t>
-      </w:r>
-    </w:p>
-    <w:p>
-      <w:pPr>
-        <w:keepNext/>
-        <w:keepLines/>
-        <w:widowControl/>
-        <w:spacing w:before="0" w:after="120" w:line="276" w:lineRule="auto"/>
-      </w:pPr>
-      <w:r>
-        <w:rPr>
-          <w:rFonts w:ascii="맑은 고딕" w:hAnsi="맑은 고딕" w:eastAsia="맑은 고딕"/>
-          <w:b w:val="0"/>
-          <w:color w:val="000000"/>
-          <w:sz w:val="20"/>
-        </w:rPr>
-        <w:t>예시  knapsack([4,6,3,5], [5,8,3,6], 10) = 13</w:t>
-      </w:r>
-    </w:p>
-    <w:p>
-      <w:pPr>
-        <w:keepNext/>
-        <w:keepLines/>
-        <w:widowControl/>
-        <w:spacing w:before="0" w:after="120" w:line="276" w:lineRule="auto"/>
-      </w:pPr>
-      <w:r>
-        <w:rPr>
-          <w:rFonts w:ascii="맑은 고딕" w:hAnsi="맑은 고딕" w:eastAsia="맑은 고딕"/>
-          <w:b w:val="0"/>
-          <w:color w:val="000000"/>
-          <w:sz w:val="19"/>
-        </w:rPr>
-        <w:t>C 결과 규약  return = 최대 가치</w:t>
-      </w:r>
-    </w:p>
-    <w:p>
-      <w:pPr>
-        <w:keepNext w:val="0"/>
-        <w:keepLines/>
-        <w:widowControl/>
-        <w:spacing w:before="0" w:after="1000" w:line="276" w:lineRule="auto"/>
-      </w:pPr>
-      <w:r>
-        <w:rPr>
-          <w:rFonts w:ascii="맑은 고딕" w:hAnsi="맑은 고딕" w:eastAsia="맑은 고딕"/>
-          <w:b w:val="0"/>
-          <w:color w:val="000000"/>
-          <w:sz w:val="20"/>
-        </w:rPr>
-        <w:t>설계 및 구현</w:t>
-      </w:r>
-    </w:p>
-    <w:p>
-      <w:pPr>
-        <w:keepNext/>
-        <w:keepLines/>
-        <w:widowControl/>
-        <w:spacing w:before="0" w:after="120" w:line="276" w:lineRule="auto"/>
-      </w:pPr>
-      <w:r>
-        <w:rPr>
-          <w:rFonts w:ascii="맑은 고딕" w:hAnsi="맑은 고딕" w:eastAsia="맑은 고딕"/>
-          <w:b/>
-          <w:color w:val="000000"/>
-          <w:sz w:val="24"/>
-        </w:rPr>
-        <w:t>100  회문만 골라내는 함수</w:t>
-      </w:r>
-    </w:p>
-    <w:p>
-      <w:pPr>
-        <w:keepNext/>
-        <w:keepLines/>
-        <w:widowControl/>
-        <w:spacing w:before="0" w:after="120" w:line="276" w:lineRule="auto"/>
-      </w:pPr>
-      <w:r>
-        <w:rPr>
-          <w:rFonts w:ascii="맑은 고딕" w:hAnsi="맑은 고딕" w:eastAsia="맑은 고딕"/>
-          <w:b w:val="0"/>
-          <w:color w:val="000000"/>
-          <w:sz w:val="18"/>
-        </w:rPr>
-        <w:t>2.8 종합 구현</w:t>
-      </w:r>
-    </w:p>
-    <w:p>
-      <w:pPr>
-        <w:keepNext/>
-        <w:keepLines/>
-        <w:widowControl/>
-        <w:spacing w:before="0" w:after="120" w:line="276" w:lineRule="auto"/>
-      </w:pPr>
-      <w:r>
-        <w:rPr>
-          <w:rFonts w:ascii="맑은 고딕" w:hAnsi="맑은 고딕" w:eastAsia="맑은 고딕"/>
-          <w:b w:val="0"/>
-          <w:color w:val="000000"/>
-          <w:sz w:val="22"/>
-        </w:rPr>
-        <w:t>문자열 목록 words에서 회문만 입력 순서대로 고르시오. 양 끝의 문자를 안쪽으로 이동하며 비교하는 함수를 작성한다. 영문 대소문자를 구별하며 빈 문자열도 회문이다. 0≤문자열 수≤30, 길이 0~50이다.</w:t>
-      </w:r>
-    </w:p>
-    <w:p>
-      <w:pPr>
-        <w:keepNext/>
-        <w:keepLines/>
-        <w:widowControl/>
-        <w:spacing w:before="0" w:after="120" w:line="276" w:lineRule="auto"/>
-      </w:pPr>
-      <w:r>
-        <w:rPr>
-          <w:rFonts w:ascii="맑은 고딕" w:hAnsi="맑은 고딕" w:eastAsia="맑은 고딕"/>
-          <w:b w:val="0"/>
-          <w:color w:val="000000"/>
-          <w:sz w:val="20"/>
-        </w:rPr>
-        <w:t>예시  palindrome_words(["level","hello","Racecar","noon","world"]) = ["level","noon"]</w:t>
-      </w:r>
-    </w:p>
-    <w:p>
-      <w:pPr>
-        <w:keepNext/>
-        <w:keepLines/>
-        <w:widowControl/>
-        <w:spacing w:before="0" w:after="120" w:line="276" w:lineRule="auto"/>
-      </w:pPr>
-      <w:r>
-        <w:rPr>
-          <w:rFonts w:ascii="맑은 고딕" w:hAnsi="맑은 고딕" w:eastAsia="맑은 고딕"/>
-          <w:b w:val="0"/>
-          <w:color w:val="000000"/>
-          <w:sz w:val="19"/>
-        </w:rPr>
-        <w:t>C 결과 규약  out = 회문인 문자열의 인덱스, return = 개수 (최대 30)</w:t>
-      </w:r>
-    </w:p>
-    <w:p>
-      <w:pPr>
-        <w:keepNext w:val="0"/>
-        <w:keepLines/>
-        <w:widowControl/>
-        <w:spacing w:before="0" w:after="1000" w:line="276" w:lineRule="auto"/>
-      </w:pPr>
-      <w:r>
-        <w:rPr>
-          <w:rFonts w:ascii="맑은 고딕" w:hAnsi="맑은 고딕" w:eastAsia="맑은 고딕"/>
-          <w:b w:val="0"/>
-          <w:color w:val="000000"/>
-          <w:sz w:val="20"/>
-        </w:rPr>
-        <w:t>설계 및 구현</w:t>
+        <w:t>답</w:t>
       </w:r>
     </w:p>
     <w:p>
@@ -25710,7 +24690,7 @@
           <w:color w:val="000000"/>
           <w:sz w:val="32"/>
         </w:rPr>
-        <w:t>Ⅱ 주관식 알고리즘 작성 해설</w:t>
+        <w:t>Ⅱ 주관식 정답 및 해설</w:t>
       </w:r>
     </w:p>
     <w:p>
@@ -25744,7 +24724,7 @@
           <w:color w:val="000000"/>
           <w:sz w:val="24"/>
         </w:rPr>
-        <w:t>61  네 자리 자물쇠 탐색</w:t>
+        <w:t>61  네 자리 자물쇠 탐색  [알고리즘 작성]</w:t>
       </w:r>
     </w:p>
     <w:p>
@@ -25852,7 +24832,7 @@
           <w:color w:val="000000"/>
           <w:sz w:val="24"/>
         </w:rPr>
-        <w:t>62  약수 목록 생성</w:t>
+        <w:t>62  개념 및 계산  [단답형]</w:t>
       </w:r>
     </w:p>
     <w:p>
@@ -25884,20 +24864,31 @@
           <w:rFonts w:ascii="맑은 고딕" w:hAnsi="맑은 고딕" w:eastAsia="맑은 고딕"/>
           <w:b w:val="0"/>
           <w:color w:val="000000"/>
+          <w:sz w:val="21"/>
+        </w:rPr>
+        <w:t>0~9로 이루어진 4자리 자물쇠를 0000부터 순서대로 모두 시도할 때, 마지막까지 갔다면 총 몇 회 시도한 것인지 쓰시오.</w:t>
+      </w:r>
+    </w:p>
+    <w:p>
+      <w:pPr>
+        <w:keepNext/>
+        <w:keepLines/>
+        <w:widowControl/>
+        <w:spacing w:before="0" w:after="120" w:line="276" w:lineRule="auto"/>
+      </w:pPr>
+      <w:r>
+        <w:rPr>
+          <w:rFonts w:ascii="맑은 고딕" w:hAnsi="맑은 고딕" w:eastAsia="맑은 고딕"/>
+          <w:b/>
+          <w:color w:val="000000"/>
           <w:sz w:val="22"/>
         </w:rPr>
-        <w:t>풀이 절차</w:t>
-        <w:br/>
-        <w:t>d를 1부터 n까지 검사한다.</w:t>
-        <w:br/>
-        <w:t>n을 d로 나눈 나머지가 0이면 결과에 저장한다.</w:t>
-        <w:br/>
-        <w:t>Python은 목록, C는 out에 저장하고 개수를 반환한다.</w:t>
-      </w:r>
-    </w:p>
-    <w:p>
-      <w:pPr>
-        <w:keepNext/>
+        <w:t>정답  10,000회</w:t>
+      </w:r>
+    </w:p>
+    <w:p>
+      <w:pPr>
+        <w:keepNext w:val="0"/>
         <w:keepLines/>
         <w:widowControl/>
         <w:spacing w:before="0" w:after="120" w:line="276" w:lineRule="auto"/>
@@ -25909,7 +24900,25 @@
           <w:color w:val="000000"/>
           <w:sz w:val="21"/>
         </w:rPr>
-        <w:t>복잡도  시간 O(n), 결과 공간 O(n) 이하.</w:t>
+        <w:t>0000부터 9999까지 빠짐없이 시도하면 10⁴ = 10,000회다. 정답을 찾는 즉시 멈추지 않고 끝까지 돌린 경우의 횟수다.</w:t>
+      </w:r>
+    </w:p>
+    <w:p>
+      <w:pPr>
+        <w:keepNext/>
+        <w:keepLines/>
+        <w:pageBreakBefore/>
+        <w:widowControl/>
+        <w:spacing w:before="0" w:after="120" w:line="276" w:lineRule="auto"/>
+      </w:pPr>
+      <w:r>
+        <w:rPr>
+          <w:rFonts w:ascii="맑은 고딕" w:hAnsi="맑은 고딕" w:eastAsia="맑은 고딕"/>
+          <w:b/>
+          <w:color w:val="000000"/>
+          <w:sz w:val="24"/>
+        </w:rPr>
+        <w:t>63  개념 및 계산  [단답형]</w:t>
       </w:r>
     </w:p>
     <w:p>
@@ -25924,9 +24933,43 @@
           <w:rFonts w:ascii="맑은 고딕" w:hAnsi="맑은 고딕" w:eastAsia="맑은 고딕"/>
           <w:b w:val="0"/>
           <w:color w:val="000000"/>
-          <w:sz w:val="20"/>
-        </w:rPr>
-        <w:t>검증  [10] → [1,2,5,10]; [1] → [1]</w:t>
+          <w:sz w:val="18"/>
+        </w:rPr>
+        <w:t>2.1 완전 탐색</w:t>
+      </w:r>
+    </w:p>
+    <w:p>
+      <w:pPr>
+        <w:keepNext/>
+        <w:keepLines/>
+        <w:widowControl/>
+        <w:spacing w:before="0" w:after="120" w:line="276" w:lineRule="auto"/>
+      </w:pPr>
+      <w:r>
+        <w:rPr>
+          <w:rFonts w:ascii="맑은 고딕" w:hAnsi="맑은 고딕" w:eastAsia="맑은 고딕"/>
+          <w:b w:val="0"/>
+          <w:color w:val="000000"/>
+          <w:sz w:val="21"/>
+        </w:rPr>
+        <w:t>4자리 자물쇠를 초당 1,000회 시도할 수 있을 때, 최악의 경우 걸리는 시간을 쓰시오.</w:t>
+      </w:r>
+    </w:p>
+    <w:p>
+      <w:pPr>
+        <w:keepNext/>
+        <w:keepLines/>
+        <w:widowControl/>
+        <w:spacing w:before="0" w:after="120" w:line="276" w:lineRule="auto"/>
+      </w:pPr>
+      <w:r>
+        <w:rPr>
+          <w:rFonts w:ascii="맑은 고딕" w:hAnsi="맑은 고딕" w:eastAsia="맑은 고딕"/>
+          <w:b/>
+          <w:color w:val="000000"/>
+          <w:sz w:val="22"/>
+        </w:rPr>
+        <w:t>정답  10초</w:t>
       </w:r>
     </w:p>
     <w:p>
@@ -25941,9 +24984,94 @@
           <w:rFonts w:ascii="맑은 고딕" w:hAnsi="맑은 고딕" w:eastAsia="맑은 고딕"/>
           <w:b w:val="0"/>
           <w:color w:val="000000"/>
-          <w:sz w:val="19"/>
-        </w:rPr>
-        <w:t>평가 기준  후보 누락·중복 없이 생성, 조건 검사, 올바른 결과 반환, 경계 조건과 복잡도 설명.</w:t>
+          <w:sz w:val="21"/>
+        </w:rPr>
+        <w:t>10,000 ÷ 1,000 = 10초다. 같은 속도로 8자리를 시도하면 1억 ÷ 1,000 = 10만 초, 약 28시간이 걸린다.</w:t>
+      </w:r>
+    </w:p>
+    <w:p>
+      <w:pPr>
+        <w:keepNext/>
+        <w:keepLines/>
+        <w:widowControl/>
+        <w:spacing w:before="0" w:after="120" w:line="276" w:lineRule="auto"/>
+      </w:pPr>
+      <w:r>
+        <w:rPr>
+          <w:rFonts w:ascii="맑은 고딕" w:hAnsi="맑은 고딕" w:eastAsia="맑은 고딕"/>
+          <w:b/>
+          <w:color w:val="000000"/>
+          <w:sz w:val="24"/>
+        </w:rPr>
+        <w:t>64  개념 및 계산  [단답형]</w:t>
+      </w:r>
+    </w:p>
+    <w:p>
+      <w:pPr>
+        <w:keepNext/>
+        <w:keepLines/>
+        <w:widowControl/>
+        <w:spacing w:before="0" w:after="120" w:line="276" w:lineRule="auto"/>
+      </w:pPr>
+      <w:r>
+        <w:rPr>
+          <w:rFonts w:ascii="맑은 고딕" w:hAnsi="맑은 고딕" w:eastAsia="맑은 고딕"/>
+          <w:b w:val="0"/>
+          <w:color w:val="000000"/>
+          <w:sz w:val="18"/>
+        </w:rPr>
+        <w:t>2.1 완전 탐색</w:t>
+      </w:r>
+    </w:p>
+    <w:p>
+      <w:pPr>
+        <w:keepNext/>
+        <w:keepLines/>
+        <w:widowControl/>
+        <w:spacing w:before="0" w:after="120" w:line="276" w:lineRule="auto"/>
+      </w:pPr>
+      <w:r>
+        <w:rPr>
+          <w:rFonts w:ascii="맑은 고딕" w:hAnsi="맑은 고딕" w:eastAsia="맑은 고딕"/>
+          <w:b w:val="0"/>
+          <w:color w:val="000000"/>
+          <w:sz w:val="21"/>
+        </w:rPr>
+        <w:t>완전 탐색에서 '탐색 공간'이라는 말이 가리키는 것을 한 문장으로 쓰시오.</w:t>
+      </w:r>
+    </w:p>
+    <w:p>
+      <w:pPr>
+        <w:keepNext/>
+        <w:keepLines/>
+        <w:widowControl/>
+        <w:spacing w:before="0" w:after="120" w:line="276" w:lineRule="auto"/>
+      </w:pPr>
+      <w:r>
+        <w:rPr>
+          <w:rFonts w:ascii="맑은 고딕" w:hAnsi="맑은 고딕" w:eastAsia="맑은 고딕"/>
+          <w:b/>
+          <w:color w:val="000000"/>
+          <w:sz w:val="22"/>
+        </w:rPr>
+        <w:t>정답  알고리즘이 확인할 모든 후보의 집합</w:t>
+      </w:r>
+    </w:p>
+    <w:p>
+      <w:pPr>
+        <w:keepNext w:val="0"/>
+        <w:keepLines/>
+        <w:widowControl/>
+        <w:spacing w:before="0" w:after="120" w:line="276" w:lineRule="auto"/>
+      </w:pPr>
+      <w:r>
+        <w:rPr>
+          <w:rFonts w:ascii="맑은 고딕" w:hAnsi="맑은 고딕" w:eastAsia="맑은 고딕"/>
+          <w:b w:val="0"/>
+          <w:color w:val="000000"/>
+          <w:sz w:val="21"/>
+        </w:rPr>
+        <w:t>실행 시간은 후보 수와 후보당 처리 비용에 좌우된다. 코드를 작성하기 전에 두 값을 함께 살펴본다.</w:t>
       </w:r>
     </w:p>
     <w:p>
@@ -25961,224 +25089,7 @@
           <w:color w:val="000000"/>
           <w:sz w:val="24"/>
         </w:rPr>
-        <w:t>63  구간 안의 배수</w:t>
-      </w:r>
-    </w:p>
-    <w:p>
-      <w:pPr>
-        <w:keepNext/>
-        <w:keepLines/>
-        <w:widowControl/>
-        <w:spacing w:before="0" w:after="120" w:line="276" w:lineRule="auto"/>
-      </w:pPr>
-      <w:r>
-        <w:rPr>
-          <w:rFonts w:ascii="맑은 고딕" w:hAnsi="맑은 고딕" w:eastAsia="맑은 고딕"/>
-          <w:b w:val="0"/>
-          <w:color w:val="000000"/>
-          <w:sz w:val="18"/>
-        </w:rPr>
-        <w:t>2.1 완전 탐색</w:t>
-      </w:r>
-    </w:p>
-    <w:p>
-      <w:pPr>
-        <w:keepNext/>
-        <w:keepLines/>
-        <w:widowControl/>
-        <w:spacing w:before="0" w:after="120" w:line="276" w:lineRule="auto"/>
-      </w:pPr>
-      <w:r>
-        <w:rPr>
-          <w:rFonts w:ascii="맑은 고딕" w:hAnsi="맑은 고딕" w:eastAsia="맑은 고딕"/>
-          <w:b w:val="0"/>
-          <w:color w:val="000000"/>
-          <w:sz w:val="22"/>
-        </w:rPr>
-        <w:t>풀이 절차</w:t>
-        <w:br/>
-        <w:t>count를 0으로 둔다.</w:t>
-        <w:br/>
-        <w:t>L부터 R까지 양 끝을 포함해 검사한다.</w:t>
-        <w:br/>
-        <w:t>x % d가 0일 때만 count를 증가시킨다.</w:t>
-      </w:r>
-    </w:p>
-    <w:p>
-      <w:pPr>
-        <w:keepNext/>
-        <w:keepLines/>
-        <w:widowControl/>
-        <w:spacing w:before="0" w:after="120" w:line="276" w:lineRule="auto"/>
-      </w:pPr>
-      <w:r>
-        <w:rPr>
-          <w:rFonts w:ascii="맑은 고딕" w:hAnsi="맑은 고딕" w:eastAsia="맑은 고딕"/>
-          <w:b w:val="0"/>
-          <w:color w:val="000000"/>
-          <w:sz w:val="21"/>
-        </w:rPr>
-        <w:t>복잡도  시간 O(R−L+1), 추가 공간 O(1).</w:t>
-      </w:r>
-    </w:p>
-    <w:p>
-      <w:pPr>
-        <w:keepNext/>
-        <w:keepLines/>
-        <w:widowControl/>
-        <w:spacing w:before="0" w:after="120" w:line="276" w:lineRule="auto"/>
-      </w:pPr>
-      <w:r>
-        <w:rPr>
-          <w:rFonts w:ascii="맑은 고딕" w:hAnsi="맑은 고딕" w:eastAsia="맑은 고딕"/>
-          <w:b w:val="0"/>
-          <w:color w:val="000000"/>
-          <w:sz w:val="20"/>
-        </w:rPr>
-        <w:t>검증  [0,10,3] → 4; [5,5,2] → 0</w:t>
-      </w:r>
-    </w:p>
-    <w:p>
-      <w:pPr>
-        <w:keepNext w:val="0"/>
-        <w:keepLines/>
-        <w:widowControl/>
-        <w:spacing w:before="0" w:after="120" w:line="276" w:lineRule="auto"/>
-      </w:pPr>
-      <w:r>
-        <w:rPr>
-          <w:rFonts w:ascii="맑은 고딕" w:hAnsi="맑은 고딕" w:eastAsia="맑은 고딕"/>
-          <w:b w:val="0"/>
-          <w:color w:val="000000"/>
-          <w:sz w:val="19"/>
-        </w:rPr>
-        <w:t>평가 기준  후보 누락·중복 없이 생성, 조건 검사, 올바른 결과 반환, 경계 조건과 복잡도 설명.</w:t>
-      </w:r>
-    </w:p>
-    <w:p>
-      <w:pPr>
-        <w:keepNext/>
-        <w:keepLines/>
-        <w:widowControl/>
-        <w:spacing w:before="0" w:after="120" w:line="276" w:lineRule="auto"/>
-      </w:pPr>
-      <w:r>
-        <w:rPr>
-          <w:rFonts w:ascii="맑은 고딕" w:hAnsi="맑은 고딕" w:eastAsia="맑은 고딕"/>
-          <w:b/>
-          <w:color w:val="000000"/>
-          <w:sz w:val="24"/>
-        </w:rPr>
-        <w:t>64  목표 값의 모든 출현 횟수</w:t>
-      </w:r>
-    </w:p>
-    <w:p>
-      <w:pPr>
-        <w:keepNext/>
-        <w:keepLines/>
-        <w:widowControl/>
-        <w:spacing w:before="0" w:after="120" w:line="276" w:lineRule="auto"/>
-      </w:pPr>
-      <w:r>
-        <w:rPr>
-          <w:rFonts w:ascii="맑은 고딕" w:hAnsi="맑은 고딕" w:eastAsia="맑은 고딕"/>
-          <w:b w:val="0"/>
-          <w:color w:val="000000"/>
-          <w:sz w:val="18"/>
-        </w:rPr>
-        <w:t>2.1 완전 탐색</w:t>
-      </w:r>
-    </w:p>
-    <w:p>
-      <w:pPr>
-        <w:keepNext/>
-        <w:keepLines/>
-        <w:widowControl/>
-        <w:spacing w:before="0" w:after="120" w:line="276" w:lineRule="auto"/>
-      </w:pPr>
-      <w:r>
-        <w:rPr>
-          <w:rFonts w:ascii="맑은 고딕" w:hAnsi="맑은 고딕" w:eastAsia="맑은 고딕"/>
-          <w:b w:val="0"/>
-          <w:color w:val="000000"/>
-          <w:sz w:val="22"/>
-        </w:rPr>
-        <w:t>풀이 절차</w:t>
-        <w:br/>
-        <w:t>모든 인덱스를 차례대로 방문한다.</w:t>
-        <w:br/>
-        <w:t>A[i]가 target과 같으면 개수를 증가시킨다.</w:t>
-        <w:br/>
-        <w:t>빈 배열이나 목표 값이 없으면 0을 반환한다.</w:t>
-      </w:r>
-    </w:p>
-    <w:p>
-      <w:pPr>
-        <w:keepNext/>
-        <w:keepLines/>
-        <w:widowControl/>
-        <w:spacing w:before="0" w:after="120" w:line="276" w:lineRule="auto"/>
-      </w:pPr>
-      <w:r>
-        <w:rPr>
-          <w:rFonts w:ascii="맑은 고딕" w:hAnsi="맑은 고딕" w:eastAsia="맑은 고딕"/>
-          <w:b w:val="0"/>
-          <w:color w:val="000000"/>
-          <w:sz w:val="21"/>
-        </w:rPr>
-        <w:t>복잡도  시간 O(n), 추가 공간 O(1).</w:t>
-      </w:r>
-    </w:p>
-    <w:p>
-      <w:pPr>
-        <w:keepNext/>
-        <w:keepLines/>
-        <w:widowControl/>
-        <w:spacing w:before="0" w:after="120" w:line="276" w:lineRule="auto"/>
-      </w:pPr>
-      <w:r>
-        <w:rPr>
-          <w:rFonts w:ascii="맑은 고딕" w:hAnsi="맑은 고딕" w:eastAsia="맑은 고딕"/>
-          <w:b w:val="0"/>
-          <w:color w:val="000000"/>
-          <w:sz w:val="20"/>
-        </w:rPr>
-        <w:t>검증  [[2,1,2,2],2] → 3; [[],1] → 0</w:t>
-      </w:r>
-    </w:p>
-    <w:p>
-      <w:pPr>
-        <w:keepNext w:val="0"/>
-        <w:keepLines/>
-        <w:widowControl/>
-        <w:spacing w:before="0" w:after="120" w:line="276" w:lineRule="auto"/>
-      </w:pPr>
-      <w:r>
-        <w:rPr>
-          <w:rFonts w:ascii="맑은 고딕" w:hAnsi="맑은 고딕" w:eastAsia="맑은 고딕"/>
-          <w:b w:val="0"/>
-          <w:color w:val="000000"/>
-          <w:sz w:val="19"/>
-        </w:rPr>
-        <w:t>평가 기준  후보 누락·중복 없이 생성, 조건 검사, 올바른 결과 반환, 경계 조건과 복잡도 설명.</w:t>
-      </w:r>
-    </w:p>
-    <w:p>
-      <w:pPr>
-        <w:keepNext/>
-        <w:keepLines/>
-        <w:pageBreakBefore/>
-        <w:widowControl/>
-        <w:spacing w:before="0" w:after="120" w:line="276" w:lineRule="auto"/>
-      </w:pPr>
-      <w:r>
-        <w:rPr>
-          <w:rFonts w:ascii="맑은 고딕" w:hAnsi="맑은 고딕" w:eastAsia="맑은 고딕"/>
-          <w:b/>
-          <w:color w:val="000000"/>
-          <w:sz w:val="24"/>
-        </w:rPr>
-        <w:t>65  합이 K인 두 수의 목록</w:t>
+        <w:t>65  합이 K인 두 수의 목록  [알고리즘 작성]</w:t>
       </w:r>
     </w:p>
     <w:p>
@@ -26286,7 +25197,7 @@
           <w:color w:val="000000"/>
           <w:sz w:val="24"/>
         </w:rPr>
-        <w:t>66  세 주사위의 합</w:t>
+        <w:t>66  개념 및 계산  [단답형]</w:t>
       </w:r>
     </w:p>
     <w:p>
@@ -26318,20 +25229,31 @@
           <w:rFonts w:ascii="맑은 고딕" w:hAnsi="맑은 고딕" w:eastAsia="맑은 고딕"/>
           <w:b w:val="0"/>
           <w:color w:val="000000"/>
+          <w:sz w:val="21"/>
+        </w:rPr>
+        <w:t>주사위 세 개를 던져 나온 눈의 합이 4가 되는 경우의 수를 쓰시오. (주사위는 서로 구별한다)</w:t>
+      </w:r>
+    </w:p>
+    <w:p>
+      <w:pPr>
+        <w:keepNext/>
+        <w:keepLines/>
+        <w:widowControl/>
+        <w:spacing w:before="0" w:after="120" w:line="276" w:lineRule="auto"/>
+      </w:pPr>
+      <w:r>
+        <w:rPr>
+          <w:rFonts w:ascii="맑은 고딕" w:hAnsi="맑은 고딕" w:eastAsia="맑은 고딕"/>
+          <w:b/>
+          <w:color w:val="000000"/>
           <w:sz w:val="22"/>
         </w:rPr>
-        <w:t>풀이 절차</w:t>
-        <w:br/>
-        <w:t>각 주사위를 1~6으로 순회한다.</w:t>
-        <w:br/>
-        <w:t>a+b+c가 target인 경우만 저장한다.</w:t>
-        <w:br/>
-        <w:t>(1,1,2)와 (1,2,1)은 서로 다른 경우다.</w:t>
-      </w:r>
-    </w:p>
-    <w:p>
-      <w:pPr>
-        <w:keepNext/>
+        <w:t>정답  3가지</w:t>
+      </w:r>
+    </w:p>
+    <w:p>
+      <w:pPr>
+        <w:keepNext w:val="0"/>
         <w:keepLines/>
         <w:widowControl/>
         <w:spacing w:before="0" w:after="120" w:line="276" w:lineRule="auto"/>
@@ -26343,7 +25265,25 @@
           <w:color w:val="000000"/>
           <w:sz w:val="21"/>
         </w:rPr>
-        <w:t>복잡도  6³개 후보, 일반화한 면 수 m에 대해 시간 O(m³).</w:t>
+        <w:t>(1,1,2), (1,2,1), (2,1,1) 세 가지다. 삼중 반복문으로 216가지를 모두 만든 뒤 조건을 통과한 것만 세면 이 값이 나온다.</w:t>
+      </w:r>
+    </w:p>
+    <w:p>
+      <w:pPr>
+        <w:keepNext/>
+        <w:keepLines/>
+        <w:pageBreakBefore/>
+        <w:widowControl/>
+        <w:spacing w:before="0" w:after="120" w:line="276" w:lineRule="auto"/>
+      </w:pPr>
+      <w:r>
+        <w:rPr>
+          <w:rFonts w:ascii="맑은 고딕" w:hAnsi="맑은 고딕" w:eastAsia="맑은 고딕"/>
+          <w:b/>
+          <w:color w:val="000000"/>
+          <w:sz w:val="24"/>
+        </w:rPr>
+        <w:t>67  개념 및 계산  [단답형]</w:t>
       </w:r>
     </w:p>
     <w:p>
@@ -26358,9 +25298,43 @@
           <w:rFonts w:ascii="맑은 고딕" w:hAnsi="맑은 고딕" w:eastAsia="맑은 고딕"/>
           <w:b w:val="0"/>
           <w:color w:val="000000"/>
-          <w:sz w:val="20"/>
-        </w:rPr>
-        <w:t>검증  [4] → [[1,1,2],[1,2,1],[2,1,1]]; [18] → [[6,6,6]]</w:t>
+          <w:sz w:val="18"/>
+        </w:rPr>
+        <w:t>2.2 다중 반복문</w:t>
+      </w:r>
+    </w:p>
+    <w:p>
+      <w:pPr>
+        <w:keepNext/>
+        <w:keepLines/>
+        <w:widowControl/>
+        <w:spacing w:before="0" w:after="120" w:line="276" w:lineRule="auto"/>
+      </w:pPr>
+      <w:r>
+        <w:rPr>
+          <w:rFonts w:ascii="맑은 고딕" w:hAnsi="맑은 고딕" w:eastAsia="맑은 고딕"/>
+          <w:b w:val="0"/>
+          <w:color w:val="000000"/>
+          <w:sz w:val="21"/>
+        </w:rPr>
+        <w:t>길이가 1,000인 리스트에서 서로 다른 두 원소의 모든 쌍을 검사하면 대략 몇 번 비교하게 되는지 쓰시오.</w:t>
+      </w:r>
+    </w:p>
+    <w:p>
+      <w:pPr>
+        <w:keepNext/>
+        <w:keepLines/>
+        <w:widowControl/>
+        <w:spacing w:before="0" w:after="120" w:line="276" w:lineRule="auto"/>
+      </w:pPr>
+      <w:r>
+        <w:rPr>
+          <w:rFonts w:ascii="맑은 고딕" w:hAnsi="맑은 고딕" w:eastAsia="맑은 고딕"/>
+          <w:b/>
+          <w:color w:val="000000"/>
+          <w:sz w:val="22"/>
+        </w:rPr>
+        <w:t>정답  약 50만 번 (1000 × 999 ÷ 2 = 499,500)</w:t>
       </w:r>
     </w:p>
     <w:p>
@@ -26375,9 +25349,94 @@
           <w:rFonts w:ascii="맑은 고딕" w:hAnsi="맑은 고딕" w:eastAsia="맑은 고딕"/>
           <w:b w:val="0"/>
           <w:color w:val="000000"/>
-          <w:sz w:val="19"/>
-        </w:rPr>
-        <w:t>평가 기준  후보 누락·중복 없이 생성, 조건 검사, 올바른 결과 반환, 경계 조건과 복잡도 설명.</w:t>
+          <w:sz w:val="21"/>
+        </w:rPr>
+        <w:t>n(n−1)/2 이므로 약 n²/2 이다. n이 10배가 되면 비교 횟수는 약 100배가 된다.</w:t>
+      </w:r>
+    </w:p>
+    <w:p>
+      <w:pPr>
+        <w:keepNext/>
+        <w:keepLines/>
+        <w:widowControl/>
+        <w:spacing w:before="0" w:after="120" w:line="276" w:lineRule="auto"/>
+      </w:pPr>
+      <w:r>
+        <w:rPr>
+          <w:rFonts w:ascii="맑은 고딕" w:hAnsi="맑은 고딕" w:eastAsia="맑은 고딕"/>
+          <w:b/>
+          <w:color w:val="000000"/>
+          <w:sz w:val="24"/>
+        </w:rPr>
+        <w:t>68  개념 및 계산  [단답형]</w:t>
+      </w:r>
+    </w:p>
+    <w:p>
+      <w:pPr>
+        <w:keepNext/>
+        <w:keepLines/>
+        <w:widowControl/>
+        <w:spacing w:before="0" w:after="120" w:line="276" w:lineRule="auto"/>
+      </w:pPr>
+      <w:r>
+        <w:rPr>
+          <w:rFonts w:ascii="맑은 고딕" w:hAnsi="맑은 고딕" w:eastAsia="맑은 고딕"/>
+          <w:b w:val="0"/>
+          <w:color w:val="000000"/>
+          <w:sz w:val="18"/>
+        </w:rPr>
+        <w:t>2.2 다중 반복문</w:t>
+      </w:r>
+    </w:p>
+    <w:p>
+      <w:pPr>
+        <w:keepNext/>
+        <w:keepLines/>
+        <w:widowControl/>
+        <w:spacing w:before="0" w:after="120" w:line="276" w:lineRule="auto"/>
+      </w:pPr>
+      <w:r>
+        <w:rPr>
+          <w:rFonts w:ascii="맑은 고딕" w:hAnsi="맑은 고딕" w:eastAsia="맑은 고딕"/>
+          <w:b w:val="0"/>
+          <w:color w:val="000000"/>
+          <w:sz w:val="21"/>
+        </w:rPr>
+        <w:t>n≥2이다. i는 0부터 n−2까지, j는 i+1부터 n−1까지 순회한다. j의 범위를 0부터 n−1까지로 바꾸면 검사 횟수는 몇 배가 되는가?</w:t>
+      </w:r>
+    </w:p>
+    <w:p>
+      <w:pPr>
+        <w:keepNext/>
+        <w:keepLines/>
+        <w:widowControl/>
+        <w:spacing w:before="0" w:after="120" w:line="276" w:lineRule="auto"/>
+      </w:pPr>
+      <w:r>
+        <w:rPr>
+          <w:rFonts w:ascii="맑은 고딕" w:hAnsi="맑은 고딕" w:eastAsia="맑은 고딕"/>
+          <w:b/>
+          <w:color w:val="000000"/>
+          <w:sz w:val="22"/>
+        </w:rPr>
+        <w:t>정답  정확히 2배</w:t>
+      </w:r>
+    </w:p>
+    <w:p>
+      <w:pPr>
+        <w:keepNext w:val="0"/>
+        <w:keepLines/>
+        <w:widowControl/>
+        <w:spacing w:before="0" w:after="120" w:line="276" w:lineRule="auto"/>
+      </w:pPr>
+      <w:r>
+        <w:rPr>
+          <w:rFonts w:ascii="맑은 고딕" w:hAnsi="맑은 고딕" w:eastAsia="맑은 고딕"/>
+          <w:b w:val="0"/>
+          <w:color w:val="000000"/>
+          <w:sz w:val="21"/>
+        </w:rPr>
+        <w:t>원래는 n(n−1)/2회, 변경 후에는 (n−1)n회이다. 바깥 반복문의 범위는 그대로이므로 비율은 정확히 2이다.</w:t>
       </w:r>
     </w:p>
     <w:p>
@@ -26395,224 +25454,7 @@
           <w:color w:val="000000"/>
           <w:sz w:val="24"/>
         </w:rPr>
-        <w:t>67  차이가 K인 인덱스 쌍</w:t>
-      </w:r>
-    </w:p>
-    <w:p>
-      <w:pPr>
-        <w:keepNext/>
-        <w:keepLines/>
-        <w:widowControl/>
-        <w:spacing w:before="0" w:after="120" w:line="276" w:lineRule="auto"/>
-      </w:pPr>
-      <w:r>
-        <w:rPr>
-          <w:rFonts w:ascii="맑은 고딕" w:hAnsi="맑은 고딕" w:eastAsia="맑은 고딕"/>
-          <w:b w:val="0"/>
-          <w:color w:val="000000"/>
-          <w:sz w:val="18"/>
-        </w:rPr>
-        <w:t>2.2 다중 반복문</w:t>
-      </w:r>
-    </w:p>
-    <w:p>
-      <w:pPr>
-        <w:keepNext/>
-        <w:keepLines/>
-        <w:widowControl/>
-        <w:spacing w:before="0" w:after="120" w:line="276" w:lineRule="auto"/>
-      </w:pPr>
-      <w:r>
-        <w:rPr>
-          <w:rFonts w:ascii="맑은 고딕" w:hAnsi="맑은 고딕" w:eastAsia="맑은 고딕"/>
-          <w:b w:val="0"/>
-          <w:color w:val="000000"/>
-          <w:sz w:val="22"/>
-        </w:rPr>
-        <w:t>풀이 절차</w:t>
-        <w:br/>
-        <w:t>i&lt;j인 쌍을 한 번씩 만든다.</w:t>
-        <w:br/>
-        <w:t>두 값의 차이의 절댓값을 K와 비교한다.</w:t>
-        <w:br/>
-        <w:t>조건이 맞으면 count를 증가시킨다.</w:t>
-      </w:r>
-    </w:p>
-    <w:p>
-      <w:pPr>
-        <w:keepNext/>
-        <w:keepLines/>
-        <w:widowControl/>
-        <w:spacing w:before="0" w:after="120" w:line="276" w:lineRule="auto"/>
-      </w:pPr>
-      <w:r>
-        <w:rPr>
-          <w:rFonts w:ascii="맑은 고딕" w:hAnsi="맑은 고딕" w:eastAsia="맑은 고딕"/>
-          <w:b w:val="0"/>
-          <w:color w:val="000000"/>
-          <w:sz w:val="21"/>
-        </w:rPr>
-        <w:t>복잡도  시간 O(n²), 추가 공간 O(1).</w:t>
-      </w:r>
-    </w:p>
-    <w:p>
-      <w:pPr>
-        <w:keepNext/>
-        <w:keepLines/>
-        <w:widowControl/>
-        <w:spacing w:before="0" w:after="120" w:line="276" w:lineRule="auto"/>
-      </w:pPr>
-      <w:r>
-        <w:rPr>
-          <w:rFonts w:ascii="맑은 고딕" w:hAnsi="맑은 고딕" w:eastAsia="맑은 고딕"/>
-          <w:b w:val="0"/>
-          <w:color w:val="000000"/>
-          <w:sz w:val="20"/>
-        </w:rPr>
-        <w:t>검증  [[1,3,1,5],2] → 3; [[2,2,2],0] → 3</w:t>
-      </w:r>
-    </w:p>
-    <w:p>
-      <w:pPr>
-        <w:keepNext w:val="0"/>
-        <w:keepLines/>
-        <w:widowControl/>
-        <w:spacing w:before="0" w:after="120" w:line="276" w:lineRule="auto"/>
-      </w:pPr>
-      <w:r>
-        <w:rPr>
-          <w:rFonts w:ascii="맑은 고딕" w:hAnsi="맑은 고딕" w:eastAsia="맑은 고딕"/>
-          <w:b w:val="0"/>
-          <w:color w:val="000000"/>
-          <w:sz w:val="19"/>
-        </w:rPr>
-        <w:t>평가 기준  후보 누락·중복 없이 생성, 조건 검사, 올바른 결과 반환, 경계 조건과 복잡도 설명.</w:t>
-      </w:r>
-    </w:p>
-    <w:p>
-      <w:pPr>
-        <w:keepNext/>
-        <w:keepLines/>
-        <w:widowControl/>
-        <w:spacing w:before="0" w:after="120" w:line="276" w:lineRule="auto"/>
-      </w:pPr>
-      <w:r>
-        <w:rPr>
-          <w:rFonts w:ascii="맑은 고딕" w:hAnsi="맑은 고딕" w:eastAsia="맑은 고딕"/>
-          <w:b/>
-          <w:color w:val="000000"/>
-          <w:sz w:val="24"/>
-        </w:rPr>
-        <w:t>68  모든 쌍의 차이 기록</w:t>
-      </w:r>
-    </w:p>
-    <w:p>
-      <w:pPr>
-        <w:keepNext/>
-        <w:keepLines/>
-        <w:widowControl/>
-        <w:spacing w:before="0" w:after="120" w:line="276" w:lineRule="auto"/>
-      </w:pPr>
-      <w:r>
-        <w:rPr>
-          <w:rFonts w:ascii="맑은 고딕" w:hAnsi="맑은 고딕" w:eastAsia="맑은 고딕"/>
-          <w:b w:val="0"/>
-          <w:color w:val="000000"/>
-          <w:sz w:val="18"/>
-        </w:rPr>
-        <w:t>2.2 다중 반복문</w:t>
-      </w:r>
-    </w:p>
-    <w:p>
-      <w:pPr>
-        <w:keepNext/>
-        <w:keepLines/>
-        <w:widowControl/>
-        <w:spacing w:before="0" w:after="120" w:line="276" w:lineRule="auto"/>
-      </w:pPr>
-      <w:r>
-        <w:rPr>
-          <w:rFonts w:ascii="맑은 고딕" w:hAnsi="맑은 고딕" w:eastAsia="맑은 고딕"/>
-          <w:b w:val="0"/>
-          <w:color w:val="000000"/>
-          <w:sz w:val="22"/>
-        </w:rPr>
-        <w:t>풀이 절차</w:t>
-        <w:br/>
-        <w:t>이중 반복문으로 i&lt;j를 보장한다.</w:t>
-        <w:br/>
-        <w:t>A[j]−A[i]를 계산해 순서대로 저장한다.</w:t>
-        <w:br/>
-        <w:t>결과는 최대 n(n−1)/2개다.</w:t>
-      </w:r>
-    </w:p>
-    <w:p>
-      <w:pPr>
-        <w:keepNext/>
-        <w:keepLines/>
-        <w:widowControl/>
-        <w:spacing w:before="0" w:after="120" w:line="276" w:lineRule="auto"/>
-      </w:pPr>
-      <w:r>
-        <w:rPr>
-          <w:rFonts w:ascii="맑은 고딕" w:hAnsi="맑은 고딕" w:eastAsia="맑은 고딕"/>
-          <w:b w:val="0"/>
-          <w:color w:val="000000"/>
-          <w:sz w:val="21"/>
-        </w:rPr>
-        <w:t>복잡도  시간과 결과 공간 O(n²).</w:t>
-      </w:r>
-    </w:p>
-    <w:p>
-      <w:pPr>
-        <w:keepNext/>
-        <w:keepLines/>
-        <w:widowControl/>
-        <w:spacing w:before="0" w:after="120" w:line="276" w:lineRule="auto"/>
-      </w:pPr>
-      <w:r>
-        <w:rPr>
-          <w:rFonts w:ascii="맑은 고딕" w:hAnsi="맑은 고딕" w:eastAsia="맑은 고딕"/>
-          <w:b w:val="0"/>
-          <w:color w:val="000000"/>
-          <w:sz w:val="20"/>
-        </w:rPr>
-        <w:t>검증  [[3,1,4,2]] → [-2,1,-1,3,1,-2]; [[]] → []</w:t>
-      </w:r>
-    </w:p>
-    <w:p>
-      <w:pPr>
-        <w:keepNext w:val="0"/>
-        <w:keepLines/>
-        <w:widowControl/>
-        <w:spacing w:before="0" w:after="120" w:line="276" w:lineRule="auto"/>
-      </w:pPr>
-      <w:r>
-        <w:rPr>
-          <w:rFonts w:ascii="맑은 고딕" w:hAnsi="맑은 고딕" w:eastAsia="맑은 고딕"/>
-          <w:b w:val="0"/>
-          <w:color w:val="000000"/>
-          <w:sz w:val="19"/>
-        </w:rPr>
-        <w:t>평가 기준  후보 누락·중복 없이 생성, 조건 검사, 올바른 결과 반환, 경계 조건과 복잡도 설명.</w:t>
-      </w:r>
-    </w:p>
-    <w:p>
-      <w:pPr>
-        <w:keepNext/>
-        <w:keepLines/>
-        <w:pageBreakBefore/>
-        <w:widowControl/>
-        <w:spacing w:before="0" w:after="120" w:line="276" w:lineRule="auto"/>
-      </w:pPr>
-      <w:r>
-        <w:rPr>
-          <w:rFonts w:ascii="맑은 고딕" w:hAnsi="맑은 고딕" w:eastAsia="맑은 고딕"/>
-          <w:b/>
-          <w:color w:val="000000"/>
-          <w:sz w:val="24"/>
-        </w:rPr>
-        <w:t>69  블랙잭 최적 조합</w:t>
+        <w:t>69  블랙잭 최적 조합  [알고리즘 작성]</w:t>
       </w:r>
     </w:p>
     <w:p>
@@ -26720,7 +25562,7 @@
           <w:color w:val="000000"/>
           <w:sz w:val="24"/>
         </w:rPr>
-        <w:t>70  조건을 만족하는 세 수 세기</w:t>
+        <w:t>70  개념 및 계산  [단답형]</w:t>
       </w:r>
     </w:p>
     <w:p>
@@ -26752,20 +25594,31 @@
           <w:rFonts w:ascii="맑은 고딕" w:hAnsi="맑은 고딕" w:eastAsia="맑은 고딕"/>
           <w:b w:val="0"/>
           <w:color w:val="000000"/>
+          <w:sz w:val="21"/>
+        </w:rPr>
+        <w:t>완전 탐색에서 후보 해를 만들어 낼 때 쓰이는 대표적인 도구 세 가지를 쓰시오.</w:t>
+      </w:r>
+    </w:p>
+    <w:p>
+      <w:pPr>
+        <w:keepNext/>
+        <w:keepLines/>
+        <w:widowControl/>
+        <w:spacing w:before="0" w:after="120" w:line="276" w:lineRule="auto"/>
+      </w:pPr>
+      <w:r>
+        <w:rPr>
+          <w:rFonts w:ascii="맑은 고딕" w:hAnsi="맑은 고딕" w:eastAsia="맑은 고딕"/>
+          <w:b/>
+          <w:color w:val="000000"/>
           <w:sz w:val="22"/>
         </w:rPr>
-        <w:t>풀이 절차</w:t>
-        <w:br/>
-        <w:t>i&lt;j&lt;k인 조합을 빠짐없이 생성한다.</w:t>
-        <w:br/>
-        <w:t>세 값의 합이 target인지 검사한다.</w:t>
-        <w:br/>
-        <w:t>처음 찾은 뒤에도 끝까지 탐색해 전체 개수를 센다.</w:t>
-      </w:r>
-    </w:p>
-    <w:p>
-      <w:pPr>
-        <w:keepNext/>
+        <w:t>정답  반복문, 순열, 조합</w:t>
+      </w:r>
+    </w:p>
+    <w:p>
+      <w:pPr>
+        <w:keepNext w:val="0"/>
         <w:keepLines/>
         <w:widowControl/>
         <w:spacing w:before="0" w:after="120" w:line="276" w:lineRule="auto"/>
@@ -26777,41 +25630,7 @@
           <w:color w:val="000000"/>
           <w:sz w:val="21"/>
         </w:rPr>
-        <w:t>복잡도  시간 O(n³), 추가 공간 O(1).</w:t>
-      </w:r>
-    </w:p>
-    <w:p>
-      <w:pPr>
-        <w:keepNext/>
-        <w:keepLines/>
-        <w:widowControl/>
-        <w:spacing w:before="0" w:after="120" w:line="276" w:lineRule="auto"/>
-      </w:pPr>
-      <w:r>
-        <w:rPr>
-          <w:rFonts w:ascii="맑은 고딕" w:hAnsi="맑은 고딕" w:eastAsia="맑은 고딕"/>
-          <w:b w:val="0"/>
-          <w:color w:val="000000"/>
-          <w:sz w:val="20"/>
-        </w:rPr>
-        <w:t>검증  [[1,2,3,4,5],9] → 2; [[1,1,1,1],3] → 4</w:t>
-      </w:r>
-    </w:p>
-    <w:p>
-      <w:pPr>
-        <w:keepNext w:val="0"/>
-        <w:keepLines/>
-        <w:widowControl/>
-        <w:spacing w:before="0" w:after="120" w:line="276" w:lineRule="auto"/>
-      </w:pPr>
-      <w:r>
-        <w:rPr>
-          <w:rFonts w:ascii="맑은 고딕" w:hAnsi="맑은 고딕" w:eastAsia="맑은 고딕"/>
-          <w:b w:val="0"/>
-          <w:color w:val="000000"/>
-          <w:sz w:val="19"/>
-        </w:rPr>
-        <w:t>평가 기준  후보 누락·중복 없이 생성, 조건 검사, 올바른 결과 반환, 경계 조건과 복잡도 설명.</w:t>
+        <w:t>변수가 적으면 중첩 반복문으로 충분하고, 순서를 정해야 하면 순열, 고르기만 하면 되면 조합을 쓴다. 부분집합이 필요하면 비트마스크를 함께 쓴다.</w:t>
       </w:r>
     </w:p>
     <w:p>
@@ -26829,7 +25648,7 @@
           <w:color w:val="000000"/>
           <w:sz w:val="24"/>
         </w:rPr>
-        <w:t>71  r개 순열 직접 생성</w:t>
+        <w:t>71  r개 순열 직접 생성  [알고리즘 작성]</w:t>
       </w:r>
     </w:p>
     <w:p>
@@ -26937,7 +25756,7 @@
           <w:color w:val="000000"/>
           <w:sz w:val="24"/>
         </w:rPr>
-        <w:t>72  조건이 있는 메달 배정</w:t>
+        <w:t>72  개념 및 계산  [단답형]</w:t>
       </w:r>
     </w:p>
     <w:p>
@@ -26969,20 +25788,31 @@
           <w:rFonts w:ascii="맑은 고딕" w:hAnsi="맑은 고딕" w:eastAsia="맑은 고딕"/>
           <w:b w:val="0"/>
           <w:color w:val="000000"/>
+          <w:sz w:val="21"/>
+        </w:rPr>
+        <w:t>5명 중에서 금메달, 은메달, 동메달을 받을 사람을 정하는 경우의 수를 쓰시오.</w:t>
+      </w:r>
+    </w:p>
+    <w:p>
+      <w:pPr>
+        <w:keepNext/>
+        <w:keepLines/>
+        <w:widowControl/>
+        <w:spacing w:before="0" w:after="120" w:line="276" w:lineRule="auto"/>
+      </w:pPr>
+      <w:r>
+        <w:rPr>
+          <w:rFonts w:ascii="맑은 고딕" w:hAnsi="맑은 고딕" w:eastAsia="맑은 고딕"/>
+          <w:b/>
+          <w:color w:val="000000"/>
           <w:sz w:val="22"/>
         </w:rPr>
-        <w:t>풀이 절차</w:t>
-        <w:br/>
-        <w:t>금 i, 은 j, 동 k를 각각 고른다.</w:t>
-        <w:br/>
-        <w:t>같은 사람이 둘 이상의 역할을 맡으면 제외한다.</w:t>
-        <w:br/>
-        <w:t>세 점수의 합이 K 이상인 배정을 센다.</w:t>
-      </w:r>
-    </w:p>
-    <w:p>
-      <w:pPr>
-        <w:keepNext/>
+        <w:t>정답  60가지</w:t>
+      </w:r>
+    </w:p>
+    <w:p>
+      <w:pPr>
+        <w:keepNext w:val="0"/>
         <w:keepLines/>
         <w:widowControl/>
         <w:spacing w:before="0" w:after="120" w:line="276" w:lineRule="auto"/>
@@ -26994,7 +25824,25 @@
           <w:color w:val="000000"/>
           <w:sz w:val="21"/>
         </w:rPr>
-        <w:t>복잡도  시간 O(n³), 추가 공간 O(1).</w:t>
+        <w:t>5P3 = 5 × 4 × 3 = 60이다. 누가 금인지 은인지가 달라지면 다른 결과이므로 순열로 센다.</w:t>
+      </w:r>
+    </w:p>
+    <w:p>
+      <w:pPr>
+        <w:keepNext/>
+        <w:keepLines/>
+        <w:pageBreakBefore/>
+        <w:widowControl/>
+        <w:spacing w:before="0" w:after="120" w:line="276" w:lineRule="auto"/>
+      </w:pPr>
+      <w:r>
+        <w:rPr>
+          <w:rFonts w:ascii="맑은 고딕" w:hAnsi="맑은 고딕" w:eastAsia="맑은 고딕"/>
+          <w:b/>
+          <w:color w:val="000000"/>
+          <w:sz w:val="24"/>
+        </w:rPr>
+        <w:t>73  개념 및 계산  [단답형]</w:t>
       </w:r>
     </w:p>
     <w:p>
@@ -27009,9 +25857,43 @@
           <w:rFonts w:ascii="맑은 고딕" w:hAnsi="맑은 고딕" w:eastAsia="맑은 고딕"/>
           <w:b w:val="0"/>
           <w:color w:val="000000"/>
-          <w:sz w:val="20"/>
-        </w:rPr>
-        <w:t>검증  [[10,20,30,40],80] → 12; [[1,2],0] → 0</w:t>
+          <w:sz w:val="18"/>
+        </w:rPr>
+        <w:t>2.4 순열과 조합</w:t>
+      </w:r>
+    </w:p>
+    <w:p>
+      <w:pPr>
+        <w:keepNext/>
+        <w:keepLines/>
+        <w:widowControl/>
+        <w:spacing w:before="0" w:after="120" w:line="276" w:lineRule="auto"/>
+      </w:pPr>
+      <w:r>
+        <w:rPr>
+          <w:rFonts w:ascii="맑은 고딕" w:hAnsi="맑은 고딕" w:eastAsia="맑은 고딕"/>
+          <w:b w:val="0"/>
+          <w:color w:val="000000"/>
+          <w:sz w:val="21"/>
+        </w:rPr>
+        <w:t>5가지 음식 중 2가지를 골라 함께 먹는 경우의 수를 쓰시오.</w:t>
+      </w:r>
+    </w:p>
+    <w:p>
+      <w:pPr>
+        <w:keepNext/>
+        <w:keepLines/>
+        <w:widowControl/>
+        <w:spacing w:before="0" w:after="120" w:line="276" w:lineRule="auto"/>
+      </w:pPr>
+      <w:r>
+        <w:rPr>
+          <w:rFonts w:ascii="맑은 고딕" w:hAnsi="맑은 고딕" w:eastAsia="맑은 고딕"/>
+          <w:b/>
+          <w:color w:val="000000"/>
+          <w:sz w:val="22"/>
+        </w:rPr>
+        <w:t>정답  10가지</w:t>
       </w:r>
     </w:p>
     <w:p>
@@ -27026,16 +25908,15 @@
           <w:rFonts w:ascii="맑은 고딕" w:hAnsi="맑은 고딕" w:eastAsia="맑은 고딕"/>
           <w:b w:val="0"/>
           <w:color w:val="000000"/>
-          <w:sz w:val="19"/>
-        </w:rPr>
-        <w:t>평가 기준  후보 누락·중복 없이 생성, 조건 검사, 올바른 결과 반환, 경계 조건과 복잡도 설명.</w:t>
-      </w:r>
-    </w:p>
-    <w:p>
-      <w:pPr>
-        <w:keepNext/>
-        <w:keepLines/>
-        <w:pageBreakBefore/>
+          <w:sz w:val="21"/>
+        </w:rPr>
+        <w:t>5C2 = (5 × 4) ÷ 2 = 10이다. 짜장면과 짬뽕을 고르는 것과 짬뽕과 짜장면을 고르는 것은 같은 선택이므로 조합으로 센다.</w:t>
+      </w:r>
+    </w:p>
+    <w:p>
+      <w:pPr>
+        <w:keepNext/>
+        <w:keepLines/>
         <w:widowControl/>
         <w:spacing w:before="0" w:after="120" w:line="276" w:lineRule="auto"/>
       </w:pPr>
@@ -27046,115 +25927,7 @@
           <w:color w:val="000000"/>
           <w:sz w:val="24"/>
         </w:rPr>
-        <w:t>73  두 가지 맛 메뉴</w:t>
-      </w:r>
-    </w:p>
-    <w:p>
-      <w:pPr>
-        <w:keepNext/>
-        <w:keepLines/>
-        <w:widowControl/>
-        <w:spacing w:before="0" w:after="120" w:line="276" w:lineRule="auto"/>
-      </w:pPr>
-      <w:r>
-        <w:rPr>
-          <w:rFonts w:ascii="맑은 고딕" w:hAnsi="맑은 고딕" w:eastAsia="맑은 고딕"/>
-          <w:b w:val="0"/>
-          <w:color w:val="000000"/>
-          <w:sz w:val="18"/>
-        </w:rPr>
-        <w:t>2.4 순열과 조합</w:t>
-      </w:r>
-    </w:p>
-    <w:p>
-      <w:pPr>
-        <w:keepNext/>
-        <w:keepLines/>
-        <w:widowControl/>
-        <w:spacing w:before="0" w:after="120" w:line="276" w:lineRule="auto"/>
-      </w:pPr>
-      <w:r>
-        <w:rPr>
-          <w:rFonts w:ascii="맑은 고딕" w:hAnsi="맑은 고딕" w:eastAsia="맑은 고딕"/>
-          <w:b w:val="0"/>
-          <w:color w:val="000000"/>
-          <w:sz w:val="22"/>
-        </w:rPr>
-        <w:t>풀이 절차</w:t>
-        <w:br/>
-        <w:t>첫 맛 i를 고른다.</w:t>
-        <w:br/>
-        <w:t>두 번째 맛은 j=i+1부터 고른다.</w:t>
-        <w:br/>
-        <w:t>(i,j)를 저장하여 순서만 다른 중복을 막는다.</w:t>
-      </w:r>
-    </w:p>
-    <w:p>
-      <w:pPr>
-        <w:keepNext/>
-        <w:keepLines/>
-        <w:widowControl/>
-        <w:spacing w:before="0" w:after="120" w:line="276" w:lineRule="auto"/>
-      </w:pPr>
-      <w:r>
-        <w:rPr>
-          <w:rFonts w:ascii="맑은 고딕" w:hAnsi="맑은 고딕" w:eastAsia="맑은 고딕"/>
-          <w:b w:val="0"/>
-          <w:color w:val="000000"/>
-          <w:sz w:val="21"/>
-        </w:rPr>
-        <w:t>복잡도  시간과 결과 공간 O(n²).</w:t>
-      </w:r>
-    </w:p>
-    <w:p>
-      <w:pPr>
-        <w:keepNext/>
-        <w:keepLines/>
-        <w:widowControl/>
-        <w:spacing w:before="0" w:after="120" w:line="276" w:lineRule="auto"/>
-      </w:pPr>
-      <w:r>
-        <w:rPr>
-          <w:rFonts w:ascii="맑은 고딕" w:hAnsi="맑은 고딕" w:eastAsia="맑은 고딕"/>
-          <w:b w:val="0"/>
-          <w:color w:val="000000"/>
-          <w:sz w:val="20"/>
-        </w:rPr>
-        <w:t>검증  [4] → [[0,1],[0,2],[0,3],[1,2],[1,3],[2,3]]; [1] → []</w:t>
-      </w:r>
-    </w:p>
-    <w:p>
-      <w:pPr>
-        <w:keepNext w:val="0"/>
-        <w:keepLines/>
-        <w:widowControl/>
-        <w:spacing w:before="0" w:after="120" w:line="276" w:lineRule="auto"/>
-      </w:pPr>
-      <w:r>
-        <w:rPr>
-          <w:rFonts w:ascii="맑은 고딕" w:hAnsi="맑은 고딕" w:eastAsia="맑은 고딕"/>
-          <w:b w:val="0"/>
-          <w:color w:val="000000"/>
-          <w:sz w:val="19"/>
-        </w:rPr>
-        <w:t>평가 기준  후보 누락·중복 없이 생성, 조건 검사, 올바른 결과 반환, 경계 조건과 복잡도 설명.</w:t>
-      </w:r>
-    </w:p>
-    <w:p>
-      <w:pPr>
-        <w:keepNext/>
-        <w:keepLines/>
-        <w:widowControl/>
-        <w:spacing w:before="0" w:after="120" w:line="276" w:lineRule="auto"/>
-      </w:pPr>
-      <w:r>
-        <w:rPr>
-          <w:rFonts w:ascii="맑은 고딕" w:hAnsi="맑은 고딕" w:eastAsia="맑은 고딕"/>
-          <w:b/>
-          <w:color w:val="000000"/>
-          <w:sz w:val="24"/>
-        </w:rPr>
-        <w:t>74  r개 조합 직접 생성</w:t>
+        <w:t>74  r개 조합 직접 생성  [알고리즘 작성]</w:t>
       </w:r>
     </w:p>
     <w:p>
@@ -27263,7 +26036,7 @@
           <w:color w:val="000000"/>
           <w:sz w:val="24"/>
         </w:rPr>
-        <w:t>75  홀짝이 번갈아 나오는 순열</w:t>
+        <w:t>75  개념 및 계산  [단답형]</w:t>
       </w:r>
     </w:p>
     <w:p>
@@ -27295,20 +26068,31 @@
           <w:rFonts w:ascii="맑은 고딕" w:hAnsi="맑은 고딕" w:eastAsia="맑은 고딕"/>
           <w:b w:val="0"/>
           <w:color w:val="000000"/>
+          <w:sz w:val="21"/>
+        </w:rPr>
+        <w:t>서로 다른 n개를 하나도 남기지 않고 모두 나열하는 순열의 개수를 n에 대한 식으로 쓰시오.</w:t>
+      </w:r>
+    </w:p>
+    <w:p>
+      <w:pPr>
+        <w:keepNext/>
+        <w:keepLines/>
+        <w:widowControl/>
+        <w:spacing w:before="0" w:after="120" w:line="276" w:lineRule="auto"/>
+      </w:pPr>
+      <w:r>
+        <w:rPr>
+          <w:rFonts w:ascii="맑은 고딕" w:hAnsi="맑은 고딕" w:eastAsia="맑은 고딕"/>
+          <w:b/>
+          <w:color w:val="000000"/>
           <w:sz w:val="22"/>
         </w:rPr>
-        <w:t>풀이 절차</w:t>
-        <w:br/>
-        <w:t>사용하지 않은 원소를 다음 자리에 놓는다.</w:t>
-        <w:br/>
-        <w:t>직전 원소와 홀짝이 같으면 해당 가지를 제외한다.</w:t>
-        <w:br/>
-        <w:t>n개를 모두 놓은 경우에만 1을 센다.</w:t>
-      </w:r>
-    </w:p>
-    <w:p>
-      <w:pPr>
-        <w:keepNext/>
+        <w:t>정답  n!</w:t>
+      </w:r>
+    </w:p>
+    <w:p>
+      <w:pPr>
+        <w:keepNext w:val="0"/>
         <w:keepLines/>
         <w:widowControl/>
         <w:spacing w:before="0" w:after="120" w:line="276" w:lineRule="auto"/>
@@ -27320,7 +26104,24 @@
           <w:color w:val="000000"/>
           <w:sz w:val="21"/>
         </w:rPr>
-        <w:t>복잡도  최악 시간 O(n·n!), 재귀와 used 공간 O(n).</w:t>
+        <w:t>첫 자리에 n가지, 다음에 n−1가지 식으로 끝까지 곱한 값이다. 외판원 순회처럼 전체 순서를 정하는 문제에서 이 값이 그대로 탐색 공간이 된다.</w:t>
+      </w:r>
+    </w:p>
+    <w:p>
+      <w:pPr>
+        <w:keepNext/>
+        <w:keepLines/>
+        <w:widowControl/>
+        <w:spacing w:before="0" w:after="120" w:line="276" w:lineRule="auto"/>
+      </w:pPr>
+      <w:r>
+        <w:rPr>
+          <w:rFonts w:ascii="맑은 고딕" w:hAnsi="맑은 고딕" w:eastAsia="맑은 고딕"/>
+          <w:b/>
+          <w:color w:val="000000"/>
+          <w:sz w:val="24"/>
+        </w:rPr>
+        <w:t>76  개념 및 계산  [단답형]</w:t>
       </w:r>
     </w:p>
     <w:p>
@@ -27335,9 +26136,43 @@
           <w:rFonts w:ascii="맑은 고딕" w:hAnsi="맑은 고딕" w:eastAsia="맑은 고딕"/>
           <w:b w:val="0"/>
           <w:color w:val="000000"/>
-          <w:sz w:val="20"/>
-        </w:rPr>
-        <w:t>검증  [[1,2,3]] → 2; [[1,3]] → 0</w:t>
+          <w:sz w:val="18"/>
+        </w:rPr>
+        <w:t>2.4 순열과 조합</w:t>
+      </w:r>
+    </w:p>
+    <w:p>
+      <w:pPr>
+        <w:keepNext/>
+        <w:keepLines/>
+        <w:widowControl/>
+        <w:spacing w:before="0" w:after="120" w:line="276" w:lineRule="auto"/>
+      </w:pPr>
+      <w:r>
+        <w:rPr>
+          <w:rFonts w:ascii="맑은 고딕" w:hAnsi="맑은 고딕" w:eastAsia="맑은 고딕"/>
+          <w:b w:val="0"/>
+          <w:color w:val="000000"/>
+          <w:sz w:val="21"/>
+        </w:rPr>
+        <w:t>r개를 고르는 재귀 조합 탐색에서 선택 개수를 3개에서 4개로 바꾸면 종료 조건의 목표 깊이는 어떻게 바뀌는가?</w:t>
+      </w:r>
+    </w:p>
+    <w:p>
+      <w:pPr>
+        <w:keepNext/>
+        <w:keepLines/>
+        <w:widowControl/>
+        <w:spacing w:before="0" w:after="120" w:line="276" w:lineRule="auto"/>
+      </w:pPr>
+      <w:r>
+        <w:rPr>
+          <w:rFonts w:ascii="맑은 고딕" w:hAnsi="맑은 고딕" w:eastAsia="맑은 고딕"/>
+          <w:b/>
+          <w:color w:val="000000"/>
+          <w:sz w:val="22"/>
+        </w:rPr>
+        <w:t>정답  목표 깊이를 3에서 4로 바꾼다.</w:t>
       </w:r>
     </w:p>
     <w:p>
@@ -27352,15 +26187,16 @@
           <w:rFonts w:ascii="맑은 고딕" w:hAnsi="맑은 고딕" w:eastAsia="맑은 고딕"/>
           <w:b w:val="0"/>
           <w:color w:val="000000"/>
-          <w:sz w:val="19"/>
-        </w:rPr>
-        <w:t>평가 기준  후보 누락·중복 없이 생성, 조건 검사, 올바른 결과 반환, 경계 조건과 복잡도 설명.</w:t>
-      </w:r>
-    </w:p>
-    <w:p>
-      <w:pPr>
-        <w:keepNext/>
-        <w:keepLines/>
+          <w:sz w:val="21"/>
+        </w:rPr>
+        <w:t>선택한 원소의 수가 r에 도달하면 하나의 조합이 완성된다. 이 원리는 Python과 C에서 같다.</w:t>
+      </w:r>
+    </w:p>
+    <w:p>
+      <w:pPr>
+        <w:keepNext/>
+        <w:keepLines/>
+        <w:pageBreakBefore/>
         <w:widowControl/>
         <w:spacing w:before="0" w:after="120" w:line="276" w:lineRule="auto"/>
       </w:pPr>
@@ -27371,7 +26207,7 @@
           <w:color w:val="000000"/>
           <w:sz w:val="24"/>
         </w:rPr>
-        <w:t>76  세 장 조합 생성</w:t>
+        <w:t>77  개념 및 계산  [단답형]</w:t>
       </w:r>
     </w:p>
     <w:p>
@@ -27403,20 +26239,31 @@
           <w:rFonts w:ascii="맑은 고딕" w:hAnsi="맑은 고딕" w:eastAsia="맑은 고딕"/>
           <w:b w:val="0"/>
           <w:color w:val="000000"/>
+          <w:sz w:val="21"/>
+        </w:rPr>
+        <w:t>어떤 문제를 순열로 셀지 조합으로 셀지 판단할 때 스스로에게 던져야 할 질문을 한 문장으로 쓰시오.</w:t>
+      </w:r>
+    </w:p>
+    <w:p>
+      <w:pPr>
+        <w:keepNext/>
+        <w:keepLines/>
+        <w:widowControl/>
+        <w:spacing w:before="0" w:after="120" w:line="276" w:lineRule="auto"/>
+      </w:pPr>
+      <w:r>
+        <w:rPr>
+          <w:rFonts w:ascii="맑은 고딕" w:hAnsi="맑은 고딕" w:eastAsia="맑은 고딕"/>
+          <w:b/>
+          <w:color w:val="000000"/>
           <w:sz w:val="22"/>
         </w:rPr>
-        <w:t>풀이 절차</w:t>
-        <w:br/>
-        <w:t>i를 고른 뒤 j는 i+1부터 고른다.</w:t>
-        <w:br/>
-        <w:t>k는 j+1부터 고른다.</w:t>
-        <w:br/>
-        <w:t>세 값을 순서대로 결과 행에 저장한다.</w:t>
-      </w:r>
-    </w:p>
-    <w:p>
-      <w:pPr>
-        <w:keepNext/>
+        <w:t>정답  뽑은 것들의 자리를 서로 바꾸면 다른 경우가 되는가?</w:t>
+      </w:r>
+    </w:p>
+    <w:p>
+      <w:pPr>
+        <w:keepNext w:val="0"/>
         <w:keepLines/>
         <w:widowControl/>
         <w:spacing w:before="0" w:after="120" w:line="276" w:lineRule="auto"/>
@@ -27428,48 +26275,13 @@
           <w:color w:val="000000"/>
           <w:sz w:val="21"/>
         </w:rPr>
-        <w:t>복잡도  시간과 결과 공간 O(n³).</w:t>
-      </w:r>
-    </w:p>
-    <w:p>
-      <w:pPr>
-        <w:keepNext/>
-        <w:keepLines/>
-        <w:widowControl/>
-        <w:spacing w:before="0" w:after="120" w:line="276" w:lineRule="auto"/>
-      </w:pPr>
-      <w:r>
-        <w:rPr>
-          <w:rFonts w:ascii="맑은 고딕" w:hAnsi="맑은 고딕" w:eastAsia="맑은 고딕"/>
-          <w:b w:val="0"/>
-          <w:color w:val="000000"/>
-          <w:sz w:val="20"/>
-        </w:rPr>
-        <w:t>검증  [[1,2,3,4]] → [[1,2,3],[1,2,4],[1,3,4],[2,3,4]]; [[7,7,7]] → [[7,7,7]]</w:t>
-      </w:r>
-    </w:p>
-    <w:p>
-      <w:pPr>
-        <w:keepNext w:val="0"/>
-        <w:keepLines/>
-        <w:widowControl/>
-        <w:spacing w:before="0" w:after="120" w:line="276" w:lineRule="auto"/>
-      </w:pPr>
-      <w:r>
-        <w:rPr>
-          <w:rFonts w:ascii="맑은 고딕" w:hAnsi="맑은 고딕" w:eastAsia="맑은 고딕"/>
-          <w:b w:val="0"/>
-          <w:color w:val="000000"/>
-          <w:sz w:val="19"/>
-        </w:rPr>
-        <w:t>평가 기준  후보 누락·중복 없이 생성, 조건 검사, 올바른 결과 반환, 경계 조건과 복잡도 설명.</w:t>
-      </w:r>
-    </w:p>
-    <w:p>
-      <w:pPr>
-        <w:keepNext/>
-        <w:keepLines/>
-        <w:pageBreakBefore/>
+        <w:t>달라지면 순열, 같으면 조합이다. 메달 색이 바뀌면 다른 결과지만 세트 메뉴는 순서를 바꿔도 같은 메뉴다.</w:t>
+      </w:r>
+    </w:p>
+    <w:p>
+      <w:pPr>
+        <w:keepNext/>
+        <w:keepLines/>
         <w:widowControl/>
         <w:spacing w:before="0" w:after="120" w:line="276" w:lineRule="auto"/>
       </w:pPr>
@@ -27480,115 +26292,7 @@
           <w:color w:val="000000"/>
           <w:sz w:val="24"/>
         </w:rPr>
-        <w:t>77  세 숫자로 비밀번호 생성</w:t>
-      </w:r>
-    </w:p>
-    <w:p>
-      <w:pPr>
-        <w:keepNext/>
-        <w:keepLines/>
-        <w:widowControl/>
-        <w:spacing w:before="0" w:after="120" w:line="276" w:lineRule="auto"/>
-      </w:pPr>
-      <w:r>
-        <w:rPr>
-          <w:rFonts w:ascii="맑은 고딕" w:hAnsi="맑은 고딕" w:eastAsia="맑은 고딕"/>
-          <w:b w:val="0"/>
-          <w:color w:val="000000"/>
-          <w:sz w:val="18"/>
-        </w:rPr>
-        <w:t>2.4 순열과 조합</w:t>
-      </w:r>
-    </w:p>
-    <w:p>
-      <w:pPr>
-        <w:keepNext/>
-        <w:keepLines/>
-        <w:widowControl/>
-        <w:spacing w:before="0" w:after="120" w:line="276" w:lineRule="auto"/>
-      </w:pPr>
-      <w:r>
-        <w:rPr>
-          <w:rFonts w:ascii="맑은 고딕" w:hAnsi="맑은 고딕" w:eastAsia="맑은 고딕"/>
-          <w:b w:val="0"/>
-          <w:color w:val="000000"/>
-          <w:sz w:val="22"/>
-        </w:rPr>
-        <w:t>풀이 절차</w:t>
-        <w:br/>
-        <w:t>i,j,k를 고르되 모두 다른지 검사한다.</w:t>
-        <w:br/>
-        <w:t>100·A[i]+10·A[j]+A[k]로 숫자를 만든다.</w:t>
-        <w:br/>
-        <w:t>생성 순서대로 여섯 개를 저장한다.</w:t>
-      </w:r>
-    </w:p>
-    <w:p>
-      <w:pPr>
-        <w:keepNext/>
-        <w:keepLines/>
-        <w:widowControl/>
-        <w:spacing w:before="0" w:after="120" w:line="276" w:lineRule="auto"/>
-      </w:pPr>
-      <w:r>
-        <w:rPr>
-          <w:rFonts w:ascii="맑은 고딕" w:hAnsi="맑은 고딕" w:eastAsia="맑은 고딕"/>
-          <w:b w:val="0"/>
-          <w:color w:val="000000"/>
-          <w:sz w:val="21"/>
-        </w:rPr>
-        <w:t>복잡도  입력 크기 3 고정: 후보 27개, 유효 결과 6개.</w:t>
-      </w:r>
-    </w:p>
-    <w:p>
-      <w:pPr>
-        <w:keepNext/>
-        <w:keepLines/>
-        <w:widowControl/>
-        <w:spacing w:before="0" w:after="120" w:line="276" w:lineRule="auto"/>
-      </w:pPr>
-      <w:r>
-        <w:rPr>
-          <w:rFonts w:ascii="맑은 고딕" w:hAnsi="맑은 고딕" w:eastAsia="맑은 고딕"/>
-          <w:b w:val="0"/>
-          <w:color w:val="000000"/>
-          <w:sz w:val="20"/>
-        </w:rPr>
-        <w:t>검증  [[1,2,3]] → [123,132,213,231,312,321]; [[3,2,1]] → [321,312,231,213,132,123]</w:t>
-      </w:r>
-    </w:p>
-    <w:p>
-      <w:pPr>
-        <w:keepNext w:val="0"/>
-        <w:keepLines/>
-        <w:widowControl/>
-        <w:spacing w:before="0" w:after="120" w:line="276" w:lineRule="auto"/>
-      </w:pPr>
-      <w:r>
-        <w:rPr>
-          <w:rFonts w:ascii="맑은 고딕" w:hAnsi="맑은 고딕" w:eastAsia="맑은 고딕"/>
-          <w:b w:val="0"/>
-          <w:color w:val="000000"/>
-          <w:sz w:val="19"/>
-        </w:rPr>
-        <w:t>평가 기준  후보 누락·중복 없이 생성, 조건 검사, 올바른 결과 반환, 경계 조건과 복잡도 설명.</w:t>
-      </w:r>
-    </w:p>
-    <w:p>
-      <w:pPr>
-        <w:keepNext/>
-        <w:keepLines/>
-        <w:widowControl/>
-        <w:spacing w:before="0" w:after="120" w:line="276" w:lineRule="auto"/>
-      </w:pPr>
-      <w:r>
-        <w:rPr>
-          <w:rFonts w:ascii="맑은 고딕" w:hAnsi="맑은 고딕" w:eastAsia="맑은 고딕"/>
-          <w:b/>
-          <w:color w:val="000000"/>
-          <w:sz w:val="24"/>
-        </w:rPr>
-        <w:t>78  문자열의 모든 일치 위치</w:t>
+        <w:t>78  문자열의 모든 일치 위치  [알고리즘 작성]</w:t>
       </w:r>
     </w:p>
     <w:p>
@@ -27697,7 +26401,7 @@
           <w:color w:val="000000"/>
           <w:sz w:val="24"/>
         </w:rPr>
-        <w:t>79  가장 가까운 두 수</w:t>
+        <w:t>79  가장 가까운 두 수  [알고리즘 작성]</w:t>
       </w:r>
     </w:p>
     <w:p>
@@ -27805,7 +26509,7 @@
           <w:color w:val="000000"/>
           <w:sz w:val="24"/>
         </w:rPr>
-        <w:t>80  비트마스크 부분집합 목록</w:t>
+        <w:t>80  비트마스크 부분집합 목록  [알고리즘 작성]</w:t>
       </w:r>
     </w:p>
     <w:p>
@@ -27914,7 +26618,7 @@
           <w:color w:val="000000"/>
           <w:sz w:val="24"/>
         </w:rPr>
-        <w:t>81  첫 번째 문자열 일치</w:t>
+        <w:t>81  개념 및 계산  [단답형]</w:t>
       </w:r>
     </w:p>
     <w:p>
@@ -27946,20 +26650,31 @@
           <w:rFonts w:ascii="맑은 고딕" w:hAnsi="맑은 고딕" w:eastAsia="맑은 고딕"/>
           <w:b w:val="0"/>
           <w:color w:val="000000"/>
+          <w:sz w:val="21"/>
+        </w:rPr>
+        <w:t>n≥m≥1이다. 텍스트의 가능한 시작 위치를 모두 검사하며 각 위치의 첫 글자에서 불일치한다면 총 문자 비교 횟수는 얼마인가?</w:t>
+      </w:r>
+    </w:p>
+    <w:p>
+      <w:pPr>
+        <w:keepNext/>
+        <w:keepLines/>
+        <w:widowControl/>
+        <w:spacing w:before="0" w:after="120" w:line="276" w:lineRule="auto"/>
+      </w:pPr>
+      <w:r>
+        <w:rPr>
+          <w:rFonts w:ascii="맑은 고딕" w:hAnsi="맑은 고딕" w:eastAsia="맑은 고딕"/>
+          <w:b/>
+          <w:color w:val="000000"/>
           <w:sz w:val="22"/>
         </w:rPr>
-        <w:t>풀이 절차</w:t>
-        <w:br/>
-        <w:t>시작 위치를 왼쪽부터 검사한다.</w:t>
-        <w:br/>
-        <w:t>각 시작점에서 패턴의 문자를 모두 비교한다.</w:t>
-        <w:br/>
-        <w:t>처음 완전히 일치한 위치를 즉시 반환한다.</w:t>
-      </w:r>
-    </w:p>
-    <w:p>
-      <w:pPr>
-        <w:keepNext/>
+        <w:t>정답  n−m+1회</w:t>
+      </w:r>
+    </w:p>
+    <w:p>
+      <w:pPr>
+        <w:keepNext w:val="0"/>
         <w:keepLines/>
         <w:widowControl/>
         <w:spacing w:before="0" w:after="120" w:line="276" w:lineRule="auto"/>
@@ -27971,7 +26686,24 @@
           <w:color w:val="000000"/>
           <w:sz w:val="21"/>
         </w:rPr>
-        <w:t>복잡도  최악 시간 O(nm), 추가 공간 O(1).</w:t>
+        <w:t>시작 위치는 0부터 n−m까지이며, 위치마다 한 번 비교한다.</w:t>
+      </w:r>
+    </w:p>
+    <w:p>
+      <w:pPr>
+        <w:keepNext/>
+        <w:keepLines/>
+        <w:widowControl/>
+        <w:spacing w:before="0" w:after="120" w:line="276" w:lineRule="auto"/>
+      </w:pPr>
+      <w:r>
+        <w:rPr>
+          <w:rFonts w:ascii="맑은 고딕" w:hAnsi="맑은 고딕" w:eastAsia="맑은 고딕"/>
+          <w:b/>
+          <w:color w:val="000000"/>
+          <w:sz w:val="24"/>
+        </w:rPr>
+        <w:t>82  개념 및 계산  [단답형]</w:t>
       </w:r>
     </w:p>
     <w:p>
@@ -27986,9 +26718,43 @@
           <w:rFonts w:ascii="맑은 고딕" w:hAnsi="맑은 고딕" w:eastAsia="맑은 고딕"/>
           <w:b w:val="0"/>
           <w:color w:val="000000"/>
-          <w:sz w:val="20"/>
-        </w:rPr>
-        <w:t>검증  ["ababa","aba"] → 0; ["hello","ll"] → 2</w:t>
+          <w:sz w:val="18"/>
+        </w:rPr>
+        <w:t>2.5 완전 탐색 예제</w:t>
+      </w:r>
+    </w:p>
+    <w:p>
+      <w:pPr>
+        <w:keepNext/>
+        <w:keepLines/>
+        <w:widowControl/>
+        <w:spacing w:before="0" w:after="120" w:line="276" w:lineRule="auto"/>
+      </w:pPr>
+      <w:r>
+        <w:rPr>
+          <w:rFonts w:ascii="맑은 고딕" w:hAnsi="맑은 고딕" w:eastAsia="맑은 고딕"/>
+          <w:b w:val="0"/>
+          <w:color w:val="000000"/>
+          <w:sz w:val="21"/>
+        </w:rPr>
+        <w:t>두 수의 차이를 비교하며 더 작은 차이를 만날 때 best 쌍을 갱신한다. 반복 도중 best가 담고 있는 것은 무엇인가?</w:t>
+      </w:r>
+    </w:p>
+    <w:p>
+      <w:pPr>
+        <w:keepNext/>
+        <w:keepLines/>
+        <w:widowControl/>
+        <w:spacing w:before="0" w:after="120" w:line="276" w:lineRule="auto"/>
+      </w:pPr>
+      <w:r>
+        <w:rPr>
+          <w:rFonts w:ascii="맑은 고딕" w:hAnsi="맑은 고딕" w:eastAsia="맑은 고딕"/>
+          <w:b/>
+          <w:color w:val="000000"/>
+          <w:sz w:val="22"/>
+        </w:rPr>
+        <w:t>정답  지금까지 검사한 쌍 중 차이가 가장 작은 쌍</w:t>
       </w:r>
     </w:p>
     <w:p>
@@ -28003,15 +26769,16 @@
           <w:rFonts w:ascii="맑은 고딕" w:hAnsi="맑은 고딕" w:eastAsia="맑은 고딕"/>
           <w:b w:val="0"/>
           <w:color w:val="000000"/>
-          <w:sz w:val="19"/>
-        </w:rPr>
-        <w:t>평가 기준  후보 누락·중복 없이 생성, 조건 검사, 올바른 결과 반환, 경계 조건과 복잡도 설명.</w:t>
-      </w:r>
-    </w:p>
-    <w:p>
-      <w:pPr>
-        <w:keepNext/>
-        <w:keepLines/>
+          <w:sz w:val="21"/>
+        </w:rPr>
+        <w:t>아직 검사하지 않은 쌍까지 포함한 최적해는 아니다. 모든 쌍을 확인한 뒤 전체 최적해가 된다.</w:t>
+      </w:r>
+    </w:p>
+    <w:p>
+      <w:pPr>
+        <w:keepNext/>
+        <w:keepLines/>
+        <w:pageBreakBefore/>
         <w:widowControl/>
         <w:spacing w:before="0" w:after="120" w:line="276" w:lineRule="auto"/>
       </w:pPr>
@@ -28022,7 +26789,7 @@
           <w:color w:val="000000"/>
           <w:sz w:val="24"/>
         </w:rPr>
-        <w:t>82  가장 멀리 떨어진 두 수</w:t>
+        <w:t>83  개념 및 계산  [단답형]</w:t>
       </w:r>
     </w:p>
     <w:p>
@@ -28054,20 +26821,31 @@
           <w:rFonts w:ascii="맑은 고딕" w:hAnsi="맑은 고딕" w:eastAsia="맑은 고딕"/>
           <w:b w:val="0"/>
           <w:color w:val="000000"/>
+          <w:sz w:val="21"/>
+        </w:rPr>
+        <w:t>원소가 10개인 집합의 부분집합 개수를 쓰시오.</w:t>
+      </w:r>
+    </w:p>
+    <w:p>
+      <w:pPr>
+        <w:keepNext/>
+        <w:keepLines/>
+        <w:widowControl/>
+        <w:spacing w:before="0" w:after="120" w:line="276" w:lineRule="auto"/>
+      </w:pPr>
+      <w:r>
+        <w:rPr>
+          <w:rFonts w:ascii="맑은 고딕" w:hAnsi="맑은 고딕" w:eastAsia="맑은 고딕"/>
+          <w:b/>
+          <w:color w:val="000000"/>
           <w:sz w:val="22"/>
         </w:rPr>
-        <w:t>풀이 절차</w:t>
-        <w:br/>
-        <w:t>best를 0으로 시작한다.</w:t>
-        <w:br/>
-        <w:t>i&lt;j인 모든 쌍의 절댓값 차이를 계산한다.</w:t>
-        <w:br/>
-        <w:t>더 큰 값이면 best를 갱신한다.</w:t>
-      </w:r>
-    </w:p>
-    <w:p>
-      <w:pPr>
-        <w:keepNext/>
+        <w:t>정답  1,024개</w:t>
+      </w:r>
+    </w:p>
+    <w:p>
+      <w:pPr>
+        <w:keepNext w:val="0"/>
         <w:keepLines/>
         <w:widowControl/>
         <w:spacing w:before="0" w:after="120" w:line="276" w:lineRule="auto"/>
@@ -28079,7 +26857,24 @@
           <w:color w:val="000000"/>
           <w:sz w:val="21"/>
         </w:rPr>
-        <w:t>복잡도  시간 O(n²), 추가 공간 O(1).</w:t>
+        <w:t>2¹⁰ = 1,024다. 원소가 20개면 약 100만 개, 30개면 약 10억 개가 되어 곧 감당하기 어려워진다.</w:t>
+      </w:r>
+    </w:p>
+    <w:p>
+      <w:pPr>
+        <w:keepNext/>
+        <w:keepLines/>
+        <w:widowControl/>
+        <w:spacing w:before="0" w:after="120" w:line="276" w:lineRule="auto"/>
+      </w:pPr>
+      <w:r>
+        <w:rPr>
+          <w:rFonts w:ascii="맑은 고딕" w:hAnsi="맑은 고딕" w:eastAsia="맑은 고딕"/>
+          <w:b/>
+          <w:color w:val="000000"/>
+          <w:sz w:val="24"/>
+        </w:rPr>
+        <w:t>84  개념 및 계산  [단답형]</w:t>
       </w:r>
     </w:p>
     <w:p>
@@ -28094,9 +26889,43 @@
           <w:rFonts w:ascii="맑은 고딕" w:hAnsi="맑은 고딕" w:eastAsia="맑은 고딕"/>
           <w:b w:val="0"/>
           <w:color w:val="000000"/>
-          <w:sz w:val="20"/>
-        </w:rPr>
-        <w:t>검증  [[3,1,9]] → 8; [[5,5]] → 0</w:t>
+          <w:sz w:val="18"/>
+        </w:rPr>
+        <w:t>2.6 탐색 공간과 실행량</w:t>
+      </w:r>
+    </w:p>
+    <w:p>
+      <w:pPr>
+        <w:keepNext/>
+        <w:keepLines/>
+        <w:widowControl/>
+        <w:spacing w:before="0" w:after="120" w:line="276" w:lineRule="auto"/>
+      </w:pPr>
+      <w:r>
+        <w:rPr>
+          <w:rFonts w:ascii="맑은 고딕" w:hAnsi="맑은 고딕" w:eastAsia="맑은 고딕"/>
+          <w:b w:val="0"/>
+          <w:color w:val="000000"/>
+          <w:sz w:val="21"/>
+        </w:rPr>
+        <w:t>k가 고정된 중첩 반복, 모든 부분집합, 전체 순열의 후보 수 증가를 각각 빅오 표기로 쓰시오.</w:t>
+      </w:r>
+    </w:p>
+    <w:p>
+      <w:pPr>
+        <w:keepNext/>
+        <w:keepLines/>
+        <w:widowControl/>
+        <w:spacing w:before="0" w:after="120" w:line="276" w:lineRule="auto"/>
+      </w:pPr>
+      <w:r>
+        <w:rPr>
+          <w:rFonts w:ascii="맑은 고딕" w:hAnsi="맑은 고딕" w:eastAsia="맑은 고딕"/>
+          <w:b/>
+          <w:color w:val="000000"/>
+          <w:sz w:val="22"/>
+        </w:rPr>
+        <w:t>정답  O(nᵏ), O(2ⁿ), O(n!)</w:t>
       </w:r>
     </w:p>
     <w:p>
@@ -28111,9 +26940,9 @@
           <w:rFonts w:ascii="맑은 고딕" w:hAnsi="맑은 고딕" w:eastAsia="맑은 고딕"/>
           <w:b w:val="0"/>
           <w:color w:val="000000"/>
-          <w:sz w:val="19"/>
-        </w:rPr>
-        <w:t>평가 기준  후보 누락·중복 없이 생성, 조건 검사, 올바른 결과 반환, 경계 조건과 복잡도 설명.</w:t>
+          <w:sz w:val="21"/>
+        </w:rPr>
+        <w:t>각각 다항식, 지수, 팩토리얼 증가이다. 후보 한 개를 검사하는 비용은 별도로 곱한다.</w:t>
       </w:r>
     </w:p>
     <w:p>
@@ -28131,7 +26960,7 @@
           <w:color w:val="000000"/>
           <w:sz w:val="24"/>
         </w:rPr>
-        <w:t>83  목표 합 부분집합 개수</w:t>
+        <w:t>85  개념 및 계산  [단답형]</w:t>
       </w:r>
     </w:p>
     <w:p>
@@ -28148,7 +26977,7 @@
           <w:color w:val="000000"/>
           <w:sz w:val="18"/>
         </w:rPr>
-        <w:t>2.5 완전 탐색 예제</w:t>
+        <w:t>2.6 탐색 공간과 실행량</w:t>
       </w:r>
     </w:p>
     <w:p>
@@ -28163,20 +26992,31 @@
           <w:rFonts w:ascii="맑은 고딕" w:hAnsi="맑은 고딕" w:eastAsia="맑은 고딕"/>
           <w:b w:val="0"/>
           <w:color w:val="000000"/>
+          <w:sz w:val="21"/>
+        </w:rPr>
+        <w:t>n=5일 때 n!, 2ⁿ, nⁿ의 값을 각각 쓰시오.</w:t>
+      </w:r>
+    </w:p>
+    <w:p>
+      <w:pPr>
+        <w:keepNext/>
+        <w:keepLines/>
+        <w:widowControl/>
+        <w:spacing w:before="0" w:after="120" w:line="276" w:lineRule="auto"/>
+      </w:pPr>
+      <w:r>
+        <w:rPr>
+          <w:rFonts w:ascii="맑은 고딕" w:hAnsi="맑은 고딕" w:eastAsia="맑은 고딕"/>
+          <w:b/>
+          <w:color w:val="000000"/>
           <w:sz w:val="22"/>
         </w:rPr>
-        <w:t>풀이 절차</w:t>
-        <w:br/>
-        <w:t>모든 mask를 순회한다.</w:t>
-        <w:br/>
-        <w:t>선택한 인덱스의 값을 더한다.</w:t>
-        <w:br/>
-        <w:t>합이 target이면 세며 음수가 있으므로 합 초과만으로 중단하지 않는다.</w:t>
-      </w:r>
-    </w:p>
-    <w:p>
-      <w:pPr>
-        <w:keepNext/>
+        <w:t>정답  120, 32, 3,125</w:t>
+      </w:r>
+    </w:p>
+    <w:p>
+      <w:pPr>
+        <w:keepNext w:val="0"/>
         <w:keepLines/>
         <w:widowControl/>
         <w:spacing w:before="0" w:after="120" w:line="276" w:lineRule="auto"/>
@@ -28188,7 +27028,24 @@
           <w:color w:val="000000"/>
           <w:sz w:val="21"/>
         </w:rPr>
-        <w:t>복잡도  시간 O(n·2ⁿ), 추가 공간 O(1).</w:t>
+        <w:t>5!=5×4×3×2×1, 2⁵=32, 5⁵=3,125이다.</w:t>
+      </w:r>
+    </w:p>
+    <w:p>
+      <w:pPr>
+        <w:keepNext/>
+        <w:keepLines/>
+        <w:widowControl/>
+        <w:spacing w:before="0" w:after="120" w:line="276" w:lineRule="auto"/>
+      </w:pPr>
+      <w:r>
+        <w:rPr>
+          <w:rFonts w:ascii="맑은 고딕" w:hAnsi="맑은 고딕" w:eastAsia="맑은 고딕"/>
+          <w:b/>
+          <w:color w:val="000000"/>
+          <w:sz w:val="24"/>
+        </w:rPr>
+        <w:t>86  개념 및 계산  [단답형]</w:t>
       </w:r>
     </w:p>
     <w:p>
@@ -28203,9 +27060,43 @@
           <w:rFonts w:ascii="맑은 고딕" w:hAnsi="맑은 고딕" w:eastAsia="맑은 고딕"/>
           <w:b w:val="0"/>
           <w:color w:val="000000"/>
-          <w:sz w:val="20"/>
-        </w:rPr>
-        <w:t>검증  [[2,3,5],5] → 2; [[0,0],0] → 4</w:t>
+          <w:sz w:val="18"/>
+        </w:rPr>
+        <w:t>2.6 탐색 공간과 실행량</w:t>
+      </w:r>
+    </w:p>
+    <w:p>
+      <w:pPr>
+        <w:keepNext/>
+        <w:keepLines/>
+        <w:widowControl/>
+        <w:spacing w:before="0" w:after="120" w:line="276" w:lineRule="auto"/>
+      </w:pPr>
+      <w:r>
+        <w:rPr>
+          <w:rFonts w:ascii="맑은 고딕" w:hAnsi="맑은 고딕" w:eastAsia="맑은 고딕"/>
+          <w:b w:val="0"/>
+          <w:color w:val="000000"/>
+          <w:sz w:val="21"/>
+        </w:rPr>
+        <w:t>각 자리가 0~9인 8자리 비밀번호의 경우의 수를 쓰시오.</w:t>
+      </w:r>
+    </w:p>
+    <w:p>
+      <w:pPr>
+        <w:keepNext/>
+        <w:keepLines/>
+        <w:widowControl/>
+        <w:spacing w:before="0" w:after="120" w:line="276" w:lineRule="auto"/>
+      </w:pPr>
+      <w:r>
+        <w:rPr>
+          <w:rFonts w:ascii="맑은 고딕" w:hAnsi="맑은 고딕" w:eastAsia="맑은 고딕"/>
+          <w:b/>
+          <w:color w:val="000000"/>
+          <w:sz w:val="22"/>
+        </w:rPr>
+        <w:t>정답  1억 가지 (10⁸)</w:t>
       </w:r>
     </w:p>
     <w:p>
@@ -28220,15 +27111,16 @@
           <w:rFonts w:ascii="맑은 고딕" w:hAnsi="맑은 고딕" w:eastAsia="맑은 고딕"/>
           <w:b w:val="0"/>
           <w:color w:val="000000"/>
-          <w:sz w:val="19"/>
-        </w:rPr>
-        <w:t>평가 기준  후보 누락·중복 없이 생성, 조건 검사, 올바른 결과 반환, 경계 조건과 복잡도 설명.</w:t>
-      </w:r>
-    </w:p>
-    <w:p>
-      <w:pPr>
-        <w:keepNext/>
-        <w:keepLines/>
+          <w:sz w:val="21"/>
+        </w:rPr>
+        <w:t>자리마다 10가지가 곱해진다. 초당 1만 번씩 시도한다면 1억 ÷ 1만 = 1만 초, 약 3시간이 걸린다.</w:t>
+      </w:r>
+    </w:p>
+    <w:p>
+      <w:pPr>
+        <w:keepNext/>
+        <w:keepLines/>
+        <w:pageBreakBefore/>
         <w:widowControl/>
         <w:spacing w:before="0" w:after="120" w:line="276" w:lineRule="auto"/>
       </w:pPr>
@@ -28239,7 +27131,7 @@
           <w:color w:val="000000"/>
           <w:sz w:val="24"/>
         </w:rPr>
-        <w:t>84  연속된 1이 없는 이진 문자열</w:t>
+        <w:t>87  개념 및 계산  [단답형]</w:t>
       </w:r>
     </w:p>
     <w:p>
@@ -28271,20 +27163,31 @@
           <w:rFonts w:ascii="맑은 고딕" w:hAnsi="맑은 고딕" w:eastAsia="맑은 고딕"/>
           <w:b w:val="0"/>
           <w:color w:val="000000"/>
+          <w:sz w:val="21"/>
+        </w:rPr>
+        <w:t>원소가 30개인 집합의 부분집합 개수는 대략 얼마인지 쓰시오.</w:t>
+      </w:r>
+    </w:p>
+    <w:p>
+      <w:pPr>
+        <w:keepNext/>
+        <w:keepLines/>
+        <w:widowControl/>
+        <w:spacing w:before="0" w:after="120" w:line="276" w:lineRule="auto"/>
+      </w:pPr>
+      <w:r>
+        <w:rPr>
+          <w:rFonts w:ascii="맑은 고딕" w:hAnsi="맑은 고딕" w:eastAsia="맑은 고딕"/>
+          <w:b/>
+          <w:color w:val="000000"/>
           <w:sz w:val="22"/>
         </w:rPr>
-        <w:t>풀이 절차</w:t>
-        <w:br/>
-        <w:t>0부터 2ⁿ−1까지 모든 mask를 만든다.</w:t>
-        <w:br/>
-        <w:t>mask와 mask를 한 비트 옮긴 값의 공통 비트를 검사한다.</w:t>
-        <w:br/>
-        <w:t>공통 비트가 없으면 연속된 1이 없으므로 센다.</w:t>
-      </w:r>
-    </w:p>
-    <w:p>
-      <w:pPr>
-        <w:keepNext/>
+        <w:t>정답  약 10억 개 (2³⁰ ≈ 1.07 × 10⁹)</w:t>
+      </w:r>
+    </w:p>
+    <w:p>
+      <w:pPr>
+        <w:keepNext w:val="0"/>
         <w:keepLines/>
         <w:widowControl/>
         <w:spacing w:before="0" w:after="120" w:line="276" w:lineRule="auto"/>
@@ -28296,48 +27199,13 @@
           <w:color w:val="000000"/>
           <w:sz w:val="21"/>
         </w:rPr>
-        <w:t>복잡도  시간 O(2ⁿ), 추가 공간 O(1).</w:t>
-      </w:r>
-    </w:p>
-    <w:p>
-      <w:pPr>
-        <w:keepNext/>
-        <w:keepLines/>
-        <w:widowControl/>
-        <w:spacing w:before="0" w:after="120" w:line="276" w:lineRule="auto"/>
-      </w:pPr>
-      <w:r>
-        <w:rPr>
-          <w:rFonts w:ascii="맑은 고딕" w:hAnsi="맑은 고딕" w:eastAsia="맑은 고딕"/>
-          <w:b w:val="0"/>
-          <w:color w:val="000000"/>
-          <w:sz w:val="20"/>
-        </w:rPr>
-        <w:t>검증  [3] → 5; [0] → 1</w:t>
-      </w:r>
-    </w:p>
-    <w:p>
-      <w:pPr>
-        <w:keepNext w:val="0"/>
-        <w:keepLines/>
-        <w:widowControl/>
-        <w:spacing w:before="0" w:after="120" w:line="276" w:lineRule="auto"/>
-      </w:pPr>
-      <w:r>
-        <w:rPr>
-          <w:rFonts w:ascii="맑은 고딕" w:hAnsi="맑은 고딕" w:eastAsia="맑은 고딕"/>
-          <w:b w:val="0"/>
-          <w:color w:val="000000"/>
-          <w:sz w:val="19"/>
-        </w:rPr>
-        <w:t>평가 기준  후보 누락·중복 없이 생성, 조건 검사, 올바른 결과 반환, 경계 조건과 복잡도 설명.</w:t>
-      </w:r>
-    </w:p>
-    <w:p>
-      <w:pPr>
-        <w:keepNext/>
-        <w:keepLines/>
-        <w:pageBreakBefore/>
+        <w:t>원소가 20개일 때 약 100만이던 것이 30개에서 약 10억이 된다. 원소 10개가 늘었을 뿐인데 1,000배가 된 것이다.</w:t>
+      </w:r>
+    </w:p>
+    <w:p>
+      <w:pPr>
+        <w:keepNext/>
+        <w:keepLines/>
         <w:widowControl/>
         <w:spacing w:before="0" w:after="120" w:line="276" w:lineRule="auto"/>
       </w:pPr>
@@ -28348,332 +27216,7 @@
           <w:color w:val="000000"/>
           <w:sz w:val="24"/>
         </w:rPr>
-        <w:t>85  탐색 공간 계산 함수</w:t>
-      </w:r>
-    </w:p>
-    <w:p>
-      <w:pPr>
-        <w:keepNext/>
-        <w:keepLines/>
-        <w:widowControl/>
-        <w:spacing w:before="0" w:after="120" w:line="276" w:lineRule="auto"/>
-      </w:pPr>
-      <w:r>
-        <w:rPr>
-          <w:rFonts w:ascii="맑은 고딕" w:hAnsi="맑은 고딕" w:eastAsia="맑은 고딕"/>
-          <w:b w:val="0"/>
-          <w:color w:val="000000"/>
-          <w:sz w:val="18"/>
-        </w:rPr>
-        <w:t>2.6 탐색 공간과 실행량</w:t>
-      </w:r>
-    </w:p>
-    <w:p>
-      <w:pPr>
-        <w:keepNext/>
-        <w:keepLines/>
-        <w:widowControl/>
-        <w:spacing w:before="0" w:after="120" w:line="276" w:lineRule="auto"/>
-      </w:pPr>
-      <w:r>
-        <w:rPr>
-          <w:rFonts w:ascii="맑은 고딕" w:hAnsi="맑은 고딕" w:eastAsia="맑은 고딕"/>
-          <w:b w:val="0"/>
-          <w:color w:val="000000"/>
-          <w:sz w:val="22"/>
-        </w:rPr>
-        <w:t>풀이 절차</w:t>
-        <w:br/>
-        <w:t>세 누적값을 1로 초기화한다.</w:t>
-        <w:br/>
-        <w:t>팩토리얼에는 1~n, 거듭제곱에는 밑을 n번 곱한다.</w:t>
-        <w:br/>
-        <w:t>후보를 실제로 생성하지 않고 후보 수를 계산한다.</w:t>
-      </w:r>
-    </w:p>
-    <w:p>
-      <w:pPr>
-        <w:keepNext/>
-        <w:keepLines/>
-        <w:widowControl/>
-        <w:spacing w:before="0" w:after="120" w:line="276" w:lineRule="auto"/>
-      </w:pPr>
-      <w:r>
-        <w:rPr>
-          <w:rFonts w:ascii="맑은 고딕" w:hAnsi="맑은 고딕" w:eastAsia="맑은 고딕"/>
-          <w:b w:val="0"/>
-          <w:color w:val="000000"/>
-          <w:sz w:val="21"/>
-        </w:rPr>
-        <w:t>복잡도  곱셈 횟수 O(n), 추가 공간 O(1).</w:t>
-      </w:r>
-    </w:p>
-    <w:p>
-      <w:pPr>
-        <w:keepNext/>
-        <w:keepLines/>
-        <w:widowControl/>
-        <w:spacing w:before="0" w:after="120" w:line="276" w:lineRule="auto"/>
-      </w:pPr>
-      <w:r>
-        <w:rPr>
-          <w:rFonts w:ascii="맑은 고딕" w:hAnsi="맑은 고딕" w:eastAsia="맑은 고딕"/>
-          <w:b w:val="0"/>
-          <w:color w:val="000000"/>
-          <w:sz w:val="20"/>
-        </w:rPr>
-        <w:t>검증  [5] → [120,32,3125]; [1] → [1,2,1]</w:t>
-      </w:r>
-    </w:p>
-    <w:p>
-      <w:pPr>
-        <w:keepNext w:val="0"/>
-        <w:keepLines/>
-        <w:widowControl/>
-        <w:spacing w:before="0" w:after="120" w:line="276" w:lineRule="auto"/>
-      </w:pPr>
-      <w:r>
-        <w:rPr>
-          <w:rFonts w:ascii="맑은 고딕" w:hAnsi="맑은 고딕" w:eastAsia="맑은 고딕"/>
-          <w:b w:val="0"/>
-          <w:color w:val="000000"/>
-          <w:sz w:val="19"/>
-        </w:rPr>
-        <w:t>평가 기준  후보 누락·중복 없이 생성, 조건 검사, 올바른 결과 반환, 경계 조건과 복잡도 설명.</w:t>
-      </w:r>
-    </w:p>
-    <w:p>
-      <w:pPr>
-        <w:keepNext/>
-        <w:keepLines/>
-        <w:widowControl/>
-        <w:spacing w:before="0" w:after="120" w:line="276" w:lineRule="auto"/>
-      </w:pPr>
-      <w:r>
-        <w:rPr>
-          <w:rFonts w:ascii="맑은 고딕" w:hAnsi="맑은 고딕" w:eastAsia="맑은 고딕"/>
-          <w:b/>
-          <w:color w:val="000000"/>
-          <w:sz w:val="24"/>
-        </w:rPr>
-        <w:t>86  중복을 허용하는 비밀번호</w:t>
-      </w:r>
-    </w:p>
-    <w:p>
-      <w:pPr>
-        <w:keepNext/>
-        <w:keepLines/>
-        <w:widowControl/>
-        <w:spacing w:before="0" w:after="120" w:line="276" w:lineRule="auto"/>
-      </w:pPr>
-      <w:r>
-        <w:rPr>
-          <w:rFonts w:ascii="맑은 고딕" w:hAnsi="맑은 고딕" w:eastAsia="맑은 고딕"/>
-          <w:b w:val="0"/>
-          <w:color w:val="000000"/>
-          <w:sz w:val="18"/>
-        </w:rPr>
-        <w:t>2.6 탐색 공간과 실행량</w:t>
-      </w:r>
-    </w:p>
-    <w:p>
-      <w:pPr>
-        <w:keepNext/>
-        <w:keepLines/>
-        <w:widowControl/>
-        <w:spacing w:before="0" w:after="120" w:line="276" w:lineRule="auto"/>
-      </w:pPr>
-      <w:r>
-        <w:rPr>
-          <w:rFonts w:ascii="맑은 고딕" w:hAnsi="맑은 고딕" w:eastAsia="맑은 고딕"/>
-          <w:b w:val="0"/>
-          <w:color w:val="000000"/>
-          <w:sz w:val="22"/>
-        </w:rPr>
-        <w:t>풀이 절차</w:t>
-        <w:br/>
-        <w:t>0부터 mᴸ−1까지 번호를 순회한다.</w:t>
-        <w:br/>
-        <w:t>나머지와 정수 나눗셈으로 L자리의 m진수 숫자를 얻는다.</w:t>
-        <w:br/>
-        <w:t>숫자의 합이 K인지 검사한다.</w:t>
-      </w:r>
-    </w:p>
-    <w:p>
-      <w:pPr>
-        <w:keepNext/>
-        <w:keepLines/>
-        <w:widowControl/>
-        <w:spacing w:before="0" w:after="120" w:line="276" w:lineRule="auto"/>
-      </w:pPr>
-      <w:r>
-        <w:rPr>
-          <w:rFonts w:ascii="맑은 고딕" w:hAnsi="맑은 고딕" w:eastAsia="맑은 고딕"/>
-          <w:b w:val="0"/>
-          <w:color w:val="000000"/>
-          <w:sz w:val="21"/>
-        </w:rPr>
-        <w:t>복잡도  시간 O(L·mᴸ), 추가 공간 O(1).</w:t>
-      </w:r>
-    </w:p>
-    <w:p>
-      <w:pPr>
-        <w:keepNext/>
-        <w:keepLines/>
-        <w:widowControl/>
-        <w:spacing w:before="0" w:after="120" w:line="276" w:lineRule="auto"/>
-      </w:pPr>
-      <w:r>
-        <w:rPr>
-          <w:rFonts w:ascii="맑은 고딕" w:hAnsi="맑은 고딕" w:eastAsia="맑은 고딕"/>
-          <w:b w:val="0"/>
-          <w:color w:val="000000"/>
-          <w:sz w:val="20"/>
-        </w:rPr>
-        <w:t>검증  [3,2,2] → 3; [2,3,0] → 1</w:t>
-      </w:r>
-    </w:p>
-    <w:p>
-      <w:pPr>
-        <w:keepNext w:val="0"/>
-        <w:keepLines/>
-        <w:widowControl/>
-        <w:spacing w:before="0" w:after="120" w:line="276" w:lineRule="auto"/>
-      </w:pPr>
-      <w:r>
-        <w:rPr>
-          <w:rFonts w:ascii="맑은 고딕" w:hAnsi="맑은 고딕" w:eastAsia="맑은 고딕"/>
-          <w:b w:val="0"/>
-          <w:color w:val="000000"/>
-          <w:sz w:val="19"/>
-        </w:rPr>
-        <w:t>평가 기준  후보 누락·중복 없이 생성, 조건 검사, 올바른 결과 반환, 경계 조건과 복잡도 설명.</w:t>
-      </w:r>
-    </w:p>
-    <w:p>
-      <w:pPr>
-        <w:keepNext/>
-        <w:keepLines/>
-        <w:pageBreakBefore/>
-        <w:widowControl/>
-        <w:spacing w:before="0" w:after="120" w:line="276" w:lineRule="auto"/>
-      </w:pPr>
-      <w:r>
-        <w:rPr>
-          <w:rFonts w:ascii="맑은 고딕" w:hAnsi="맑은 고딕" w:eastAsia="맑은 고딕"/>
-          <w:b/>
-          <w:color w:val="000000"/>
-          <w:sz w:val="24"/>
-        </w:rPr>
-        <w:t>87  한도 이하 최대 부분집합 합</w:t>
-      </w:r>
-    </w:p>
-    <w:p>
-      <w:pPr>
-        <w:keepNext/>
-        <w:keepLines/>
-        <w:widowControl/>
-        <w:spacing w:before="0" w:after="120" w:line="276" w:lineRule="auto"/>
-      </w:pPr>
-      <w:r>
-        <w:rPr>
-          <w:rFonts w:ascii="맑은 고딕" w:hAnsi="맑은 고딕" w:eastAsia="맑은 고딕"/>
-          <w:b w:val="0"/>
-          <w:color w:val="000000"/>
-          <w:sz w:val="18"/>
-        </w:rPr>
-        <w:t>2.6 탐색 공간과 실행량</w:t>
-      </w:r>
-    </w:p>
-    <w:p>
-      <w:pPr>
-        <w:keepNext/>
-        <w:keepLines/>
-        <w:widowControl/>
-        <w:spacing w:before="0" w:after="120" w:line="276" w:lineRule="auto"/>
-      </w:pPr>
-      <w:r>
-        <w:rPr>
-          <w:rFonts w:ascii="맑은 고딕" w:hAnsi="맑은 고딕" w:eastAsia="맑은 고딕"/>
-          <w:b w:val="0"/>
-          <w:color w:val="000000"/>
-          <w:sz w:val="22"/>
-        </w:rPr>
-        <w:t>풀이 절차</w:t>
-        <w:br/>
-        <w:t>best를 빈 부분집합의 합 0으로 둔다.</w:t>
-        <w:br/>
-        <w:t>각 mask의 모든 선택 원소를 더한다.</w:t>
-        <w:br/>
-        <w:t>합이 K 이하이고 best보다 클 때만 갱신한다.</w:t>
-      </w:r>
-    </w:p>
-    <w:p>
-      <w:pPr>
-        <w:keepNext/>
-        <w:keepLines/>
-        <w:widowControl/>
-        <w:spacing w:before="0" w:after="120" w:line="276" w:lineRule="auto"/>
-      </w:pPr>
-      <w:r>
-        <w:rPr>
-          <w:rFonts w:ascii="맑은 고딕" w:hAnsi="맑은 고딕" w:eastAsia="맑은 고딕"/>
-          <w:b w:val="0"/>
-          <w:color w:val="000000"/>
-          <w:sz w:val="21"/>
-        </w:rPr>
-        <w:t>복잡도  시간 O(n·2ⁿ), 추가 공간 O(1).</w:t>
-      </w:r>
-    </w:p>
-    <w:p>
-      <w:pPr>
-        <w:keepNext/>
-        <w:keepLines/>
-        <w:widowControl/>
-        <w:spacing w:before="0" w:after="120" w:line="276" w:lineRule="auto"/>
-      </w:pPr>
-      <w:r>
-        <w:rPr>
-          <w:rFonts w:ascii="맑은 고딕" w:hAnsi="맑은 고딕" w:eastAsia="맑은 고딕"/>
-          <w:b w:val="0"/>
-          <w:color w:val="000000"/>
-          <w:sz w:val="20"/>
-        </w:rPr>
-        <w:t>검증  [[8,-3,4],6] → 5; [[],0] → 0</w:t>
-      </w:r>
-    </w:p>
-    <w:p>
-      <w:pPr>
-        <w:keepNext w:val="0"/>
-        <w:keepLines/>
-        <w:widowControl/>
-        <w:spacing w:before="0" w:after="120" w:line="276" w:lineRule="auto"/>
-      </w:pPr>
-      <w:r>
-        <w:rPr>
-          <w:rFonts w:ascii="맑은 고딕" w:hAnsi="맑은 고딕" w:eastAsia="맑은 고딕"/>
-          <w:b w:val="0"/>
-          <w:color w:val="000000"/>
-          <w:sz w:val="19"/>
-        </w:rPr>
-        <w:t>평가 기준  후보 누락·중복 없이 생성, 조건 검사, 올바른 결과 반환, 경계 조건과 복잡도 설명.</w:t>
-      </w:r>
-    </w:p>
-    <w:p>
-      <w:pPr>
-        <w:keepNext/>
-        <w:keepLines/>
-        <w:widowControl/>
-        <w:spacing w:before="0" w:after="120" w:line="276" w:lineRule="auto"/>
-      </w:pPr>
-      <w:r>
-        <w:rPr>
-          <w:rFonts w:ascii="맑은 고딕" w:hAnsi="맑은 고딕" w:eastAsia="맑은 고딕"/>
-          <w:b/>
-          <w:color w:val="000000"/>
-          <w:sz w:val="24"/>
-        </w:rPr>
-        <w:t>88  출발점을 고정한 외판원 순회</w:t>
+        <w:t>88  출발점을 고정한 외판원 순회  [알고리즘 작성]</w:t>
       </w:r>
     </w:p>
     <w:p>
@@ -28782,7 +27325,7 @@
           <w:color w:val="000000"/>
           <w:sz w:val="24"/>
         </w:rPr>
-        <w:t>89  정확히 r개인 부분집합</w:t>
+        <w:t>89  개념 및 계산  [단답형]</w:t>
       </w:r>
     </w:p>
     <w:p>
@@ -28814,20 +27357,31 @@
           <w:rFonts w:ascii="맑은 고딕" w:hAnsi="맑은 고딕" w:eastAsia="맑은 고딕"/>
           <w:b w:val="0"/>
           <w:color w:val="000000"/>
+          <w:sz w:val="21"/>
+        </w:rPr>
+        <w:t>부분집합을 만드는 문제에서 원소가 하나 늘어나면 경우의 수는 몇 배가 되는지 쓰시오.</w:t>
+      </w:r>
+    </w:p>
+    <w:p>
+      <w:pPr>
+        <w:keepNext/>
+        <w:keepLines/>
+        <w:widowControl/>
+        <w:spacing w:before="0" w:after="120" w:line="276" w:lineRule="auto"/>
+      </w:pPr>
+      <w:r>
+        <w:rPr>
+          <w:rFonts w:ascii="맑은 고딕" w:hAnsi="맑은 고딕" w:eastAsia="맑은 고딕"/>
+          <w:b/>
+          <w:color w:val="000000"/>
           <w:sz w:val="22"/>
         </w:rPr>
-        <w:t>풀이 절차</w:t>
-        <w:br/>
-        <w:t>mask마다 선택 개수와 합을 0으로 시작한다.</w:t>
-        <w:br/>
-        <w:t>선택 비트를 발견할 때 두 값을 함께 갱신한다.</w:t>
-        <w:br/>
-        <w:t>개수=r, 합=K를 모두 만족할 때만 센다.</w:t>
-      </w:r>
-    </w:p>
-    <w:p>
-      <w:pPr>
-        <w:keepNext/>
+        <w:t>정답  2배</w:t>
+      </w:r>
+    </w:p>
+    <w:p>
+      <w:pPr>
+        <w:keepNext w:val="0"/>
         <w:keepLines/>
         <w:widowControl/>
         <w:spacing w:before="0" w:after="120" w:line="276" w:lineRule="auto"/>
@@ -28839,7 +27393,24 @@
           <w:color w:val="000000"/>
           <w:sz w:val="21"/>
         </w:rPr>
-        <w:t>복잡도  시간 O(n·2ⁿ), 추가 공간 O(1).</w:t>
+        <w:t>새 원소를 포함하는 경우와 포함하지 않는 경우로 갈라지므로 정확히 두 배가 된다. 이 두 배가 반복되어 2ⁿ이 된다.</w:t>
+      </w:r>
+    </w:p>
+    <w:p>
+      <w:pPr>
+        <w:keepNext/>
+        <w:keepLines/>
+        <w:widowControl/>
+        <w:spacing w:before="0" w:after="120" w:line="276" w:lineRule="auto"/>
+      </w:pPr>
+      <w:r>
+        <w:rPr>
+          <w:rFonts w:ascii="맑은 고딕" w:hAnsi="맑은 고딕" w:eastAsia="맑은 고딕"/>
+          <w:b/>
+          <w:color w:val="000000"/>
+          <w:sz w:val="24"/>
+        </w:rPr>
+        <w:t>90  개념 및 계산  [단답형]</w:t>
       </w:r>
     </w:p>
     <w:p>
@@ -28854,9 +27425,43 @@
           <w:rFonts w:ascii="맑은 고딕" w:hAnsi="맑은 고딕" w:eastAsia="맑은 고딕"/>
           <w:b w:val="0"/>
           <w:color w:val="000000"/>
-          <w:sz w:val="20"/>
-        </w:rPr>
-        <w:t>검증  [[1,2,3,4],2,5] → 2; [[],0,0] → 1</w:t>
+          <w:sz w:val="18"/>
+        </w:rPr>
+        <w:t>2.6 탐색 공간과 실행량</w:t>
+      </w:r>
+    </w:p>
+    <w:p>
+      <w:pPr>
+        <w:keepNext/>
+        <w:keepLines/>
+        <w:widowControl/>
+        <w:spacing w:before="0" w:after="120" w:line="276" w:lineRule="auto"/>
+      </w:pPr>
+      <w:r>
+        <w:rPr>
+          <w:rFonts w:ascii="맑은 고딕" w:hAnsi="맑은 고딕" w:eastAsia="맑은 고딕"/>
+          <w:b w:val="0"/>
+          <w:color w:val="000000"/>
+          <w:sz w:val="21"/>
+        </w:rPr>
+        <w:t>후보를 최대 1,048,576개 검사할 수 있다. 부분집합 후보가 2ⁿ개이면 가능한 n의 최댓값은 얼마인가?</w:t>
+      </w:r>
+    </w:p>
+    <w:p>
+      <w:pPr>
+        <w:keepNext/>
+        <w:keepLines/>
+        <w:widowControl/>
+        <w:spacing w:before="0" w:after="120" w:line="276" w:lineRule="auto"/>
+      </w:pPr>
+      <w:r>
+        <w:rPr>
+          <w:rFonts w:ascii="맑은 고딕" w:hAnsi="맑은 고딕" w:eastAsia="맑은 고딕"/>
+          <w:b/>
+          <w:color w:val="000000"/>
+          <w:sz w:val="22"/>
+        </w:rPr>
+        <w:t>정답  20</w:t>
       </w:r>
     </w:p>
     <w:p>
@@ -28871,15 +27476,16 @@
           <w:rFonts w:ascii="맑은 고딕" w:hAnsi="맑은 고딕" w:eastAsia="맑은 고딕"/>
           <w:b w:val="0"/>
           <w:color w:val="000000"/>
-          <w:sz w:val="19"/>
-        </w:rPr>
-        <w:t>평가 기준  후보 누락·중복 없이 생성, 조건 검사, 올바른 결과 반환, 경계 조건과 복잡도 설명.</w:t>
-      </w:r>
-    </w:p>
-    <w:p>
-      <w:pPr>
-        <w:keepNext/>
-        <w:keepLines/>
+          <w:sz w:val="21"/>
+        </w:rPr>
+        <w:t>2²⁰=1,048,576이고 2²¹은 그 두 배이다. 실제 제한은 후보당 처리 비용에도 좌우된다.</w:t>
+      </w:r>
+    </w:p>
+    <w:p>
+      <w:pPr>
+        <w:keepNext/>
+        <w:keepLines/>
+        <w:pageBreakBefore/>
         <w:widowControl/>
         <w:spacing w:before="0" w:after="120" w:line="276" w:lineRule="auto"/>
       </w:pPr>
@@ -28890,7 +27496,7 @@
           <w:color w:val="000000"/>
           <w:sz w:val="24"/>
         </w:rPr>
-        <w:t>90  후보 수 예산에 맞는 최대 크기</w:t>
+        <w:t>91  개념 및 계산  [단답형]</w:t>
       </w:r>
     </w:p>
     <w:p>
@@ -28922,20 +27528,31 @@
           <w:rFonts w:ascii="맑은 고딕" w:hAnsi="맑은 고딕" w:eastAsia="맑은 고딕"/>
           <w:b w:val="0"/>
           <w:color w:val="000000"/>
+          <w:sz w:val="21"/>
+        </w:rPr>
+        <w:t>후보를 최대 1,000만 개 검사할 수 있다. 전체 순열 후보가 n!개이면 가능한 n의 최댓값은 얼마인가?</w:t>
+      </w:r>
+    </w:p>
+    <w:p>
+      <w:pPr>
+        <w:keepNext/>
+        <w:keepLines/>
+        <w:widowControl/>
+        <w:spacing w:before="0" w:after="120" w:line="276" w:lineRule="auto"/>
+      </w:pPr>
+      <w:r>
+        <w:rPr>
+          <w:rFonts w:ascii="맑은 고딕" w:hAnsi="맑은 고딕" w:eastAsia="맑은 고딕"/>
+          <w:b/>
+          <w:color w:val="000000"/>
           <w:sz w:val="22"/>
         </w:rPr>
-        <w:t>풀이 절차</w:t>
-        <w:br/>
-        <w:t>n=0, 후보 수=1에서 시작한다.</w:t>
-        <w:br/>
-        <w:t>현재 후보 수가 B//2 이하일 때만 두 배로 늘린다.</w:t>
-        <w:br/>
-        <w:t>매번 n을 증가시키고 반복이 끝난 n을 반환한다.</w:t>
-      </w:r>
-    </w:p>
-    <w:p>
-      <w:pPr>
-        <w:keepNext/>
+        <w:t>정답  10</w:t>
+      </w:r>
+    </w:p>
+    <w:p>
+      <w:pPr>
+        <w:keepNext w:val="0"/>
         <w:keepLines/>
         <w:widowControl/>
         <w:spacing w:before="0" w:after="120" w:line="276" w:lineRule="auto"/>
@@ -28947,7 +27564,24 @@
           <w:color w:val="000000"/>
           <w:sz w:val="21"/>
         </w:rPr>
-        <w:t>복잡도  시간 O(log B), 추가 공간 O(1).</w:t>
+        <w:t>10!=3,628,800은 제한 이하이고 11!=39,916,800은 제한을 넘는다.</w:t>
+      </w:r>
+    </w:p>
+    <w:p>
+      <w:pPr>
+        <w:keepNext/>
+        <w:keepLines/>
+        <w:widowControl/>
+        <w:spacing w:before="0" w:after="120" w:line="276" w:lineRule="auto"/>
+      </w:pPr>
+      <w:r>
+        <w:rPr>
+          <w:rFonts w:ascii="맑은 고딕" w:hAnsi="맑은 고딕" w:eastAsia="맑은 고딕"/>
+          <w:b/>
+          <w:color w:val="000000"/>
+          <w:sz w:val="24"/>
+        </w:rPr>
+        <w:t>92  개념 및 계산  [단답형]</w:t>
       </w:r>
     </w:p>
     <w:p>
@@ -28962,9 +27596,43 @@
           <w:rFonts w:ascii="맑은 고딕" w:hAnsi="맑은 고딕" w:eastAsia="맑은 고딕"/>
           <w:b w:val="0"/>
           <w:color w:val="000000"/>
-          <w:sz w:val="20"/>
-        </w:rPr>
-        <w:t>검증  [1000] → 9; [1] → 0</w:t>
+          <w:sz w:val="18"/>
+        </w:rPr>
+        <w:t>2.6 탐색 공간과 실행량</w:t>
+      </w:r>
+    </w:p>
+    <w:p>
+      <w:pPr>
+        <w:keepNext/>
+        <w:keepLines/>
+        <w:widowControl/>
+        <w:spacing w:before="0" w:after="120" w:line="276" w:lineRule="auto"/>
+      </w:pPr>
+      <w:r>
+        <w:rPr>
+          <w:rFonts w:ascii="맑은 고딕" w:hAnsi="맑은 고딕" w:eastAsia="맑은 고딕"/>
+          <w:b w:val="0"/>
+          <w:color w:val="000000"/>
+          <w:sz w:val="21"/>
+        </w:rPr>
+        <w:t>컴퓨터가 2배 빨라지면 같은 시간 안에 검사할 수 있는 부분집합 문제의 원소 수 n은 얼마나 늘어나는가?</w:t>
+      </w:r>
+    </w:p>
+    <w:p>
+      <w:pPr>
+        <w:keepNext/>
+        <w:keepLines/>
+        <w:widowControl/>
+        <w:spacing w:before="0" w:after="120" w:line="276" w:lineRule="auto"/>
+      </w:pPr>
+      <w:r>
+        <w:rPr>
+          <w:rFonts w:ascii="맑은 고딕" w:hAnsi="맑은 고딕" w:eastAsia="맑은 고딕"/>
+          <w:b/>
+          <w:color w:val="000000"/>
+          <w:sz w:val="22"/>
+        </w:rPr>
+        <w:t>정답  1개</w:t>
       </w:r>
     </w:p>
     <w:p>
@@ -28979,9 +27647,9 @@
           <w:rFonts w:ascii="맑은 고딕" w:hAnsi="맑은 고딕" w:eastAsia="맑은 고딕"/>
           <w:b w:val="0"/>
           <w:color w:val="000000"/>
-          <w:sz w:val="19"/>
-        </w:rPr>
-        <w:t>평가 기준  후보 누락·중복 없이 생성, 조건 검사, 올바른 결과 반환, 경계 조건과 복잡도 설명.</w:t>
+          <w:sz w:val="21"/>
+        </w:rPr>
+        <w:t>2ⁿ⁺¹=2×2ⁿ이므로 같은 후보당 비용에서 원소를 하나 더 처리한다. 하드웨어 속도 향상만으로 지수 증가를 없앨 수는 없다.</w:t>
       </w:r>
     </w:p>
     <w:p>
@@ -28999,7 +27667,7 @@
           <w:color w:val="000000"/>
           <w:sz w:val="24"/>
         </w:rPr>
-        <w:t>91  인접 차이 합을 최대화하는 배치</w:t>
+        <w:t>93  개념 및 계산  [단답형]</w:t>
       </w:r>
     </w:p>
     <w:p>
@@ -29016,7 +27684,7 @@
           <w:color w:val="000000"/>
           <w:sz w:val="18"/>
         </w:rPr>
-        <w:t>2.6 탐색 공간과 실행량</w:t>
+        <w:t>2.7 재귀와 탐색 개선</w:t>
       </w:r>
     </w:p>
     <w:p>
@@ -29031,20 +27699,31 @@
           <w:rFonts w:ascii="맑은 고딕" w:hAnsi="맑은 고딕" w:eastAsia="맑은 고딕"/>
           <w:b w:val="0"/>
           <w:color w:val="000000"/>
+          <w:sz w:val="21"/>
+        </w:rPr>
+        <w:t>N-Queens와 스도쿠는 완전 탐색에서 발전한 어떤 기법의 대표 응용인지 쓰시오.</w:t>
+      </w:r>
+    </w:p>
+    <w:p>
+      <w:pPr>
+        <w:keepNext/>
+        <w:keepLines/>
+        <w:widowControl/>
+        <w:spacing w:before="0" w:after="120" w:line="276" w:lineRule="auto"/>
+      </w:pPr>
+      <w:r>
+        <w:rPr>
+          <w:rFonts w:ascii="맑은 고딕" w:hAnsi="맑은 고딕" w:eastAsia="맑은 고딕"/>
+          <w:b/>
+          <w:color w:val="000000"/>
           <w:sz w:val="22"/>
         </w:rPr>
-        <w:t>풀이 절차</w:t>
-        <w:br/>
-        <w:t>사용하지 않은 인덱스를 다음 자리에 선택한다.</w:t>
-        <w:br/>
-        <w:t>첫 원소 이후에는 직전 값과의 절댓값 차이를 더한다.</w:t>
-        <w:br/>
-        <w:t>각 선택에서 얻은 결과 중 최대를 반환한다.</w:t>
-      </w:r>
-    </w:p>
-    <w:p>
-      <w:pPr>
-        <w:keepNext/>
+        <w:t>정답  백트래킹</w:t>
+      </w:r>
+    </w:p>
+    <w:p>
+      <w:pPr>
+        <w:keepNext w:val="0"/>
         <w:keepLines/>
         <w:widowControl/>
         <w:spacing w:before="0" w:after="120" w:line="276" w:lineRule="auto"/>
@@ -29056,7 +27735,24 @@
           <w:color w:val="000000"/>
           <w:sz w:val="21"/>
         </w:rPr>
-        <w:t>복잡도  최악 시간 O(n·n!), 재귀 공간 O(n).</w:t>
+        <w:t>두 문제 모두 규칙을 어기는 순간 그 갈래를 버리고 되돌아간다. 끝까지 만든 뒤 검사하는 완전 탐색보다 훨씬 적은 경우만 확인한다.</w:t>
+      </w:r>
+    </w:p>
+    <w:p>
+      <w:pPr>
+        <w:keepNext/>
+        <w:keepLines/>
+        <w:widowControl/>
+        <w:spacing w:before="0" w:after="120" w:line="276" w:lineRule="auto"/>
+      </w:pPr>
+      <w:r>
+        <w:rPr>
+          <w:rFonts w:ascii="맑은 고딕" w:hAnsi="맑은 고딕" w:eastAsia="맑은 고딕"/>
+          <w:b/>
+          <w:color w:val="000000"/>
+          <w:sz w:val="24"/>
+        </w:rPr>
+        <w:t>94  개념 및 계산  [단답형]</w:t>
       </w:r>
     </w:p>
     <w:p>
@@ -29071,9 +27767,43 @@
           <w:rFonts w:ascii="맑은 고딕" w:hAnsi="맑은 고딕" w:eastAsia="맑은 고딕"/>
           <w:b w:val="0"/>
           <w:color w:val="000000"/>
-          <w:sz w:val="20"/>
-        </w:rPr>
-        <w:t>검증  [[1,2,4]] → 5; [[7]] → 0</w:t>
+          <w:sz w:val="18"/>
+        </w:rPr>
+        <w:t>2.7 재귀와 탐색 개선</w:t>
+      </w:r>
+    </w:p>
+    <w:p>
+      <w:pPr>
+        <w:keepNext/>
+        <w:keepLines/>
+        <w:widowControl/>
+        <w:spacing w:before="0" w:after="120" w:line="276" w:lineRule="auto"/>
+      </w:pPr>
+      <w:r>
+        <w:rPr>
+          <w:rFonts w:ascii="맑은 고딕" w:hAnsi="맑은 고딕" w:eastAsia="맑은 고딕"/>
+          <w:b w:val="0"/>
+          <w:color w:val="000000"/>
+          <w:sz w:val="21"/>
+        </w:rPr>
+        <w:t>병합 정렬처럼 문제를 작은 문제로 나누어 각각 해결하고 결과를 합치는 기법의 이름을 쓰시오.</w:t>
+      </w:r>
+    </w:p>
+    <w:p>
+      <w:pPr>
+        <w:keepNext/>
+        <w:keepLines/>
+        <w:widowControl/>
+        <w:spacing w:before="0" w:after="120" w:line="276" w:lineRule="auto"/>
+      </w:pPr>
+      <w:r>
+        <w:rPr>
+          <w:rFonts w:ascii="맑은 고딕" w:hAnsi="맑은 고딕" w:eastAsia="맑은 고딕"/>
+          <w:b/>
+          <w:color w:val="000000"/>
+          <w:sz w:val="22"/>
+        </w:rPr>
+        <w:t>정답  분할 정복</w:t>
       </w:r>
     </w:p>
     <w:p>
@@ -29088,15 +27818,16 @@
           <w:rFonts w:ascii="맑은 고딕" w:hAnsi="맑은 고딕" w:eastAsia="맑은 고딕"/>
           <w:b w:val="0"/>
           <w:color w:val="000000"/>
-          <w:sz w:val="19"/>
-        </w:rPr>
-        <w:t>평가 기준  후보 누락·중복 없이 생성, 조건 검사, 올바른 결과 반환, 경계 조건과 복잡도 설명.</w:t>
-      </w:r>
-    </w:p>
-    <w:p>
-      <w:pPr>
-        <w:keepNext/>
-        <w:keepLines/>
+          <w:sz w:val="21"/>
+        </w:rPr>
+        <w:t>문제를 분할하고 작은 문제를 해결한 뒤 결합한다.</w:t>
+      </w:r>
+    </w:p>
+    <w:p>
+      <w:pPr>
+        <w:keepNext/>
+        <w:keepLines/>
+        <w:pageBreakBefore/>
         <w:widowControl/>
         <w:spacing w:before="0" w:after="120" w:line="276" w:lineRule="auto"/>
       </w:pPr>
@@ -29107,7 +27838,7 @@
           <w:color w:val="000000"/>
           <w:sz w:val="24"/>
         </w:rPr>
-        <w:t>92  원형 자리의 색 배정</w:t>
+        <w:t>95  개념 및 계산  [단답형]</w:t>
       </w:r>
     </w:p>
     <w:p>
@@ -29124,7 +27855,7 @@
           <w:color w:val="000000"/>
           <w:sz w:val="18"/>
         </w:rPr>
-        <w:t>2.6 탐색 공간과 실행량</w:t>
+        <w:t>2.7 재귀와 탐색 개선</w:t>
       </w:r>
     </w:p>
     <w:p>
@@ -29139,20 +27870,31 @@
           <w:rFonts w:ascii="맑은 고딕" w:hAnsi="맑은 고딕" w:eastAsia="맑은 고딕"/>
           <w:b w:val="0"/>
           <w:color w:val="000000"/>
+          <w:sz w:val="21"/>
+        </w:rPr>
+        <w:t>F(n)=F(n−1)+F(n−2)를 그대로 재귀 계산할 때와 메모이제이션할 때의 시간 복잡도 상한을 각각 쓰시오.</w:t>
+      </w:r>
+    </w:p>
+    <w:p>
+      <w:pPr>
+        <w:keepNext/>
+        <w:keepLines/>
+        <w:widowControl/>
+        <w:spacing w:before="0" w:after="120" w:line="276" w:lineRule="auto"/>
+      </w:pPr>
+      <w:r>
+        <w:rPr>
+          <w:rFonts w:ascii="맑은 고딕" w:hAnsi="맑은 고딕" w:eastAsia="맑은 고딕"/>
+          <w:b/>
+          <w:color w:val="000000"/>
           <w:sz w:val="22"/>
         </w:rPr>
-        <w:t>풀이 절차</w:t>
-        <w:br/>
-        <w:t>0부터 mⁿ−1까지 모든 배정을 생성한다.</w:t>
-        <w:br/>
-        <w:t>m진수 각 자리를 색 번호로 바꾼다.</w:t>
-        <w:br/>
-        <w:t>모든 i에 대해 color[i]와 color[(i+1)%n]이 다른지 검사한다.</w:t>
-      </w:r>
-    </w:p>
-    <w:p>
-      <w:pPr>
-        <w:keepNext/>
+        <w:t>정답  단순 재귀 O(2ⁿ), 메모이제이션 O(n)</w:t>
+      </w:r>
+    </w:p>
+    <w:p>
+      <w:pPr>
+        <w:keepNext w:val="0"/>
         <w:keepLines/>
         <w:widowControl/>
         <w:spacing w:before="0" w:after="120" w:line="276" w:lineRule="auto"/>
@@ -29164,7 +27906,24 @@
           <w:color w:val="000000"/>
           <w:sz w:val="21"/>
         </w:rPr>
-        <w:t>복잡도  시간 O(n·mⁿ), 추가 공간 O(n).</w:t>
+        <w:t>덧셈을 상수 시간으로 가정한다. 메모이제이션은 각 F(k)를 한 번만 계산한다.</w:t>
+      </w:r>
+    </w:p>
+    <w:p>
+      <w:pPr>
+        <w:keepNext/>
+        <w:keepLines/>
+        <w:widowControl/>
+        <w:spacing w:before="0" w:after="120" w:line="276" w:lineRule="auto"/>
+      </w:pPr>
+      <w:r>
+        <w:rPr>
+          <w:rFonts w:ascii="맑은 고딕" w:hAnsi="맑은 고딕" w:eastAsia="맑은 고딕"/>
+          <w:b/>
+          <w:color w:val="000000"/>
+          <w:sz w:val="24"/>
+        </w:rPr>
+        <w:t>96  개념 및 계산  [단답형]</w:t>
       </w:r>
     </w:p>
     <w:p>
@@ -29179,9 +27938,43 @@
           <w:rFonts w:ascii="맑은 고딕" w:hAnsi="맑은 고딕" w:eastAsia="맑은 고딕"/>
           <w:b w:val="0"/>
           <w:color w:val="000000"/>
-          <w:sz w:val="20"/>
-        </w:rPr>
-        <w:t>검증  [3,3] → 6; [3,2] → 0</w:t>
+          <w:sz w:val="18"/>
+        </w:rPr>
+        <w:t>2.7 재귀와 탐색 개선</w:t>
+      </w:r>
+    </w:p>
+    <w:p>
+      <w:pPr>
+        <w:keepNext/>
+        <w:keepLines/>
+        <w:widowControl/>
+        <w:spacing w:before="0" w:after="120" w:line="276" w:lineRule="auto"/>
+      </w:pPr>
+      <w:r>
+        <w:rPr>
+          <w:rFonts w:ascii="맑은 고딕" w:hAnsi="맑은 고딕" w:eastAsia="맑은 고딕"/>
+          <w:b w:val="0"/>
+          <w:color w:val="000000"/>
+          <w:sz w:val="21"/>
+        </w:rPr>
+        <w:t>동적 계획법이 중복 부분 문제를 처리하는 핵심 방법을 한 문장으로 쓰시오.</w:t>
+      </w:r>
+    </w:p>
+    <w:p>
+      <w:pPr>
+        <w:keepNext/>
+        <w:keepLines/>
+        <w:widowControl/>
+        <w:spacing w:before="0" w:after="120" w:line="276" w:lineRule="auto"/>
+      </w:pPr>
+      <w:r>
+        <w:rPr>
+          <w:rFonts w:ascii="맑은 고딕" w:hAnsi="맑은 고딕" w:eastAsia="맑은 고딕"/>
+          <w:b/>
+          <w:color w:val="000000"/>
+          <w:sz w:val="22"/>
+        </w:rPr>
+        <w:t>정답  부분 문제의 답을 저장하여 같은 계산에 재사용한다.</w:t>
       </w:r>
     </w:p>
     <w:p>
@@ -29196,9 +27989,9 @@
           <w:rFonts w:ascii="맑은 고딕" w:hAnsi="맑은 고딕" w:eastAsia="맑은 고딕"/>
           <w:b w:val="0"/>
           <w:color w:val="000000"/>
-          <w:sz w:val="19"/>
-        </w:rPr>
-        <w:t>평가 기준  후보 누락·중복 없이 생성, 조건 검사, 올바른 결과 반환, 경계 조건과 복잡도 설명.</w:t>
+          <w:sz w:val="21"/>
+        </w:rPr>
+        <w:t>상향식 테이블 채우기 또는 하향식 메모이제이션으로 구현할 수 있다.</w:t>
       </w:r>
     </w:p>
     <w:p>
@@ -29216,7 +28009,7 @@
           <w:color w:val="000000"/>
           <w:sz w:val="24"/>
         </w:rPr>
-        <w:t>93  N Queens의 가지치기</w:t>
+        <w:t>97  개념 및 계산  [단답형]</w:t>
       </w:r>
     </w:p>
     <w:p>
@@ -29233,7 +28026,7 @@
           <w:color w:val="000000"/>
           <w:sz w:val="18"/>
         </w:rPr>
-        <w:t>2.7 재귀와 탐색 개선</w:t>
+        <w:t>2.8 종합 구현</w:t>
       </w:r>
     </w:p>
     <w:p>
@@ -29248,20 +28041,31 @@
           <w:rFonts w:ascii="맑은 고딕" w:hAnsi="맑은 고딕" w:eastAsia="맑은 고딕"/>
           <w:b w:val="0"/>
           <w:color w:val="000000"/>
+          <w:sz w:val="21"/>
+        </w:rPr>
+        <w:t>각각 정확히 n번 도는 삼중 반복문의 가장 안쪽 연산은 n=100일 때 몇 번 실행되는가?</w:t>
+      </w:r>
+    </w:p>
+    <w:p>
+      <w:pPr>
+        <w:keepNext/>
+        <w:keepLines/>
+        <w:widowControl/>
+        <w:spacing w:before="0" w:after="120" w:line="276" w:lineRule="auto"/>
+      </w:pPr>
+      <w:r>
+        <w:rPr>
+          <w:rFonts w:ascii="맑은 고딕" w:hAnsi="맑은 고딕" w:eastAsia="맑은 고딕"/>
+          <w:b/>
+          <w:color w:val="000000"/>
           <w:sz w:val="22"/>
         </w:rPr>
-        <w:t>풀이 절차</w:t>
-        <w:br/>
-        <w:t>row행에 놓을 열 col을 고른다.</w:t>
-        <w:br/>
-        <w:t>앞선 행 r과 같은 열이거나 열 차이=row−r이면 제외한다.</w:t>
-        <w:br/>
-        <w:t>안전한 후보만 재귀 탐색하고 row=n이면 1을 센다.</w:t>
-      </w:r>
-    </w:p>
-    <w:p>
-      <w:pPr>
-        <w:keepNext/>
+        <w:t>정답  1,000,000번</w:t>
+      </w:r>
+    </w:p>
+    <w:p>
+      <w:pPr>
+        <w:keepNext w:val="0"/>
         <w:keepLines/>
         <w:widowControl/>
         <w:spacing w:before="0" w:after="120" w:line="276" w:lineRule="auto"/>
@@ -29273,7 +28077,24 @@
           <w:color w:val="000000"/>
           <w:sz w:val="21"/>
         </w:rPr>
-        <w:t>복잡도  열 중복을 제외하는 이 구현의 보수적 상한 O(n²·n!), 공간 O(n).</w:t>
+        <w:t>100×100×100=1,000,000이다.</w:t>
+      </w:r>
+    </w:p>
+    <w:p>
+      <w:pPr>
+        <w:keepNext/>
+        <w:keepLines/>
+        <w:widowControl/>
+        <w:spacing w:before="0" w:after="120" w:line="276" w:lineRule="auto"/>
+      </w:pPr>
+      <w:r>
+        <w:rPr>
+          <w:rFonts w:ascii="맑은 고딕" w:hAnsi="맑은 고딕" w:eastAsia="맑은 고딕"/>
+          <w:b/>
+          <w:color w:val="000000"/>
+          <w:sz w:val="24"/>
+        </w:rPr>
+        <w:t>98  개념 및 계산  [단답형]</w:t>
       </w:r>
     </w:p>
     <w:p>
@@ -29288,9 +28109,43 @@
           <w:rFonts w:ascii="맑은 고딕" w:hAnsi="맑은 고딕" w:eastAsia="맑은 고딕"/>
           <w:b w:val="0"/>
           <w:color w:val="000000"/>
-          <w:sz w:val="20"/>
-        </w:rPr>
-        <w:t>검증  [4] → 2; [1] → 1</w:t>
+          <w:sz w:val="18"/>
+        </w:rPr>
+        <w:t>2.8 종합 구현</w:t>
+      </w:r>
+    </w:p>
+    <w:p>
+      <w:pPr>
+        <w:keepNext/>
+        <w:keepLines/>
+        <w:widowControl/>
+        <w:spacing w:before="0" w:after="120" w:line="276" w:lineRule="auto"/>
+      </w:pPr>
+      <w:r>
+        <w:rPr>
+          <w:rFonts w:ascii="맑은 고딕" w:hAnsi="맑은 고딕" w:eastAsia="맑은 고딕"/>
+          <w:b w:val="0"/>
+          <w:color w:val="000000"/>
+          <w:sz w:val="21"/>
+        </w:rPr>
+        <w:t>완전 탐색에서 쓰는 후보 생성 방식 다섯 가지를 쓰시오.</w:t>
+      </w:r>
+    </w:p>
+    <w:p>
+      <w:pPr>
+        <w:keepNext/>
+        <w:keepLines/>
+        <w:widowControl/>
+        <w:spacing w:before="0" w:after="120" w:line="276" w:lineRule="auto"/>
+      </w:pPr>
+      <w:r>
+        <w:rPr>
+          <w:rFonts w:ascii="맑은 고딕" w:hAnsi="맑은 고딕" w:eastAsia="맑은 고딕"/>
+          <w:b/>
+          <w:color w:val="000000"/>
+          <w:sz w:val="22"/>
+        </w:rPr>
+        <w:t>정답  단일 반복, 중첩 반복, 조합 생성, 순열 생성, 비트마스크</w:t>
       </w:r>
     </w:p>
     <w:p>
@@ -29305,15 +28160,16 @@
           <w:rFonts w:ascii="맑은 고딕" w:hAnsi="맑은 고딕" w:eastAsia="맑은 고딕"/>
           <w:b w:val="0"/>
           <w:color w:val="000000"/>
-          <w:sz w:val="19"/>
-        </w:rPr>
-        <w:t>평가 기준  후보 누락·중복 없이 생성, 조건 검사, 올바른 결과 반환, 경계 조건과 복잡도 설명.</w:t>
-      </w:r>
-    </w:p>
-    <w:p>
-      <w:pPr>
-        <w:keepNext/>
-        <w:keepLines/>
+          <w:sz w:val="21"/>
+        </w:rPr>
+        <w:t>Python과 C 모두 같은 탐색 원리를 구현할 수 있다.</w:t>
+      </w:r>
+    </w:p>
+    <w:p>
+      <w:pPr>
+        <w:keepNext/>
+        <w:keepLines/>
+        <w:pageBreakBefore/>
         <w:widowControl/>
         <w:spacing w:before="0" w:after="120" w:line="276" w:lineRule="auto"/>
       </w:pPr>
@@ -29324,550 +28180,7 @@
           <w:color w:val="000000"/>
           <w:sz w:val="24"/>
         </w:rPr>
-        <w:t>94  구간을 나누는 최댓값 탐색</w:t>
-      </w:r>
-    </w:p>
-    <w:p>
-      <w:pPr>
-        <w:keepNext/>
-        <w:keepLines/>
-        <w:widowControl/>
-        <w:spacing w:before="0" w:after="120" w:line="276" w:lineRule="auto"/>
-      </w:pPr>
-      <w:r>
-        <w:rPr>
-          <w:rFonts w:ascii="맑은 고딕" w:hAnsi="맑은 고딕" w:eastAsia="맑은 고딕"/>
-          <w:b w:val="0"/>
-          <w:color w:val="000000"/>
-          <w:sz w:val="18"/>
-        </w:rPr>
-        <w:t>2.7 재귀와 탐색 개선</w:t>
-      </w:r>
-    </w:p>
-    <w:p>
-      <w:pPr>
-        <w:keepNext/>
-        <w:keepLines/>
-        <w:widowControl/>
-        <w:spacing w:before="0" w:after="120" w:line="276" w:lineRule="auto"/>
-      </w:pPr>
-      <w:r>
-        <w:rPr>
-          <w:rFonts w:ascii="맑은 고딕" w:hAnsi="맑은 고딕" w:eastAsia="맑은 고딕"/>
-          <w:b w:val="0"/>
-          <w:color w:val="000000"/>
-          <w:sz w:val="22"/>
-        </w:rPr>
-        <w:t>풀이 절차</w:t>
-        <w:br/>
-        <w:t>구간 길이가 1이면 해당 원소를 반환한다.</w:t>
-        <w:br/>
-        <w:t>mid=(left+right)//2로 왼쪽과 오른쪽을 나눈다.</w:t>
-        <w:br/>
-        <w:t>두 재귀 결과 중 큰 값을 반환한다.</w:t>
-      </w:r>
-    </w:p>
-    <w:p>
-      <w:pPr>
-        <w:keepNext/>
-        <w:keepLines/>
-        <w:widowControl/>
-        <w:spacing w:before="0" w:after="120" w:line="276" w:lineRule="auto"/>
-      </w:pPr>
-      <w:r>
-        <w:rPr>
-          <w:rFonts w:ascii="맑은 고딕" w:hAnsi="맑은 고딕" w:eastAsia="맑은 고딕"/>
-          <w:b w:val="0"/>
-          <w:color w:val="000000"/>
-          <w:sz w:val="21"/>
-        </w:rPr>
-        <w:t>복잡도  시간 O(n), 재귀 깊이와 추가 공간 O(log n).</w:t>
-      </w:r>
-    </w:p>
-    <w:p>
-      <w:pPr>
-        <w:keepNext/>
-        <w:keepLines/>
-        <w:widowControl/>
-        <w:spacing w:before="0" w:after="120" w:line="276" w:lineRule="auto"/>
-      </w:pPr>
-      <w:r>
-        <w:rPr>
-          <w:rFonts w:ascii="맑은 고딕" w:hAnsi="맑은 고딕" w:eastAsia="맑은 고딕"/>
-          <w:b w:val="0"/>
-          <w:color w:val="000000"/>
-          <w:sz w:val="20"/>
-        </w:rPr>
-        <w:t>검증  [[3,-1,9,4]] → 9; [[-5]] → -5</w:t>
-      </w:r>
-    </w:p>
-    <w:p>
-      <w:pPr>
-        <w:keepNext w:val="0"/>
-        <w:keepLines/>
-        <w:widowControl/>
-        <w:spacing w:before="0" w:after="120" w:line="276" w:lineRule="auto"/>
-      </w:pPr>
-      <w:r>
-        <w:rPr>
-          <w:rFonts w:ascii="맑은 고딕" w:hAnsi="맑은 고딕" w:eastAsia="맑은 고딕"/>
-          <w:b w:val="0"/>
-          <w:color w:val="000000"/>
-          <w:sz w:val="19"/>
-        </w:rPr>
-        <w:t>평가 기준  후보 누락·중복 없이 생성, 조건 검사, 올바른 결과 반환, 경계 조건과 복잡도 설명.</w:t>
-      </w:r>
-    </w:p>
-    <w:p>
-      <w:pPr>
-        <w:keepNext/>
-        <w:keepLines/>
-        <w:pageBreakBefore/>
-        <w:widowControl/>
-        <w:spacing w:before="0" w:after="120" w:line="276" w:lineRule="auto"/>
-      </w:pPr>
-      <w:r>
-        <w:rPr>
-          <w:rFonts w:ascii="맑은 고딕" w:hAnsi="맑은 고딕" w:eastAsia="맑은 고딕"/>
-          <w:b/>
-          <w:color w:val="000000"/>
-          <w:sz w:val="24"/>
-        </w:rPr>
-        <w:t>95  메모이제이션 피보나치</w:t>
-      </w:r>
-    </w:p>
-    <w:p>
-      <w:pPr>
-        <w:keepNext/>
-        <w:keepLines/>
-        <w:widowControl/>
-        <w:spacing w:before="0" w:after="120" w:line="276" w:lineRule="auto"/>
-      </w:pPr>
-      <w:r>
-        <w:rPr>
-          <w:rFonts w:ascii="맑은 고딕" w:hAnsi="맑은 고딕" w:eastAsia="맑은 고딕"/>
-          <w:b w:val="0"/>
-          <w:color w:val="000000"/>
-          <w:sz w:val="18"/>
-        </w:rPr>
-        <w:t>2.7 재귀와 탐색 개선</w:t>
-      </w:r>
-    </w:p>
-    <w:p>
-      <w:pPr>
-        <w:keepNext/>
-        <w:keepLines/>
-        <w:widowControl/>
-        <w:spacing w:before="0" w:after="120" w:line="276" w:lineRule="auto"/>
-      </w:pPr>
-      <w:r>
-        <w:rPr>
-          <w:rFonts w:ascii="맑은 고딕" w:hAnsi="맑은 고딕" w:eastAsia="맑은 고딕"/>
-          <w:b w:val="0"/>
-          <w:color w:val="000000"/>
-          <w:sz w:val="22"/>
-        </w:rPr>
-        <w:t>풀이 절차</w:t>
-        <w:br/>
-        <w:t>메모 배열의 미계산 상태를 정한다.</w:t>
-        <w:br/>
-        <w:t>0과 1의 값을 먼저 처리한다.</w:t>
-        <w:br/>
-        <w:t>나머지는 두 재귀 결과를 합해 저장한 뒤 반환한다.</w:t>
-      </w:r>
-    </w:p>
-    <w:p>
-      <w:pPr>
-        <w:keepNext/>
-        <w:keepLines/>
-        <w:widowControl/>
-        <w:spacing w:before="0" w:after="120" w:line="276" w:lineRule="auto"/>
-      </w:pPr>
-      <w:r>
-        <w:rPr>
-          <w:rFonts w:ascii="맑은 고딕" w:hAnsi="맑은 고딕" w:eastAsia="맑은 고딕"/>
-          <w:b w:val="0"/>
-          <w:color w:val="000000"/>
-          <w:sz w:val="21"/>
-        </w:rPr>
-        <w:t>복잡도  시간 O(n), 메모와 재귀 공간 O(n).</w:t>
-      </w:r>
-    </w:p>
-    <w:p>
-      <w:pPr>
-        <w:keepNext/>
-        <w:keepLines/>
-        <w:widowControl/>
-        <w:spacing w:before="0" w:after="120" w:line="276" w:lineRule="auto"/>
-      </w:pPr>
-      <w:r>
-        <w:rPr>
-          <w:rFonts w:ascii="맑은 고딕" w:hAnsi="맑은 고딕" w:eastAsia="맑은 고딕"/>
-          <w:b w:val="0"/>
-          <w:color w:val="000000"/>
-          <w:sz w:val="20"/>
-        </w:rPr>
-        <w:t>검증  [5] → 5; [0] → 0</w:t>
-      </w:r>
-    </w:p>
-    <w:p>
-      <w:pPr>
-        <w:keepNext w:val="0"/>
-        <w:keepLines/>
-        <w:widowControl/>
-        <w:spacing w:before="0" w:after="120" w:line="276" w:lineRule="auto"/>
-      </w:pPr>
-      <w:r>
-        <w:rPr>
-          <w:rFonts w:ascii="맑은 고딕" w:hAnsi="맑은 고딕" w:eastAsia="맑은 고딕"/>
-          <w:b w:val="0"/>
-          <w:color w:val="000000"/>
-          <w:sz w:val="19"/>
-        </w:rPr>
-        <w:t>평가 기준  후보 누락·중복 없이 생성, 조건 검사, 올바른 결과 반환, 경계 조건과 복잡도 설명.</w:t>
-      </w:r>
-    </w:p>
-    <w:p>
-      <w:pPr>
-        <w:keepNext/>
-        <w:keepLines/>
-        <w:widowControl/>
-        <w:spacing w:before="0" w:after="120" w:line="276" w:lineRule="auto"/>
-      </w:pPr>
-      <w:r>
-        <w:rPr>
-          <w:rFonts w:ascii="맑은 고딕" w:hAnsi="맑은 고딕" w:eastAsia="맑은 고딕"/>
-          <w:b/>
-          <w:color w:val="000000"/>
-          <w:sz w:val="24"/>
-        </w:rPr>
-        <w:t>96  계단 오르기와 기억</w:t>
-      </w:r>
-    </w:p>
-    <w:p>
-      <w:pPr>
-        <w:keepNext/>
-        <w:keepLines/>
-        <w:widowControl/>
-        <w:spacing w:before="0" w:after="120" w:line="276" w:lineRule="auto"/>
-      </w:pPr>
-      <w:r>
-        <w:rPr>
-          <w:rFonts w:ascii="맑은 고딕" w:hAnsi="맑은 고딕" w:eastAsia="맑은 고딕"/>
-          <w:b w:val="0"/>
-          <w:color w:val="000000"/>
-          <w:sz w:val="18"/>
-        </w:rPr>
-        <w:t>2.7 재귀와 탐색 개선</w:t>
-      </w:r>
-    </w:p>
-    <w:p>
-      <w:pPr>
-        <w:keepNext/>
-        <w:keepLines/>
-        <w:widowControl/>
-        <w:spacing w:before="0" w:after="120" w:line="276" w:lineRule="auto"/>
-      </w:pPr>
-      <w:r>
-        <w:rPr>
-          <w:rFonts w:ascii="맑은 고딕" w:hAnsi="맑은 고딕" w:eastAsia="맑은 고딕"/>
-          <w:b w:val="0"/>
-          <w:color w:val="000000"/>
-          <w:sz w:val="22"/>
-        </w:rPr>
-        <w:t>풀이 절차</w:t>
-        <w:br/>
-        <w:t>남은 칸이 음수이면 0, 0이면 1을 반환한다.</w:t>
-        <w:br/>
-        <w:t>solve(n−1)+solve(n−2)+solve(n−3)을 계산한다.</w:t>
-        <w:br/>
-        <w:t>계산한 양수 n의 결과는 메모해 재사용한다.</w:t>
-      </w:r>
-    </w:p>
-    <w:p>
-      <w:pPr>
-        <w:keepNext/>
-        <w:keepLines/>
-        <w:widowControl/>
-        <w:spacing w:before="0" w:after="120" w:line="276" w:lineRule="auto"/>
-      </w:pPr>
-      <w:r>
-        <w:rPr>
-          <w:rFonts w:ascii="맑은 고딕" w:hAnsi="맑은 고딕" w:eastAsia="맑은 고딕"/>
-          <w:b w:val="0"/>
-          <w:color w:val="000000"/>
-          <w:sz w:val="21"/>
-        </w:rPr>
-        <w:t>복잡도  시간 O(n), 메모와 재귀 공간 O(n).</w:t>
-      </w:r>
-    </w:p>
-    <w:p>
-      <w:pPr>
-        <w:keepNext/>
-        <w:keepLines/>
-        <w:widowControl/>
-        <w:spacing w:before="0" w:after="120" w:line="276" w:lineRule="auto"/>
-      </w:pPr>
-      <w:r>
-        <w:rPr>
-          <w:rFonts w:ascii="맑은 고딕" w:hAnsi="맑은 고딕" w:eastAsia="맑은 고딕"/>
-          <w:b w:val="0"/>
-          <w:color w:val="000000"/>
-          <w:sz w:val="20"/>
-        </w:rPr>
-        <w:t>검증  [4] → 7; [0] → 1</w:t>
-      </w:r>
-    </w:p>
-    <w:p>
-      <w:pPr>
-        <w:keepNext w:val="0"/>
-        <w:keepLines/>
-        <w:widowControl/>
-        <w:spacing w:before="0" w:after="120" w:line="276" w:lineRule="auto"/>
-      </w:pPr>
-      <w:r>
-        <w:rPr>
-          <w:rFonts w:ascii="맑은 고딕" w:hAnsi="맑은 고딕" w:eastAsia="맑은 고딕"/>
-          <w:b w:val="0"/>
-          <w:color w:val="000000"/>
-          <w:sz w:val="19"/>
-        </w:rPr>
-        <w:t>평가 기준  후보 누락·중복 없이 생성, 조건 검사, 올바른 결과 반환, 경계 조건과 복잡도 설명.</w:t>
-      </w:r>
-    </w:p>
-    <w:p>
-      <w:pPr>
-        <w:keepNext/>
-        <w:keepLines/>
-        <w:pageBreakBefore/>
-        <w:widowControl/>
-        <w:spacing w:before="0" w:after="120" w:line="276" w:lineRule="auto"/>
-      </w:pPr>
-      <w:r>
-        <w:rPr>
-          <w:rFonts w:ascii="맑은 고딕" w:hAnsi="맑은 고딕" w:eastAsia="맑은 고딕"/>
-          <w:b/>
-          <w:color w:val="000000"/>
-          <w:sz w:val="24"/>
-        </w:rPr>
-        <w:t>97  직사각형 배열 순회</w:t>
-      </w:r>
-    </w:p>
-    <w:p>
-      <w:pPr>
-        <w:keepNext/>
-        <w:keepLines/>
-        <w:widowControl/>
-        <w:spacing w:before="0" w:after="120" w:line="276" w:lineRule="auto"/>
-      </w:pPr>
-      <w:r>
-        <w:rPr>
-          <w:rFonts w:ascii="맑은 고딕" w:hAnsi="맑은 고딕" w:eastAsia="맑은 고딕"/>
-          <w:b w:val="0"/>
-          <w:color w:val="000000"/>
-          <w:sz w:val="18"/>
-        </w:rPr>
-        <w:t>2.8 종합 구현</w:t>
-      </w:r>
-    </w:p>
-    <w:p>
-      <w:pPr>
-        <w:keepNext/>
-        <w:keepLines/>
-        <w:widowControl/>
-        <w:spacing w:before="0" w:after="120" w:line="276" w:lineRule="auto"/>
-      </w:pPr>
-      <w:r>
-        <w:rPr>
-          <w:rFonts w:ascii="맑은 고딕" w:hAnsi="맑은 고딕" w:eastAsia="맑은 고딕"/>
-          <w:b w:val="0"/>
-          <w:color w:val="000000"/>
-          <w:sz w:val="22"/>
-        </w:rPr>
-        <w:t>풀이 절차</w:t>
-        <w:br/>
-        <w:t>sum을 0으로 시작한다.</w:t>
-        <w:br/>
-        <w:t>행 i는 rows, 열 j는 cols 범위로 순회한다.</w:t>
-        <w:br/>
-        <w:t>grid[i][j]를 모두 더해 반환한다.</w:t>
-      </w:r>
-    </w:p>
-    <w:p>
-      <w:pPr>
-        <w:keepNext/>
-        <w:keepLines/>
-        <w:widowControl/>
-        <w:spacing w:before="0" w:after="120" w:line="276" w:lineRule="auto"/>
-      </w:pPr>
-      <w:r>
-        <w:rPr>
-          <w:rFonts w:ascii="맑은 고딕" w:hAnsi="맑은 고딕" w:eastAsia="맑은 고딕"/>
-          <w:b w:val="0"/>
-          <w:color w:val="000000"/>
-          <w:sz w:val="21"/>
-        </w:rPr>
-        <w:t>복잡도  시간 O(rows·cols), 추가 공간 O(1).</w:t>
-      </w:r>
-    </w:p>
-    <w:p>
-      <w:pPr>
-        <w:keepNext/>
-        <w:keepLines/>
-        <w:widowControl/>
-        <w:spacing w:before="0" w:after="120" w:line="276" w:lineRule="auto"/>
-      </w:pPr>
-      <w:r>
-        <w:rPr>
-          <w:rFonts w:ascii="맑은 고딕" w:hAnsi="맑은 고딕" w:eastAsia="맑은 고딕"/>
-          <w:b w:val="0"/>
-          <w:color w:val="000000"/>
-          <w:sz w:val="20"/>
-        </w:rPr>
-        <w:t>검증  [[[1,2,3],[4,5,6]]] → 21; [[[-7]]] → -7</w:t>
-      </w:r>
-    </w:p>
-    <w:p>
-      <w:pPr>
-        <w:keepNext w:val="0"/>
-        <w:keepLines/>
-        <w:widowControl/>
-        <w:spacing w:before="0" w:after="120" w:line="276" w:lineRule="auto"/>
-      </w:pPr>
-      <w:r>
-        <w:rPr>
-          <w:rFonts w:ascii="맑은 고딕" w:hAnsi="맑은 고딕" w:eastAsia="맑은 고딕"/>
-          <w:b w:val="0"/>
-          <w:color w:val="000000"/>
-          <w:sz w:val="19"/>
-        </w:rPr>
-        <w:t>평가 기준  후보 누락·중복 없이 생성, 조건 검사, 올바른 결과 반환, 경계 조건과 복잡도 설명.</w:t>
-      </w:r>
-    </w:p>
-    <w:p>
-      <w:pPr>
-        <w:keepNext/>
-        <w:keepLines/>
-        <w:widowControl/>
-        <w:spacing w:before="0" w:after="120" w:line="276" w:lineRule="auto"/>
-      </w:pPr>
-      <w:r>
-        <w:rPr>
-          <w:rFonts w:ascii="맑은 고딕" w:hAnsi="맑은 고딕" w:eastAsia="맑은 고딕"/>
-          <w:b/>
-          <w:color w:val="000000"/>
-          <w:sz w:val="24"/>
-        </w:rPr>
-        <w:t>98  숫자 야구 후보 검증</w:t>
-      </w:r>
-    </w:p>
-    <w:p>
-      <w:pPr>
-        <w:keepNext/>
-        <w:keepLines/>
-        <w:widowControl/>
-        <w:spacing w:before="0" w:after="120" w:line="276" w:lineRule="auto"/>
-      </w:pPr>
-      <w:r>
-        <w:rPr>
-          <w:rFonts w:ascii="맑은 고딕" w:hAnsi="맑은 고딕" w:eastAsia="맑은 고딕"/>
-          <w:b w:val="0"/>
-          <w:color w:val="000000"/>
-          <w:sz w:val="18"/>
-        </w:rPr>
-        <w:t>2.8 종합 구현</w:t>
-      </w:r>
-    </w:p>
-    <w:p>
-      <w:pPr>
-        <w:keepNext/>
-        <w:keepLines/>
-        <w:widowControl/>
-        <w:spacing w:before="0" w:after="120" w:line="276" w:lineRule="auto"/>
-      </w:pPr>
-      <w:r>
-        <w:rPr>
-          <w:rFonts w:ascii="맑은 고딕" w:hAnsi="맑은 고딕" w:eastAsia="맑은 고딕"/>
-          <w:b w:val="0"/>
-          <w:color w:val="000000"/>
-          <w:sz w:val="22"/>
-        </w:rPr>
-        <w:t>풀이 절차</w:t>
-        <w:br/>
-        <w:t>세 숫자가 서로 다른 후보만 만든다.</w:t>
-        <w:br/>
-        <w:t>각 힌트에서 같은 자리 숫자 수를 strike로 센다.</w:t>
-        <w:br/>
-        <w:t>공통 숫자 수−strike가 ball이며 모든 힌트를 통과한 후보만 센다.</w:t>
-      </w:r>
-    </w:p>
-    <w:p>
-      <w:pPr>
-        <w:keepNext/>
-        <w:keepLines/>
-        <w:widowControl/>
-        <w:spacing w:before="0" w:after="120" w:line="276" w:lineRule="auto"/>
-      </w:pPr>
-      <w:r>
-        <w:rPr>
-          <w:rFonts w:ascii="맑은 고딕" w:hAnsi="맑은 고딕" w:eastAsia="맑은 고딕"/>
-          <w:b w:val="0"/>
-          <w:color w:val="000000"/>
-          <w:sz w:val="21"/>
-        </w:rPr>
-        <w:t>복잡도  힌트 수 h에 대해 시간 O(10³·h), 추가 공간 O(1).</w:t>
-      </w:r>
-    </w:p>
-    <w:p>
-      <w:pPr>
-        <w:keepNext/>
-        <w:keepLines/>
-        <w:widowControl/>
-        <w:spacing w:before="0" w:after="120" w:line="276" w:lineRule="auto"/>
-      </w:pPr>
-      <w:r>
-        <w:rPr>
-          <w:rFonts w:ascii="맑은 고딕" w:hAnsi="맑은 고딕" w:eastAsia="맑은 고딕"/>
-          <w:b w:val="0"/>
-          <w:color w:val="000000"/>
-          <w:sz w:val="20"/>
-        </w:rPr>
-        <w:t>검증  [["012"],[3],[0]] → 1; [[],[],[]] → 720</w:t>
-      </w:r>
-    </w:p>
-    <w:p>
-      <w:pPr>
-        <w:keepNext w:val="0"/>
-        <w:keepLines/>
-        <w:widowControl/>
-        <w:spacing w:before="0" w:after="120" w:line="276" w:lineRule="auto"/>
-      </w:pPr>
-      <w:r>
-        <w:rPr>
-          <w:rFonts w:ascii="맑은 고딕" w:hAnsi="맑은 고딕" w:eastAsia="맑은 고딕"/>
-          <w:b w:val="0"/>
-          <w:color w:val="000000"/>
-          <w:sz w:val="19"/>
-        </w:rPr>
-        <w:t>평가 기준  후보 누락·중복 없이 생성, 조건 검사, 올바른 결과 반환, 경계 조건과 복잡도 설명.</w:t>
-      </w:r>
-    </w:p>
-    <w:p>
-      <w:pPr>
-        <w:keepNext/>
-        <w:keepLines/>
-        <w:pageBreakBefore/>
-        <w:widowControl/>
-        <w:spacing w:before="0" w:after="120" w:line="276" w:lineRule="auto"/>
-      </w:pPr>
-      <w:r>
-        <w:rPr>
-          <w:rFonts w:ascii="맑은 고딕" w:hAnsi="맑은 고딕" w:eastAsia="맑은 고딕"/>
-          <w:b/>
-          <w:color w:val="000000"/>
-          <w:sz w:val="24"/>
-        </w:rPr>
-        <w:t>99  0 1 배낭 구현</w:t>
+        <w:t>99  0 1 배낭 구현  [알고리즘 작성]</w:t>
       </w:r>
     </w:p>
     <w:p>
@@ -29975,7 +28288,7 @@
           <w:color w:val="000000"/>
           <w:sz w:val="24"/>
         </w:rPr>
-        <w:t>100  회문만 골라내는 함수</w:t>
+        <w:t>100  개념 및 계산  [단답형]</w:t>
       </w:r>
     </w:p>
     <w:p>
@@ -30007,20 +28320,31 @@
           <w:rFonts w:ascii="맑은 고딕" w:hAnsi="맑은 고딕" w:eastAsia="맑은 고딕"/>
           <w:b w:val="0"/>
           <w:color w:val="000000"/>
+          <w:sz w:val="21"/>
+        </w:rPr>
+        <w:t>회문(palindrome)이 무엇인지 한 문장으로 쓰시오.</w:t>
+      </w:r>
+    </w:p>
+    <w:p>
+      <w:pPr>
+        <w:keepNext/>
+        <w:keepLines/>
+        <w:widowControl/>
+        <w:spacing w:before="0" w:after="120" w:line="276" w:lineRule="auto"/>
+      </w:pPr>
+      <w:r>
+        <w:rPr>
+          <w:rFonts w:ascii="맑은 고딕" w:hAnsi="맑은 고딕" w:eastAsia="맑은 고딕"/>
+          <w:b/>
+          <w:color w:val="000000"/>
           <w:sz w:val="22"/>
         </w:rPr>
-        <w:t>풀이 절차</w:t>
-        <w:br/>
-        <w:t>각 문자열의 left=0, right=길이−1로 시작한다.</w:t>
-        <w:br/>
-        <w:t>문자가 다르면 제외하고, 같으면 양끝을 안쪽으로 옮긴다.</w:t>
-        <w:br/>
-        <w:t>끝까지 통과한 문자열을 선택한다.</w:t>
-      </w:r>
-    </w:p>
-    <w:p>
-      <w:pPr>
-        <w:keepNext/>
+        <w:t>정답  앞에서 읽으나 뒤에서 읽으나 같은 문자열</w:t>
+      </w:r>
+    </w:p>
+    <w:p>
+      <w:pPr>
+        <w:keepNext w:val="0"/>
         <w:keepLines/>
         <w:widowControl/>
         <w:spacing w:before="0" w:after="120" w:line="276" w:lineRule="auto"/>
@@ -30032,41 +28356,7 @@
           <w:color w:val="000000"/>
           <w:sz w:val="21"/>
         </w:rPr>
-        <w:t>복잡도  전체 문자열 길이 합에 비례한 시간, 결과를 제외한 공간 O(1).</w:t>
-      </w:r>
-    </w:p>
-    <w:p>
-      <w:pPr>
-        <w:keepNext/>
-        <w:keepLines/>
-        <w:widowControl/>
-        <w:spacing w:before="0" w:after="120" w:line="276" w:lineRule="auto"/>
-      </w:pPr>
-      <w:r>
-        <w:rPr>
-          <w:rFonts w:ascii="맑은 고딕" w:hAnsi="맑은 고딕" w:eastAsia="맑은 고딕"/>
-          <w:b w:val="0"/>
-          <w:color w:val="000000"/>
-          <w:sz w:val="20"/>
-        </w:rPr>
-        <w:t>검증  [["level","hello","Racecar","noon","world"]] → ["level","noon"]; [["","a","Aa","aba"]] → ["","a","aba"]</w:t>
-      </w:r>
-    </w:p>
-    <w:p>
-      <w:pPr>
-        <w:keepNext w:val="0"/>
-        <w:keepLines/>
-        <w:widowControl/>
-        <w:spacing w:before="0" w:after="120" w:line="276" w:lineRule="auto"/>
-      </w:pPr>
-      <w:r>
-        <w:rPr>
-          <w:rFonts w:ascii="맑은 고딕" w:hAnsi="맑은 고딕" w:eastAsia="맑은 고딕"/>
-          <w:b w:val="0"/>
-          <w:color w:val="000000"/>
-          <w:sz w:val="19"/>
-        </w:rPr>
-        <w:t>평가 기준  후보 누락·중복 없이 생성, 조건 검사, 올바른 결과 반환, 경계 조건과 복잡도 설명.</w:t>
+        <w:t>level과 noon이 예이다. 양 끝의 문자를 차례로 비교하여 확인할 수 있다.</w:t>
       </w:r>
     </w:p>
     <w:sectPr>

--- a/data/알고리즘/2장_연습문제_100문항_알고리즘작성형.docx
+++ b/data/알고리즘/2장_연습문제_100문항_알고리즘작성형.docx
@@ -24781,7 +24781,7 @@
           <w:color w:val="000000"/>
           <w:sz w:val="21"/>
         </w:rPr>
-        <w:t>복잡도  고정 네 자리: 최악 10,000개 후보, 추가 공간 O(1).</w:t>
+        <w:t>복잡도  고정 네 자리: 최악 10,000개 후보.</w:t>
       </w:r>
     </w:p>
     <w:p>
@@ -25146,7 +25146,7 @@
           <w:color w:val="000000"/>
           <w:sz w:val="21"/>
         </w:rPr>
-        <w:t>복잡도  시간 O(n²), 결과 공간 O(n²).</w:t>
+        <w:t>복잡도  시간 O(n²).</w:t>
       </w:r>
     </w:p>
     <w:p>
@@ -25511,7 +25511,7 @@
           <w:color w:val="000000"/>
           <w:sz w:val="21"/>
         </w:rPr>
-        <w:t>복잡도  시간 O(n³), 추가 공간 O(1).</w:t>
+        <w:t>복잡도  시간 O(n³).</w:t>
       </w:r>
     </w:p>
     <w:p>
@@ -26458,7 +26458,7 @@
           <w:color w:val="000000"/>
           <w:sz w:val="21"/>
         </w:rPr>
-        <w:t>복잡도  시간 O(n²), 결과를 제외한 추가 공간 O(1).</w:t>
+        <w:t>복잡도  시간 O(n²).</w:t>
       </w:r>
     </w:p>
     <w:p>
@@ -26566,7 +26566,7 @@
           <w:color w:val="000000"/>
           <w:sz w:val="21"/>
         </w:rPr>
-        <w:t>복잡도  시간·전체 결과 공간 O(n·2ⁿ).</w:t>
+        <w:t>복잡도  시간 O(n·2ⁿ).</w:t>
       </w:r>
     </w:p>
     <w:p>
@@ -27273,7 +27273,7 @@
           <w:color w:val="000000"/>
           <w:sz w:val="21"/>
         </w:rPr>
-        <w:t>복잡도  후보 순서 (n−1)!개, 이 구현의 상한 O(n·(n−1)!), 재귀 공간 O(n).</w:t>
+        <w:t>복잡도  후보 순서 (n−1)!개, 이 구현의 상한 O(n·(n−1)!).</w:t>
       </w:r>
     </w:p>
     <w:p>
@@ -28237,7 +28237,7 @@
           <w:color w:val="000000"/>
           <w:sz w:val="21"/>
         </w:rPr>
-        <w:t>복잡도  시간 O(n·2ⁿ), 추가 공간 O(1).</w:t>
+        <w:t>복잡도  시간 O(n·2ⁿ).</w:t>
       </w:r>
     </w:p>
     <w:p>

--- a/data/알고리즘/2장_연습문제_100문항_알고리즘작성형.docx
+++ b/data/알고리즘/2장_연습문제_100문항_알고리즘작성형.docx
@@ -5175,7 +5175,7 @@
           <w:sz w:val="21"/>
           <w:szCs w:val="21"/>
         </w:rPr>
-        <w:t xml:space="preserve">27. </w:t>
+        <w:t xml:space="preserve">27. 4가지 맛 중 서로 다른 2가지 맛을 골라 더블 컵을 만든다. 담는 순서를 구별하지 않을 때 가능한 메뉴는 몇 가지인가?</w:t>
       </w:r>
       <w:r>
         <w:rPr>
@@ -5184,7 +5184,7 @@
           <w:sz w:val="21"/>
           <w:szCs w:val="21"/>
         </w:rPr>
-        <w:t xml:space="preserve">4가지 맛 중 2가지를 골라 더블 컵을 만들 때 가능한 메뉴의 가짓수는? (순서 무관)</w:t>
+        <w:t xml:space="preserve"/>
       </w:r>
     </w:p>
     <w:p>
@@ -7726,7 +7726,7 @@
           <w:sz w:val="21"/>
           <w:szCs w:val="21"/>
         </w:rPr>
-        <w:t xml:space="preserve">44. </w:t>
+        <w:t xml:space="preserve">44. 서로 다른 원소 10개를 모두 나열하는 순열은 10!개다. 원소가 11개가 되면 순열 수는 몇 배가 되는가?</w:t>
       </w:r>
       <w:r>
         <w:rPr>
@@ -7735,82 +7735,82 @@
           <w:sz w:val="21"/>
           <w:szCs w:val="21"/>
         </w:rPr>
-        <w:t xml:space="preserve">10! 의 값에 가장 가까운 것은?</w:t>
-      </w:r>
-    </w:p>
-    <w:p>
-      <w:pPr>
-        <w:spacing w:after="20" w:line="276"/>
-        <w:ind w:left="760" w:hanging="320"/>
-      </w:pPr>
-      <w:r>
-        <w:rPr>
-          <w:rFonts w:ascii="Malgun Gothic" w:cs="Malgun Gothic" w:eastAsia="Malgun Gothic" w:hAnsi="Malgun Gothic"/>
-          <w:color w:val="1A1A2E"/>
-          <w:sz w:val="20"/>
-          <w:szCs w:val="20"/>
-        </w:rPr>
-        <w:t xml:space="preserve">① 약 1,024</w:t>
-      </w:r>
-    </w:p>
-    <w:p>
-      <w:pPr>
-        <w:spacing w:after="20" w:line="276"/>
-        <w:ind w:left="760" w:hanging="320"/>
-      </w:pPr>
-      <w:r>
-        <w:rPr>
-          <w:rFonts w:ascii="Malgun Gothic" w:cs="Malgun Gothic" w:eastAsia="Malgun Gothic" w:hAnsi="Malgun Gothic"/>
-          <w:color w:val="1A1A2E"/>
-          <w:sz w:val="20"/>
-          <w:szCs w:val="20"/>
-        </w:rPr>
-        <w:t xml:space="preserve">② 약 360만</w:t>
-      </w:r>
-    </w:p>
-    <w:p>
-      <w:pPr>
-        <w:spacing w:after="20" w:line="276"/>
-        <w:ind w:left="760" w:hanging="320"/>
-      </w:pPr>
-      <w:r>
-        <w:rPr>
-          <w:rFonts w:ascii="Malgun Gothic" w:cs="Malgun Gothic" w:eastAsia="Malgun Gothic" w:hAnsi="Malgun Gothic"/>
-          <w:color w:val="1A1A2E"/>
-          <w:sz w:val="20"/>
-          <w:szCs w:val="20"/>
-        </w:rPr>
-        <w:t xml:space="preserve">③ 약 10만</w:t>
-      </w:r>
-    </w:p>
-    <w:p>
-      <w:pPr>
-        <w:spacing w:after="20" w:line="276"/>
-        <w:ind w:left="760" w:hanging="320"/>
-      </w:pPr>
-      <w:r>
-        <w:rPr>
-          <w:rFonts w:ascii="Malgun Gothic" w:cs="Malgun Gothic" w:eastAsia="Malgun Gothic" w:hAnsi="Malgun Gothic"/>
-          <w:color w:val="1A1A2E"/>
-          <w:sz w:val="20"/>
-          <w:szCs w:val="20"/>
-        </w:rPr>
-        <w:t xml:space="preserve">④ 약 1억</w:t>
-      </w:r>
-    </w:p>
-    <w:p>
-      <w:pPr>
-        <w:spacing w:after="20" w:line="276"/>
-        <w:ind w:left="760" w:hanging="320"/>
-      </w:pPr>
-      <w:r>
-        <w:rPr>
-          <w:rFonts w:ascii="Malgun Gothic" w:cs="Malgun Gothic" w:eastAsia="Malgun Gothic" w:hAnsi="Malgun Gothic"/>
-          <w:color w:val="1A1A2E"/>
-          <w:sz w:val="20"/>
-          <w:szCs w:val="20"/>
-        </w:rPr>
-        <w:t xml:space="preserve">⑤ 약 100억</w:t>
+        <w:t xml:space="preserve"/>
+      </w:r>
+    </w:p>
+    <w:p>
+      <w:pPr>
+        <w:spacing w:after="20" w:line="276"/>
+        <w:ind w:left="760" w:hanging="320"/>
+      </w:pPr>
+      <w:r>
+        <w:rPr>
+          <w:rFonts w:ascii="Malgun Gothic" w:cs="Malgun Gothic" w:eastAsia="Malgun Gothic" w:hAnsi="Malgun Gothic"/>
+          <w:color w:val="1A1A2E"/>
+          <w:sz w:val="20"/>
+          <w:szCs w:val="20"/>
+        </w:rPr>
+        <w:t xml:space="preserve">① 2배</w:t>
+      </w:r>
+    </w:p>
+    <w:p>
+      <w:pPr>
+        <w:spacing w:after="20" w:line="276"/>
+        <w:ind w:left="760" w:hanging="320"/>
+      </w:pPr>
+      <w:r>
+        <w:rPr>
+          <w:rFonts w:ascii="Malgun Gothic" w:cs="Malgun Gothic" w:eastAsia="Malgun Gothic" w:hAnsi="Malgun Gothic"/>
+          <w:color w:val="1A1A2E"/>
+          <w:sz w:val="20"/>
+          <w:szCs w:val="20"/>
+        </w:rPr>
+        <w:t xml:space="preserve">② 11배</w:t>
+      </w:r>
+    </w:p>
+    <w:p>
+      <w:pPr>
+        <w:spacing w:after="20" w:line="276"/>
+        <w:ind w:left="760" w:hanging="320"/>
+      </w:pPr>
+      <w:r>
+        <w:rPr>
+          <w:rFonts w:ascii="Malgun Gothic" w:cs="Malgun Gothic" w:eastAsia="Malgun Gothic" w:hAnsi="Malgun Gothic"/>
+          <w:color w:val="1A1A2E"/>
+          <w:sz w:val="20"/>
+          <w:szCs w:val="20"/>
+        </w:rPr>
+        <w:t xml:space="preserve">③ 10배</w:t>
+      </w:r>
+    </w:p>
+    <w:p>
+      <w:pPr>
+        <w:spacing w:after="20" w:line="276"/>
+        <w:ind w:left="760" w:hanging="320"/>
+      </w:pPr>
+      <w:r>
+        <w:rPr>
+          <w:rFonts w:ascii="Malgun Gothic" w:cs="Malgun Gothic" w:eastAsia="Malgun Gothic" w:hAnsi="Malgun Gothic"/>
+          <w:color w:val="1A1A2E"/>
+          <w:sz w:val="20"/>
+          <w:szCs w:val="20"/>
+        </w:rPr>
+        <w:t xml:space="preserve">④ 100배</w:t>
+      </w:r>
+    </w:p>
+    <w:p>
+      <w:pPr>
+        <w:spacing w:after="20" w:line="276"/>
+        <w:ind w:left="760" w:hanging="320"/>
+      </w:pPr>
+      <w:r>
+        <w:rPr>
+          <w:rFonts w:ascii="Malgun Gothic" w:cs="Malgun Gothic" w:eastAsia="Malgun Gothic" w:hAnsi="Malgun Gothic"/>
+          <w:color w:val="1A1A2E"/>
+          <w:sz w:val="20"/>
+          <w:szCs w:val="20"/>
+        </w:rPr>
+        <w:t xml:space="preserve">⑤ 121배</w:t>
       </w:r>
     </w:p>
     <w:p>
@@ -8029,7 +8029,7 @@
           <w:sz w:val="21"/>
           <w:szCs w:val="21"/>
         </w:rPr>
-        <w:t xml:space="preserve">47. </w:t>
+        <w:t xml:space="preserve">47. 서로 다른 도시 4개의 방문 순서를 모두 나열한다. 출발 도시는 고정하지 않으며, 역순도 다른 순서로 센다. 가능한 순서는 몇 가지인가?</w:t>
       </w:r>
       <w:r>
         <w:rPr>
@@ -8038,7 +8038,7 @@
           <w:sz w:val="21"/>
           <w:szCs w:val="21"/>
         </w:rPr>
-        <w:t xml:space="preserve">네 개의 도시를 한 번씩 방문하는 경로를 모두 나열하면 몇 가지인가?</w:t>
+        <w:t xml:space="preserve"/>
       </w:r>
     </w:p>
     <w:p>
@@ -8551,7 +8551,7 @@
           <w:sz w:val="21"/>
           <w:szCs w:val="21"/>
         </w:rPr>
-        <w:t xml:space="preserve">52. </w:t>
+        <w:t xml:space="preserve">52. 양의 정수들에서 합이 10인 부분집합을 찾는다. 원소를 하나씩 고를 때 백트래킹으로 불필요한 탐색을 줄일 수 있는 이유는?</w:t>
       </w:r>
       <w:r>
         <w:rPr>
@@ -8560,7 +8560,7 @@
           <w:sz w:val="21"/>
           <w:szCs w:val="21"/>
         </w:rPr>
-        <w:t xml:space="preserve">합이 10인 부분집합을 찾을 때 백트래킹이 완전 탐색보다 빠른 이유는?</w:t>
+        <w:t xml:space="preserve"/>
       </w:r>
     </w:p>
     <w:p>
@@ -9675,7 +9675,7 @@
           <w:sz w:val="21"/>
           <w:szCs w:val="21"/>
         </w:rPr>
-        <w:t xml:space="preserve">59. </w:t>
+        <w:t xml:space="preserve">59. 서로 다른 원소 6개에서 순서 없이 3개를 고른다. 같은 원소는 두 번 고르지 않는다. 확인할 조합은 몇 가지인가?</w:t>
       </w:r>
       <w:r>
         <w:rPr>
@@ -9684,82 +9684,82 @@
           <w:sz w:val="21"/>
           <w:szCs w:val="21"/>
         </w:rPr>
-        <w:t xml:space="preserve">N개의 원소 중 3개를 고르는 완전 탐색을 N = 100 에서 수행할 때 확인해야 할 경우의 수는?</w:t>
-      </w:r>
-    </w:p>
-    <w:p>
-      <w:pPr>
-        <w:spacing w:after="20" w:line="276"/>
-        <w:ind w:left="760" w:hanging="320"/>
-      </w:pPr>
-      <w:r>
-        <w:rPr>
-          <w:rFonts w:ascii="Malgun Gothic" w:cs="Malgun Gothic" w:eastAsia="Malgun Gothic" w:hAnsi="Malgun Gothic"/>
-          <w:color w:val="1A1A2E"/>
-          <w:sz w:val="20"/>
-          <w:szCs w:val="20"/>
-        </w:rPr>
-        <w:t xml:space="preserve">① 약 1억 가지</w:t>
-      </w:r>
-    </w:p>
-    <w:p>
-      <w:pPr>
-        <w:spacing w:after="20" w:line="276"/>
-        <w:ind w:left="760" w:hanging="320"/>
-      </w:pPr>
-      <w:r>
-        <w:rPr>
-          <w:rFonts w:ascii="Malgun Gothic" w:cs="Malgun Gothic" w:eastAsia="Malgun Gothic" w:hAnsi="Malgun Gothic"/>
-          <w:color w:val="1A1A2E"/>
-          <w:sz w:val="20"/>
-          <w:szCs w:val="20"/>
-        </w:rPr>
-        <w:t xml:space="preserve">② 약 100만 가지</w:t>
-      </w:r>
-    </w:p>
-    <w:p>
-      <w:pPr>
-        <w:spacing w:after="20" w:line="276"/>
-        <w:ind w:left="760" w:hanging="320"/>
-      </w:pPr>
-      <w:r>
-        <w:rPr>
-          <w:rFonts w:ascii="Malgun Gothic" w:cs="Malgun Gothic" w:eastAsia="Malgun Gothic" w:hAnsi="Malgun Gothic"/>
-          <w:color w:val="1A1A2E"/>
-          <w:sz w:val="20"/>
-          <w:szCs w:val="20"/>
-        </w:rPr>
-        <w:t xml:space="preserve">③ 약 300가지</w:t>
-      </w:r>
-    </w:p>
-    <w:p>
-      <w:pPr>
-        <w:spacing w:after="20" w:line="276"/>
-        <w:ind w:left="760" w:hanging="320"/>
-      </w:pPr>
-      <w:r>
-        <w:rPr>
-          <w:rFonts w:ascii="Malgun Gothic" w:cs="Malgun Gothic" w:eastAsia="Malgun Gothic" w:hAnsi="Malgun Gothic"/>
-          <w:color w:val="1A1A2E"/>
-          <w:sz w:val="20"/>
-          <w:szCs w:val="20"/>
-        </w:rPr>
-        <w:t xml:space="preserve">④ 약 16만 가지</w:t>
-      </w:r>
-    </w:p>
-    <w:p>
-      <w:pPr>
-        <w:spacing w:after="20" w:line="276"/>
-        <w:ind w:left="760" w:hanging="320"/>
-      </w:pPr>
-      <w:r>
-        <w:rPr>
-          <w:rFonts w:ascii="Malgun Gothic" w:cs="Malgun Gothic" w:eastAsia="Malgun Gothic" w:hAnsi="Malgun Gothic"/>
-          <w:color w:val="1A1A2E"/>
-          <w:sz w:val="20"/>
-          <w:szCs w:val="20"/>
-        </w:rPr>
-        <w:t xml:space="preserve">⑤ 약 100가지</w:t>
+        <w:t xml:space="preserve"/>
+      </w:r>
+    </w:p>
+    <w:p>
+      <w:pPr>
+        <w:spacing w:after="20" w:line="276"/>
+        <w:ind w:left="760" w:hanging="320"/>
+      </w:pPr>
+      <w:r>
+        <w:rPr>
+          <w:rFonts w:ascii="Malgun Gothic" w:cs="Malgun Gothic" w:eastAsia="Malgun Gothic" w:hAnsi="Malgun Gothic"/>
+          <w:color w:val="1A1A2E"/>
+          <w:sz w:val="20"/>
+          <w:szCs w:val="20"/>
+        </w:rPr>
+        <w:t xml:space="preserve">① 6가지</w:t>
+      </w:r>
+    </w:p>
+    <w:p>
+      <w:pPr>
+        <w:spacing w:after="20" w:line="276"/>
+        <w:ind w:left="760" w:hanging="320"/>
+      </w:pPr>
+      <w:r>
+        <w:rPr>
+          <w:rFonts w:ascii="Malgun Gothic" w:cs="Malgun Gothic" w:eastAsia="Malgun Gothic" w:hAnsi="Malgun Gothic"/>
+          <w:color w:val="1A1A2E"/>
+          <w:sz w:val="20"/>
+          <w:szCs w:val="20"/>
+        </w:rPr>
+        <w:t xml:space="preserve">② 18가지</w:t>
+      </w:r>
+    </w:p>
+    <w:p>
+      <w:pPr>
+        <w:spacing w:after="20" w:line="276"/>
+        <w:ind w:left="760" w:hanging="320"/>
+      </w:pPr>
+      <w:r>
+        <w:rPr>
+          <w:rFonts w:ascii="Malgun Gothic" w:cs="Malgun Gothic" w:eastAsia="Malgun Gothic" w:hAnsi="Malgun Gothic"/>
+          <w:color w:val="1A1A2E"/>
+          <w:sz w:val="20"/>
+          <w:szCs w:val="20"/>
+        </w:rPr>
+        <w:t xml:space="preserve">③ 120가지</w:t>
+      </w:r>
+    </w:p>
+    <w:p>
+      <w:pPr>
+        <w:spacing w:after="20" w:line="276"/>
+        <w:ind w:left="760" w:hanging="320"/>
+      </w:pPr>
+      <w:r>
+        <w:rPr>
+          <w:rFonts w:ascii="Malgun Gothic" w:cs="Malgun Gothic" w:eastAsia="Malgun Gothic" w:hAnsi="Malgun Gothic"/>
+          <w:color w:val="1A1A2E"/>
+          <w:sz w:val="20"/>
+          <w:szCs w:val="20"/>
+        </w:rPr>
+        <w:t xml:space="preserve">④ 20가지</w:t>
+      </w:r>
+    </w:p>
+    <w:p>
+      <w:pPr>
+        <w:spacing w:after="20" w:line="276"/>
+        <w:ind w:left="760" w:hanging="320"/>
+      </w:pPr>
+      <w:r>
+        <w:rPr>
+          <w:rFonts w:ascii="Malgun Gothic" w:cs="Malgun Gothic" w:eastAsia="Malgun Gothic" w:hAnsi="Malgun Gothic"/>
+          <w:color w:val="1A1A2E"/>
+          <w:sz w:val="20"/>
+          <w:szCs w:val="20"/>
+        </w:rPr>
+        <w:t xml:space="preserve">⑤ 216가지</w:t>
       </w:r>
     </w:p>
     <w:p>
@@ -11947,7 +11947,7 @@
           <w:color w:val="000000"/>
           <w:sz w:val="22"/>
         </w:rPr>
-        <w:t>n=5일 때 n!, 2ⁿ, nⁿ의 값을 각각 쓰시오.</w:t>
+        <w:t>n=3일 때 n!, 2ⁿ, nⁿ의 값을 각각 쓰시오.</w:t>
       </w:r>
     </w:p>
     <w:p>
@@ -12084,7 +12084,7 @@
           <w:color w:val="000000"/>
           <w:sz w:val="22"/>
         </w:rPr>
-        <w:t>원소가 30개인 집합의 부분집합 개수는 대략 얼마인지 쓰시오.</w:t>
+        <w:t>원소가 30개인 집합의 부분집합 개수를 거듭제곱식으로 쓰시오. 십진수로 계산하지 않아도 된다.</w:t>
       </w:r>
     </w:p>
     <w:p>
@@ -12323,7 +12323,7 @@
           <w:color w:val="000000"/>
           <w:sz w:val="22"/>
         </w:rPr>
-        <w:t>후보를 최대 1,048,576개 검사할 수 있다. 부분집합 후보가 2ⁿ개이면 가능한 n의 최댓값은 얼마인가?</w:t>
+        <w:t>후보를 최대 1,048,576개 검사할 수 있다. 부분집합 후보가 2ⁿ개일 때 가능한 n의 최댓값은? 참고: 2²⁰=1,048,576이며 n이 1 늘면 후보 수는 2배다.</w:t>
       </w:r>
     </w:p>
     <w:p>
@@ -12392,7 +12392,7 @@
           <w:color w:val="000000"/>
           <w:sz w:val="22"/>
         </w:rPr>
-        <w:t>후보를 최대 1,000만 개 검사할 수 있다. 전체 순열 후보가 n!개이면 가능한 n의 최댓값은 얼마인가?</w:t>
+        <w:t>후보를 최대 1,000만 개 검사할 수 있다. 전체 순열 후보가 n!개일 때 가능한 n의 최댓값은? 참고: 10!=3,628,800, 11!=39,916,800이다.</w:t>
       </w:r>
     </w:p>
     <w:p>
@@ -18100,18 +18100,18 @@
           <w:sz w:val="20"/>
           <w:szCs w:val="20"/>
         </w:rPr>
-        <w:t xml:space="preserve">27. </w:t>
-      </w:r>
-      <w:r>
-        <w:rPr>
-          <w:rFonts w:ascii="Malgun Gothic" w:cs="Malgun Gothic" w:eastAsia="Malgun Gothic" w:hAnsi="Malgun Gothic"/>
-          <w:b/>
-          <w:bCs/>
-          <w:color w:val="1A1A2E"/>
-          <w:sz w:val="20"/>
-          <w:szCs w:val="20"/>
-        </w:rPr>
-        <w:t xml:space="preserve">4가지 맛 중 2가지를 골라 더블 컵을 만들 때 가능한 메뉴의 가짓수는? (순서 무관)</w:t>
+        <w:t xml:space="preserve">27. 4가지 맛 중 서로 다른 2가지 맛을 골라 더블 컵을 만든다. 담는 순서를 구별하지 않을 때 가능한 메뉴는 몇 가지인가?</w:t>
+      </w:r>
+      <w:r>
+        <w:rPr>
+          <w:rFonts w:ascii="Malgun Gothic" w:cs="Malgun Gothic" w:eastAsia="Malgun Gothic" w:hAnsi="Malgun Gothic"/>
+          <w:b/>
+          <w:bCs/>
+          <w:color w:val="1A1A2E"/>
+          <w:sz w:val="20"/>
+          <w:szCs w:val="20"/>
+        </w:rPr>
+        <w:t xml:space="preserve"/>
       </w:r>
     </w:p>
     <w:p>
@@ -18230,7 +18230,7 @@
           <w:sz w:val="19"/>
           <w:szCs w:val="19"/>
         </w:rPr>
-        <w:t xml:space="preserve">해설  </w:t>
+        <w:t xml:space="preserve">해설  서로 다른 두 맛을 고르므로 4×3÷2=6가지다. 같은 맛을 두 번 고르는 경우는 제외한다.</w:t>
       </w:r>
       <w:r>
         <w:rPr>
@@ -18239,7 +18239,7 @@
           <w:sz w:val="19"/>
           <w:szCs w:val="19"/>
         </w:rPr>
-        <w:t xml:space="preserve">4C2 = (4 × 3) / (2 × 1) = 6가지다. 순서를 구별했다면 4P2 = 12가지가 되지만, 초코·바닐라와 바닐라·초코는 같은 메뉴이므로 조합으로 센다.</w:t>
+        <w:t xml:space="preserve"/>
       </w:r>
     </w:p>
     <w:p>
@@ -21552,18 +21552,18 @@
           <w:sz w:val="20"/>
           <w:szCs w:val="20"/>
         </w:rPr>
-        <w:t xml:space="preserve">44. </w:t>
-      </w:r>
-      <w:r>
-        <w:rPr>
-          <w:rFonts w:ascii="Malgun Gothic" w:cs="Malgun Gothic" w:eastAsia="Malgun Gothic" w:hAnsi="Malgun Gothic"/>
-          <w:b/>
-          <w:bCs/>
-          <w:color w:val="1A1A2E"/>
-          <w:sz w:val="20"/>
-          <w:szCs w:val="20"/>
-        </w:rPr>
-        <w:t xml:space="preserve">10! 의 값에 가장 가까운 것은?</w:t>
+        <w:t xml:space="preserve">44. 서로 다른 원소 10개를 모두 나열하는 순열은 10!개다. 원소가 11개가 되면 순열 수는 몇 배가 되는가?</w:t>
+      </w:r>
+      <w:r>
+        <w:rPr>
+          <w:rFonts w:ascii="Malgun Gothic" w:cs="Malgun Gothic" w:eastAsia="Malgun Gothic" w:hAnsi="Malgun Gothic"/>
+          <w:b/>
+          <w:bCs/>
+          <w:color w:val="1A1A2E"/>
+          <w:sz w:val="20"/>
+          <w:szCs w:val="20"/>
+        </w:rPr>
+        <w:t xml:space="preserve"/>
       </w:r>
     </w:p>
     <w:p>
@@ -21580,7 +21580,7 @@
           <w:sz w:val="19"/>
           <w:szCs w:val="19"/>
         </w:rPr>
-        <w:t xml:space="preserve">① 약 1,024</w:t>
+        <w:t xml:space="preserve">① 2배</w:t>
       </w:r>
     </w:p>
     <w:p>
@@ -21597,7 +21597,7 @@
           <w:sz w:val="19"/>
           <w:szCs w:val="19"/>
         </w:rPr>
-        <w:t xml:space="preserve">② 약 360만</w:t>
+        <w:t xml:space="preserve">② 11배</w:t>
       </w:r>
     </w:p>
     <w:p>
@@ -21614,7 +21614,7 @@
           <w:sz w:val="19"/>
           <w:szCs w:val="19"/>
         </w:rPr>
-        <w:t xml:space="preserve">③ 약 10만</w:t>
+        <w:t xml:space="preserve">③ 10배</w:t>
       </w:r>
     </w:p>
     <w:p>
@@ -21631,7 +21631,7 @@
           <w:sz w:val="19"/>
           <w:szCs w:val="19"/>
         </w:rPr>
-        <w:t xml:space="preserve">④ 약 1억</w:t>
+        <w:t xml:space="preserve">④ 100배</w:t>
       </w:r>
     </w:p>
     <w:p>
@@ -21648,7 +21648,7 @@
           <w:sz w:val="19"/>
           <w:szCs w:val="19"/>
         </w:rPr>
-        <w:t xml:space="preserve">⑤ 약 100억</w:t>
+        <w:t xml:space="preserve">⑤ 121배</w:t>
       </w:r>
     </w:p>
     <w:p>
@@ -21682,7 +21682,7 @@
           <w:sz w:val="19"/>
           <w:szCs w:val="19"/>
         </w:rPr>
-        <w:t xml:space="preserve">해설  </w:t>
+        <w:t xml:space="preserve">해설  11!=11×10!이므로 11배다. 10!의 십진수 값을 외우거나 계산할 필요는 없다.</w:t>
       </w:r>
       <w:r>
         <w:rPr>
@@ -21691,7 +21691,7 @@
           <w:sz w:val="19"/>
           <w:szCs w:val="19"/>
         </w:rPr>
-        <w:t xml:space="preserve">10! = 3,628,800으로 약 360만이다. 같은 n에서 2¹⁰ 은 1,024에 불과하므로 팩토리얼이 지수보다 훨씬 빠르게 커진다는 것을 알 수 있다.</w:t>
+        <w:t xml:space="preserve"/>
       </w:r>
     </w:p>
     <w:p>
@@ -22020,18 +22020,18 @@
           <w:sz w:val="20"/>
           <w:szCs w:val="20"/>
         </w:rPr>
-        <w:t xml:space="preserve">47. </w:t>
-      </w:r>
-      <w:r>
-        <w:rPr>
-          <w:rFonts w:ascii="Malgun Gothic" w:cs="Malgun Gothic" w:eastAsia="Malgun Gothic" w:hAnsi="Malgun Gothic"/>
-          <w:b/>
-          <w:bCs/>
-          <w:color w:val="1A1A2E"/>
-          <w:sz w:val="20"/>
-          <w:szCs w:val="20"/>
-        </w:rPr>
-        <w:t xml:space="preserve">네 개의 도시를 한 번씩 방문하는 경로를 모두 나열하면 몇 가지인가?</w:t>
+        <w:t xml:space="preserve">47. 서로 다른 도시 4개의 방문 순서를 모두 나열한다. 출발 도시는 고정하지 않으며, 역순도 다른 순서로 센다. 가능한 순서는 몇 가지인가?</w:t>
+      </w:r>
+      <w:r>
+        <w:rPr>
+          <w:rFonts w:ascii="Malgun Gothic" w:cs="Malgun Gothic" w:eastAsia="Malgun Gothic" w:hAnsi="Malgun Gothic"/>
+          <w:b/>
+          <w:bCs/>
+          <w:color w:val="1A1A2E"/>
+          <w:sz w:val="20"/>
+          <w:szCs w:val="20"/>
+        </w:rPr>
+        <w:t xml:space="preserve"/>
       </w:r>
     </w:p>
     <w:p>
@@ -22150,7 +22150,7 @@
           <w:sz w:val="19"/>
           <w:szCs w:val="19"/>
         </w:rPr>
-        <w:t xml:space="preserve">해설  </w:t>
+        <w:t xml:space="preserve">해설  첫 도시 4가지, 다음 3가지, 다음 2가지, 마지막 1가지이므로 4!=24가지다.</w:t>
       </w:r>
       <w:r>
         <w:rPr>
@@ -22159,7 +22159,7 @@
           <w:sz w:val="19"/>
           <w:szCs w:val="19"/>
         </w:rPr>
-        <w:t xml:space="preserve">4! = 4 × 3 × 2 × 1 = 24가지다. 출발 도시를 고정하면 3! = 6가지로 줄고, 방향을 구별하지 않으면 3가지까지 줄어든다.</w:t>
+        <w:t xml:space="preserve"/>
       </w:r>
     </w:p>
     <w:p>
@@ -22800,18 +22800,18 @@
           <w:sz w:val="20"/>
           <w:szCs w:val="20"/>
         </w:rPr>
-        <w:t xml:space="preserve">52. </w:t>
-      </w:r>
-      <w:r>
-        <w:rPr>
-          <w:rFonts w:ascii="Malgun Gothic" w:cs="Malgun Gothic" w:eastAsia="Malgun Gothic" w:hAnsi="Malgun Gothic"/>
-          <w:b/>
-          <w:bCs/>
-          <w:color w:val="1A1A2E"/>
-          <w:sz w:val="20"/>
-          <w:szCs w:val="20"/>
-        </w:rPr>
-        <w:t xml:space="preserve">합이 10인 부분집합을 찾을 때 백트래킹이 완전 탐색보다 빠른 이유는?</w:t>
+        <w:t xml:space="preserve">52. 양의 정수들에서 합이 10인 부분집합을 찾는다. 원소를 하나씩 고를 때 백트래킹으로 불필요한 탐색을 줄일 수 있는 이유는?</w:t>
+      </w:r>
+      <w:r>
+        <w:rPr>
+          <w:rFonts w:ascii="Malgun Gothic" w:cs="Malgun Gothic" w:eastAsia="Malgun Gothic" w:hAnsi="Malgun Gothic"/>
+          <w:b/>
+          <w:bCs/>
+          <w:color w:val="1A1A2E"/>
+          <w:sz w:val="20"/>
+          <w:szCs w:val="20"/>
+        </w:rPr>
+        <w:t xml:space="preserve"/>
       </w:r>
     </w:p>
     <w:p>
@@ -22930,7 +22930,7 @@
           <w:sz w:val="19"/>
           <w:szCs w:val="19"/>
         </w:rPr>
-        <w:t xml:space="preserve">해설  </w:t>
+        <w:t xml:space="preserve">해설  원소가 모두 양수라서 합이 10을 넘으면 원소를 더 골라도 10으로 줄어들지 않는다. 따라서 그 갈래를 중단할 수 있다.</w:t>
       </w:r>
       <w:r>
         <w:rPr>
@@ -22939,7 +22939,7 @@
           <w:sz w:val="19"/>
           <w:szCs w:val="19"/>
         </w:rPr>
-        <w:t xml:space="preserve">완전 탐색은 합이 100을 넘어가도 부분집합을 끝까지 완성한 뒤에야 검사한다. 백트래킹은 중간에 가망이 없다고 판단되면 즉시 되돌아간다. 계산 결과를 저장하는 것은 동적 계획법이다.</w:t>
+        <w:t xml:space="preserve"/>
       </w:r>
     </w:p>
     <w:p>
@@ -24292,18 +24292,18 @@
           <w:sz w:val="20"/>
           <w:szCs w:val="20"/>
         </w:rPr>
-        <w:t xml:space="preserve">59. </w:t>
-      </w:r>
-      <w:r>
-        <w:rPr>
-          <w:rFonts w:ascii="Malgun Gothic" w:cs="Malgun Gothic" w:eastAsia="Malgun Gothic" w:hAnsi="Malgun Gothic"/>
-          <w:b/>
-          <w:bCs/>
-          <w:color w:val="1A1A2E"/>
-          <w:sz w:val="20"/>
-          <w:szCs w:val="20"/>
-        </w:rPr>
-        <w:t xml:space="preserve">N개의 원소 중 3개를 고르는 완전 탐색을 N = 100 에서 수행할 때 확인해야 할 경우의 수는?</w:t>
+        <w:t xml:space="preserve">59. 서로 다른 원소 6개에서 순서 없이 3개를 고른다. 같은 원소는 두 번 고르지 않는다. 확인할 조합은 몇 가지인가?</w:t>
+      </w:r>
+      <w:r>
+        <w:rPr>
+          <w:rFonts w:ascii="Malgun Gothic" w:cs="Malgun Gothic" w:eastAsia="Malgun Gothic" w:hAnsi="Malgun Gothic"/>
+          <w:b/>
+          <w:bCs/>
+          <w:color w:val="1A1A2E"/>
+          <w:sz w:val="20"/>
+          <w:szCs w:val="20"/>
+        </w:rPr>
+        <w:t xml:space="preserve"/>
       </w:r>
     </w:p>
     <w:p>
@@ -24320,7 +24320,7 @@
           <w:sz w:val="19"/>
           <w:szCs w:val="19"/>
         </w:rPr>
-        <w:t xml:space="preserve">① 약 1억 가지</w:t>
+        <w:t xml:space="preserve">① 6가지</w:t>
       </w:r>
     </w:p>
     <w:p>
@@ -24337,7 +24337,7 @@
           <w:sz w:val="19"/>
           <w:szCs w:val="19"/>
         </w:rPr>
-        <w:t xml:space="preserve">② 약 100만 가지</w:t>
+        <w:t xml:space="preserve">② 18가지</w:t>
       </w:r>
     </w:p>
     <w:p>
@@ -24354,7 +24354,7 @@
           <w:sz w:val="19"/>
           <w:szCs w:val="19"/>
         </w:rPr>
-        <w:t xml:space="preserve">③ 약 300가지</w:t>
+        <w:t xml:space="preserve">③ 120가지</w:t>
       </w:r>
     </w:p>
     <w:p>
@@ -24371,7 +24371,7 @@
           <w:sz w:val="19"/>
           <w:szCs w:val="19"/>
         </w:rPr>
-        <w:t xml:space="preserve">④ 약 16만 가지</w:t>
+        <w:t xml:space="preserve">④ 20가지</w:t>
       </w:r>
     </w:p>
     <w:p>
@@ -24388,7 +24388,7 @@
           <w:sz w:val="19"/>
           <w:szCs w:val="19"/>
         </w:rPr>
-        <w:t xml:space="preserve">⑤ 약 100가지</w:t>
+        <w:t xml:space="preserve">⑤ 216가지</w:t>
       </w:r>
     </w:p>
     <w:p>
@@ -24422,7 +24422,7 @@
           <w:sz w:val="19"/>
           <w:szCs w:val="19"/>
         </w:rPr>
-        <w:t xml:space="preserve">해설  </w:t>
+        <w:t xml:space="preserve">해설  6×5×4를 같은 세 원소의 나열 순서 3×2×1로 나누면 20가지다.</w:t>
       </w:r>
       <w:r>
         <w:rPr>
@@ -24431,7 +24431,7 @@
           <w:sz w:val="19"/>
           <w:szCs w:val="19"/>
         </w:rPr>
-        <w:t xml:space="preserve">100C3 = (100 × 99 × 98) / 6 = 161,700가지다. 수십만 번은 현재 컴퓨터로 충분히 안전한 범위이므로 완전 탐색을 적용할 수 있다.</w:t>
+        <w:t xml:space="preserve"/>
       </w:r>
     </w:p>
     <w:p>
@@ -26994,7 +26994,7 @@
           <w:color w:val="000000"/>
           <w:sz w:val="21"/>
         </w:rPr>
-        <w:t>n=5일 때 n!, 2ⁿ, nⁿ의 값을 각각 쓰시오.</w:t>
+        <w:t>n=3일 때 n!, 2ⁿ, nⁿ의 값을 각각 쓰시오.</w:t>
       </w:r>
     </w:p>
     <w:p>
@@ -27011,7 +27011,7 @@
           <w:color w:val="000000"/>
           <w:sz w:val="22"/>
         </w:rPr>
-        <w:t>정답  120, 32, 3,125</w:t>
+        <w:t>정답  6, 8, 27</w:t>
       </w:r>
     </w:p>
     <w:p>
@@ -27028,7 +27028,7 @@
           <w:color w:val="000000"/>
           <w:sz w:val="21"/>
         </w:rPr>
-        <w:t>5!=5×4×3×2×1, 2⁵=32, 5⁵=3,125이다.</w:t>
+        <w:t>3!=3×2×1=6, 2³=8, 3³=27이다.</w:t>
       </w:r>
     </w:p>
     <w:p>
@@ -27096,7 +27096,7 @@
           <w:color w:val="000000"/>
           <w:sz w:val="22"/>
         </w:rPr>
-        <w:t>정답  1억 가지 (10⁸)</w:t>
+        <w:t>정답  6, 8, 27</w:t>
       </w:r>
     </w:p>
     <w:p>
@@ -27165,7 +27165,7 @@
           <w:color w:val="000000"/>
           <w:sz w:val="21"/>
         </w:rPr>
-        <w:t>원소가 30개인 집합의 부분집합 개수는 대략 얼마인지 쓰시오.</w:t>
+        <w:t>원소가 30개인 집합의 부분집합 개수를 거듭제곱식으로 쓰시오. 십진수로 계산하지 않아도 된다.</w:t>
       </w:r>
     </w:p>
     <w:p>
@@ -27182,7 +27182,7 @@
           <w:color w:val="000000"/>
           <w:sz w:val="22"/>
         </w:rPr>
-        <w:t>정답  약 10억 개 (2³⁰ ≈ 1.07 × 10⁹)</w:t>
+        <w:t>정답  2³⁰개</w:t>
       </w:r>
     </w:p>
     <w:p>
@@ -27199,7 +27199,7 @@
           <w:color w:val="000000"/>
           <w:sz w:val="21"/>
         </w:rPr>
-        <w:t>원소가 20개일 때 약 100만이던 것이 30개에서 약 10억이 된다. 원소 10개가 늘었을 뿐인데 1,000배가 된 것이다.</w:t>
+        <w:t>각 원소를 포함하거나 제외하는 두 선택이 있으므로 2를 30번 곱한 2³⁰개이다.</w:t>
       </w:r>
     </w:p>
     <w:p>
@@ -27376,7 +27376,7 @@
           <w:color w:val="000000"/>
           <w:sz w:val="22"/>
         </w:rPr>
-        <w:t>정답  2배</w:t>
+        <w:t>정답  2³⁰개</w:t>
       </w:r>
     </w:p>
     <w:p>
@@ -27444,7 +27444,7 @@
           <w:color w:val="000000"/>
           <w:sz w:val="21"/>
         </w:rPr>
-        <w:t>후보를 최대 1,048,576개 검사할 수 있다. 부분집합 후보가 2ⁿ개이면 가능한 n의 최댓값은 얼마인가?</w:t>
+        <w:t>후보를 최대 1,048,576개 검사할 수 있다. 부분집합 후보가 2ⁿ개일 때 가능한 n의 최댓값은? 참고: 2²⁰=1,048,576이며 n이 1 늘면 후보 수는 2배다.</w:t>
       </w:r>
     </w:p>
     <w:p>
@@ -27478,7 +27478,7 @@
           <w:color w:val="000000"/>
           <w:sz w:val="21"/>
         </w:rPr>
-        <w:t>2²⁰=1,048,576이고 2²¹은 그 두 배이다. 실제 제한은 후보당 처리 비용에도 좌우된다.</w:t>
+        <w:t>n=20이면 한도와 같고, n=21이면 한도의 두 배가 되므로 최대는 20이다.</w:t>
       </w:r>
     </w:p>
     <w:p>
@@ -27530,7 +27530,7 @@
           <w:color w:val="000000"/>
           <w:sz w:val="21"/>
         </w:rPr>
-        <w:t>후보를 최대 1,000만 개 검사할 수 있다. 전체 순열 후보가 n!개이면 가능한 n의 최댓값은 얼마인가?</w:t>
+        <w:t>후보를 최대 1,000만 개 검사할 수 있다. 전체 순열 후보가 n!개일 때 가능한 n의 최댓값은? 참고: 10!=3,628,800, 11!=39,916,800이다.</w:t>
       </w:r>
     </w:p>
     <w:p>
@@ -27564,7 +27564,7 @@
           <w:color w:val="000000"/>
           <w:sz w:val="21"/>
         </w:rPr>
-        <w:t>10!=3,628,800은 제한 이하이고 11!=39,916,800은 제한을 넘는다.</w:t>
+        <w:t>10!은 한도 이하이고 11!은 한도를 넘는다. 팩토리얼 값은 문제에 제공된 수를 비교하면 된다.</w:t>
       </w:r>
     </w:p>
     <w:p>
@@ -27632,7 +27632,7 @@
           <w:color w:val="000000"/>
           <w:sz w:val="22"/>
         </w:rPr>
-        <w:t>정답  1개</w:t>
+        <w:t>정답  10</w:t>
       </w:r>
     </w:p>
     <w:p>
@@ -27718,7 +27718,7 @@
           <w:color w:val="000000"/>
           <w:sz w:val="22"/>
         </w:rPr>
-        <w:t>정답  백트래킹</w:t>
+        <w:t>정답  10</w:t>
       </w:r>
     </w:p>
     <w:p>
@@ -27803,7 +27803,7 @@
           <w:color w:val="000000"/>
           <w:sz w:val="22"/>
         </w:rPr>
-        <w:t>정답  분할 정복</w:t>
+        <w:t>정답  10</w:t>
       </w:r>
     </w:p>
     <w:p>
